--- a/初二新练习册/初二秋季新练习册/格式化完成版本/第一讲 机械运动-练习册-教师版.docx
+++ b/初二新练习册/初二秋季新练习册/格式化完成版本/第一讲 机械运动-练习册-教师版.docx
@@ -1,6 +1,6 @@
 
 <file path=word/document.xml><?xml version="1.0" encoding="utf-8"?>
-<w:document xmlns:wpc="http://schemas.microsoft.com/office/word/2010/wordprocessingCanvas" xmlns:cx="http://schemas.microsoft.com/office/drawing/2014/chartex" xmlns:cx1="http://schemas.microsoft.com/office/drawing/2015/9/8/chartex" xmlns:cx2="http://schemas.microsoft.com/office/drawing/2015/10/21/chartex" xmlns:cx3="http://schemas.microsoft.com/office/drawing/2016/5/9/chartex" xmlns:cx4="http://schemas.microsoft.com/office/drawing/2016/5/10/chartex" xmlns:cx5="http://schemas.microsoft.com/office/drawing/2016/5/11/chartex" xmlns:cx6="http://schemas.microsoft.com/office/drawing/2016/5/12/chartex" xmlns:cx7="http://schemas.microsoft.com/office/drawing/2016/5/13/chartex" xmlns:cx8="http://schemas.microsoft.com/office/drawing/2016/5/14/chartex" xmlns:mc="http://schemas.openxmlformats.org/markup-compatibility/2006" xmlns:aink="http://schemas.microsoft.com/office/drawing/2016/ink" xmlns:am3d="http://schemas.microsoft.com/office/drawing/2017/model3d" xmlns:o="urn:schemas-microsoft-com:office:office" xmlns:oel="http://schemas.microsoft.com/office/2019/extlst" xmlns:r="http://schemas.openxmlformats.org/officeDocument/2006/relationships" xmlns:m="http://schemas.openxmlformats.org/officeDocument/2006/math" xmlns:v="urn:schemas-microsoft-com:vml" xmlns:wp14="http://schemas.microsoft.com/office/word/2010/wordprocessingDrawing" xmlns:wp="http://schemas.openxmlformats.org/drawingml/2006/wordprocessingDrawing" xmlns:w10="urn:schemas-microsoft-com:office:word" xmlns:w="http://schemas.openxmlformats.org/wordprocessingml/2006/main" xmlns:w14="http://schemas.microsoft.com/office/word/2010/wordml" xmlns:w15="http://schemas.microsoft.com/office/word/2012/wordml" xmlns:w16cex="http://schemas.microsoft.com/office/word/2018/wordml/cex" xmlns:w16cid="http://schemas.microsoft.com/office/word/2016/wordml/cid" xmlns:w16="http://schemas.microsoft.com/office/word/2018/wordml" xmlns:w16du="http://schemas.microsoft.com/office/word/2023/wordml/word16du" xmlns:w16sdtdh="http://schemas.microsoft.com/office/word/2020/wordml/sdtdatahash" xmlns:w16sdtfl="http://schemas.microsoft.com/office/word/2024/wordml/sdtformatlock" xmlns:w16se="http://schemas.microsoft.com/office/word/2015/wordml/symex" xmlns:wpg="http://schemas.microsoft.com/office/word/2010/wordprocessingGroup" xmlns:wpi="http://schemas.microsoft.com/office/word/2010/wordprocessingInk" xmlns:wne="http://schemas.microsoft.com/office/word/2006/wordml" xmlns:wps="http://schemas.microsoft.com/office/word/2010/wordprocessingShape" mc:Ignorable="w14 w15 w16se w16cid w16 w16cex w16sdtdh w16sdtfl w16du wp14">
+<w:document xmlns:wpc="http://schemas.microsoft.com/office/word/2010/wordprocessingCanvas" xmlns:mc="http://schemas.openxmlformats.org/markup-compatibility/2006" xmlns:o="urn:schemas-microsoft-com:office:office" xmlns:r="http://schemas.openxmlformats.org/officeDocument/2006/relationships" xmlns:m="http://schemas.openxmlformats.org/officeDocument/2006/math" xmlns:v="urn:schemas-microsoft-com:vml" xmlns:wp14="http://schemas.microsoft.com/office/word/2010/wordprocessingDrawing" xmlns:wp="http://schemas.openxmlformats.org/drawingml/2006/wordprocessingDrawing" xmlns:w="http://schemas.openxmlformats.org/wordprocessingml/2006/main" xmlns:w14="http://schemas.microsoft.com/office/word/2010/wordml" xmlns:w10="urn:schemas-microsoft-com:office:word" xmlns:w15="http://schemas.microsoft.com/office/word/2012/wordml" xmlns:wpg="http://schemas.microsoft.com/office/word/2010/wordprocessingGroup" xmlns:wpi="http://schemas.microsoft.com/office/word/2010/wordprocessingInk" xmlns:wne="http://schemas.microsoft.com/office/word/2006/wordml" xmlns:wps="http://schemas.microsoft.com/office/word/2010/wordprocessingShape" xmlns:wpsCustomData="http://www.wps.cn/officeDocument/2013/wpsCustomData" mc:Ignorable="w14 w15 wp14">
   <w:body>
     <w:p>
       <w:pPr>
@@ -13,13 +13,12 @@
       <w:r>
         <w:rPr>
           <w:rFonts w:ascii="Times New Roman" w:hAnsi="Times New Roman"/>
-          <w:noProof/>
         </w:rPr>
         <mc:AlternateContent>
           <mc:Choice Requires="wpg">
             <w:drawing>
-              <wp:inline distT="0" distB="0" distL="0" distR="0" wp14:anchorId="53FC7943" wp14:editId="17C4EAF1">
-                <wp:extent cx="5130233" cy="909351"/>
+              <wp:inline distT="0" distB="0" distL="0" distR="0">
+                <wp:extent cx="5130165" cy="909320"/>
                 <wp:effectExtent l="0" t="0" r="0" b="0"/>
                 <wp:docPr id="1879" name="组合 1879"/>
                 <wp:cNvGraphicFramePr/>
@@ -62,40 +61,37 @@
                                 <w:spacing w:line="480" w:lineRule="exact"/>
                                 <w:jc w:val="center"/>
                                 <w:rPr>
-                                  <w:rFonts w:ascii="黑体" w:eastAsia="黑体" w:hAnsi="黑体" w:hint="eastAsia"/>
+                                  <w:rFonts w:hint="eastAsia" w:ascii="黑体" w:hAnsi="黑体" w:eastAsia="黑体"/>
                                   <w:b/>
                                   <w:color w:val="5AA13B" w:themeColor="accent2"/>
                                   <w:sz w:val="40"/>
                                   <w:szCs w:val="40"/>
+                                  <w14:textFill>
+                                    <w14:solidFill>
+                                      <w14:schemeClr w14:val="accent2"/>
+                                    </w14:solidFill>
+                                  </w14:textFill>
                                 </w:rPr>
                               </w:pPr>
                               <w:r>
                                 <w:rPr>
-                                  <w:rFonts w:ascii="黑体" w:eastAsia="黑体" w:hAnsi="黑体" w:hint="eastAsia"/>
+                                  <w:rFonts w:hint="eastAsia" w:ascii="黑体" w:hAnsi="黑体" w:eastAsia="黑体"/>
                                   <w:b/>
                                   <w:color w:val="5AA13B" w:themeColor="accent2"/>
                                   <w:sz w:val="40"/>
                                   <w:szCs w:val="40"/>
+                                  <w14:textFill>
+                                    <w14:solidFill>
+                                      <w14:schemeClr w14:val="accent2"/>
+                                    </w14:solidFill>
+                                  </w14:textFill>
                                 </w:rPr>
-                                <w:t xml:space="preserve">第一讲 </w:t>
-                              </w:r>
-                              <w:r>
-                                <w:rPr>
-                                  <w:rFonts w:ascii="黑体" w:eastAsia="黑体" w:hAnsi="黑体" w:hint="eastAsia"/>
-                                  <w:b/>
-                                  <w:color w:val="5AA13B" w:themeColor="accent2"/>
-                                  <w:sz w:val="40"/>
-                                  <w:szCs w:val="40"/>
-                                </w:rPr>
-                                <w:t>机械运动</w:t>
+                                <w:t>第一讲 机械运动</w:t>
                               </w:r>
                             </w:p>
                           </w:txbxContent>
                         </wps:txbx>
                         <wps:bodyPr rot="0" spcFirstLastPara="0" vertOverflow="overflow" horzOverflow="overflow" vert="horz" wrap="square" lIns="0" tIns="0" rIns="0" bIns="0" numCol="1" spcCol="0" rtlCol="0" fromWordArt="0" anchor="ctr" anchorCtr="0" forceAA="0" upright="1" compatLnSpc="1">
-                          <a:prstTxWarp prst="textNoShape">
-                            <a:avLst/>
-                          </a:prstTxWarp>
                           <a:noAutofit/>
                         </wps:bodyPr>
                       </wps:wsp>
@@ -107,7 +103,7 @@
                           </pic:cNvPicPr>
                         </pic:nvPicPr>
                         <pic:blipFill>
-                          <a:blip r:embed="rId8" cstate="print">
+                          <a:blip r:embed="rId10" cstate="print">
                             <a:extLst>
                               <a:ext uri="{28A0092B-C50C-407E-A947-70E740481C1C}">
                                 <a14:useLocalDpi xmlns:a14="http://schemas.microsoft.com/office/drawing/2010/main" val="0"/>
@@ -118,7 +114,7 @@
                             <a:fillRect/>
                           </a:stretch>
                         </pic:blipFill>
-                        <pic:spPr bwMode="auto">
+                        <pic:spPr>
                           <a:xfrm>
                             <a:off x="111" y="0"/>
                             <a:ext cx="1142777" cy="1143000"/>
@@ -140,68 +136,58 @@
           </mc:Choice>
           <mc:Fallback>
             <w:pict>
-              <v:group w14:anchorId="53FC7943" id="组合 1879" o:spid="_x0000_s1026" style="width:403.95pt;height:71.6pt;mso-position-horizontal-relative:char;mso-position-vertical-relative:line" coordorigin="1" coordsize="64471,11430" o:gfxdata="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">
-                <v:roundrect id="圆角矩形 1880" o:spid="_x0000_s1027" style="position:absolute;left:9278;top:3899;width:55194;height:5400;visibility:visible;mso-wrap-style:square;v-text-anchor:middle" arcsize=".5" o:gfxdata="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" fillcolor="#d3e8cd [3204]" stroked="f">
-                  <v:textbox inset="0,0,0,0">
+              <v:group id="_x0000_s1026" o:spid="_x0000_s1026" o:spt="203" style="height:71.6pt;width:403.95pt;" coordorigin="111,0" coordsize="6447141,1143000" o:gfxdata="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">
+                <o:lock v:ext="edit" aspectratio="f"/>
+                <v:roundrect id="_x0000_s1026" o:spid="_x0000_s1026" o:spt="2" style="position:absolute;left:927845;top:389964;height:540000;width:5519407;v-text-anchor:middle;" fillcolor="#D3E8CD [3204]" filled="t" stroked="f" coordsize="21600,21600" arcsize="0.5" o:gfxdata="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">
+                  <v:fill on="t" focussize="0,0"/>
+                  <v:stroke on="f"/>
+                  <v:imagedata o:title=""/>
+                  <o:lock v:ext="edit" aspectratio="f"/>
+                  <v:textbox inset="0mm,0mm,0mm,0mm">
                     <w:txbxContent>
                       <w:p>
                         <w:pPr>
                           <w:spacing w:line="480" w:lineRule="exact"/>
                           <w:jc w:val="center"/>
                           <w:rPr>
-                            <w:rFonts w:ascii="黑体" w:eastAsia="黑体" w:hAnsi="黑体" w:hint="eastAsia"/>
+                            <w:rFonts w:hint="eastAsia" w:ascii="黑体" w:hAnsi="黑体" w:eastAsia="黑体"/>
                             <w:b/>
                             <w:color w:val="5AA13B" w:themeColor="accent2"/>
                             <w:sz w:val="40"/>
                             <w:szCs w:val="40"/>
+                            <w14:textFill>
+                              <w14:solidFill>
+                                <w14:schemeClr w14:val="accent2"/>
+                              </w14:solidFill>
+                            </w14:textFill>
                           </w:rPr>
                         </w:pPr>
                         <w:r>
                           <w:rPr>
-                            <w:rFonts w:ascii="黑体" w:eastAsia="黑体" w:hAnsi="黑体" w:hint="eastAsia"/>
+                            <w:rFonts w:hint="eastAsia" w:ascii="黑体" w:hAnsi="黑体" w:eastAsia="黑体"/>
                             <w:b/>
                             <w:color w:val="5AA13B" w:themeColor="accent2"/>
                             <w:sz w:val="40"/>
                             <w:szCs w:val="40"/>
+                            <w14:textFill>
+                              <w14:solidFill>
+                                <w14:schemeClr w14:val="accent2"/>
+                              </w14:solidFill>
+                            </w14:textFill>
                           </w:rPr>
-                          <w:t xml:space="preserve">第一讲 </w:t>
-                        </w:r>
-                        <w:r>
-                          <w:rPr>
-                            <w:rFonts w:ascii="黑体" w:eastAsia="黑体" w:hAnsi="黑体" w:hint="eastAsia"/>
-                            <w:b/>
-                            <w:color w:val="5AA13B" w:themeColor="accent2"/>
-                            <w:sz w:val="40"/>
-                            <w:szCs w:val="40"/>
-                          </w:rPr>
-                          <w:t>机械运动</w:t>
+                          <w:t>第一讲 机械运动</w:t>
                         </w:r>
                       </w:p>
                     </w:txbxContent>
                   </v:textbox>
                 </v:roundrect>
-                <v:shapetype id="_x0000_t75" coordsize="21600,21600" o:spt="75" o:preferrelative="t" path="m@4@5l@4@11@9@11@9@5xe" filled="f" stroked="f">
-                  <v:stroke joinstyle="miter"/>
-                  <v:formulas>
-                    <v:f eqn="if lineDrawn pixelLineWidth 0"/>
-                    <v:f eqn="sum @0 1 0"/>
-                    <v:f eqn="sum 0 0 @1"/>
-                    <v:f eqn="prod @2 1 2"/>
-                    <v:f eqn="prod @3 21600 pixelWidth"/>
-                    <v:f eqn="prod @3 21600 pixelHeight"/>
-                    <v:f eqn="sum @0 0 1"/>
-                    <v:f eqn="prod @6 1 2"/>
-                    <v:f eqn="prod @7 21600 pixelWidth"/>
-                    <v:f eqn="sum @8 21600 0"/>
-                    <v:f eqn="prod @7 21600 pixelHeight"/>
-                    <v:f eqn="sum @10 21600 0"/>
-                  </v:formulas>
-                  <v:path o:extrusionok="f" gradientshapeok="t" o:connecttype="rect"/>
+                <v:shape id="_x0000_s1026" o:spid="_x0000_s1026" o:spt="75" type="#_x0000_t75" style="position:absolute;left:111;top:0;height:1143000;width:1142777;" filled="f" o:preferrelative="t" stroked="f" coordsize="21600,21600" o:gfxdata="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">
+                  <v:fill on="f" focussize="0,0"/>
+                  <v:stroke on="f"/>
+                  <v:imagedata r:id="rId10" o:title=""/>
                   <o:lock v:ext="edit" aspectratio="t"/>
-                </v:shapetype>
-                <v:shape id="图片 1881" o:spid="_x0000_s1028" type="#_x0000_t75" style="position:absolute;left:1;width:11427;height:11430;visibility:visible;mso-wrap-style:square" o:gfxdata="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">
-                  <v:imagedata r:id="rId9" o:title=""/>
                 </v:shape>
+                <w10:wrap type="none"/>
                 <w10:anchorlock/>
               </v:group>
             </w:pict>
@@ -212,21 +198,20 @@
     <w:p>
       <w:pPr>
         <w:spacing w:line="288" w:lineRule="auto"/>
-        <w:ind w:leftChars="-100" w:left="-210"/>
-        <w:rPr>
-          <w:rFonts w:ascii="Times New Roman" w:eastAsiaTheme="majorEastAsia" w:hAnsi="Times New Roman" w:cs="Times New Roman"/>
-        </w:rPr>
-      </w:pPr>
-      <w:r>
-        <w:rPr>
-          <w:rFonts w:ascii="Times New Roman" w:eastAsiaTheme="majorEastAsia" w:hAnsi="Times New Roman" w:cs="Times New Roman"/>
-          <w:noProof/>
+        <w:ind w:left="-210" w:leftChars="-100"/>
+        <w:rPr>
+          <w:rFonts w:ascii="Times New Roman" w:hAnsi="Times New Roman" w:cs="Times New Roman" w:eastAsiaTheme="majorEastAsia"/>
+        </w:rPr>
+      </w:pPr>
+      <w:r>
+        <w:rPr>
+          <w:rFonts w:ascii="Times New Roman" w:hAnsi="Times New Roman" w:cs="Times New Roman" w:eastAsiaTheme="majorEastAsia"/>
         </w:rPr>
         <mc:AlternateContent>
           <mc:Choice Requires="wpg">
             <w:drawing>
-              <wp:inline distT="0" distB="0" distL="0" distR="0" wp14:anchorId="488D7CB1" wp14:editId="17C9E3BB">
-                <wp:extent cx="1820329" cy="645459"/>
+              <wp:inline distT="0" distB="0" distL="0" distR="0">
+                <wp:extent cx="1819910" cy="645160"/>
                 <wp:effectExtent l="0" t="0" r="8890" b="0"/>
                 <wp:docPr id="16" name="组合 16"/>
                 <wp:cNvGraphicFramePr/>
@@ -269,20 +254,30 @@
                                 <w:spacing w:line="370" w:lineRule="exact"/>
                                 <w:jc w:val="center"/>
                                 <w:rPr>
-                                  <w:rFonts w:ascii="黑体" w:eastAsia="黑体" w:hAnsi="黑体" w:hint="eastAsia"/>
+                                  <w:rFonts w:hint="eastAsia" w:ascii="黑体" w:hAnsi="黑体" w:eastAsia="黑体"/>
                                   <w:b/>
                                   <w:color w:val="5AA13B" w:themeColor="accent2"/>
                                   <w:sz w:val="30"/>
                                   <w:szCs w:val="30"/>
+                                  <w14:textFill>
+                                    <w14:solidFill>
+                                      <w14:schemeClr w14:val="accent2"/>
+                                    </w14:solidFill>
+                                  </w14:textFill>
                                 </w:rPr>
                               </w:pPr>
                               <w:r>
                                 <w:rPr>
-                                  <w:rFonts w:ascii="黑体" w:eastAsia="黑体" w:hAnsi="黑体" w:hint="eastAsia"/>
+                                  <w:rFonts w:hint="eastAsia" w:ascii="黑体" w:hAnsi="黑体" w:eastAsia="黑体"/>
                                   <w:b/>
                                   <w:color w:val="5AA13B" w:themeColor="accent2"/>
                                   <w:sz w:val="30"/>
                                   <w:szCs w:val="30"/>
+                                  <w14:textFill>
+                                    <w14:solidFill>
+                                      <w14:schemeClr w14:val="accent2"/>
+                                    </w14:solidFill>
+                                  </w14:textFill>
                                 </w:rPr>
                                 <w:t>跬步千里</w:t>
                               </w:r>
@@ -290,9 +285,6 @@
                           </w:txbxContent>
                         </wps:txbx>
                         <wps:bodyPr rot="0" spcFirstLastPara="0" vertOverflow="overflow" horzOverflow="overflow" vert="horz" wrap="square" lIns="0" tIns="0" rIns="0" bIns="0" numCol="1" spcCol="0" rtlCol="0" fromWordArt="0" anchor="ctr" anchorCtr="0" forceAA="0" upright="1" compatLnSpc="1">
-                          <a:prstTxWarp prst="textNoShape">
-                            <a:avLst/>
-                          </a:prstTxWarp>
                           <a:noAutofit/>
                         </wps:bodyPr>
                       </wps:wsp>
@@ -304,7 +296,7 @@
                           </pic:cNvPicPr>
                         </pic:nvPicPr>
                         <pic:blipFill>
-                          <a:blip r:embed="rId10" cstate="print">
+                          <a:blip r:embed="rId11" cstate="print">
                             <a:extLst>
                               <a:ext uri="{28A0092B-C50C-407E-A947-70E740481C1C}">
                                 <a14:useLocalDpi xmlns:a14="http://schemas.microsoft.com/office/drawing/2010/main" val="0"/>
@@ -315,7 +307,7 @@
                             <a:fillRect/>
                           </a:stretch>
                         </pic:blipFill>
-                        <pic:spPr bwMode="auto">
+                        <pic:spPr>
                           <a:xfrm>
                             <a:off x="0" y="0"/>
                             <a:ext cx="645459" cy="645459"/>
@@ -337,29 +329,44 @@
           </mc:Choice>
           <mc:Fallback>
             <w:pict>
-              <v:group w14:anchorId="488D7CB1" id="组合 16" o:spid="_x0000_s1029" style="width:143.35pt;height:50.8pt;mso-position-horizontal-relative:char;mso-position-vertical-relative:line" coordsize="18203,6454" o:gfxdata="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">
-                <v:roundrect id="圆角矩形 18" o:spid="_x0000_s1030" style="position:absolute;left:6157;top:1398;width:12046;height:3759;visibility:visible;mso-wrap-style:square;v-text-anchor:middle" arcsize=".5" o:gfxdata="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" fillcolor="#d3e8cd [3204]" stroked="f">
-                  <v:textbox inset="0,0,0,0">
+              <v:group id="_x0000_s1026" o:spid="_x0000_s1026" o:spt="203" style="height:50.8pt;width:143.3pt;" coordsize="1820329,645459" o:gfxdata="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">
+                <o:lock v:ext="edit" aspectratio="f"/>
+                <v:roundrect id="圆角矩形 18" o:spid="_x0000_s1026" o:spt="2" style="position:absolute;left:615734;top:139849;height:375920;width:1204595;v-text-anchor:middle;" fillcolor="#D3E8CD [3204]" filled="t" stroked="f" coordsize="21600,21600" arcsize="0.5" o:gfxdata="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">
+                  <v:fill on="t" focussize="0,0"/>
+                  <v:stroke on="f"/>
+                  <v:imagedata o:title=""/>
+                  <o:lock v:ext="edit" aspectratio="f"/>
+                  <v:textbox inset="0mm,0mm,0mm,0mm">
                     <w:txbxContent>
                       <w:p>
                         <w:pPr>
                           <w:spacing w:line="370" w:lineRule="exact"/>
                           <w:jc w:val="center"/>
                           <w:rPr>
-                            <w:rFonts w:ascii="黑体" w:eastAsia="黑体" w:hAnsi="黑体" w:hint="eastAsia"/>
+                            <w:rFonts w:hint="eastAsia" w:ascii="黑体" w:hAnsi="黑体" w:eastAsia="黑体"/>
                             <w:b/>
                             <w:color w:val="5AA13B" w:themeColor="accent2"/>
                             <w:sz w:val="30"/>
                             <w:szCs w:val="30"/>
+                            <w14:textFill>
+                              <w14:solidFill>
+                                <w14:schemeClr w14:val="accent2"/>
+                              </w14:solidFill>
+                            </w14:textFill>
                           </w:rPr>
                         </w:pPr>
                         <w:r>
                           <w:rPr>
-                            <w:rFonts w:ascii="黑体" w:eastAsia="黑体" w:hAnsi="黑体" w:hint="eastAsia"/>
+                            <w:rFonts w:hint="eastAsia" w:ascii="黑体" w:hAnsi="黑体" w:eastAsia="黑体"/>
                             <w:b/>
                             <w:color w:val="5AA13B" w:themeColor="accent2"/>
                             <w:sz w:val="30"/>
                             <w:szCs w:val="30"/>
+                            <w14:textFill>
+                              <w14:solidFill>
+                                <w14:schemeClr w14:val="accent2"/>
+                              </w14:solidFill>
+                            </w14:textFill>
                           </w:rPr>
                           <w:t>跬步千里</w:t>
                         </w:r>
@@ -367,9 +374,13 @@
                     </w:txbxContent>
                   </v:textbox>
                 </v:roundrect>
-                <v:shape id="图片 18" o:spid="_x0000_s1031" type="#_x0000_t75" style="position:absolute;width:6454;height:6454;visibility:visible;mso-wrap-style:square" o:gfxdata="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">
+                <v:shape id="_x0000_s1026" o:spid="_x0000_s1026" o:spt="75" type="#_x0000_t75" style="position:absolute;left:0;top:0;height:645459;width:645459;" filled="f" o:preferrelative="t" stroked="f" coordsize="21600,21600" o:gfxdata="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">
+                  <v:fill on="f" focussize="0,0"/>
+                  <v:stroke on="f"/>
                   <v:imagedata r:id="rId11" o:title=""/>
+                  <o:lock v:ext="edit" aspectratio="t"/>
                 </v:shape>
+                <w10:wrap type="none"/>
                 <w10:anchorlock/>
               </v:group>
             </w:pict>
@@ -379,19 +390,18 @@
     </w:p>
     <w:p>
       <w:pPr>
-        <w:pStyle w:val="af0"/>
+        <w:pStyle w:val="26"/>
         <w:ind w:left="672" w:hanging="672"/>
       </w:pPr>
       <w:r>
         <w:rPr>
           <w:rFonts w:cstheme="minorBidi"/>
-          <w:noProof/>
           <w:szCs w:val="22"/>
         </w:rPr>
         <mc:AlternateContent>
           <mc:Choice Requires="wps">
             <w:drawing>
-              <wp:inline distT="0" distB="0" distL="0" distR="0" wp14:anchorId="49342676" wp14:editId="70B466E3">
+              <wp:inline distT="0" distB="0" distL="0" distR="0">
                 <wp:extent cx="352425" cy="172720"/>
                 <wp:effectExtent l="0" t="0" r="9525" b="0"/>
                 <wp:docPr id="28" name="矩形 28"/>
@@ -438,20 +448,20 @@
                               <w:spacing w:line="240" w:lineRule="exact"/>
                               <w:jc w:val="center"/>
                               <w:rPr>
-                                <w:rFonts w:ascii="黑体" w:eastAsia="黑体" w:hAnsi="黑体" w:hint="eastAsia"/>
+                                <w:rFonts w:hint="eastAsia" w:ascii="黑体" w:hAnsi="黑体" w:eastAsia="黑体"/>
                                 <w:szCs w:val="21"/>
                               </w:rPr>
                             </w:pPr>
                             <w:r>
                               <w:rPr>
-                                <w:rFonts w:ascii="黑体" w:eastAsia="黑体" w:hAnsi="黑体" w:hint="eastAsia"/>
+                                <w:rFonts w:hint="eastAsia" w:ascii="黑体" w:hAnsi="黑体" w:eastAsia="黑体"/>
                                 <w:szCs w:val="21"/>
                               </w:rPr>
                               <w:t>练</w:t>
                             </w:r>
                             <w:r>
                               <w:rPr>
-                                <w:rFonts w:ascii="黑体" w:eastAsia="黑体" w:hAnsi="黑体"/>
+                                <w:rFonts w:ascii="黑体" w:hAnsi="黑体" w:eastAsia="黑体"/>
                                 <w:szCs w:val="21"/>
                               </w:rPr>
                               <w:t>1</w:t>
@@ -462,7 +472,7 @@
                               <w:spacing w:line="240" w:lineRule="exact"/>
                               <w:jc w:val="left"/>
                               <w:rPr>
-                                <w:rFonts w:ascii="黑体" w:eastAsia="黑体" w:hAnsi="黑体" w:hint="eastAsia"/>
+                                <w:rFonts w:hint="eastAsia" w:ascii="黑体" w:hAnsi="黑体" w:eastAsia="黑体"/>
                                 <w:szCs w:val="21"/>
                               </w:rPr>
                             </w:pPr>
@@ -472,7 +482,7 @@
                               <w:spacing w:line="240" w:lineRule="exact"/>
                               <w:jc w:val="left"/>
                               <w:rPr>
-                                <w:rFonts w:ascii="黑体" w:eastAsia="黑体" w:hAnsi="黑体" w:hint="eastAsia"/>
+                                <w:rFonts w:hint="eastAsia" w:ascii="黑体" w:hAnsi="黑体" w:eastAsia="黑体"/>
                                 <w:szCs w:val="21"/>
                               </w:rPr>
                             </w:pPr>
@@ -490,28 +500,32 @@
           </mc:Choice>
           <mc:Fallback>
             <w:pict>
-              <v:rect w14:anchorId="49342676" id="矩形 28" o:spid="_x0000_s1032" style="width:27.75pt;height:13.6pt;visibility:visible;mso-wrap-style:square;mso-left-percent:-10001;mso-top-percent:-10001;mso-position-horizontal:absolute;mso-position-horizontal-relative:char;mso-position-vertical:absolute;mso-position-vertical-relative:line;mso-left-percent:-10001;mso-top-percent:-10001;v-text-anchor:middle" o:gfxdata="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" fillcolor="#5aa13b [3205]" stroked="f" strokeweight="2pt">
-                <v:textbox inset="0,0,0,0">
+              <v:rect id="_x0000_s1026" o:spid="_x0000_s1026" o:spt="1" style="height:13.6pt;width:27.75pt;v-text-anchor:middle;" fillcolor="#5AA13B [3205]" filled="t" stroked="f" coordsize="21600,21600" o:gfxdata="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">
+                <v:fill on="t" focussize="0,0"/>
+                <v:stroke on="f" weight="2pt"/>
+                <v:imagedata o:title=""/>
+                <o:lock v:ext="edit" aspectratio="f"/>
+                <v:textbox inset="0mm,0mm,0mm,0mm">
                   <w:txbxContent>
                     <w:p>
                       <w:pPr>
                         <w:spacing w:line="240" w:lineRule="exact"/>
                         <w:jc w:val="center"/>
                         <w:rPr>
-                          <w:rFonts w:ascii="黑体" w:eastAsia="黑体" w:hAnsi="黑体" w:hint="eastAsia"/>
+                          <w:rFonts w:hint="eastAsia" w:ascii="黑体" w:hAnsi="黑体" w:eastAsia="黑体"/>
                           <w:szCs w:val="21"/>
                         </w:rPr>
                       </w:pPr>
                       <w:r>
                         <w:rPr>
-                          <w:rFonts w:ascii="黑体" w:eastAsia="黑体" w:hAnsi="黑体" w:hint="eastAsia"/>
+                          <w:rFonts w:hint="eastAsia" w:ascii="黑体" w:hAnsi="黑体" w:eastAsia="黑体"/>
                           <w:szCs w:val="21"/>
                         </w:rPr>
                         <w:t>练</w:t>
                       </w:r>
                       <w:r>
                         <w:rPr>
-                          <w:rFonts w:ascii="黑体" w:eastAsia="黑体" w:hAnsi="黑体"/>
+                          <w:rFonts w:ascii="黑体" w:hAnsi="黑体" w:eastAsia="黑体"/>
                           <w:szCs w:val="21"/>
                         </w:rPr>
                         <w:t>1</w:t>
@@ -522,7 +536,7 @@
                         <w:spacing w:line="240" w:lineRule="exact"/>
                         <w:jc w:val="left"/>
                         <w:rPr>
-                          <w:rFonts w:ascii="黑体" w:eastAsia="黑体" w:hAnsi="黑体" w:hint="eastAsia"/>
+                          <w:rFonts w:hint="eastAsia" w:ascii="黑体" w:hAnsi="黑体" w:eastAsia="黑体"/>
                           <w:szCs w:val="21"/>
                         </w:rPr>
                       </w:pPr>
@@ -532,13 +546,14 @@
                         <w:spacing w:line="240" w:lineRule="exact"/>
                         <w:jc w:val="left"/>
                         <w:rPr>
-                          <w:rFonts w:ascii="黑体" w:eastAsia="黑体" w:hAnsi="黑体" w:hint="eastAsia"/>
+                          <w:rFonts w:hint="eastAsia" w:ascii="黑体" w:hAnsi="黑体" w:eastAsia="黑体"/>
                           <w:szCs w:val="21"/>
                         </w:rPr>
                       </w:pPr>
                     </w:p>
                   </w:txbxContent>
                 </v:textbox>
+                <w10:wrap type="none"/>
                 <w10:anchorlock/>
               </v:rect>
             </w:pict>
@@ -547,41 +562,27 @@
       </w:r>
       <w:r>
         <w:rPr>
-          <w:rFonts w:eastAsiaTheme="majorEastAsia" w:hint="eastAsia"/>
+          <w:rFonts w:hint="eastAsia" w:eastAsiaTheme="majorEastAsia"/>
         </w:rPr>
         <w:t xml:space="preserve"> </w:t>
       </w:r>
       <w:r>
         <w:rPr>
-          <w:rStyle w:val="af1"/>
-        </w:rPr>
-        <w:t>人两只眼睛瞳孔的距离称为瞳距。图中，</w:t>
-      </w:r>
-      <w:proofErr w:type="gramStart"/>
-      <w:r>
-        <w:rPr>
-          <w:rStyle w:val="af1"/>
-        </w:rPr>
-        <w:t>小桐用</w:t>
-      </w:r>
-      <w:proofErr w:type="gramEnd"/>
-      <w:r>
-        <w:rPr>
-          <w:rStyle w:val="af1"/>
-        </w:rPr>
-        <w:t>刻度尺测量她的瞳距，刻度尺上数据的单位是（　　）</w:t>
-      </w:r>
-    </w:p>
-    <w:p>
-      <w:pPr>
-        <w:pStyle w:val="123"/>
+          <w:rStyle w:val="35"/>
+        </w:rPr>
+        <w:t>人两只眼睛瞳孔的距离称为瞳距。图中，小桐用刻度尺测量她的瞳距，刻度尺上数据的单位是（　　）</w:t>
+      </w:r>
+    </w:p>
+    <w:p>
+      <w:pPr>
+        <w:pStyle w:val="27"/>
       </w:pPr>
       <w:r>
         <w:rPr>
           <w:rFonts w:hint="eastAsia"/>
         </w:rPr>
         <w:drawing>
-          <wp:inline distT="0" distB="0" distL="0" distR="0" wp14:anchorId="47F37C7D" wp14:editId="62FBA5BE">
+          <wp:inline distT="0" distB="0" distL="0" distR="0">
             <wp:extent cx="2372360" cy="1295400"/>
             <wp:effectExtent l="0" t="0" r="0" b="0"/>
             <wp:docPr id="1407495593" name="图片24" descr="菁优网：http://www.jyeoo.com"/>
@@ -592,7 +593,7 @@
               <a:graphicData uri="http://schemas.openxmlformats.org/drawingml/2006/picture">
                 <pic:pic xmlns:pic="http://schemas.openxmlformats.org/drawingml/2006/picture">
                   <pic:nvPicPr>
-                    <pic:cNvPr id="11" name="图片24" descr="菁优网：http://www.jyeoo.com"/>
+                    <pic:cNvPr id="1407495593" name="图片24" descr="菁优网：http://www.jyeoo.com"/>
                     <pic:cNvPicPr>
                       <a:picLocks noChangeAspect="1"/>
                     </pic:cNvPicPr>
@@ -621,25 +622,13 @@
     </w:p>
     <w:p>
       <w:pPr>
-        <w:pStyle w:val="123"/>
-      </w:pPr>
-      <w:r>
-        <w:rPr>
-          <w:rFonts w:hint="eastAsia"/>
-        </w:rPr>
-        <w:t>A</w:t>
-      </w:r>
-      <w:r>
-        <w:rPr>
-          <w:rFonts w:hint="eastAsia"/>
-        </w:rPr>
-        <w:t>．</w:t>
-      </w:r>
-      <w:r>
-        <w:rPr>
-          <w:rFonts w:hint="eastAsia"/>
-        </w:rPr>
-        <w:t>mm</w:t>
+        <w:pStyle w:val="27"/>
+      </w:pPr>
+      <w:r>
+        <w:rPr>
+          <w:rFonts w:hint="eastAsia"/>
+        </w:rPr>
+        <w:t>A．mm</w:t>
       </w:r>
       <w:r>
         <w:tab/>
@@ -648,19 +637,7 @@
         <w:rPr>
           <w:rFonts w:hint="eastAsia"/>
         </w:rPr>
-        <w:t>B</w:t>
-      </w:r>
-      <w:r>
-        <w:rPr>
-          <w:rFonts w:hint="eastAsia"/>
-        </w:rPr>
-        <w:t>．</w:t>
-      </w:r>
-      <w:r>
-        <w:rPr>
-          <w:rFonts w:hint="eastAsia"/>
-        </w:rPr>
-        <w:t>cm</w:t>
+        <w:t>B．cm</w:t>
       </w:r>
       <w:r>
         <w:tab/>
@@ -669,19 +646,7 @@
         <w:rPr>
           <w:rFonts w:hint="eastAsia"/>
         </w:rPr>
-        <w:t>C</w:t>
-      </w:r>
-      <w:r>
-        <w:rPr>
-          <w:rFonts w:hint="eastAsia"/>
-        </w:rPr>
-        <w:t>．</w:t>
-      </w:r>
-      <w:r>
-        <w:rPr>
-          <w:rFonts w:hint="eastAsia"/>
-        </w:rPr>
-        <w:t>dm</w:t>
+        <w:t>C．dm</w:t>
       </w:r>
       <w:r>
         <w:tab/>
@@ -690,55 +655,37 @@
         <w:rPr>
           <w:rFonts w:hint="eastAsia"/>
         </w:rPr>
-        <w:t>D</w:t>
-      </w:r>
-      <w:r>
-        <w:rPr>
-          <w:rFonts w:hint="eastAsia"/>
-        </w:rPr>
-        <w:t>．</w:t>
-      </w:r>
-      <w:r>
-        <w:rPr>
-          <w:rFonts w:hint="eastAsia"/>
-        </w:rPr>
-        <w:t>m</w:t>
-      </w:r>
-    </w:p>
-    <w:p>
-      <w:pPr>
-        <w:pStyle w:val="1230"/>
+        <w:t>D．m</w:t>
+      </w:r>
+    </w:p>
+    <w:p>
+      <w:pPr>
+        <w:pStyle w:val="33"/>
         <w:ind w:left="588"/>
       </w:pPr>
       <w:r>
         <w:rPr>
           <w:rFonts w:hint="eastAsia"/>
         </w:rPr>
-        <w:t>【答案】</w:t>
-      </w:r>
-      <w:r>
-        <w:rPr>
-          <w:rFonts w:hint="eastAsia"/>
-        </w:rPr>
-        <w:t>A</w:t>
-      </w:r>
-    </w:p>
-    <w:p>
-      <w:pPr>
-        <w:pStyle w:val="af0"/>
+        <w:t>【答案】A</w:t>
+      </w:r>
+    </w:p>
+    <w:p>
+      <w:pPr>
+        <w:pStyle w:val="26"/>
         <w:ind w:left="672" w:hanging="672"/>
       </w:pPr>
     </w:p>
     <w:p>
       <w:pPr>
-        <w:pStyle w:val="af0"/>
+        <w:pStyle w:val="26"/>
         <w:ind w:left="672" w:hanging="672"/>
       </w:pPr>
       <w:r>
         <mc:AlternateContent>
           <mc:Choice Requires="wps">
             <w:drawing>
-              <wp:inline distT="0" distB="0" distL="0" distR="0" wp14:anchorId="49F77B32" wp14:editId="363E0894">
+              <wp:inline distT="0" distB="0" distL="0" distR="0">
                 <wp:extent cx="352425" cy="172720"/>
                 <wp:effectExtent l="0" t="0" r="9525" b="0"/>
                 <wp:docPr id="6" name="矩形 6"/>
@@ -785,20 +732,20 @@
                               <w:spacing w:line="240" w:lineRule="exact"/>
                               <w:jc w:val="center"/>
                               <w:rPr>
-                                <w:rFonts w:ascii="黑体" w:eastAsia="黑体" w:hAnsi="黑体" w:hint="eastAsia"/>
+                                <w:rFonts w:hint="eastAsia" w:ascii="黑体" w:hAnsi="黑体" w:eastAsia="黑体"/>
                                 <w:szCs w:val="21"/>
                               </w:rPr>
                             </w:pPr>
                             <w:r>
                               <w:rPr>
-                                <w:rFonts w:ascii="黑体" w:eastAsia="黑体" w:hAnsi="黑体" w:hint="eastAsia"/>
+                                <w:rFonts w:hint="eastAsia" w:ascii="黑体" w:hAnsi="黑体" w:eastAsia="黑体"/>
                                 <w:szCs w:val="21"/>
                               </w:rPr>
                               <w:t>练</w:t>
                             </w:r>
                             <w:r>
                               <w:rPr>
-                                <w:rFonts w:ascii="黑体" w:eastAsia="黑体" w:hAnsi="黑体"/>
+                                <w:rFonts w:ascii="黑体" w:hAnsi="黑体" w:eastAsia="黑体"/>
                                 <w:szCs w:val="21"/>
                               </w:rPr>
                               <w:t>2</w:t>
@@ -809,7 +756,7 @@
                               <w:spacing w:line="240" w:lineRule="exact"/>
                               <w:jc w:val="left"/>
                               <w:rPr>
-                                <w:rFonts w:ascii="黑体" w:eastAsia="黑体" w:hAnsi="黑体" w:hint="eastAsia"/>
+                                <w:rFonts w:hint="eastAsia" w:ascii="黑体" w:hAnsi="黑体" w:eastAsia="黑体"/>
                                 <w:szCs w:val="21"/>
                               </w:rPr>
                             </w:pPr>
@@ -819,7 +766,7 @@
                               <w:spacing w:line="240" w:lineRule="exact"/>
                               <w:jc w:val="left"/>
                               <w:rPr>
-                                <w:rFonts w:ascii="黑体" w:eastAsia="黑体" w:hAnsi="黑体" w:hint="eastAsia"/>
+                                <w:rFonts w:hint="eastAsia" w:ascii="黑体" w:hAnsi="黑体" w:eastAsia="黑体"/>
                                 <w:szCs w:val="21"/>
                               </w:rPr>
                             </w:pPr>
@@ -837,28 +784,32 @@
           </mc:Choice>
           <mc:Fallback>
             <w:pict>
-              <v:rect w14:anchorId="49F77B32" id="矩形 6" o:spid="_x0000_s1033" style="width:27.75pt;height:13.6pt;visibility:visible;mso-wrap-style:square;mso-left-percent:-10001;mso-top-percent:-10001;mso-position-horizontal:absolute;mso-position-horizontal-relative:char;mso-position-vertical:absolute;mso-position-vertical-relative:line;mso-left-percent:-10001;mso-top-percent:-10001;v-text-anchor:middle" o:gfxdata="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" fillcolor="#5aa13b [3205]" stroked="f" strokeweight="2pt">
-                <v:textbox inset="0,0,0,0">
+              <v:rect id="_x0000_s1026" o:spid="_x0000_s1026" o:spt="1" style="height:13.6pt;width:27.75pt;v-text-anchor:middle;" fillcolor="#5AA13B [3205]" filled="t" stroked="f" coordsize="21600,21600" o:gfxdata="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">
+                <v:fill on="t" focussize="0,0"/>
+                <v:stroke on="f" weight="2pt"/>
+                <v:imagedata o:title=""/>
+                <o:lock v:ext="edit" aspectratio="f"/>
+                <v:textbox inset="0mm,0mm,0mm,0mm">
                   <w:txbxContent>
                     <w:p>
                       <w:pPr>
                         <w:spacing w:line="240" w:lineRule="exact"/>
                         <w:jc w:val="center"/>
                         <w:rPr>
-                          <w:rFonts w:ascii="黑体" w:eastAsia="黑体" w:hAnsi="黑体" w:hint="eastAsia"/>
+                          <w:rFonts w:hint="eastAsia" w:ascii="黑体" w:hAnsi="黑体" w:eastAsia="黑体"/>
                           <w:szCs w:val="21"/>
                         </w:rPr>
                       </w:pPr>
                       <w:r>
                         <w:rPr>
-                          <w:rFonts w:ascii="黑体" w:eastAsia="黑体" w:hAnsi="黑体" w:hint="eastAsia"/>
+                          <w:rFonts w:hint="eastAsia" w:ascii="黑体" w:hAnsi="黑体" w:eastAsia="黑体"/>
                           <w:szCs w:val="21"/>
                         </w:rPr>
                         <w:t>练</w:t>
                       </w:r>
                       <w:r>
                         <w:rPr>
-                          <w:rFonts w:ascii="黑体" w:eastAsia="黑体" w:hAnsi="黑体"/>
+                          <w:rFonts w:ascii="黑体" w:hAnsi="黑体" w:eastAsia="黑体"/>
                           <w:szCs w:val="21"/>
                         </w:rPr>
                         <w:t>2</w:t>
@@ -869,7 +820,7 @@
                         <w:spacing w:line="240" w:lineRule="exact"/>
                         <w:jc w:val="left"/>
                         <w:rPr>
-                          <w:rFonts w:ascii="黑体" w:eastAsia="黑体" w:hAnsi="黑体" w:hint="eastAsia"/>
+                          <w:rFonts w:hint="eastAsia" w:ascii="黑体" w:hAnsi="黑体" w:eastAsia="黑体"/>
                           <w:szCs w:val="21"/>
                         </w:rPr>
                       </w:pPr>
@@ -879,13 +830,14 @@
                         <w:spacing w:line="240" w:lineRule="exact"/>
                         <w:jc w:val="left"/>
                         <w:rPr>
-                          <w:rFonts w:ascii="黑体" w:eastAsia="黑体" w:hAnsi="黑体" w:hint="eastAsia"/>
+                          <w:rFonts w:hint="eastAsia" w:ascii="黑体" w:hAnsi="黑体" w:eastAsia="黑体"/>
                           <w:szCs w:val="21"/>
                         </w:rPr>
                       </w:pPr>
                     </w:p>
                   </w:txbxContent>
                 </v:textbox>
+                <w10:wrap type="none"/>
                 <w10:anchorlock/>
               </v:rect>
             </w:pict>
@@ -893,40 +845,19 @@
         </mc:AlternateContent>
       </w:r>
       <w:r>
-        <w:t xml:space="preserve"> </w:t>
-      </w:r>
-      <w:r>
-        <w:t>人的身体中藏有很多</w:t>
-      </w:r>
-      <w:r>
-        <w:t>“</w:t>
-      </w:r>
-      <w:r>
-        <w:t>尺</w:t>
-      </w:r>
-      <w:r>
-        <w:t>”</w:t>
-      </w:r>
-      <w:r>
-        <w:t>，如图所示，可以帮助我们估测物体的长度，身高</w:t>
-      </w:r>
-      <w:r>
-        <w:t>170cm</w:t>
-      </w:r>
-      <w:r>
-        <w:t>的小明对身边事物的估测，最接近实际的是（　　）</w:t>
-      </w:r>
-    </w:p>
-    <w:p>
-      <w:pPr>
-        <w:pStyle w:val="123"/>
+        <w:t xml:space="preserve"> 人的身体中藏有很多“尺”，如图所示，可以帮助我们估测物体的长度，身高170cm的小明对身边事物的估测，最接近实际的是（　　）</w:t>
+      </w:r>
+    </w:p>
+    <w:p>
+      <w:pPr>
+        <w:pStyle w:val="27"/>
       </w:pPr>
       <w:r>
         <w:rPr>
           <w:rFonts w:hint="eastAsia"/>
         </w:rPr>
         <w:drawing>
-          <wp:inline distT="0" distB="0" distL="0" distR="0" wp14:anchorId="183C4683" wp14:editId="5B69CE14">
+          <wp:inline distT="0" distB="0" distL="0" distR="0">
             <wp:extent cx="2410460" cy="952500"/>
             <wp:effectExtent l="0" t="0" r="0" b="0"/>
             <wp:docPr id="12" name="图片24" descr="菁优网：http://www.jyeoo.com"/>
@@ -966,51 +897,13 @@
     </w:p>
     <w:p>
       <w:pPr>
-        <w:pStyle w:val="123"/>
-      </w:pPr>
-      <w:r>
-        <w:rPr>
-          <w:rFonts w:eastAsia="新宋体" w:hint="eastAsia"/>
-        </w:rPr>
-        <w:t>A</w:t>
-      </w:r>
-      <w:r>
-        <w:rPr>
-          <w:rFonts w:eastAsia="新宋体" w:hint="eastAsia"/>
-        </w:rPr>
-        <w:t>．单人课桌长</w:t>
-      </w:r>
-      <w:r>
-        <w:rPr>
-          <w:rFonts w:eastAsia="新宋体" w:hint="eastAsia"/>
-        </w:rPr>
-        <w:t>3</w:t>
-      </w:r>
-      <w:r>
-        <w:rPr>
-          <w:rFonts w:eastAsia="新宋体" w:hint="eastAsia"/>
-        </w:rPr>
-        <w:t>拃（</w:t>
-      </w:r>
-      <w:proofErr w:type="spellStart"/>
-      <w:r>
-        <w:rPr>
-          <w:rFonts w:eastAsia="新宋体" w:hint="eastAsia"/>
-        </w:rPr>
-        <w:t>zh</w:t>
-      </w:r>
-      <w:proofErr w:type="spellEnd"/>
-      <w:r>
-        <w:rPr>
-          <w:rFonts w:eastAsia="新宋体" w:hint="eastAsia"/>
-        </w:rPr>
-        <w:t>ǎ），约</w:t>
-      </w:r>
-      <w:r>
-        <w:rPr>
-          <w:rFonts w:eastAsia="新宋体" w:hint="eastAsia"/>
-        </w:rPr>
-        <w:t>0.6m</w:t>
+        <w:pStyle w:val="27"/>
+      </w:pPr>
+      <w:r>
+        <w:rPr>
+          <w:rFonts w:hint="eastAsia" w:eastAsia="新宋体"/>
+        </w:rPr>
+        <w:t>A．单人课桌长3拃（zhǎ），约0.6m</w:t>
       </w:r>
       <w:r>
         <w:tab/>
@@ -1018,51 +911,13 @@
     </w:p>
     <w:p>
       <w:pPr>
-        <w:pStyle w:val="123"/>
-      </w:pPr>
-      <w:r>
-        <w:rPr>
-          <w:rFonts w:eastAsia="新宋体" w:hint="eastAsia"/>
-        </w:rPr>
-        <w:t>B</w:t>
-      </w:r>
-      <w:r>
-        <w:rPr>
-          <w:rFonts w:eastAsia="新宋体" w:hint="eastAsia"/>
-        </w:rPr>
-        <w:t>．黑板长</w:t>
-      </w:r>
-      <w:r>
-        <w:rPr>
-          <w:rFonts w:eastAsia="新宋体" w:hint="eastAsia"/>
-        </w:rPr>
-        <w:t>1</w:t>
-      </w:r>
-      <w:r>
-        <w:rPr>
-          <w:rFonts w:eastAsia="新宋体" w:hint="eastAsia"/>
-        </w:rPr>
-        <w:t>庹（</w:t>
-      </w:r>
-      <w:proofErr w:type="spellStart"/>
-      <w:r>
-        <w:rPr>
-          <w:rFonts w:eastAsia="新宋体" w:hint="eastAsia"/>
-        </w:rPr>
-        <w:t>tu</w:t>
-      </w:r>
-      <w:proofErr w:type="spellEnd"/>
-      <w:r>
-        <w:rPr>
-          <w:rFonts w:eastAsia="新宋体" w:hint="eastAsia"/>
-        </w:rPr>
-        <w:t>ǒ），约</w:t>
-      </w:r>
-      <w:r>
-        <w:rPr>
-          <w:rFonts w:eastAsia="新宋体" w:hint="eastAsia"/>
-        </w:rPr>
-        <w:t>10m</w:t>
+        <w:pStyle w:val="27"/>
+      </w:pPr>
+      <w:r>
+        <w:rPr>
+          <w:rFonts w:hint="eastAsia" w:eastAsia="新宋体"/>
+        </w:rPr>
+        <w:t>B．黑板长1庹（tuǒ），约10m</w:t>
       </w:r>
       <w:r>
         <w:tab/>
@@ -1070,37 +925,13 @@
     </w:p>
     <w:p>
       <w:pPr>
-        <w:pStyle w:val="123"/>
-      </w:pPr>
-      <w:r>
-        <w:rPr>
-          <w:rFonts w:eastAsia="新宋体" w:hint="eastAsia"/>
-        </w:rPr>
-        <w:t>C</w:t>
-      </w:r>
-      <w:r>
-        <w:rPr>
-          <w:rFonts w:eastAsia="新宋体" w:hint="eastAsia"/>
-        </w:rPr>
-        <w:t>．教室长</w:t>
-      </w:r>
-      <w:r>
-        <w:rPr>
-          <w:rFonts w:eastAsia="新宋体" w:hint="eastAsia"/>
-        </w:rPr>
-        <w:t>5</w:t>
-      </w:r>
-      <w:r>
-        <w:rPr>
-          <w:rFonts w:eastAsia="新宋体" w:hint="eastAsia"/>
-        </w:rPr>
-        <w:t>步，约</w:t>
-      </w:r>
-      <w:r>
-        <w:rPr>
-          <w:rFonts w:eastAsia="新宋体" w:hint="eastAsia"/>
-        </w:rPr>
-        <w:t>35m</w:t>
+        <w:pStyle w:val="27"/>
+      </w:pPr>
+      <w:r>
+        <w:rPr>
+          <w:rFonts w:hint="eastAsia" w:eastAsia="新宋体"/>
+        </w:rPr>
+        <w:t>C．教室长5步，约35m</w:t>
       </w:r>
       <w:r>
         <w:tab/>
@@ -1108,78 +939,48 @@
     </w:p>
     <w:p>
       <w:pPr>
-        <w:pStyle w:val="123"/>
-      </w:pPr>
-      <w:r>
-        <w:rPr>
-          <w:rFonts w:eastAsia="新宋体" w:hint="eastAsia"/>
-        </w:rPr>
-        <w:t>D</w:t>
-      </w:r>
-      <w:r>
-        <w:rPr>
-          <w:rFonts w:eastAsia="新宋体" w:hint="eastAsia"/>
-        </w:rPr>
-        <w:t>．文具盒宽</w:t>
-      </w:r>
-      <w:r>
-        <w:rPr>
-          <w:rFonts w:eastAsia="新宋体" w:hint="eastAsia"/>
-        </w:rPr>
-        <w:t>4</w:t>
-      </w:r>
-      <w:r>
-        <w:rPr>
-          <w:rFonts w:eastAsia="新宋体" w:hint="eastAsia"/>
-        </w:rPr>
-        <w:t>指，约</w:t>
-      </w:r>
-      <w:r>
-        <w:rPr>
-          <w:rFonts w:eastAsia="新宋体" w:hint="eastAsia"/>
-        </w:rPr>
-        <w:t>0.05cm</w:t>
-      </w:r>
-    </w:p>
-    <w:p>
-      <w:pPr>
-        <w:pStyle w:val="1230"/>
+        <w:pStyle w:val="27"/>
+      </w:pPr>
+      <w:r>
+        <w:rPr>
+          <w:rFonts w:hint="eastAsia" w:eastAsia="新宋体"/>
+        </w:rPr>
+        <w:t>D．文具盒宽4指，约0.05cm</w:t>
+      </w:r>
+    </w:p>
+    <w:p>
+      <w:pPr>
+        <w:pStyle w:val="33"/>
         <w:ind w:left="588"/>
       </w:pPr>
       <w:r>
         <w:rPr>
           <w:rFonts w:hint="eastAsia"/>
         </w:rPr>
-        <w:t>【答案】</w:t>
-      </w:r>
-      <w:r>
-        <w:rPr>
-          <w:rFonts w:hint="eastAsia"/>
-        </w:rPr>
-        <w:t>A</w:t>
-      </w:r>
-    </w:p>
-    <w:p>
-      <w:pPr>
-        <w:pStyle w:val="af0"/>
+        <w:t>【答案】A</w:t>
+      </w:r>
+    </w:p>
+    <w:p>
+      <w:pPr>
+        <w:pStyle w:val="26"/>
         <w:ind w:left="672" w:hanging="672"/>
       </w:pPr>
     </w:p>
     <w:p>
       <w:pPr>
-        <w:pStyle w:val="af0"/>
+        <w:pStyle w:val="26"/>
         <w:ind w:left="672" w:hanging="672"/>
       </w:pPr>
     </w:p>
     <w:p>
       <w:pPr>
-        <w:pStyle w:val="af0"/>
+        <w:pStyle w:val="26"/>
         <w:ind w:left="672" w:hanging="672"/>
       </w:pPr>
     </w:p>
     <w:p>
       <w:pPr>
-        <w:pStyle w:val="af0"/>
+        <w:pStyle w:val="26"/>
         <w:ind w:left="672" w:hanging="672"/>
         <w:rPr>
           <w:rFonts w:hint="eastAsia"/>
@@ -1188,20 +989,18 @@
     </w:p>
     <w:p>
       <w:pPr>
-        <w:pStyle w:val="af0"/>
+        <w:pStyle w:val="26"/>
         <w:ind w:left="672" w:hanging="672"/>
       </w:pPr>
       <w:r>
         <w:rPr>
           <w:rFonts w:cstheme="minorBidi"/>
-          <w:noProof/>
           <w:szCs w:val="22"/>
         </w:rPr>
-        <w:lastRenderedPageBreak/>
         <mc:AlternateContent>
           <mc:Choice Requires="wps">
             <w:drawing>
-              <wp:inline distT="0" distB="0" distL="0" distR="0" wp14:anchorId="64437A39" wp14:editId="0BB4D68B">
+              <wp:inline distT="0" distB="0" distL="0" distR="0">
                 <wp:extent cx="352425" cy="172720"/>
                 <wp:effectExtent l="0" t="0" r="9525" b="0"/>
                 <wp:docPr id="5" name="矩形 5"/>
@@ -1248,20 +1047,20 @@
                               <w:spacing w:line="240" w:lineRule="exact"/>
                               <w:jc w:val="center"/>
                               <w:rPr>
-                                <w:rFonts w:ascii="黑体" w:eastAsia="黑体" w:hAnsi="黑体" w:hint="eastAsia"/>
+                                <w:rFonts w:hint="eastAsia" w:ascii="黑体" w:hAnsi="黑体" w:eastAsia="黑体"/>
                                 <w:szCs w:val="21"/>
                               </w:rPr>
                             </w:pPr>
                             <w:r>
                               <w:rPr>
-                                <w:rFonts w:ascii="黑体" w:eastAsia="黑体" w:hAnsi="黑体" w:hint="eastAsia"/>
+                                <w:rFonts w:hint="eastAsia" w:ascii="黑体" w:hAnsi="黑体" w:eastAsia="黑体"/>
                                 <w:szCs w:val="21"/>
                               </w:rPr>
                               <w:t>练</w:t>
                             </w:r>
                             <w:r>
                               <w:rPr>
-                                <w:rFonts w:ascii="黑体" w:eastAsia="黑体" w:hAnsi="黑体"/>
+                                <w:rFonts w:ascii="黑体" w:hAnsi="黑体" w:eastAsia="黑体"/>
                                 <w:szCs w:val="21"/>
                               </w:rPr>
                               <w:t>3</w:t>
@@ -1272,7 +1071,7 @@
                               <w:spacing w:line="240" w:lineRule="exact"/>
                               <w:jc w:val="left"/>
                               <w:rPr>
-                                <w:rFonts w:ascii="黑体" w:eastAsia="黑体" w:hAnsi="黑体" w:hint="eastAsia"/>
+                                <w:rFonts w:hint="eastAsia" w:ascii="黑体" w:hAnsi="黑体" w:eastAsia="黑体"/>
                                 <w:szCs w:val="21"/>
                               </w:rPr>
                             </w:pPr>
@@ -1282,7 +1081,7 @@
                               <w:spacing w:line="240" w:lineRule="exact"/>
                               <w:jc w:val="left"/>
                               <w:rPr>
-                                <w:rFonts w:ascii="黑体" w:eastAsia="黑体" w:hAnsi="黑体" w:hint="eastAsia"/>
+                                <w:rFonts w:hint="eastAsia" w:ascii="黑体" w:hAnsi="黑体" w:eastAsia="黑体"/>
                                 <w:szCs w:val="21"/>
                               </w:rPr>
                             </w:pPr>
@@ -1300,28 +1099,32 @@
           </mc:Choice>
           <mc:Fallback>
             <w:pict>
-              <v:rect w14:anchorId="64437A39" id="矩形 5" o:spid="_x0000_s1034" style="width:27.75pt;height:13.6pt;visibility:visible;mso-wrap-style:square;mso-left-percent:-10001;mso-top-percent:-10001;mso-position-horizontal:absolute;mso-position-horizontal-relative:char;mso-position-vertical:absolute;mso-position-vertical-relative:line;mso-left-percent:-10001;mso-top-percent:-10001;v-text-anchor:middle" o:gfxdata="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" fillcolor="#5aa13b [3205]" stroked="f" strokeweight="2pt">
-                <v:textbox inset="0,0,0,0">
+              <v:rect id="_x0000_s1026" o:spid="_x0000_s1026" o:spt="1" style="height:13.6pt;width:27.75pt;v-text-anchor:middle;" fillcolor="#5AA13B [3205]" filled="t" stroked="f" coordsize="21600,21600" o:gfxdata="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">
+                <v:fill on="t" focussize="0,0"/>
+                <v:stroke on="f" weight="2pt"/>
+                <v:imagedata o:title=""/>
+                <o:lock v:ext="edit" aspectratio="f"/>
+                <v:textbox inset="0mm,0mm,0mm,0mm">
                   <w:txbxContent>
                     <w:p>
                       <w:pPr>
                         <w:spacing w:line="240" w:lineRule="exact"/>
                         <w:jc w:val="center"/>
                         <w:rPr>
-                          <w:rFonts w:ascii="黑体" w:eastAsia="黑体" w:hAnsi="黑体" w:hint="eastAsia"/>
+                          <w:rFonts w:hint="eastAsia" w:ascii="黑体" w:hAnsi="黑体" w:eastAsia="黑体"/>
                           <w:szCs w:val="21"/>
                         </w:rPr>
                       </w:pPr>
                       <w:r>
                         <w:rPr>
-                          <w:rFonts w:ascii="黑体" w:eastAsia="黑体" w:hAnsi="黑体" w:hint="eastAsia"/>
+                          <w:rFonts w:hint="eastAsia" w:ascii="黑体" w:hAnsi="黑体" w:eastAsia="黑体"/>
                           <w:szCs w:val="21"/>
                         </w:rPr>
                         <w:t>练</w:t>
                       </w:r>
                       <w:r>
                         <w:rPr>
-                          <w:rFonts w:ascii="黑体" w:eastAsia="黑体" w:hAnsi="黑体"/>
+                          <w:rFonts w:ascii="黑体" w:hAnsi="黑体" w:eastAsia="黑体"/>
                           <w:szCs w:val="21"/>
                         </w:rPr>
                         <w:t>3</w:t>
@@ -1332,7 +1135,7 @@
                         <w:spacing w:line="240" w:lineRule="exact"/>
                         <w:jc w:val="left"/>
                         <w:rPr>
-                          <w:rFonts w:ascii="黑体" w:eastAsia="黑体" w:hAnsi="黑体" w:hint="eastAsia"/>
+                          <w:rFonts w:hint="eastAsia" w:ascii="黑体" w:hAnsi="黑体" w:eastAsia="黑体"/>
                           <w:szCs w:val="21"/>
                         </w:rPr>
                       </w:pPr>
@@ -1342,13 +1145,14 @@
                         <w:spacing w:line="240" w:lineRule="exact"/>
                         <w:jc w:val="left"/>
                         <w:rPr>
-                          <w:rFonts w:ascii="黑体" w:eastAsia="黑体" w:hAnsi="黑体" w:hint="eastAsia"/>
+                          <w:rFonts w:hint="eastAsia" w:ascii="黑体" w:hAnsi="黑体" w:eastAsia="黑体"/>
                           <w:szCs w:val="21"/>
                         </w:rPr>
                       </w:pPr>
                     </w:p>
                   </w:txbxContent>
                 </v:textbox>
+                <w10:wrap type="none"/>
                 <w10:anchorlock/>
               </v:rect>
             </w:pict>
@@ -1359,26 +1163,20 @@
         <w:rPr>
           <w:rFonts w:hint="eastAsia"/>
         </w:rPr>
-        <w:t xml:space="preserve"> </w:t>
-      </w:r>
-      <w:r>
-        <w:rPr>
-          <w:rFonts w:hint="eastAsia"/>
-        </w:rPr>
-        <w:t>共享单车为我们的出行增加了很多便利，在地铁口附近，会看到很多共享单车，如图所示。以下关于一辆共享单车车身长度的估测最合理的是（　　）</w:t>
-      </w:r>
-    </w:p>
-    <w:p>
-      <w:pPr>
-        <w:pStyle w:val="123"/>
+        <w:t xml:space="preserve"> 共享单车为我们的出行增加了很多便利，在地铁口附近，会看到很多共享单车，如图所示。以下关于一辆共享单车车身长度的估测最合理的是（　　）</w:t>
+      </w:r>
+    </w:p>
+    <w:p>
+      <w:pPr>
+        <w:pStyle w:val="27"/>
       </w:pPr>
       <w:r>
         <w:rPr>
           <w:rFonts w:hint="eastAsia"/>
         </w:rPr>
         <w:drawing>
-          <wp:inline distT="0" distB="0" distL="0" distR="0" wp14:anchorId="620A8A9B" wp14:editId="3F482A12">
-            <wp:extent cx="1524000" cy="1082623"/>
+          <wp:inline distT="0" distB="0" distL="0" distR="0">
+            <wp:extent cx="1524000" cy="1082040"/>
             <wp:effectExtent l="0" t="0" r="0" b="3810"/>
             <wp:docPr id="1592618387" name="图片24" descr="菁优网：http://www.jyeoo.com"/>
             <wp:cNvGraphicFramePr>
@@ -1388,7 +1186,7 @@
               <a:graphicData uri="http://schemas.openxmlformats.org/drawingml/2006/picture">
                 <pic:pic xmlns:pic="http://schemas.openxmlformats.org/drawingml/2006/picture">
                   <pic:nvPicPr>
-                    <pic:cNvPr id="13" name="图片24" descr="菁优网：http://www.jyeoo.com"/>
+                    <pic:cNvPr id="1592618387" name="图片24" descr="菁优网：http://www.jyeoo.com"/>
                     <pic:cNvPicPr>
                       <a:picLocks noChangeAspect="1"/>
                     </pic:cNvPicPr>
@@ -1417,25 +1215,13 @@
     </w:p>
     <w:p>
       <w:pPr>
-        <w:pStyle w:val="123"/>
-      </w:pPr>
-      <w:r>
-        <w:rPr>
-          <w:rFonts w:hint="eastAsia"/>
-        </w:rPr>
-        <w:t>A</w:t>
-      </w:r>
-      <w:r>
-        <w:rPr>
-          <w:rFonts w:hint="eastAsia"/>
-        </w:rPr>
-        <w:t>．</w:t>
-      </w:r>
-      <w:r>
-        <w:rPr>
-          <w:rFonts w:hint="eastAsia"/>
-        </w:rPr>
-        <w:t>15mm</w:t>
+        <w:pStyle w:val="27"/>
+      </w:pPr>
+      <w:r>
+        <w:rPr>
+          <w:rFonts w:hint="eastAsia"/>
+        </w:rPr>
+        <w:t>A．15mm</w:t>
       </w:r>
       <w:r>
         <w:tab/>
@@ -1444,19 +1230,7 @@
         <w:rPr>
           <w:rFonts w:hint="eastAsia"/>
         </w:rPr>
-        <w:t>B</w:t>
-      </w:r>
-      <w:r>
-        <w:rPr>
-          <w:rFonts w:hint="eastAsia"/>
-        </w:rPr>
-        <w:t>．</w:t>
-      </w:r>
-      <w:r>
-        <w:rPr>
-          <w:rFonts w:hint="eastAsia"/>
-        </w:rPr>
-        <w:t>15cm</w:t>
+        <w:t>B．15cm</w:t>
       </w:r>
       <w:r>
         <w:tab/>
@@ -1465,19 +1239,7 @@
         <w:rPr>
           <w:rFonts w:hint="eastAsia"/>
         </w:rPr>
-        <w:t>C</w:t>
-      </w:r>
-      <w:r>
-        <w:rPr>
-          <w:rFonts w:hint="eastAsia"/>
-        </w:rPr>
-        <w:t>．</w:t>
-      </w:r>
-      <w:r>
-        <w:rPr>
-          <w:rFonts w:hint="eastAsia"/>
-        </w:rPr>
-        <w:t>15dm</w:t>
+        <w:t>C．15dm</w:t>
       </w:r>
       <w:r>
         <w:tab/>
@@ -1486,37 +1248,19 @@
         <w:rPr>
           <w:rFonts w:hint="eastAsia"/>
         </w:rPr>
-        <w:t>D</w:t>
-      </w:r>
-      <w:r>
-        <w:rPr>
-          <w:rFonts w:hint="eastAsia"/>
-        </w:rPr>
-        <w:t>．</w:t>
-      </w:r>
-      <w:r>
-        <w:rPr>
-          <w:rFonts w:hint="eastAsia"/>
-        </w:rPr>
-        <w:t>15m</w:t>
-      </w:r>
-    </w:p>
-    <w:p>
-      <w:pPr>
-        <w:pStyle w:val="1230"/>
+        <w:t>D．15m</w:t>
+      </w:r>
+    </w:p>
+    <w:p>
+      <w:pPr>
+        <w:pStyle w:val="33"/>
         <w:ind w:left="588"/>
       </w:pPr>
       <w:r>
         <w:rPr>
           <w:rFonts w:hint="eastAsia"/>
         </w:rPr>
-        <w:t>【答案】</w:t>
-      </w:r>
-      <w:r>
-        <w:rPr>
-          <w:rFonts w:hint="eastAsia"/>
-        </w:rPr>
-        <w:t>C</w:t>
+        <w:t>【答案】C</w:t>
       </w:r>
     </w:p>
     <w:p>
@@ -1527,24 +1271,28 @@
           <w:rFonts w:ascii="Times New Roman" w:hAnsi="Times New Roman" w:cs="Times New Roman"/>
           <w:color w:val="000000" w:themeColor="text1"/>
           <w:szCs w:val="21"/>
-        </w:rPr>
-      </w:pPr>
-    </w:p>
-    <w:p>
-      <w:pPr>
-        <w:pStyle w:val="af0"/>
+          <w14:textFill>
+            <w14:solidFill>
+              <w14:schemeClr w14:val="tx1"/>
+            </w14:solidFill>
+          </w14:textFill>
+        </w:rPr>
+      </w:pPr>
+    </w:p>
+    <w:p>
+      <w:pPr>
+        <w:pStyle w:val="26"/>
         <w:ind w:left="672" w:hanging="672"/>
       </w:pPr>
       <w:r>
         <w:rPr>
           <w:rFonts w:cstheme="minorBidi"/>
-          <w:noProof/>
           <w:szCs w:val="22"/>
         </w:rPr>
         <mc:AlternateContent>
           <mc:Choice Requires="wps">
             <w:drawing>
-              <wp:inline distT="0" distB="0" distL="0" distR="0" wp14:anchorId="4B715DAA" wp14:editId="57231DDF">
+              <wp:inline distT="0" distB="0" distL="0" distR="0">
                 <wp:extent cx="352425" cy="172720"/>
                 <wp:effectExtent l="0" t="0" r="9525" b="0"/>
                 <wp:docPr id="23" name="矩形 23"/>
@@ -1591,20 +1339,20 @@
                               <w:spacing w:line="240" w:lineRule="exact"/>
                               <w:jc w:val="center"/>
                               <w:rPr>
-                                <w:rFonts w:ascii="黑体" w:eastAsia="黑体" w:hAnsi="黑体" w:hint="eastAsia"/>
+                                <w:rFonts w:hint="eastAsia" w:ascii="黑体" w:hAnsi="黑体" w:eastAsia="黑体"/>
                                 <w:szCs w:val="21"/>
                               </w:rPr>
                             </w:pPr>
                             <w:r>
                               <w:rPr>
-                                <w:rFonts w:ascii="黑体" w:eastAsia="黑体" w:hAnsi="黑体" w:hint="eastAsia"/>
+                                <w:rFonts w:hint="eastAsia" w:ascii="黑体" w:hAnsi="黑体" w:eastAsia="黑体"/>
                                 <w:szCs w:val="21"/>
                               </w:rPr>
                               <w:t>练</w:t>
                             </w:r>
                             <w:r>
                               <w:rPr>
-                                <w:rFonts w:ascii="黑体" w:eastAsia="黑体" w:hAnsi="黑体"/>
+                                <w:rFonts w:ascii="黑体" w:hAnsi="黑体" w:eastAsia="黑体"/>
                                 <w:szCs w:val="21"/>
                               </w:rPr>
                               <w:t>4</w:t>
@@ -1615,7 +1363,7 @@
                               <w:spacing w:line="240" w:lineRule="exact"/>
                               <w:jc w:val="left"/>
                               <w:rPr>
-                                <w:rFonts w:ascii="黑体" w:eastAsia="黑体" w:hAnsi="黑体" w:hint="eastAsia"/>
+                                <w:rFonts w:hint="eastAsia" w:ascii="黑体" w:hAnsi="黑体" w:eastAsia="黑体"/>
                                 <w:szCs w:val="21"/>
                               </w:rPr>
                             </w:pPr>
@@ -1625,7 +1373,7 @@
                               <w:spacing w:line="240" w:lineRule="exact"/>
                               <w:jc w:val="left"/>
                               <w:rPr>
-                                <w:rFonts w:ascii="黑体" w:eastAsia="黑体" w:hAnsi="黑体" w:hint="eastAsia"/>
+                                <w:rFonts w:hint="eastAsia" w:ascii="黑体" w:hAnsi="黑体" w:eastAsia="黑体"/>
                                 <w:szCs w:val="21"/>
                               </w:rPr>
                             </w:pPr>
@@ -1643,28 +1391,32 @@
           </mc:Choice>
           <mc:Fallback>
             <w:pict>
-              <v:rect w14:anchorId="4B715DAA" id="矩形 23" o:spid="_x0000_s1035" style="width:27.75pt;height:13.6pt;visibility:visible;mso-wrap-style:square;mso-left-percent:-10001;mso-top-percent:-10001;mso-position-horizontal:absolute;mso-position-horizontal-relative:char;mso-position-vertical:absolute;mso-position-vertical-relative:line;mso-left-percent:-10001;mso-top-percent:-10001;v-text-anchor:middle" o:gfxdata="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" fillcolor="#5aa13b [3205]" stroked="f" strokeweight="2pt">
-                <v:textbox inset="0,0,0,0">
+              <v:rect id="_x0000_s1026" o:spid="_x0000_s1026" o:spt="1" style="height:13.6pt;width:27.75pt;v-text-anchor:middle;" fillcolor="#5AA13B [3205]" filled="t" stroked="f" coordsize="21600,21600" o:gfxdata="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">
+                <v:fill on="t" focussize="0,0"/>
+                <v:stroke on="f" weight="2pt"/>
+                <v:imagedata o:title=""/>
+                <o:lock v:ext="edit" aspectratio="f"/>
+                <v:textbox inset="0mm,0mm,0mm,0mm">
                   <w:txbxContent>
                     <w:p>
                       <w:pPr>
                         <w:spacing w:line="240" w:lineRule="exact"/>
                         <w:jc w:val="center"/>
                         <w:rPr>
-                          <w:rFonts w:ascii="黑体" w:eastAsia="黑体" w:hAnsi="黑体" w:hint="eastAsia"/>
+                          <w:rFonts w:hint="eastAsia" w:ascii="黑体" w:hAnsi="黑体" w:eastAsia="黑体"/>
                           <w:szCs w:val="21"/>
                         </w:rPr>
                       </w:pPr>
                       <w:r>
                         <w:rPr>
-                          <w:rFonts w:ascii="黑体" w:eastAsia="黑体" w:hAnsi="黑体" w:hint="eastAsia"/>
+                          <w:rFonts w:hint="eastAsia" w:ascii="黑体" w:hAnsi="黑体" w:eastAsia="黑体"/>
                           <w:szCs w:val="21"/>
                         </w:rPr>
                         <w:t>练</w:t>
                       </w:r>
                       <w:r>
                         <w:rPr>
-                          <w:rFonts w:ascii="黑体" w:eastAsia="黑体" w:hAnsi="黑体"/>
+                          <w:rFonts w:ascii="黑体" w:hAnsi="黑体" w:eastAsia="黑体"/>
                           <w:szCs w:val="21"/>
                         </w:rPr>
                         <w:t>4</w:t>
@@ -1675,7 +1427,7 @@
                         <w:spacing w:line="240" w:lineRule="exact"/>
                         <w:jc w:val="left"/>
                         <w:rPr>
-                          <w:rFonts w:ascii="黑体" w:eastAsia="黑体" w:hAnsi="黑体" w:hint="eastAsia"/>
+                          <w:rFonts w:hint="eastAsia" w:ascii="黑体" w:hAnsi="黑体" w:eastAsia="黑体"/>
                           <w:szCs w:val="21"/>
                         </w:rPr>
                       </w:pPr>
@@ -1685,13 +1437,14 @@
                         <w:spacing w:line="240" w:lineRule="exact"/>
                         <w:jc w:val="left"/>
                         <w:rPr>
-                          <w:rFonts w:ascii="黑体" w:eastAsia="黑体" w:hAnsi="黑体" w:hint="eastAsia"/>
+                          <w:rFonts w:hint="eastAsia" w:ascii="黑体" w:hAnsi="黑体" w:eastAsia="黑体"/>
                           <w:szCs w:val="21"/>
                         </w:rPr>
                       </w:pPr>
                     </w:p>
                   </w:txbxContent>
                 </v:textbox>
+                <w10:wrap type="none"/>
                 <w10:anchorlock/>
               </v:rect>
             </w:pict>
@@ -1702,13 +1455,7 @@
         <w:rPr>
           <w:rFonts w:hint="eastAsia"/>
         </w:rPr>
-        <w:t>某学生用刻度尺测同一物体的长度，五次结果如下：</w:t>
-      </w:r>
-      <w:r>
-        <w:rPr>
-          <w:rFonts w:hint="eastAsia"/>
-        </w:rPr>
-        <w:t>L</w:t>
+        <w:t>某学生用刻度尺测同一物体的长度，五次结果如下：L</w:t>
       </w:r>
       <w:r>
         <w:rPr>
@@ -1723,25 +1470,7 @@
         <w:rPr>
           <w:rFonts w:hint="eastAsia"/>
         </w:rPr>
-        <w:t>＝</w:t>
-      </w:r>
-      <w:r>
-        <w:rPr>
-          <w:rFonts w:hint="eastAsia"/>
-        </w:rPr>
-        <w:t>3.72cm</w:t>
-      </w:r>
-      <w:r>
-        <w:rPr>
-          <w:rFonts w:hint="eastAsia"/>
-        </w:rPr>
-        <w:t>，</w:t>
-      </w:r>
-      <w:r>
-        <w:rPr>
-          <w:rFonts w:hint="eastAsia"/>
-        </w:rPr>
-        <w:t>L</w:t>
+        <w:t>＝3.72cm，L</w:t>
       </w:r>
       <w:r>
         <w:rPr>
@@ -1756,25 +1485,7 @@
         <w:rPr>
           <w:rFonts w:hint="eastAsia"/>
         </w:rPr>
-        <w:t>＝</w:t>
-      </w:r>
-      <w:r>
-        <w:rPr>
-          <w:rFonts w:hint="eastAsia"/>
-        </w:rPr>
-        <w:t>3.52cm</w:t>
-      </w:r>
-      <w:r>
-        <w:rPr>
-          <w:rFonts w:hint="eastAsia"/>
-        </w:rPr>
-        <w:t>，</w:t>
-      </w:r>
-      <w:r>
-        <w:rPr>
-          <w:rFonts w:hint="eastAsia"/>
-        </w:rPr>
-        <w:t>L</w:t>
+        <w:t>＝3.52cm，L</w:t>
       </w:r>
       <w:r>
         <w:rPr>
@@ -1789,25 +1500,7 @@
         <w:rPr>
           <w:rFonts w:hint="eastAsia"/>
         </w:rPr>
-        <w:t>＝</w:t>
-      </w:r>
-      <w:r>
-        <w:rPr>
-          <w:rFonts w:hint="eastAsia"/>
-        </w:rPr>
-        <w:t>3.51cm</w:t>
-      </w:r>
-      <w:r>
-        <w:rPr>
-          <w:rFonts w:hint="eastAsia"/>
-        </w:rPr>
-        <w:t>，</w:t>
-      </w:r>
-      <w:r>
-        <w:rPr>
-          <w:rFonts w:hint="eastAsia"/>
-        </w:rPr>
-        <w:t>L</w:t>
+        <w:t>＝3.51cm，L</w:t>
       </w:r>
       <w:r>
         <w:rPr>
@@ -1822,25 +1515,7 @@
         <w:rPr>
           <w:rFonts w:hint="eastAsia"/>
         </w:rPr>
-        <w:t>＝</w:t>
-      </w:r>
-      <w:r>
-        <w:rPr>
-          <w:rFonts w:hint="eastAsia"/>
-        </w:rPr>
-        <w:t>3.51cm</w:t>
-      </w:r>
-      <w:r>
-        <w:rPr>
-          <w:rFonts w:hint="eastAsia"/>
-        </w:rPr>
-        <w:t>，</w:t>
-      </w:r>
-      <w:r>
-        <w:rPr>
-          <w:rFonts w:hint="eastAsia"/>
-        </w:rPr>
-        <w:t>L</w:t>
+        <w:t>＝3.51cm，L</w:t>
       </w:r>
       <w:r>
         <w:rPr>
@@ -1855,42 +1530,18 @@
         <w:rPr>
           <w:rFonts w:hint="eastAsia"/>
         </w:rPr>
-        <w:t>＝</w:t>
-      </w:r>
-      <w:r>
-        <w:rPr>
-          <w:rFonts w:hint="eastAsia"/>
-        </w:rPr>
-        <w:t>3.53cm</w:t>
-      </w:r>
-      <w:r>
-        <w:rPr>
-          <w:rFonts w:hint="eastAsia"/>
-        </w:rPr>
-        <w:t>，其长应记为（　　）</w:t>
-      </w:r>
-    </w:p>
-    <w:p>
-      <w:pPr>
-        <w:pStyle w:val="123"/>
-      </w:pPr>
-      <w:r>
-        <w:rPr>
-          <w:rFonts w:hint="eastAsia"/>
-        </w:rPr>
-        <w:t>A</w:t>
-      </w:r>
-      <w:r>
-        <w:rPr>
-          <w:rFonts w:hint="eastAsia"/>
-        </w:rPr>
-        <w:t>．</w:t>
-      </w:r>
-      <w:r>
-        <w:rPr>
-          <w:rFonts w:hint="eastAsia"/>
-        </w:rPr>
-        <w:t>3.5175cm</w:t>
+        <w:t>＝3.53cm，其长应记为（　　）</w:t>
+      </w:r>
+    </w:p>
+    <w:p>
+      <w:pPr>
+        <w:pStyle w:val="27"/>
+      </w:pPr>
+      <w:r>
+        <w:rPr>
+          <w:rFonts w:hint="eastAsia"/>
+        </w:rPr>
+        <w:t>A．3.5175cm</w:t>
       </w:r>
       <w:r>
         <w:tab/>
@@ -1899,19 +1550,7 @@
         <w:rPr>
           <w:rFonts w:hint="eastAsia"/>
         </w:rPr>
-        <w:t>B</w:t>
-      </w:r>
-      <w:r>
-        <w:rPr>
-          <w:rFonts w:hint="eastAsia"/>
-        </w:rPr>
-        <w:t>．</w:t>
-      </w:r>
-      <w:r>
-        <w:rPr>
-          <w:rFonts w:hint="eastAsia"/>
-        </w:rPr>
-        <w:t>3.56cm</w:t>
+        <w:t>B．3.56cm</w:t>
       </w:r>
       <w:r>
         <w:tab/>
@@ -1920,19 +1559,7 @@
         <w:rPr>
           <w:rFonts w:hint="eastAsia"/>
         </w:rPr>
-        <w:t>C</w:t>
-      </w:r>
-      <w:r>
-        <w:rPr>
-          <w:rFonts w:hint="eastAsia"/>
-        </w:rPr>
-        <w:t>．</w:t>
-      </w:r>
-      <w:r>
-        <w:rPr>
-          <w:rFonts w:hint="eastAsia"/>
-        </w:rPr>
-        <w:t>3.52cm</w:t>
+        <w:t>C．3.52cm</w:t>
       </w:r>
       <w:r>
         <w:tab/>
@@ -1941,42 +1568,24 @@
         <w:rPr>
           <w:rFonts w:hint="eastAsia"/>
         </w:rPr>
-        <w:t>D</w:t>
-      </w:r>
-      <w:r>
-        <w:rPr>
-          <w:rFonts w:hint="eastAsia"/>
-        </w:rPr>
-        <w:t>．</w:t>
-      </w:r>
-      <w:r>
-        <w:rPr>
-          <w:rFonts w:hint="eastAsia"/>
-        </w:rPr>
-        <w:t>3.558cm</w:t>
-      </w:r>
-    </w:p>
-    <w:p>
-      <w:pPr>
-        <w:pStyle w:val="1230"/>
+        <w:t>D．3.558cm</w:t>
+      </w:r>
+    </w:p>
+    <w:p>
+      <w:pPr>
+        <w:pStyle w:val="33"/>
         <w:ind w:left="588"/>
       </w:pPr>
       <w:r>
         <w:rPr>
           <w:rFonts w:hint="eastAsia"/>
         </w:rPr>
-        <w:t>【答案】</w:t>
-      </w:r>
-      <w:r>
-        <w:rPr>
-          <w:rFonts w:hint="eastAsia"/>
-        </w:rPr>
-        <w:t>C</w:t>
-      </w:r>
-    </w:p>
-    <w:p>
-      <w:pPr>
-        <w:pStyle w:val="af0"/>
+        <w:t>【答案】C</w:t>
+      </w:r>
+    </w:p>
+    <w:p>
+      <w:pPr>
+        <w:pStyle w:val="26"/>
         <w:ind w:left="672" w:hanging="672"/>
         <w:rPr>
           <w:rFonts w:eastAsiaTheme="majorEastAsia"/>
@@ -1985,17 +1594,14 @@
     </w:p>
     <w:p>
       <w:pPr>
-        <w:pStyle w:val="af0"/>
+        <w:pStyle w:val="26"/>
         <w:ind w:left="672" w:hanging="672"/>
       </w:pPr>
       <w:r>
-        <w:rPr>
-          <w:noProof/>
-        </w:rPr>
         <mc:AlternateContent>
           <mc:Choice Requires="wps">
             <w:drawing>
-              <wp:inline distT="0" distB="0" distL="0" distR="0" wp14:anchorId="6E60A62F" wp14:editId="0CD443A0">
+              <wp:inline distT="0" distB="0" distL="0" distR="0">
                 <wp:extent cx="352425" cy="172720"/>
                 <wp:effectExtent l="0" t="0" r="9525" b="0"/>
                 <wp:docPr id="20" name="矩形 20"/>
@@ -2042,20 +1648,20 @@
                               <w:spacing w:line="240" w:lineRule="exact"/>
                               <w:jc w:val="center"/>
                               <w:rPr>
-                                <w:rFonts w:ascii="黑体" w:eastAsia="黑体" w:hAnsi="黑体" w:hint="eastAsia"/>
+                                <w:rFonts w:hint="eastAsia" w:ascii="黑体" w:hAnsi="黑体" w:eastAsia="黑体"/>
                                 <w:szCs w:val="21"/>
                               </w:rPr>
                             </w:pPr>
                             <w:r>
                               <w:rPr>
-                                <w:rFonts w:ascii="黑体" w:eastAsia="黑体" w:hAnsi="黑体" w:hint="eastAsia"/>
+                                <w:rFonts w:hint="eastAsia" w:ascii="黑体" w:hAnsi="黑体" w:eastAsia="黑体"/>
                                 <w:szCs w:val="21"/>
                               </w:rPr>
                               <w:t>练</w:t>
                             </w:r>
                             <w:r>
                               <w:rPr>
-                                <w:rFonts w:ascii="黑体" w:eastAsia="黑体" w:hAnsi="黑体"/>
+                                <w:rFonts w:ascii="黑体" w:hAnsi="黑体" w:eastAsia="黑体"/>
                                 <w:szCs w:val="21"/>
                               </w:rPr>
                               <w:t>5</w:t>
@@ -2066,7 +1672,7 @@
                               <w:spacing w:line="240" w:lineRule="exact"/>
                               <w:jc w:val="left"/>
                               <w:rPr>
-                                <w:rFonts w:ascii="黑体" w:eastAsia="黑体" w:hAnsi="黑体" w:hint="eastAsia"/>
+                                <w:rFonts w:hint="eastAsia" w:ascii="黑体" w:hAnsi="黑体" w:eastAsia="黑体"/>
                                 <w:szCs w:val="21"/>
                               </w:rPr>
                             </w:pPr>
@@ -2076,7 +1682,7 @@
                               <w:spacing w:line="240" w:lineRule="exact"/>
                               <w:jc w:val="left"/>
                               <w:rPr>
-                                <w:rFonts w:ascii="黑体" w:eastAsia="黑体" w:hAnsi="黑体" w:hint="eastAsia"/>
+                                <w:rFonts w:hint="eastAsia" w:ascii="黑体" w:hAnsi="黑体" w:eastAsia="黑体"/>
                                 <w:szCs w:val="21"/>
                               </w:rPr>
                             </w:pPr>
@@ -2094,28 +1700,32 @@
           </mc:Choice>
           <mc:Fallback>
             <w:pict>
-              <v:rect w14:anchorId="6E60A62F" id="矩形 20" o:spid="_x0000_s1036" style="width:27.75pt;height:13.6pt;visibility:visible;mso-wrap-style:square;mso-left-percent:-10001;mso-top-percent:-10001;mso-position-horizontal:absolute;mso-position-horizontal-relative:char;mso-position-vertical:absolute;mso-position-vertical-relative:line;mso-left-percent:-10001;mso-top-percent:-10001;v-text-anchor:middle" o:gfxdata="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" fillcolor="#5aa13b [3205]" stroked="f" strokeweight="2pt">
-                <v:textbox inset="0,0,0,0">
+              <v:rect id="_x0000_s1026" o:spid="_x0000_s1026" o:spt="1" style="height:13.6pt;width:27.75pt;v-text-anchor:middle;" fillcolor="#5AA13B [3205]" filled="t" stroked="f" coordsize="21600,21600" o:gfxdata="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">
+                <v:fill on="t" focussize="0,0"/>
+                <v:stroke on="f" weight="2pt"/>
+                <v:imagedata o:title=""/>
+                <o:lock v:ext="edit" aspectratio="f"/>
+                <v:textbox inset="0mm,0mm,0mm,0mm">
                   <w:txbxContent>
                     <w:p>
                       <w:pPr>
                         <w:spacing w:line="240" w:lineRule="exact"/>
                         <w:jc w:val="center"/>
                         <w:rPr>
-                          <w:rFonts w:ascii="黑体" w:eastAsia="黑体" w:hAnsi="黑体" w:hint="eastAsia"/>
+                          <w:rFonts w:hint="eastAsia" w:ascii="黑体" w:hAnsi="黑体" w:eastAsia="黑体"/>
                           <w:szCs w:val="21"/>
                         </w:rPr>
                       </w:pPr>
                       <w:r>
                         <w:rPr>
-                          <w:rFonts w:ascii="黑体" w:eastAsia="黑体" w:hAnsi="黑体" w:hint="eastAsia"/>
+                          <w:rFonts w:hint="eastAsia" w:ascii="黑体" w:hAnsi="黑体" w:eastAsia="黑体"/>
                           <w:szCs w:val="21"/>
                         </w:rPr>
                         <w:t>练</w:t>
                       </w:r>
                       <w:r>
                         <w:rPr>
-                          <w:rFonts w:ascii="黑体" w:eastAsia="黑体" w:hAnsi="黑体"/>
+                          <w:rFonts w:ascii="黑体" w:hAnsi="黑体" w:eastAsia="黑体"/>
                           <w:szCs w:val="21"/>
                         </w:rPr>
                         <w:t>5</w:t>
@@ -2126,7 +1736,7 @@
                         <w:spacing w:line="240" w:lineRule="exact"/>
                         <w:jc w:val="left"/>
                         <w:rPr>
-                          <w:rFonts w:ascii="黑体" w:eastAsia="黑体" w:hAnsi="黑体" w:hint="eastAsia"/>
+                          <w:rFonts w:hint="eastAsia" w:ascii="黑体" w:hAnsi="黑体" w:eastAsia="黑体"/>
                           <w:szCs w:val="21"/>
                         </w:rPr>
                       </w:pPr>
@@ -2136,13 +1746,14 @@
                         <w:spacing w:line="240" w:lineRule="exact"/>
                         <w:jc w:val="left"/>
                         <w:rPr>
-                          <w:rFonts w:ascii="黑体" w:eastAsia="黑体" w:hAnsi="黑体" w:hint="eastAsia"/>
+                          <w:rFonts w:hint="eastAsia" w:ascii="黑体" w:hAnsi="黑体" w:eastAsia="黑体"/>
                           <w:szCs w:val="21"/>
                         </w:rPr>
                       </w:pPr>
                     </w:p>
                   </w:txbxContent>
                 </v:textbox>
+                <w10:wrap type="none"/>
                 <w10:anchorlock/>
               </v:rect>
             </w:pict>
@@ -2151,7 +1762,7 @@
       </w:r>
       <w:r>
         <w:rPr>
-          <w:rFonts w:eastAsiaTheme="majorEastAsia" w:hint="eastAsia"/>
+          <w:rFonts w:hint="eastAsia" w:eastAsiaTheme="majorEastAsia"/>
         </w:rPr>
         <w:t xml:space="preserve"> </w:t>
       </w:r>
@@ -2164,19 +1775,13 @@
     </w:p>
     <w:p>
       <w:pPr>
-        <w:pStyle w:val="123"/>
-      </w:pPr>
-      <w:r>
-        <w:rPr>
-          <w:rFonts w:hint="eastAsia"/>
-        </w:rPr>
-        <w:t>A</w:t>
-      </w:r>
-      <w:r>
-        <w:rPr>
-          <w:rFonts w:hint="eastAsia"/>
-        </w:rPr>
-        <w:t>．误差就是测量中产生的错误</w:t>
+        <w:pStyle w:val="27"/>
+      </w:pPr>
+      <w:r>
+        <w:rPr>
+          <w:rFonts w:hint="eastAsia"/>
+        </w:rPr>
+        <w:t>A．误差就是测量中产生的错误</w:t>
       </w:r>
       <w:r>
         <w:tab/>
@@ -2184,19 +1789,13 @@
     </w:p>
     <w:p>
       <w:pPr>
-        <w:pStyle w:val="123"/>
-      </w:pPr>
-      <w:r>
-        <w:rPr>
-          <w:rFonts w:hint="eastAsia"/>
-        </w:rPr>
-        <w:t>B</w:t>
-      </w:r>
-      <w:r>
-        <w:rPr>
-          <w:rFonts w:hint="eastAsia"/>
-        </w:rPr>
-        <w:t>．测量时误差不可避免，可多次测量取平均值减小误差</w:t>
+        <w:pStyle w:val="27"/>
+      </w:pPr>
+      <w:r>
+        <w:rPr>
+          <w:rFonts w:hint="eastAsia"/>
+        </w:rPr>
+        <w:t>B．测量时误差不可避免，可多次测量取平均值减小误差</w:t>
       </w:r>
       <w:r>
         <w:tab/>
@@ -2204,19 +1803,13 @@
     </w:p>
     <w:p>
       <w:pPr>
-        <w:pStyle w:val="123"/>
-      </w:pPr>
-      <w:r>
-        <w:rPr>
-          <w:rFonts w:hint="eastAsia"/>
-        </w:rPr>
-        <w:t>C</w:t>
-      </w:r>
-      <w:r>
-        <w:rPr>
-          <w:rFonts w:hint="eastAsia"/>
-        </w:rPr>
-        <w:t>．只要测量时态度认真仔细，工具精密，就可消除误差</w:t>
+        <w:pStyle w:val="27"/>
+      </w:pPr>
+      <w:r>
+        <w:rPr>
+          <w:rFonts w:hint="eastAsia"/>
+        </w:rPr>
+        <w:t>C．只要测量时态度认真仔细，工具精密，就可消除误差</w:t>
       </w:r>
       <w:r>
         <w:tab/>
@@ -2224,42 +1817,30 @@
     </w:p>
     <w:p>
       <w:pPr>
-        <w:pStyle w:val="123"/>
-      </w:pPr>
-      <w:r>
-        <w:rPr>
-          <w:rFonts w:hint="eastAsia"/>
-        </w:rPr>
-        <w:t>D</w:t>
-      </w:r>
-      <w:r>
-        <w:rPr>
-          <w:rFonts w:hint="eastAsia"/>
-        </w:rPr>
-        <w:t>．读数时多估读几位数，可以减小误差</w:t>
-      </w:r>
-    </w:p>
-    <w:p>
-      <w:pPr>
-        <w:pStyle w:val="1230"/>
+        <w:pStyle w:val="27"/>
+      </w:pPr>
+      <w:r>
+        <w:rPr>
+          <w:rFonts w:hint="eastAsia"/>
+        </w:rPr>
+        <w:t>D．读数时多估读几位数，可以减小误差</w:t>
+      </w:r>
+    </w:p>
+    <w:p>
+      <w:pPr>
+        <w:pStyle w:val="33"/>
         <w:ind w:left="588"/>
       </w:pPr>
       <w:r>
         <w:rPr>
           <w:rFonts w:hint="eastAsia"/>
         </w:rPr>
-        <w:t>【答案】</w:t>
-      </w:r>
-      <w:r>
-        <w:rPr>
-          <w:rFonts w:hint="eastAsia"/>
-        </w:rPr>
-        <w:t>B</w:t>
-      </w:r>
-    </w:p>
-    <w:p>
-      <w:pPr>
-        <w:pStyle w:val="af0"/>
+        <w:t>【答案】B</w:t>
+      </w:r>
+    </w:p>
+    <w:p>
+      <w:pPr>
+        <w:pStyle w:val="26"/>
         <w:ind w:left="672" w:hanging="672"/>
         <w:rPr>
           <w:rFonts w:eastAsiaTheme="majorEastAsia"/>
@@ -2268,19 +1849,18 @@
     </w:p>
     <w:p>
       <w:pPr>
-        <w:pStyle w:val="af0"/>
+        <w:pStyle w:val="26"/>
         <w:ind w:left="672" w:hanging="672"/>
       </w:pPr>
       <w:r>
         <w:rPr>
           <w:rFonts w:cstheme="minorBidi"/>
-          <w:noProof/>
           <w:szCs w:val="22"/>
         </w:rPr>
         <mc:AlternateContent>
           <mc:Choice Requires="wps">
             <w:drawing>
-              <wp:inline distT="0" distB="0" distL="0" distR="0" wp14:anchorId="08FDBB2C" wp14:editId="500C1F67">
+              <wp:inline distT="0" distB="0" distL="0" distR="0">
                 <wp:extent cx="352425" cy="172720"/>
                 <wp:effectExtent l="0" t="0" r="9525" b="0"/>
                 <wp:docPr id="13" name="矩形 13"/>
@@ -2327,20 +1907,20 @@
                               <w:spacing w:line="240" w:lineRule="exact"/>
                               <w:jc w:val="center"/>
                               <w:rPr>
-                                <w:rFonts w:ascii="黑体" w:eastAsia="黑体" w:hAnsi="黑体" w:hint="eastAsia"/>
+                                <w:rFonts w:hint="eastAsia" w:ascii="黑体" w:hAnsi="黑体" w:eastAsia="黑体"/>
                                 <w:szCs w:val="21"/>
                               </w:rPr>
                             </w:pPr>
                             <w:r>
                               <w:rPr>
-                                <w:rFonts w:ascii="黑体" w:eastAsia="黑体" w:hAnsi="黑体" w:hint="eastAsia"/>
+                                <w:rFonts w:hint="eastAsia" w:ascii="黑体" w:hAnsi="黑体" w:eastAsia="黑体"/>
                                 <w:szCs w:val="21"/>
                               </w:rPr>
                               <w:t>练</w:t>
                             </w:r>
                             <w:r>
                               <w:rPr>
-                                <w:rFonts w:ascii="黑体" w:eastAsia="黑体" w:hAnsi="黑体"/>
+                                <w:rFonts w:ascii="黑体" w:hAnsi="黑体" w:eastAsia="黑体"/>
                                 <w:szCs w:val="21"/>
                               </w:rPr>
                               <w:t>6</w:t>
@@ -2351,7 +1931,7 @@
                               <w:spacing w:line="240" w:lineRule="exact"/>
                               <w:jc w:val="left"/>
                               <w:rPr>
-                                <w:rFonts w:ascii="黑体" w:eastAsia="黑体" w:hAnsi="黑体" w:hint="eastAsia"/>
+                                <w:rFonts w:hint="eastAsia" w:ascii="黑体" w:hAnsi="黑体" w:eastAsia="黑体"/>
                                 <w:szCs w:val="21"/>
                               </w:rPr>
                             </w:pPr>
@@ -2361,7 +1941,7 @@
                               <w:spacing w:line="240" w:lineRule="exact"/>
                               <w:jc w:val="left"/>
                               <w:rPr>
-                                <w:rFonts w:ascii="黑体" w:eastAsia="黑体" w:hAnsi="黑体" w:hint="eastAsia"/>
+                                <w:rFonts w:hint="eastAsia" w:ascii="黑体" w:hAnsi="黑体" w:eastAsia="黑体"/>
                                 <w:szCs w:val="21"/>
                               </w:rPr>
                             </w:pPr>
@@ -2379,28 +1959,32 @@
           </mc:Choice>
           <mc:Fallback>
             <w:pict>
-              <v:rect w14:anchorId="08FDBB2C" id="矩形 13" o:spid="_x0000_s1037" style="width:27.75pt;height:13.6pt;visibility:visible;mso-wrap-style:square;mso-left-percent:-10001;mso-top-percent:-10001;mso-position-horizontal:absolute;mso-position-horizontal-relative:char;mso-position-vertical:absolute;mso-position-vertical-relative:line;mso-left-percent:-10001;mso-top-percent:-10001;v-text-anchor:middle" o:gfxdata="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" fillcolor="#5aa13b [3205]" stroked="f" strokeweight="2pt">
-                <v:textbox inset="0,0,0,0">
+              <v:rect id="_x0000_s1026" o:spid="_x0000_s1026" o:spt="1" style="height:13.6pt;width:27.75pt;v-text-anchor:middle;" fillcolor="#5AA13B [3205]" filled="t" stroked="f" coordsize="21600,21600" o:gfxdata="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">
+                <v:fill on="t" focussize="0,0"/>
+                <v:stroke on="f" weight="2pt"/>
+                <v:imagedata o:title=""/>
+                <o:lock v:ext="edit" aspectratio="f"/>
+                <v:textbox inset="0mm,0mm,0mm,0mm">
                   <w:txbxContent>
                     <w:p>
                       <w:pPr>
                         <w:spacing w:line="240" w:lineRule="exact"/>
                         <w:jc w:val="center"/>
                         <w:rPr>
-                          <w:rFonts w:ascii="黑体" w:eastAsia="黑体" w:hAnsi="黑体" w:hint="eastAsia"/>
+                          <w:rFonts w:hint="eastAsia" w:ascii="黑体" w:hAnsi="黑体" w:eastAsia="黑体"/>
                           <w:szCs w:val="21"/>
                         </w:rPr>
                       </w:pPr>
                       <w:r>
                         <w:rPr>
-                          <w:rFonts w:ascii="黑体" w:eastAsia="黑体" w:hAnsi="黑体" w:hint="eastAsia"/>
+                          <w:rFonts w:hint="eastAsia" w:ascii="黑体" w:hAnsi="黑体" w:eastAsia="黑体"/>
                           <w:szCs w:val="21"/>
                         </w:rPr>
                         <w:t>练</w:t>
                       </w:r>
                       <w:r>
                         <w:rPr>
-                          <w:rFonts w:ascii="黑体" w:eastAsia="黑体" w:hAnsi="黑体"/>
+                          <w:rFonts w:ascii="黑体" w:hAnsi="黑体" w:eastAsia="黑体"/>
                           <w:szCs w:val="21"/>
                         </w:rPr>
                         <w:t>6</w:t>
@@ -2411,7 +1995,7 @@
                         <w:spacing w:line="240" w:lineRule="exact"/>
                         <w:jc w:val="left"/>
                         <w:rPr>
-                          <w:rFonts w:ascii="黑体" w:eastAsia="黑体" w:hAnsi="黑体" w:hint="eastAsia"/>
+                          <w:rFonts w:hint="eastAsia" w:ascii="黑体" w:hAnsi="黑体" w:eastAsia="黑体"/>
                           <w:szCs w:val="21"/>
                         </w:rPr>
                       </w:pPr>
@@ -2421,13 +2005,14 @@
                         <w:spacing w:line="240" w:lineRule="exact"/>
                         <w:jc w:val="left"/>
                         <w:rPr>
-                          <w:rFonts w:ascii="黑体" w:eastAsia="黑体" w:hAnsi="黑体" w:hint="eastAsia"/>
+                          <w:rFonts w:hint="eastAsia" w:ascii="黑体" w:hAnsi="黑体" w:eastAsia="黑体"/>
                           <w:szCs w:val="21"/>
                         </w:rPr>
                       </w:pPr>
                     </w:p>
                   </w:txbxContent>
                 </v:textbox>
+                <w10:wrap type="none"/>
                 <w10:anchorlock/>
               </v:rect>
             </w:pict>
@@ -2438,26 +2023,20 @@
         <w:rPr>
           <w:rFonts w:hint="eastAsia"/>
         </w:rPr>
-        <w:t xml:space="preserve"> </w:t>
-      </w:r>
-      <w:r>
-        <w:rPr>
-          <w:rFonts w:hint="eastAsia"/>
-        </w:rPr>
-        <w:t>如图所示，三辆小车在平直公路上向东匀速行驶，三辆小车的速度如图所示。若以甲车为参照物，则（　　）</w:t>
-      </w:r>
-    </w:p>
-    <w:p>
-      <w:pPr>
-        <w:pStyle w:val="123"/>
+        <w:t xml:space="preserve"> 如图所示，三辆小车在平直公路上向东匀速行驶，三辆小车的速度如图所示。若以甲车为参照物，则（　　）</w:t>
+      </w:r>
+    </w:p>
+    <w:p>
+      <w:pPr>
+        <w:pStyle w:val="27"/>
       </w:pPr>
       <w:r>
         <w:rPr>
           <w:rFonts w:hint="eastAsia"/>
         </w:rPr>
         <w:drawing>
-          <wp:inline distT="0" distB="0" distL="0" distR="0" wp14:anchorId="3C52A0FE" wp14:editId="3DD358DE">
-            <wp:extent cx="2181225" cy="1457093"/>
+          <wp:inline distT="0" distB="0" distL="0" distR="0">
+            <wp:extent cx="2181225" cy="1456690"/>
             <wp:effectExtent l="0" t="0" r="0" b="0"/>
             <wp:docPr id="1969064141" name="图片24" descr="菁优网：http://www.jyeoo.com"/>
             <wp:cNvGraphicFramePr>
@@ -2467,7 +2046,7 @@
               <a:graphicData uri="http://schemas.openxmlformats.org/drawingml/2006/picture">
                 <pic:pic xmlns:pic="http://schemas.openxmlformats.org/drawingml/2006/picture">
                   <pic:nvPicPr>
-                    <pic:cNvPr id="14" name="图片24" descr="菁优网：http://www.jyeoo.com"/>
+                    <pic:cNvPr id="1969064141" name="图片24" descr="菁优网：http://www.jyeoo.com"/>
                     <pic:cNvPicPr>
                       <a:picLocks noChangeAspect="1"/>
                     </pic:cNvPicPr>
@@ -2496,19 +2075,13 @@
     </w:p>
     <w:p>
       <w:pPr>
-        <w:pStyle w:val="123"/>
-      </w:pPr>
-      <w:r>
-        <w:rPr>
-          <w:rFonts w:hint="eastAsia"/>
-        </w:rPr>
-        <w:t>A</w:t>
-      </w:r>
-      <w:r>
-        <w:rPr>
-          <w:rFonts w:hint="eastAsia"/>
-        </w:rPr>
-        <w:t>．标志牌静止</w:t>
+        <w:pStyle w:val="27"/>
+      </w:pPr>
+      <w:r>
+        <w:rPr>
+          <w:rFonts w:hint="eastAsia"/>
+        </w:rPr>
+        <w:t>A．标志牌静止</w:t>
       </w:r>
       <w:r>
         <w:tab/>
@@ -2517,13 +2090,7 @@
         <w:rPr>
           <w:rFonts w:hint="eastAsia"/>
         </w:rPr>
-        <w:t>B</w:t>
-      </w:r>
-      <w:r>
-        <w:rPr>
-          <w:rFonts w:hint="eastAsia"/>
-        </w:rPr>
-        <w:t>．乙车向东运动</w:t>
+        <w:t>B．乙车向东运动</w:t>
       </w:r>
       <w:r>
         <w:tab/>
@@ -2531,19 +2098,13 @@
     </w:p>
     <w:p>
       <w:pPr>
-        <w:pStyle w:val="123"/>
-      </w:pPr>
-      <w:r>
-        <w:rPr>
-          <w:rFonts w:hint="eastAsia"/>
-        </w:rPr>
-        <w:t>C</w:t>
-      </w:r>
-      <w:r>
-        <w:rPr>
-          <w:rFonts w:hint="eastAsia"/>
-        </w:rPr>
-        <w:t>．乙车向西运动</w:t>
+        <w:pStyle w:val="27"/>
+      </w:pPr>
+      <w:r>
+        <w:rPr>
+          <w:rFonts w:hint="eastAsia"/>
+        </w:rPr>
+        <w:t>C．乙车向西运动</w:t>
       </w:r>
       <w:r>
         <w:tab/>
@@ -2552,55 +2113,40 @@
         <w:rPr>
           <w:rFonts w:hint="eastAsia"/>
         </w:rPr>
-        <w:t>D</w:t>
-      </w:r>
-      <w:r>
-        <w:rPr>
-          <w:rFonts w:hint="eastAsia"/>
-        </w:rPr>
-        <w:t>．丙车向西运动</w:t>
-      </w:r>
-    </w:p>
-    <w:p>
-      <w:pPr>
-        <w:pStyle w:val="1230"/>
+        <w:t>D．丙车向西运动</w:t>
+      </w:r>
+    </w:p>
+    <w:p>
+      <w:pPr>
+        <w:pStyle w:val="33"/>
         <w:ind w:left="588"/>
       </w:pPr>
       <w:r>
         <w:rPr>
           <w:rFonts w:hint="eastAsia"/>
         </w:rPr>
-        <w:t>【答案】</w:t>
-      </w:r>
-      <w:r>
-        <w:rPr>
-          <w:rFonts w:hint="eastAsia"/>
-        </w:rPr>
-        <w:t>D</w:t>
-      </w:r>
-    </w:p>
-    <w:p>
-      <w:pPr>
-        <w:pStyle w:val="af0"/>
-        <w:ind w:left="319" w:hangingChars="152" w:hanging="319"/>
-        <w:rPr>
-          <w:rFonts w:eastAsiaTheme="majorEastAsia" w:hint="eastAsia"/>
-        </w:rPr>
-      </w:pPr>
-    </w:p>
-    <w:p>
-      <w:pPr>
-        <w:pStyle w:val="af0"/>
-        <w:ind w:left="319" w:hangingChars="152" w:hanging="319"/>
-      </w:pPr>
-      <w:r>
-        <w:rPr>
-          <w:noProof/>
-        </w:rPr>
+        <w:t>【答案】D</w:t>
+      </w:r>
+    </w:p>
+    <w:p>
+      <w:pPr>
+        <w:pStyle w:val="26"/>
+        <w:ind w:left="319" w:hanging="319" w:hangingChars="152"/>
+        <w:rPr>
+          <w:rFonts w:hint="eastAsia" w:eastAsiaTheme="majorEastAsia"/>
+        </w:rPr>
+      </w:pPr>
+    </w:p>
+    <w:p>
+      <w:pPr>
+        <w:pStyle w:val="26"/>
+        <w:ind w:left="319" w:hanging="319" w:hangingChars="152"/>
+      </w:pPr>
+      <w:r>
         <mc:AlternateContent>
           <mc:Choice Requires="wps">
             <w:drawing>
-              <wp:inline distT="0" distB="0" distL="0" distR="0" wp14:anchorId="0E703E89" wp14:editId="031BD7E1">
+              <wp:inline distT="0" distB="0" distL="0" distR="0">
                 <wp:extent cx="352425" cy="172720"/>
                 <wp:effectExtent l="0" t="0" r="9525" b="0"/>
                 <wp:docPr id="25" name="矩形 25"/>
@@ -2647,20 +2193,20 @@
                               <w:spacing w:line="240" w:lineRule="exact"/>
                               <w:jc w:val="center"/>
                               <w:rPr>
-                                <w:rFonts w:ascii="黑体" w:eastAsia="黑体" w:hAnsi="黑体" w:hint="eastAsia"/>
+                                <w:rFonts w:hint="eastAsia" w:ascii="黑体" w:hAnsi="黑体" w:eastAsia="黑体"/>
                                 <w:szCs w:val="21"/>
                               </w:rPr>
                             </w:pPr>
                             <w:r>
                               <w:rPr>
-                                <w:rFonts w:ascii="黑体" w:eastAsia="黑体" w:hAnsi="黑体" w:hint="eastAsia"/>
+                                <w:rFonts w:hint="eastAsia" w:ascii="黑体" w:hAnsi="黑体" w:eastAsia="黑体"/>
                                 <w:szCs w:val="21"/>
                               </w:rPr>
                               <w:t>练</w:t>
                             </w:r>
                             <w:r>
                               <w:rPr>
-                                <w:rFonts w:ascii="黑体" w:eastAsia="黑体" w:hAnsi="黑体"/>
+                                <w:rFonts w:ascii="黑体" w:hAnsi="黑体" w:eastAsia="黑体"/>
                                 <w:szCs w:val="21"/>
                               </w:rPr>
                               <w:t>7</w:t>
@@ -2671,7 +2217,7 @@
                               <w:spacing w:line="240" w:lineRule="exact"/>
                               <w:jc w:val="left"/>
                               <w:rPr>
-                                <w:rFonts w:ascii="黑体" w:eastAsia="黑体" w:hAnsi="黑体" w:hint="eastAsia"/>
+                                <w:rFonts w:hint="eastAsia" w:ascii="黑体" w:hAnsi="黑体" w:eastAsia="黑体"/>
                                 <w:szCs w:val="21"/>
                               </w:rPr>
                             </w:pPr>
@@ -2681,7 +2227,7 @@
                               <w:spacing w:line="240" w:lineRule="exact"/>
                               <w:jc w:val="left"/>
                               <w:rPr>
-                                <w:rFonts w:ascii="黑体" w:eastAsia="黑体" w:hAnsi="黑体" w:hint="eastAsia"/>
+                                <w:rFonts w:hint="eastAsia" w:ascii="黑体" w:hAnsi="黑体" w:eastAsia="黑体"/>
                                 <w:szCs w:val="21"/>
                               </w:rPr>
                             </w:pPr>
@@ -2699,28 +2245,32 @@
           </mc:Choice>
           <mc:Fallback>
             <w:pict>
-              <v:rect w14:anchorId="0E703E89" id="矩形 25" o:spid="_x0000_s1038" style="width:27.75pt;height:13.6pt;visibility:visible;mso-wrap-style:square;mso-left-percent:-10001;mso-top-percent:-10001;mso-position-horizontal:absolute;mso-position-horizontal-relative:char;mso-position-vertical:absolute;mso-position-vertical-relative:line;mso-left-percent:-10001;mso-top-percent:-10001;v-text-anchor:middle" o:gfxdata="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" fillcolor="#5aa13b [3205]" stroked="f" strokeweight="2pt">
-                <v:textbox inset="0,0,0,0">
+              <v:rect id="_x0000_s1026" o:spid="_x0000_s1026" o:spt="1" style="height:13.6pt;width:27.75pt;v-text-anchor:middle;" fillcolor="#5AA13B [3205]" filled="t" stroked="f" coordsize="21600,21600" o:gfxdata="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">
+                <v:fill on="t" focussize="0,0"/>
+                <v:stroke on="f" weight="2pt"/>
+                <v:imagedata o:title=""/>
+                <o:lock v:ext="edit" aspectratio="f"/>
+                <v:textbox inset="0mm,0mm,0mm,0mm">
                   <w:txbxContent>
                     <w:p>
                       <w:pPr>
                         <w:spacing w:line="240" w:lineRule="exact"/>
                         <w:jc w:val="center"/>
                         <w:rPr>
-                          <w:rFonts w:ascii="黑体" w:eastAsia="黑体" w:hAnsi="黑体" w:hint="eastAsia"/>
+                          <w:rFonts w:hint="eastAsia" w:ascii="黑体" w:hAnsi="黑体" w:eastAsia="黑体"/>
                           <w:szCs w:val="21"/>
                         </w:rPr>
                       </w:pPr>
                       <w:r>
                         <w:rPr>
-                          <w:rFonts w:ascii="黑体" w:eastAsia="黑体" w:hAnsi="黑体" w:hint="eastAsia"/>
+                          <w:rFonts w:hint="eastAsia" w:ascii="黑体" w:hAnsi="黑体" w:eastAsia="黑体"/>
                           <w:szCs w:val="21"/>
                         </w:rPr>
                         <w:t>练</w:t>
                       </w:r>
                       <w:r>
                         <w:rPr>
-                          <w:rFonts w:ascii="黑体" w:eastAsia="黑体" w:hAnsi="黑体"/>
+                          <w:rFonts w:ascii="黑体" w:hAnsi="黑体" w:eastAsia="黑体"/>
                           <w:szCs w:val="21"/>
                         </w:rPr>
                         <w:t>7</w:t>
@@ -2731,7 +2281,7 @@
                         <w:spacing w:line="240" w:lineRule="exact"/>
                         <w:jc w:val="left"/>
                         <w:rPr>
-                          <w:rFonts w:ascii="黑体" w:eastAsia="黑体" w:hAnsi="黑体" w:hint="eastAsia"/>
+                          <w:rFonts w:hint="eastAsia" w:ascii="黑体" w:hAnsi="黑体" w:eastAsia="黑体"/>
                           <w:szCs w:val="21"/>
                         </w:rPr>
                       </w:pPr>
@@ -2741,13 +2291,14 @@
                         <w:spacing w:line="240" w:lineRule="exact"/>
                         <w:jc w:val="left"/>
                         <w:rPr>
-                          <w:rFonts w:ascii="黑体" w:eastAsia="黑体" w:hAnsi="黑体" w:hint="eastAsia"/>
+                          <w:rFonts w:hint="eastAsia" w:ascii="黑体" w:hAnsi="黑体" w:eastAsia="黑体"/>
                           <w:szCs w:val="21"/>
                         </w:rPr>
                       </w:pPr>
                     </w:p>
                   </w:txbxContent>
                 </v:textbox>
+                <w10:wrap type="none"/>
                 <w10:anchorlock/>
               </v:rect>
             </w:pict>
@@ -2762,6 +2313,29 @@
       </w:r>
       <w:r>
         <w:rPr>
+          <w:rFonts w:hint="eastAsia" w:eastAsiaTheme="majorEastAsia"/>
+          <w:lang w:eastAsia="zh-CN"/>
+        </w:rPr>
+        <w:t>【</w:t>
+      </w:r>
+      <w:r>
+        <w:rPr>
+          <w:rFonts w:hint="eastAsia" w:eastAsiaTheme="majorEastAsia"/>
+          <w:color w:val="0000FF"/>
+          <w:lang w:val="en-US" w:eastAsia="zh-CN"/>
+        </w:rPr>
+        <w:t>删除</w:t>
+      </w:r>
+      <w:r>
+        <w:rPr>
+          <w:rFonts w:hint="eastAsia" w:eastAsiaTheme="majorEastAsia"/>
+          <w:color w:val="0000FF"/>
+          <w:lang w:eastAsia="zh-CN"/>
+        </w:rPr>
+        <w:t>】</w:t>
+      </w:r>
+      <w:r>
+        <w:rPr>
           <w:rFonts w:hint="eastAsia"/>
         </w:rPr>
         <w:t>观察图的烟和小旗，关于甲、乙两车相对于房子的运动情况，下列说法正确的是（　　）</w:t>
@@ -2769,14 +2343,14 @@
     </w:p>
     <w:p>
       <w:pPr>
-        <w:pStyle w:val="123"/>
+        <w:pStyle w:val="27"/>
       </w:pPr>
       <w:r>
         <w:rPr>
           <w:rFonts w:hint="eastAsia"/>
         </w:rPr>
         <w:drawing>
-          <wp:inline distT="0" distB="0" distL="0" distR="0" wp14:anchorId="3FE2FE58" wp14:editId="02445714">
+          <wp:inline distT="0" distB="0" distL="0" distR="0">
             <wp:extent cx="2038350" cy="1200150"/>
             <wp:effectExtent l="0" t="0" r="0" b="0"/>
             <wp:docPr id="449988038" name="图片24" descr="菁优网：http://www.jyeoo.com"/>
@@ -2787,7 +2361,7 @@
               <a:graphicData uri="http://schemas.openxmlformats.org/drawingml/2006/picture">
                 <pic:pic xmlns:pic="http://schemas.openxmlformats.org/drawingml/2006/picture">
                   <pic:nvPicPr>
-                    <pic:cNvPr id="15" name="图片24" descr="菁优网：http://www.jyeoo.com"/>
+                    <pic:cNvPr id="449988038" name="图片24" descr="菁优网：http://www.jyeoo.com"/>
                     <pic:cNvPicPr>
                       <a:picLocks noChangeAspect="1"/>
                     </pic:cNvPicPr>
@@ -2816,19 +2390,13 @@
     </w:p>
     <w:p>
       <w:pPr>
-        <w:pStyle w:val="123"/>
-      </w:pPr>
-      <w:r>
-        <w:rPr>
-          <w:rFonts w:hint="eastAsia"/>
-        </w:rPr>
-        <w:t>A</w:t>
-      </w:r>
-      <w:r>
-        <w:rPr>
-          <w:rFonts w:hint="eastAsia"/>
-        </w:rPr>
-        <w:t>．甲、乙两车一定向左运动</w:t>
+        <w:pStyle w:val="27"/>
+      </w:pPr>
+      <w:r>
+        <w:rPr>
+          <w:rFonts w:hint="eastAsia"/>
+        </w:rPr>
+        <w:t>A．甲、乙两车一定向左运动</w:t>
       </w:r>
       <w:r>
         <w:tab/>
@@ -2836,19 +2404,13 @@
     </w:p>
     <w:p>
       <w:pPr>
-        <w:pStyle w:val="123"/>
-      </w:pPr>
-      <w:r>
-        <w:rPr>
-          <w:rFonts w:hint="eastAsia"/>
-        </w:rPr>
-        <w:t>B</w:t>
-      </w:r>
-      <w:r>
-        <w:rPr>
-          <w:rFonts w:hint="eastAsia"/>
-        </w:rPr>
-        <w:t>．甲、乙两车一定向右运动</w:t>
+        <w:pStyle w:val="27"/>
+      </w:pPr>
+      <w:r>
+        <w:rPr>
+          <w:rFonts w:hint="eastAsia"/>
+        </w:rPr>
+        <w:t>B．甲、乙两车一定向右运动</w:t>
       </w:r>
       <w:r>
         <w:tab/>
@@ -2856,19 +2418,13 @@
     </w:p>
     <w:p>
       <w:pPr>
-        <w:pStyle w:val="123"/>
-      </w:pPr>
-      <w:r>
-        <w:rPr>
-          <w:rFonts w:hint="eastAsia"/>
-        </w:rPr>
-        <w:t>C</w:t>
-      </w:r>
-      <w:r>
-        <w:rPr>
-          <w:rFonts w:hint="eastAsia"/>
-        </w:rPr>
-        <w:t>．甲车可能运动，乙车可能向右运动</w:t>
+        <w:pStyle w:val="27"/>
+      </w:pPr>
+      <w:r>
+        <w:rPr>
+          <w:rFonts w:hint="eastAsia"/>
+        </w:rPr>
+        <w:t>C．甲车可能运动，乙车可能向右运动</w:t>
       </w:r>
       <w:r>
         <w:tab/>
@@ -2876,58 +2432,43 @@
     </w:p>
     <w:p>
       <w:pPr>
-        <w:pStyle w:val="123"/>
-      </w:pPr>
-      <w:r>
-        <w:rPr>
-          <w:rFonts w:hint="eastAsia"/>
-        </w:rPr>
-        <w:t>D</w:t>
-      </w:r>
-      <w:r>
-        <w:rPr>
-          <w:rFonts w:hint="eastAsia"/>
-        </w:rPr>
-        <w:t>．甲车可能静止，乙车向左运动</w:t>
-      </w:r>
-    </w:p>
-    <w:p>
-      <w:pPr>
-        <w:pStyle w:val="1230"/>
+        <w:pStyle w:val="27"/>
+      </w:pPr>
+      <w:r>
+        <w:rPr>
+          <w:rFonts w:hint="eastAsia"/>
+        </w:rPr>
+        <w:t>D．甲车可能静止，乙车向左运动</w:t>
+      </w:r>
+    </w:p>
+    <w:p>
+      <w:pPr>
+        <w:pStyle w:val="33"/>
         <w:ind w:left="588"/>
       </w:pPr>
       <w:r>
         <w:rPr>
           <w:rFonts w:hint="eastAsia"/>
         </w:rPr>
-        <w:t>【答案】</w:t>
-      </w:r>
-      <w:r>
-        <w:rPr>
-          <w:rFonts w:hint="eastAsia"/>
-        </w:rPr>
-        <w:t>D</w:t>
-      </w:r>
-    </w:p>
-    <w:p>
-      <w:pPr>
-        <w:pStyle w:val="1230"/>
+        <w:t>【答案】D</w:t>
+      </w:r>
+    </w:p>
+    <w:p>
+      <w:pPr>
+        <w:pStyle w:val="33"/>
         <w:ind w:left="588"/>
       </w:pPr>
     </w:p>
     <w:p>
       <w:pPr>
-        <w:pStyle w:val="af0"/>
+        <w:pStyle w:val="26"/>
         <w:ind w:left="672" w:hanging="672"/>
       </w:pPr>
       <w:r>
-        <w:rPr>
-          <w:noProof/>
-        </w:rPr>
         <mc:AlternateContent>
           <mc:Choice Requires="wps">
             <w:drawing>
-              <wp:inline distT="0" distB="0" distL="0" distR="0" wp14:anchorId="3694E683" wp14:editId="095C095C">
+              <wp:inline distT="0" distB="0" distL="0" distR="0">
                 <wp:extent cx="352425" cy="172720"/>
                 <wp:effectExtent l="0" t="0" r="9525" b="0"/>
                 <wp:docPr id="24" name="矩形 24"/>
@@ -2974,20 +2515,20 @@
                               <w:spacing w:line="240" w:lineRule="exact"/>
                               <w:jc w:val="center"/>
                               <w:rPr>
-                                <w:rFonts w:ascii="黑体" w:eastAsia="黑体" w:hAnsi="黑体" w:hint="eastAsia"/>
+                                <w:rFonts w:hint="eastAsia" w:ascii="黑体" w:hAnsi="黑体" w:eastAsia="黑体"/>
                                 <w:szCs w:val="21"/>
                               </w:rPr>
                             </w:pPr>
                             <w:r>
                               <w:rPr>
-                                <w:rFonts w:ascii="黑体" w:eastAsia="黑体" w:hAnsi="黑体" w:hint="eastAsia"/>
+                                <w:rFonts w:hint="eastAsia" w:ascii="黑体" w:hAnsi="黑体" w:eastAsia="黑体"/>
                                 <w:szCs w:val="21"/>
                               </w:rPr>
                               <w:t>练</w:t>
                             </w:r>
                             <w:r>
                               <w:rPr>
-                                <w:rFonts w:ascii="黑体" w:eastAsia="黑体" w:hAnsi="黑体"/>
+                                <w:rFonts w:ascii="黑体" w:hAnsi="黑体" w:eastAsia="黑体"/>
                                 <w:szCs w:val="21"/>
                               </w:rPr>
                               <w:t>8</w:t>
@@ -2998,7 +2539,7 @@
                               <w:spacing w:line="240" w:lineRule="exact"/>
                               <w:jc w:val="left"/>
                               <w:rPr>
-                                <w:rFonts w:ascii="黑体" w:eastAsia="黑体" w:hAnsi="黑体" w:hint="eastAsia"/>
+                                <w:rFonts w:hint="eastAsia" w:ascii="黑体" w:hAnsi="黑体" w:eastAsia="黑体"/>
                                 <w:szCs w:val="21"/>
                               </w:rPr>
                             </w:pPr>
@@ -3008,7 +2549,7 @@
                               <w:spacing w:line="240" w:lineRule="exact"/>
                               <w:jc w:val="left"/>
                               <w:rPr>
-                                <w:rFonts w:ascii="黑体" w:eastAsia="黑体" w:hAnsi="黑体" w:hint="eastAsia"/>
+                                <w:rFonts w:hint="eastAsia" w:ascii="黑体" w:hAnsi="黑体" w:eastAsia="黑体"/>
                                 <w:szCs w:val="21"/>
                               </w:rPr>
                             </w:pPr>
@@ -3026,28 +2567,32 @@
           </mc:Choice>
           <mc:Fallback>
             <w:pict>
-              <v:rect w14:anchorId="3694E683" id="矩形 24" o:spid="_x0000_s1039" style="width:27.75pt;height:13.6pt;visibility:visible;mso-wrap-style:square;mso-left-percent:-10001;mso-top-percent:-10001;mso-position-horizontal:absolute;mso-position-horizontal-relative:char;mso-position-vertical:absolute;mso-position-vertical-relative:line;mso-left-percent:-10001;mso-top-percent:-10001;v-text-anchor:middle" o:gfxdata="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" fillcolor="#5aa13b [3205]" stroked="f" strokeweight="2pt">
-                <v:textbox inset="0,0,0,0">
+              <v:rect id="_x0000_s1026" o:spid="_x0000_s1026" o:spt="1" style="height:13.6pt;width:27.75pt;v-text-anchor:middle;" fillcolor="#5AA13B [3205]" filled="t" stroked="f" coordsize="21600,21600" o:gfxdata="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">
+                <v:fill on="t" focussize="0,0"/>
+                <v:stroke on="f" weight="2pt"/>
+                <v:imagedata o:title=""/>
+                <o:lock v:ext="edit" aspectratio="f"/>
+                <v:textbox inset="0mm,0mm,0mm,0mm">
                   <w:txbxContent>
                     <w:p>
                       <w:pPr>
                         <w:spacing w:line="240" w:lineRule="exact"/>
                         <w:jc w:val="center"/>
                         <w:rPr>
-                          <w:rFonts w:ascii="黑体" w:eastAsia="黑体" w:hAnsi="黑体" w:hint="eastAsia"/>
+                          <w:rFonts w:hint="eastAsia" w:ascii="黑体" w:hAnsi="黑体" w:eastAsia="黑体"/>
                           <w:szCs w:val="21"/>
                         </w:rPr>
                       </w:pPr>
                       <w:r>
                         <w:rPr>
-                          <w:rFonts w:ascii="黑体" w:eastAsia="黑体" w:hAnsi="黑体" w:hint="eastAsia"/>
+                          <w:rFonts w:hint="eastAsia" w:ascii="黑体" w:hAnsi="黑体" w:eastAsia="黑体"/>
                           <w:szCs w:val="21"/>
                         </w:rPr>
                         <w:t>练</w:t>
                       </w:r>
                       <w:r>
                         <w:rPr>
-                          <w:rFonts w:ascii="黑体" w:eastAsia="黑体" w:hAnsi="黑体"/>
+                          <w:rFonts w:ascii="黑体" w:hAnsi="黑体" w:eastAsia="黑体"/>
                           <w:szCs w:val="21"/>
                         </w:rPr>
                         <w:t>8</w:t>
@@ -3058,7 +2603,7 @@
                         <w:spacing w:line="240" w:lineRule="exact"/>
                         <w:jc w:val="left"/>
                         <w:rPr>
-                          <w:rFonts w:ascii="黑体" w:eastAsia="黑体" w:hAnsi="黑体" w:hint="eastAsia"/>
+                          <w:rFonts w:hint="eastAsia" w:ascii="黑体" w:hAnsi="黑体" w:eastAsia="黑体"/>
                           <w:szCs w:val="21"/>
                         </w:rPr>
                       </w:pPr>
@@ -3068,13 +2613,14 @@
                         <w:spacing w:line="240" w:lineRule="exact"/>
                         <w:jc w:val="left"/>
                         <w:rPr>
-                          <w:rFonts w:ascii="黑体" w:eastAsia="黑体" w:hAnsi="黑体" w:hint="eastAsia"/>
+                          <w:rFonts w:hint="eastAsia" w:ascii="黑体" w:hAnsi="黑体" w:eastAsia="黑体"/>
                           <w:szCs w:val="21"/>
                         </w:rPr>
                       </w:pPr>
                     </w:p>
                   </w:txbxContent>
                 </v:textbox>
+                <w10:wrap type="none"/>
                 <w10:anchorlock/>
               </v:rect>
             </w:pict>
@@ -3083,7 +2629,7 @@
       </w:r>
       <w:r>
         <w:rPr>
-          <w:rFonts w:eastAsiaTheme="majorEastAsia" w:hint="eastAsia"/>
+          <w:rFonts w:hint="eastAsia" w:eastAsiaTheme="majorEastAsia"/>
         </w:rPr>
         <w:t xml:space="preserve"> </w:t>
       </w:r>
@@ -3096,19 +2642,13 @@
     </w:p>
     <w:p>
       <w:pPr>
-        <w:pStyle w:val="123"/>
-      </w:pPr>
-      <w:r>
-        <w:rPr>
-          <w:rFonts w:hint="eastAsia"/>
-        </w:rPr>
-        <w:t>A</w:t>
-      </w:r>
-      <w:r>
-        <w:rPr>
-          <w:rFonts w:hint="eastAsia"/>
-        </w:rPr>
-        <w:t>．刻度尺没有跟课本的长边平行</w:t>
+        <w:pStyle w:val="27"/>
+      </w:pPr>
+      <w:r>
+        <w:rPr>
+          <w:rFonts w:hint="eastAsia"/>
+        </w:rPr>
+        <w:t>A．刻度尺没有跟课本的长边平行</w:t>
       </w:r>
       <w:r>
         <w:tab/>
@@ -3116,19 +2656,13 @@
     </w:p>
     <w:p>
       <w:pPr>
-        <w:pStyle w:val="123"/>
-      </w:pPr>
-      <w:r>
-        <w:rPr>
-          <w:rFonts w:hint="eastAsia"/>
-        </w:rPr>
-        <w:t>B</w:t>
-      </w:r>
-      <w:r>
-        <w:rPr>
-          <w:rFonts w:hint="eastAsia"/>
-        </w:rPr>
-        <w:t>．观察刻度尺时，视线没有跟刻度尺尺面垂直</w:t>
+        <w:pStyle w:val="27"/>
+      </w:pPr>
+      <w:r>
+        <w:rPr>
+          <w:rFonts w:hint="eastAsia"/>
+        </w:rPr>
+        <w:t>B．观察刻度尺时，视线没有跟刻度尺尺面垂直</w:t>
       </w:r>
       <w:r>
         <w:tab/>
@@ -3136,19 +2670,13 @@
     </w:p>
     <w:p>
       <w:pPr>
-        <w:pStyle w:val="123"/>
-      </w:pPr>
-      <w:r>
-        <w:rPr>
-          <w:rFonts w:hint="eastAsia"/>
-        </w:rPr>
-        <w:t>C</w:t>
-      </w:r>
-      <w:r>
-        <w:rPr>
-          <w:rFonts w:hint="eastAsia"/>
-        </w:rPr>
-        <w:t>．刻度尺没有紧贴课本</w:t>
+        <w:pStyle w:val="27"/>
+      </w:pPr>
+      <w:r>
+        <w:rPr>
+          <w:rFonts w:hint="eastAsia"/>
+        </w:rPr>
+        <w:t>C．刻度尺没有紧贴课本</w:t>
       </w:r>
       <w:r>
         <w:tab/>
@@ -3156,60 +2684,47 @@
     </w:p>
     <w:p>
       <w:pPr>
-        <w:pStyle w:val="123"/>
-      </w:pPr>
-      <w:r>
-        <w:rPr>
-          <w:rFonts w:hint="eastAsia"/>
-        </w:rPr>
-        <w:t>D</w:t>
-      </w:r>
-      <w:r>
-        <w:rPr>
-          <w:rFonts w:hint="eastAsia"/>
-        </w:rPr>
-        <w:t>．读数时，最小刻度的下一位数值估计不准确</w:t>
-      </w:r>
-    </w:p>
-    <w:p>
-      <w:pPr>
-        <w:pStyle w:val="1230"/>
+        <w:pStyle w:val="27"/>
+      </w:pPr>
+      <w:r>
+        <w:rPr>
+          <w:rFonts w:hint="eastAsia"/>
+        </w:rPr>
+        <w:t>D．读数时，最小刻度的下一位数值估计不准确</w:t>
+      </w:r>
+    </w:p>
+    <w:p>
+      <w:pPr>
+        <w:pStyle w:val="33"/>
         <w:ind w:left="588"/>
       </w:pPr>
       <w:r>
         <w:rPr>
           <w:rFonts w:hint="eastAsia"/>
         </w:rPr>
-        <w:t>【答案】</w:t>
-      </w:r>
-      <w:r>
-        <w:rPr>
-          <w:rFonts w:hint="eastAsia"/>
-        </w:rPr>
-        <w:t>D</w:t>
-      </w:r>
-    </w:p>
-    <w:p>
-      <w:pPr>
-        <w:pStyle w:val="1230"/>
+        <w:t>【答案】D</w:t>
+      </w:r>
+    </w:p>
+    <w:p>
+      <w:pPr>
+        <w:pStyle w:val="33"/>
         <w:ind w:left="588"/>
       </w:pPr>
     </w:p>
     <w:p>
       <w:pPr>
-        <w:pStyle w:val="af0"/>
+        <w:pStyle w:val="26"/>
         <w:ind w:left="672" w:hanging="672"/>
       </w:pPr>
       <w:r>
         <w:rPr>
           <w:rFonts w:cstheme="minorBidi"/>
-          <w:noProof/>
           <w:szCs w:val="22"/>
         </w:rPr>
         <mc:AlternateContent>
           <mc:Choice Requires="wps">
             <w:drawing>
-              <wp:inline distT="0" distB="0" distL="0" distR="0" wp14:anchorId="0F591861" wp14:editId="680906B2">
+              <wp:inline distT="0" distB="0" distL="0" distR="0">
                 <wp:extent cx="352425" cy="172720"/>
                 <wp:effectExtent l="0" t="0" r="9525" b="0"/>
                 <wp:docPr id="15" name="矩形 15"/>
@@ -3256,20 +2771,20 @@
                               <w:spacing w:line="240" w:lineRule="exact"/>
                               <w:jc w:val="center"/>
                               <w:rPr>
-                                <w:rFonts w:ascii="黑体" w:eastAsia="黑体" w:hAnsi="黑体" w:hint="eastAsia"/>
+                                <w:rFonts w:hint="eastAsia" w:ascii="黑体" w:hAnsi="黑体" w:eastAsia="黑体"/>
                                 <w:szCs w:val="21"/>
                               </w:rPr>
                             </w:pPr>
                             <w:r>
                               <w:rPr>
-                                <w:rFonts w:ascii="黑体" w:eastAsia="黑体" w:hAnsi="黑体" w:hint="eastAsia"/>
+                                <w:rFonts w:hint="eastAsia" w:ascii="黑体" w:hAnsi="黑体" w:eastAsia="黑体"/>
                                 <w:szCs w:val="21"/>
                               </w:rPr>
                               <w:t>练</w:t>
                             </w:r>
                             <w:r>
                               <w:rPr>
-                                <w:rFonts w:ascii="黑体" w:eastAsia="黑体" w:hAnsi="黑体"/>
+                                <w:rFonts w:ascii="黑体" w:hAnsi="黑体" w:eastAsia="黑体"/>
                                 <w:szCs w:val="21"/>
                               </w:rPr>
                               <w:t>9</w:t>
@@ -3280,7 +2795,7 @@
                               <w:spacing w:line="240" w:lineRule="exact"/>
                               <w:jc w:val="left"/>
                               <w:rPr>
-                                <w:rFonts w:ascii="黑体" w:eastAsia="黑体" w:hAnsi="黑体" w:hint="eastAsia"/>
+                                <w:rFonts w:hint="eastAsia" w:ascii="黑体" w:hAnsi="黑体" w:eastAsia="黑体"/>
                                 <w:szCs w:val="21"/>
                               </w:rPr>
                             </w:pPr>
@@ -3290,7 +2805,7 @@
                               <w:spacing w:line="240" w:lineRule="exact"/>
                               <w:jc w:val="left"/>
                               <w:rPr>
-                                <w:rFonts w:ascii="黑体" w:eastAsia="黑体" w:hAnsi="黑体" w:hint="eastAsia"/>
+                                <w:rFonts w:hint="eastAsia" w:ascii="黑体" w:hAnsi="黑体" w:eastAsia="黑体"/>
                                 <w:szCs w:val="21"/>
                               </w:rPr>
                             </w:pPr>
@@ -3308,28 +2823,32 @@
           </mc:Choice>
           <mc:Fallback>
             <w:pict>
-              <v:rect w14:anchorId="0F591861" id="矩形 15" o:spid="_x0000_s1040" style="width:27.75pt;height:13.6pt;visibility:visible;mso-wrap-style:square;mso-left-percent:-10001;mso-top-percent:-10001;mso-position-horizontal:absolute;mso-position-horizontal-relative:char;mso-position-vertical:absolute;mso-position-vertical-relative:line;mso-left-percent:-10001;mso-top-percent:-10001;v-text-anchor:middle" o:gfxdata="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" fillcolor="#5aa13b [3205]" stroked="f" strokeweight="2pt">
-                <v:textbox inset="0,0,0,0">
+              <v:rect id="_x0000_s1026" o:spid="_x0000_s1026" o:spt="1" style="height:13.6pt;width:27.75pt;v-text-anchor:middle;" fillcolor="#5AA13B [3205]" filled="t" stroked="f" coordsize="21600,21600" o:gfxdata="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">
+                <v:fill on="t" focussize="0,0"/>
+                <v:stroke on="f" weight="2pt"/>
+                <v:imagedata o:title=""/>
+                <o:lock v:ext="edit" aspectratio="f"/>
+                <v:textbox inset="0mm,0mm,0mm,0mm">
                   <w:txbxContent>
                     <w:p>
                       <w:pPr>
                         <w:spacing w:line="240" w:lineRule="exact"/>
                         <w:jc w:val="center"/>
                         <w:rPr>
-                          <w:rFonts w:ascii="黑体" w:eastAsia="黑体" w:hAnsi="黑体" w:hint="eastAsia"/>
+                          <w:rFonts w:hint="eastAsia" w:ascii="黑体" w:hAnsi="黑体" w:eastAsia="黑体"/>
                           <w:szCs w:val="21"/>
                         </w:rPr>
                       </w:pPr>
                       <w:r>
                         <w:rPr>
-                          <w:rFonts w:ascii="黑体" w:eastAsia="黑体" w:hAnsi="黑体" w:hint="eastAsia"/>
+                          <w:rFonts w:hint="eastAsia" w:ascii="黑体" w:hAnsi="黑体" w:eastAsia="黑体"/>
                           <w:szCs w:val="21"/>
                         </w:rPr>
                         <w:t>练</w:t>
                       </w:r>
                       <w:r>
                         <w:rPr>
-                          <w:rFonts w:ascii="黑体" w:eastAsia="黑体" w:hAnsi="黑体"/>
+                          <w:rFonts w:ascii="黑体" w:hAnsi="黑体" w:eastAsia="黑体"/>
                           <w:szCs w:val="21"/>
                         </w:rPr>
                         <w:t>9</w:t>
@@ -3340,7 +2859,7 @@
                         <w:spacing w:line="240" w:lineRule="exact"/>
                         <w:jc w:val="left"/>
                         <w:rPr>
-                          <w:rFonts w:ascii="黑体" w:eastAsia="黑体" w:hAnsi="黑体" w:hint="eastAsia"/>
+                          <w:rFonts w:hint="eastAsia" w:ascii="黑体" w:hAnsi="黑体" w:eastAsia="黑体"/>
                           <w:szCs w:val="21"/>
                         </w:rPr>
                       </w:pPr>
@@ -3350,13 +2869,14 @@
                         <w:spacing w:line="240" w:lineRule="exact"/>
                         <w:jc w:val="left"/>
                         <w:rPr>
-                          <w:rFonts w:ascii="黑体" w:eastAsia="黑体" w:hAnsi="黑体" w:hint="eastAsia"/>
+                          <w:rFonts w:hint="eastAsia" w:ascii="黑体" w:hAnsi="黑体" w:eastAsia="黑体"/>
                           <w:szCs w:val="21"/>
                         </w:rPr>
                       </w:pPr>
                     </w:p>
                   </w:txbxContent>
                 </v:textbox>
+                <w10:wrap type="none"/>
                 <w10:anchorlock/>
               </v:rect>
             </w:pict>
@@ -3367,90 +2887,18 @@
         <w:rPr>
           <w:rFonts w:hint="eastAsia"/>
         </w:rPr>
-        <w:t xml:space="preserve"> </w:t>
-      </w:r>
-      <w:r>
-        <w:rPr>
-          <w:rFonts w:hint="eastAsia"/>
-        </w:rPr>
-        <w:t>小聪五次测量同一物体的长度，结果分别为</w:t>
-      </w:r>
-      <w:r>
-        <w:rPr>
-          <w:rFonts w:hint="eastAsia"/>
-        </w:rPr>
-        <w:t>18.52cm</w:t>
-      </w:r>
-      <w:r>
-        <w:rPr>
-          <w:rFonts w:hint="eastAsia"/>
-        </w:rPr>
-        <w:t>、</w:t>
-      </w:r>
-      <w:r>
-        <w:rPr>
-          <w:rFonts w:hint="eastAsia"/>
-        </w:rPr>
-        <w:t>18.52cm</w:t>
-      </w:r>
-      <w:r>
-        <w:rPr>
-          <w:rFonts w:hint="eastAsia"/>
-        </w:rPr>
-        <w:t>、</w:t>
-      </w:r>
-      <w:r>
-        <w:rPr>
-          <w:rFonts w:hint="eastAsia"/>
-        </w:rPr>
-        <w:t>18.10cm</w:t>
-      </w:r>
-      <w:r>
-        <w:rPr>
-          <w:rFonts w:hint="eastAsia"/>
-        </w:rPr>
-        <w:t>、</w:t>
-      </w:r>
-      <w:r>
-        <w:rPr>
-          <w:rFonts w:hint="eastAsia"/>
-        </w:rPr>
-        <w:t>18.50cm</w:t>
-      </w:r>
-      <w:r>
-        <w:rPr>
-          <w:rFonts w:hint="eastAsia"/>
-        </w:rPr>
-        <w:t>、</w:t>
-      </w:r>
-      <w:r>
-        <w:rPr>
-          <w:rFonts w:hint="eastAsia"/>
-        </w:rPr>
-        <w:t>18.51cm</w:t>
-      </w:r>
-      <w:r>
-        <w:rPr>
-          <w:rFonts w:hint="eastAsia"/>
-        </w:rPr>
-        <w:t>。下列说法正确的是（　　）</w:t>
-      </w:r>
-    </w:p>
-    <w:p>
-      <w:pPr>
-        <w:pStyle w:val="123"/>
-      </w:pPr>
-      <w:r>
-        <w:rPr>
-          <w:rFonts w:hint="eastAsia"/>
-        </w:rPr>
-        <w:t>A</w:t>
-      </w:r>
-      <w:r>
-        <w:rPr>
-          <w:rFonts w:hint="eastAsia"/>
-        </w:rPr>
-        <w:t>．五次的测量数据都是正确的</w:t>
+        <w:t xml:space="preserve"> 小聪五次测量同一物体的长度，结果分别为18.52cm、18.52cm、18.10cm、18.50cm、18.51cm。下列说法正确的是（　　）</w:t>
+      </w:r>
+    </w:p>
+    <w:p>
+      <w:pPr>
+        <w:pStyle w:val="27"/>
+      </w:pPr>
+      <w:r>
+        <w:rPr>
+          <w:rFonts w:hint="eastAsia"/>
+        </w:rPr>
+        <w:t>A．五次的测量数据都是正确的</w:t>
       </w:r>
       <w:r>
         <w:tab/>
@@ -3458,25 +2906,13 @@
     </w:p>
     <w:p>
       <w:pPr>
-        <w:pStyle w:val="123"/>
-      </w:pPr>
-      <w:r>
-        <w:rPr>
-          <w:rFonts w:hint="eastAsia"/>
-        </w:rPr>
-        <w:t>B</w:t>
-      </w:r>
-      <w:r>
-        <w:rPr>
-          <w:rFonts w:hint="eastAsia"/>
-        </w:rPr>
-        <w:t>．小聪所用刻度尺的分度值为</w:t>
-      </w:r>
-      <w:r>
-        <w:rPr>
-          <w:rFonts w:hint="eastAsia"/>
-        </w:rPr>
-        <w:t>1dm</w:t>
+        <w:pStyle w:val="27"/>
+      </w:pPr>
+      <w:r>
+        <w:rPr>
+          <w:rFonts w:hint="eastAsia"/>
+        </w:rPr>
+        <w:t>B．小聪所用刻度尺的分度值为1dm</w:t>
       </w:r>
       <w:r>
         <w:tab/>
@@ -3484,43 +2920,13 @@
     </w:p>
     <w:p>
       <w:pPr>
-        <w:pStyle w:val="123"/>
-      </w:pPr>
-      <w:r>
-        <w:rPr>
-          <w:rFonts w:hint="eastAsia"/>
-        </w:rPr>
-        <w:t>C</w:t>
-      </w:r>
-      <w:r>
-        <w:rPr>
-          <w:rFonts w:hint="eastAsia"/>
-        </w:rPr>
-        <w:t>．数据</w:t>
-      </w:r>
-      <w:r>
-        <w:rPr>
-          <w:rFonts w:hint="eastAsia"/>
-        </w:rPr>
-        <w:t>18.50cm</w:t>
-      </w:r>
-      <w:r>
-        <w:rPr>
-          <w:rFonts w:hint="eastAsia"/>
-        </w:rPr>
-        <w:t>中最后一位“</w:t>
-      </w:r>
-      <w:r>
-        <w:rPr>
-          <w:rFonts w:hint="eastAsia"/>
-        </w:rPr>
-        <w:t>0</w:t>
-      </w:r>
-      <w:r>
-        <w:rPr>
-          <w:rFonts w:hint="eastAsia"/>
-        </w:rPr>
-        <w:t>”无意义，应去掉</w:t>
+        <w:pStyle w:val="27"/>
+      </w:pPr>
+      <w:r>
+        <w:rPr>
+          <w:rFonts w:hint="eastAsia"/>
+        </w:rPr>
+        <w:t>C．数据18.50cm中最后一位“0”无意义，应去掉</w:t>
       </w:r>
       <w:r>
         <w:tab/>
@@ -3528,72 +2934,54 @@
     </w:p>
     <w:p>
       <w:pPr>
-        <w:pStyle w:val="123"/>
-      </w:pPr>
-      <w:r>
-        <w:rPr>
-          <w:rFonts w:hint="eastAsia"/>
-        </w:rPr>
-        <w:t>D</w:t>
-      </w:r>
-      <w:r>
-        <w:rPr>
-          <w:rFonts w:hint="eastAsia"/>
-        </w:rPr>
-        <w:t>．最终的测量结果为</w:t>
-      </w:r>
-      <w:r>
-        <w:rPr>
-          <w:rFonts w:hint="eastAsia"/>
-        </w:rPr>
-        <w:t>18.51cm</w:t>
-      </w:r>
-    </w:p>
-    <w:p>
-      <w:pPr>
-        <w:pStyle w:val="1230"/>
+        <w:pStyle w:val="27"/>
+      </w:pPr>
+      <w:r>
+        <w:rPr>
+          <w:rFonts w:hint="eastAsia"/>
+        </w:rPr>
+        <w:t>D．最终的测量结果为18.51cm</w:t>
+      </w:r>
+    </w:p>
+    <w:p>
+      <w:pPr>
+        <w:pStyle w:val="33"/>
         <w:ind w:left="588"/>
       </w:pPr>
       <w:r>
         <w:rPr>
           <w:rFonts w:hint="eastAsia"/>
         </w:rPr>
-        <w:t>【答案】</w:t>
-      </w:r>
-      <w:r>
-        <w:rPr>
-          <w:rFonts w:hint="eastAsia"/>
-        </w:rPr>
-        <w:t>D</w:t>
-      </w:r>
-    </w:p>
-    <w:p>
-      <w:pPr>
-        <w:pStyle w:val="af0"/>
+        <w:t>【答案】D</w:t>
+      </w:r>
+    </w:p>
+    <w:p>
+      <w:pPr>
+        <w:pStyle w:val="26"/>
         <w:ind w:left="672" w:hanging="672"/>
       </w:pPr>
     </w:p>
     <w:p>
       <w:pPr>
-        <w:pStyle w:val="af0"/>
+        <w:pStyle w:val="26"/>
         <w:ind w:left="672" w:hanging="672"/>
       </w:pPr>
     </w:p>
     <w:p>
       <w:pPr>
-        <w:pStyle w:val="af0"/>
+        <w:pStyle w:val="26"/>
         <w:ind w:left="672" w:hanging="672"/>
       </w:pPr>
     </w:p>
     <w:p>
       <w:pPr>
-        <w:pStyle w:val="af0"/>
+        <w:pStyle w:val="26"/>
         <w:ind w:left="672" w:hanging="672"/>
       </w:pPr>
     </w:p>
     <w:p>
       <w:pPr>
-        <w:pStyle w:val="af0"/>
+        <w:pStyle w:val="26"/>
         <w:ind w:left="672" w:hanging="672"/>
         <w:rPr>
           <w:rFonts w:hint="eastAsia"/>
@@ -3602,20 +2990,18 @@
     </w:p>
     <w:p>
       <w:pPr>
-        <w:pStyle w:val="af0"/>
+        <w:pStyle w:val="26"/>
         <w:ind w:left="672" w:hanging="672"/>
       </w:pPr>
       <w:r>
         <w:rPr>
           <w:rFonts w:cstheme="minorBidi"/>
-          <w:noProof/>
           <w:szCs w:val="22"/>
         </w:rPr>
-        <w:lastRenderedPageBreak/>
         <mc:AlternateContent>
           <mc:Choice Requires="wps">
             <w:drawing>
-              <wp:inline distT="0" distB="0" distL="0" distR="0" wp14:anchorId="0699E9CE" wp14:editId="59AB2A6C">
+              <wp:inline distT="0" distB="0" distL="0" distR="0">
                 <wp:extent cx="352425" cy="172720"/>
                 <wp:effectExtent l="0" t="0" r="9525" b="0"/>
                 <wp:docPr id="225" name="矩形 225"/>
@@ -3662,20 +3048,20 @@
                               <w:spacing w:line="240" w:lineRule="exact"/>
                               <w:jc w:val="center"/>
                               <w:rPr>
-                                <w:rFonts w:ascii="黑体" w:eastAsia="黑体" w:hAnsi="黑体" w:hint="eastAsia"/>
+                                <w:rFonts w:hint="eastAsia" w:ascii="黑体" w:hAnsi="黑体" w:eastAsia="黑体"/>
                                 <w:szCs w:val="21"/>
                               </w:rPr>
                             </w:pPr>
                             <w:r>
                               <w:rPr>
-                                <w:rFonts w:ascii="黑体" w:eastAsia="黑体" w:hAnsi="黑体" w:hint="eastAsia"/>
+                                <w:rFonts w:hint="eastAsia" w:ascii="黑体" w:hAnsi="黑体" w:eastAsia="黑体"/>
                                 <w:szCs w:val="21"/>
                               </w:rPr>
                               <w:t>练</w:t>
                             </w:r>
                             <w:r>
                               <w:rPr>
-                                <w:rFonts w:ascii="黑体" w:eastAsia="黑体" w:hAnsi="黑体"/>
+                                <w:rFonts w:ascii="黑体" w:hAnsi="黑体" w:eastAsia="黑体"/>
                                 <w:szCs w:val="21"/>
                               </w:rPr>
                               <w:t>10</w:t>
@@ -3686,7 +3072,7 @@
                               <w:spacing w:line="240" w:lineRule="exact"/>
                               <w:jc w:val="left"/>
                               <w:rPr>
-                                <w:rFonts w:ascii="黑体" w:eastAsia="黑体" w:hAnsi="黑体" w:hint="eastAsia"/>
+                                <w:rFonts w:hint="eastAsia" w:ascii="黑体" w:hAnsi="黑体" w:eastAsia="黑体"/>
                                 <w:szCs w:val="21"/>
                               </w:rPr>
                             </w:pPr>
@@ -3696,7 +3082,7 @@
                               <w:spacing w:line="240" w:lineRule="exact"/>
                               <w:jc w:val="left"/>
                               <w:rPr>
-                                <w:rFonts w:ascii="黑体" w:eastAsia="黑体" w:hAnsi="黑体" w:hint="eastAsia"/>
+                                <w:rFonts w:hint="eastAsia" w:ascii="黑体" w:hAnsi="黑体" w:eastAsia="黑体"/>
                                 <w:szCs w:val="21"/>
                               </w:rPr>
                             </w:pPr>
@@ -3714,28 +3100,32 @@
           </mc:Choice>
           <mc:Fallback>
             <w:pict>
-              <v:rect w14:anchorId="0699E9CE" id="矩形 225" o:spid="_x0000_s1041" style="width:27.75pt;height:13.6pt;visibility:visible;mso-wrap-style:square;mso-left-percent:-10001;mso-top-percent:-10001;mso-position-horizontal:absolute;mso-position-horizontal-relative:char;mso-position-vertical:absolute;mso-position-vertical-relative:line;mso-left-percent:-10001;mso-top-percent:-10001;v-text-anchor:middle" o:gfxdata="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" fillcolor="#5aa13b [3205]" stroked="f" strokeweight="2pt">
-                <v:textbox inset="0,0,0,0">
+              <v:rect id="_x0000_s1026" o:spid="_x0000_s1026" o:spt="1" style="height:13.6pt;width:27.75pt;v-text-anchor:middle;" fillcolor="#5AA13B [3205]" filled="t" stroked="f" coordsize="21600,21600" o:gfxdata="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">
+                <v:fill on="t" focussize="0,0"/>
+                <v:stroke on="f" weight="2pt"/>
+                <v:imagedata o:title=""/>
+                <o:lock v:ext="edit" aspectratio="f"/>
+                <v:textbox inset="0mm,0mm,0mm,0mm">
                   <w:txbxContent>
                     <w:p>
                       <w:pPr>
                         <w:spacing w:line="240" w:lineRule="exact"/>
                         <w:jc w:val="center"/>
                         <w:rPr>
-                          <w:rFonts w:ascii="黑体" w:eastAsia="黑体" w:hAnsi="黑体" w:hint="eastAsia"/>
+                          <w:rFonts w:hint="eastAsia" w:ascii="黑体" w:hAnsi="黑体" w:eastAsia="黑体"/>
                           <w:szCs w:val="21"/>
                         </w:rPr>
                       </w:pPr>
                       <w:r>
                         <w:rPr>
-                          <w:rFonts w:ascii="黑体" w:eastAsia="黑体" w:hAnsi="黑体" w:hint="eastAsia"/>
+                          <w:rFonts w:hint="eastAsia" w:ascii="黑体" w:hAnsi="黑体" w:eastAsia="黑体"/>
                           <w:szCs w:val="21"/>
                         </w:rPr>
                         <w:t>练</w:t>
                       </w:r>
                       <w:r>
                         <w:rPr>
-                          <w:rFonts w:ascii="黑体" w:eastAsia="黑体" w:hAnsi="黑体"/>
+                          <w:rFonts w:ascii="黑体" w:hAnsi="黑体" w:eastAsia="黑体"/>
                           <w:szCs w:val="21"/>
                         </w:rPr>
                         <w:t>10</w:t>
@@ -3746,7 +3136,7 @@
                         <w:spacing w:line="240" w:lineRule="exact"/>
                         <w:jc w:val="left"/>
                         <w:rPr>
-                          <w:rFonts w:ascii="黑体" w:eastAsia="黑体" w:hAnsi="黑体" w:hint="eastAsia"/>
+                          <w:rFonts w:hint="eastAsia" w:ascii="黑体" w:hAnsi="黑体" w:eastAsia="黑体"/>
                           <w:szCs w:val="21"/>
                         </w:rPr>
                       </w:pPr>
@@ -3756,13 +3146,14 @@
                         <w:spacing w:line="240" w:lineRule="exact"/>
                         <w:jc w:val="left"/>
                         <w:rPr>
-                          <w:rFonts w:ascii="黑体" w:eastAsia="黑体" w:hAnsi="黑体" w:hint="eastAsia"/>
+                          <w:rFonts w:hint="eastAsia" w:ascii="黑体" w:hAnsi="黑体" w:eastAsia="黑体"/>
                           <w:szCs w:val="21"/>
                         </w:rPr>
                       </w:pPr>
                     </w:p>
                   </w:txbxContent>
                 </v:textbox>
+                <w10:wrap type="none"/>
                 <w10:anchorlock/>
               </v:rect>
             </w:pict>
@@ -3773,40 +3164,20 @@
         <w:rPr>
           <w:rFonts w:hint="eastAsia"/>
         </w:rPr>
-        <w:t xml:space="preserve"> </w:t>
-      </w:r>
-      <w:r>
-        <w:rPr>
-          <w:rFonts w:hint="eastAsia"/>
-        </w:rPr>
-        <w:t>某商场外墙悬挂着一条巨型条幅，从上到下写有“广州荔湾欢迎您”，在对面的观光电梯中，小</w:t>
-      </w:r>
-      <w:proofErr w:type="gramStart"/>
-      <w:r>
-        <w:rPr>
-          <w:rFonts w:hint="eastAsia"/>
-        </w:rPr>
-        <w:t>昕</w:t>
-      </w:r>
-      <w:proofErr w:type="gramEnd"/>
-      <w:r>
-        <w:rPr>
-          <w:rFonts w:hint="eastAsia"/>
-        </w:rPr>
-        <w:t>对着条幅先后拍了两张照片如图甲和乙，则（　　）</w:t>
-      </w:r>
-    </w:p>
-    <w:p>
-      <w:pPr>
-        <w:pStyle w:val="123"/>
+        <w:t xml:space="preserve"> 某商场外墙悬挂着一条巨型条幅，从上到下写有“广州荔湾欢迎您”，在对面的观光电梯中，小昕对着条幅先后拍了两张照片如图甲和乙，则（　　）</w:t>
+      </w:r>
+    </w:p>
+    <w:p>
+      <w:pPr>
+        <w:pStyle w:val="27"/>
       </w:pPr>
       <w:r>
         <w:rPr>
           <w:rFonts w:hint="eastAsia"/>
         </w:rPr>
         <w:drawing>
-          <wp:inline distT="0" distB="0" distL="0" distR="0" wp14:anchorId="599529EE" wp14:editId="7B290C6A">
-            <wp:extent cx="974518" cy="742950"/>
+          <wp:inline distT="0" distB="0" distL="0" distR="0">
+            <wp:extent cx="974090" cy="742950"/>
             <wp:effectExtent l="0" t="0" r="0" b="0"/>
             <wp:docPr id="594330892" name="图片24" descr="菁优网：http://www.jyeoo.com"/>
             <wp:cNvGraphicFramePr>
@@ -3816,7 +3187,7 @@
               <a:graphicData uri="http://schemas.openxmlformats.org/drawingml/2006/picture">
                 <pic:pic xmlns:pic="http://schemas.openxmlformats.org/drawingml/2006/picture">
                   <pic:nvPicPr>
-                    <pic:cNvPr id="16" name="图片24" descr="菁优网：http://www.jyeoo.com"/>
+                    <pic:cNvPr id="594330892" name="图片24" descr="菁优网：http://www.jyeoo.com"/>
                     <pic:cNvPicPr>
                       <a:picLocks noChangeAspect="1"/>
                     </pic:cNvPicPr>
@@ -3845,19 +3216,13 @@
     </w:p>
     <w:p>
       <w:pPr>
-        <w:pStyle w:val="123"/>
-      </w:pPr>
-      <w:r>
-        <w:rPr>
-          <w:rFonts w:hint="eastAsia"/>
-        </w:rPr>
-        <w:t>A</w:t>
-      </w:r>
-      <w:r>
-        <w:rPr>
-          <w:rFonts w:hint="eastAsia"/>
-        </w:rPr>
-        <w:t>．小昕相对于条幅向下运动</w:t>
+        <w:pStyle w:val="27"/>
+      </w:pPr>
+      <w:r>
+        <w:rPr>
+          <w:rFonts w:hint="eastAsia"/>
+        </w:rPr>
+        <w:t>A．小昕相对于条幅向下运动</w:t>
       </w:r>
       <w:r>
         <w:tab/>
@@ -3865,19 +3230,13 @@
     </w:p>
     <w:p>
       <w:pPr>
-        <w:pStyle w:val="123"/>
-      </w:pPr>
-      <w:r>
-        <w:rPr>
-          <w:rFonts w:hint="eastAsia"/>
-        </w:rPr>
-        <w:t>B</w:t>
-      </w:r>
-      <w:r>
-        <w:rPr>
-          <w:rFonts w:hint="eastAsia"/>
-        </w:rPr>
-        <w:t>．小昕相对于观光电梯向上运动</w:t>
+        <w:pStyle w:val="27"/>
+      </w:pPr>
+      <w:r>
+        <w:rPr>
+          <w:rFonts w:hint="eastAsia"/>
+        </w:rPr>
+        <w:t>B．小昕相对于观光电梯向上运动</w:t>
       </w:r>
       <w:r>
         <w:tab/>
@@ -3885,19 +3244,13 @@
     </w:p>
     <w:p>
       <w:pPr>
-        <w:pStyle w:val="123"/>
-      </w:pPr>
-      <w:r>
-        <w:rPr>
-          <w:rFonts w:hint="eastAsia"/>
-        </w:rPr>
-        <w:t>C</w:t>
-      </w:r>
-      <w:r>
-        <w:rPr>
-          <w:rFonts w:hint="eastAsia"/>
-        </w:rPr>
-        <w:t>．观光电梯相对于条幅向上运动</w:t>
+        <w:pStyle w:val="27"/>
+      </w:pPr>
+      <w:r>
+        <w:rPr>
+          <w:rFonts w:hint="eastAsia"/>
+        </w:rPr>
+        <w:t>C．观光电梯相对于条幅向上运动</w:t>
       </w:r>
       <w:r>
         <w:tab/>
@@ -3905,54 +3258,41 @@
     </w:p>
     <w:p>
       <w:pPr>
-        <w:pStyle w:val="123"/>
-      </w:pPr>
-      <w:r>
-        <w:rPr>
-          <w:rFonts w:hint="eastAsia"/>
-        </w:rPr>
-        <w:t>D</w:t>
-      </w:r>
-      <w:r>
-        <w:rPr>
-          <w:rFonts w:hint="eastAsia"/>
-        </w:rPr>
-        <w:t>．条幅相对于观光电梯向上运动</w:t>
-      </w:r>
-    </w:p>
-    <w:p>
-      <w:pPr>
-        <w:pStyle w:val="1230"/>
+        <w:pStyle w:val="27"/>
+      </w:pPr>
+      <w:r>
+        <w:rPr>
+          <w:rFonts w:hint="eastAsia"/>
+        </w:rPr>
+        <w:t>D．条幅相对于观光电梯向上运动</w:t>
+      </w:r>
+    </w:p>
+    <w:p>
+      <w:pPr>
+        <w:pStyle w:val="33"/>
         <w:ind w:left="588"/>
       </w:pPr>
       <w:r>
         <w:rPr>
           <w:rFonts w:hint="eastAsia"/>
         </w:rPr>
-        <w:t>【答案】</w:t>
-      </w:r>
-      <w:r>
-        <w:rPr>
-          <w:rFonts w:hint="eastAsia"/>
-        </w:rPr>
-        <w:t>C</w:t>
-      </w:r>
-    </w:p>
-    <w:p>
-      <w:pPr>
-        <w:pStyle w:val="af0"/>
+        <w:t>【答案】C</w:t>
+      </w:r>
+    </w:p>
+    <w:p>
+      <w:pPr>
+        <w:pStyle w:val="26"/>
         <w:ind w:left="672" w:hanging="672"/>
       </w:pPr>
       <w:r>
         <w:rPr>
           <w:rFonts w:cstheme="minorBidi"/>
-          <w:noProof/>
           <w:szCs w:val="22"/>
         </w:rPr>
         <mc:AlternateContent>
           <mc:Choice Requires="wps">
             <w:drawing>
-              <wp:inline distT="0" distB="0" distL="0" distR="0" wp14:anchorId="7AEC1B32" wp14:editId="4EDC5096">
+              <wp:inline distT="0" distB="0" distL="0" distR="0">
                 <wp:extent cx="352425" cy="172720"/>
                 <wp:effectExtent l="0" t="0" r="9525" b="0"/>
                 <wp:docPr id="14" name="矩形 14"/>
@@ -3999,30 +3339,23 @@
                               <w:spacing w:line="240" w:lineRule="exact"/>
                               <w:jc w:val="center"/>
                               <w:rPr>
-                                <w:rFonts w:ascii="黑体" w:eastAsia="黑体" w:hAnsi="黑体" w:hint="eastAsia"/>
+                                <w:rFonts w:hint="eastAsia" w:ascii="黑体" w:hAnsi="黑体" w:eastAsia="黑体"/>
                                 <w:szCs w:val="21"/>
                               </w:rPr>
                             </w:pPr>
                             <w:r>
                               <w:rPr>
-                                <w:rFonts w:ascii="黑体" w:eastAsia="黑体" w:hAnsi="黑体" w:hint="eastAsia"/>
+                                <w:rFonts w:hint="eastAsia" w:ascii="黑体" w:hAnsi="黑体" w:eastAsia="黑体"/>
                                 <w:szCs w:val="21"/>
                               </w:rPr>
                               <w:t>练</w:t>
                             </w:r>
                             <w:r>
                               <w:rPr>
-                                <w:rFonts w:ascii="黑体" w:eastAsia="黑体" w:hAnsi="黑体"/>
-                                <w:szCs w:val="21"/>
-                              </w:rPr>
-                              <w:t>1</w:t>
-                            </w:r>
-                            <w:r>
-                              <w:rPr>
-                                <w:rFonts w:ascii="黑体" w:eastAsia="黑体" w:hAnsi="黑体"/>
-                                <w:szCs w:val="21"/>
-                              </w:rPr>
-                              <w:t>1</w:t>
+                                <w:rFonts w:ascii="黑体" w:hAnsi="黑体" w:eastAsia="黑体"/>
+                                <w:szCs w:val="21"/>
+                              </w:rPr>
+                              <w:t>11</w:t>
                             </w:r>
                           </w:p>
                           <w:p>
@@ -4030,7 +3363,7 @@
                               <w:spacing w:line="240" w:lineRule="exact"/>
                               <w:jc w:val="left"/>
                               <w:rPr>
-                                <w:rFonts w:ascii="黑体" w:eastAsia="黑体" w:hAnsi="黑体" w:hint="eastAsia"/>
+                                <w:rFonts w:hint="eastAsia" w:ascii="黑体" w:hAnsi="黑体" w:eastAsia="黑体"/>
                                 <w:szCs w:val="21"/>
                               </w:rPr>
                             </w:pPr>
@@ -4040,7 +3373,7 @@
                               <w:spacing w:line="240" w:lineRule="exact"/>
                               <w:jc w:val="left"/>
                               <w:rPr>
-                                <w:rFonts w:ascii="黑体" w:eastAsia="黑体" w:hAnsi="黑体" w:hint="eastAsia"/>
+                                <w:rFonts w:hint="eastAsia" w:ascii="黑体" w:hAnsi="黑体" w:eastAsia="黑体"/>
                                 <w:szCs w:val="21"/>
                               </w:rPr>
                             </w:pPr>
@@ -4058,38 +3391,35 @@
           </mc:Choice>
           <mc:Fallback>
             <w:pict>
-              <v:rect w14:anchorId="7AEC1B32" id="矩形 14" o:spid="_x0000_s1042" style="width:27.75pt;height:13.6pt;visibility:visible;mso-wrap-style:square;mso-left-percent:-10001;mso-top-percent:-10001;mso-position-horizontal:absolute;mso-position-horizontal-relative:char;mso-position-vertical:absolute;mso-position-vertical-relative:line;mso-left-percent:-10001;mso-top-percent:-10001;v-text-anchor:middle" o:gfxdata="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" fillcolor="#5aa13b [3205]" stroked="f" strokeweight="2pt">
-                <v:textbox inset="0,0,0,0">
+              <v:rect id="_x0000_s1026" o:spid="_x0000_s1026" o:spt="1" style="height:13.6pt;width:27.75pt;v-text-anchor:middle;" fillcolor="#5AA13B [3205]" filled="t" stroked="f" coordsize="21600,21600" o:gfxdata="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">
+                <v:fill on="t" focussize="0,0"/>
+                <v:stroke on="f" weight="2pt"/>
+                <v:imagedata o:title=""/>
+                <o:lock v:ext="edit" aspectratio="f"/>
+                <v:textbox inset="0mm,0mm,0mm,0mm">
                   <w:txbxContent>
                     <w:p>
                       <w:pPr>
                         <w:spacing w:line="240" w:lineRule="exact"/>
                         <w:jc w:val="center"/>
                         <w:rPr>
-                          <w:rFonts w:ascii="黑体" w:eastAsia="黑体" w:hAnsi="黑体" w:hint="eastAsia"/>
+                          <w:rFonts w:hint="eastAsia" w:ascii="黑体" w:hAnsi="黑体" w:eastAsia="黑体"/>
                           <w:szCs w:val="21"/>
                         </w:rPr>
                       </w:pPr>
                       <w:r>
                         <w:rPr>
-                          <w:rFonts w:ascii="黑体" w:eastAsia="黑体" w:hAnsi="黑体" w:hint="eastAsia"/>
+                          <w:rFonts w:hint="eastAsia" w:ascii="黑体" w:hAnsi="黑体" w:eastAsia="黑体"/>
                           <w:szCs w:val="21"/>
                         </w:rPr>
                         <w:t>练</w:t>
                       </w:r>
                       <w:r>
                         <w:rPr>
-                          <w:rFonts w:ascii="黑体" w:eastAsia="黑体" w:hAnsi="黑体"/>
-                          <w:szCs w:val="21"/>
-                        </w:rPr>
-                        <w:t>1</w:t>
-                      </w:r>
-                      <w:r>
-                        <w:rPr>
-                          <w:rFonts w:ascii="黑体" w:eastAsia="黑体" w:hAnsi="黑体"/>
-                          <w:szCs w:val="21"/>
-                        </w:rPr>
-                        <w:t>1</w:t>
+                          <w:rFonts w:ascii="黑体" w:hAnsi="黑体" w:eastAsia="黑体"/>
+                          <w:szCs w:val="21"/>
+                        </w:rPr>
+                        <w:t>11</w:t>
                       </w:r>
                     </w:p>
                     <w:p>
@@ -4097,7 +3427,7 @@
                         <w:spacing w:line="240" w:lineRule="exact"/>
                         <w:jc w:val="left"/>
                         <w:rPr>
-                          <w:rFonts w:ascii="黑体" w:eastAsia="黑体" w:hAnsi="黑体" w:hint="eastAsia"/>
+                          <w:rFonts w:hint="eastAsia" w:ascii="黑体" w:hAnsi="黑体" w:eastAsia="黑体"/>
                           <w:szCs w:val="21"/>
                         </w:rPr>
                       </w:pPr>
@@ -4107,13 +3437,14 @@
                         <w:spacing w:line="240" w:lineRule="exact"/>
                         <w:jc w:val="left"/>
                         <w:rPr>
-                          <w:rFonts w:ascii="黑体" w:eastAsia="黑体" w:hAnsi="黑体" w:hint="eastAsia"/>
+                          <w:rFonts w:hint="eastAsia" w:ascii="黑体" w:hAnsi="黑体" w:eastAsia="黑体"/>
                           <w:szCs w:val="21"/>
                         </w:rPr>
                       </w:pPr>
                     </w:p>
                   </w:txbxContent>
                 </v:textbox>
+                <w10:wrap type="none"/>
                 <w10:anchorlock/>
               </v:rect>
             </w:pict>
@@ -4130,21 +3461,48 @@
       <w:r>
         <w:rPr>
           <w:rFonts w:hint="eastAsia"/>
+          <w:color w:val="0000FF"/>
+          <w:shd w:val="clear" w:color="auto" w:fill="FFFFFF"/>
+          <w:lang w:eastAsia="zh-CN"/>
+        </w:rPr>
+        <w:t>【</w:t>
+      </w:r>
+      <w:r>
+        <w:rPr>
+          <w:rFonts w:hint="eastAsia"/>
+          <w:color w:val="0000FF"/>
+          <w:shd w:val="clear" w:color="auto" w:fill="FFFFFF"/>
+          <w:lang w:val="en-US" w:eastAsia="zh-CN"/>
+        </w:rPr>
+        <w:t>特殊测量增加</w:t>
+      </w:r>
+      <w:r>
+        <w:rPr>
+          <w:rFonts w:hint="eastAsia"/>
+          <w:color w:val="0000FF"/>
+          <w:shd w:val="clear" w:color="auto" w:fill="FFFFFF"/>
+          <w:lang w:eastAsia="zh-CN"/>
+        </w:rPr>
+        <w:t>】</w:t>
+      </w:r>
+      <w:r>
+        <w:rPr>
+          <w:rFonts w:hint="eastAsia"/>
         </w:rPr>
         <w:t>如图所示，下列有关长度的测量“不合理”的是（　　）</w:t>
       </w:r>
     </w:p>
     <w:p>
       <w:pPr>
-        <w:pStyle w:val="123"/>
+        <w:pStyle w:val="27"/>
       </w:pPr>
       <w:r>
         <w:rPr>
           <w:rFonts w:hint="eastAsia"/>
         </w:rPr>
         <w:drawing>
-          <wp:inline distT="0" distB="0" distL="0" distR="0" wp14:anchorId="1D054C3C" wp14:editId="1718DD87">
-            <wp:extent cx="4638675" cy="1345381"/>
+          <wp:inline distT="0" distB="0" distL="0" distR="0">
+            <wp:extent cx="4638675" cy="1344930"/>
             <wp:effectExtent l="0" t="0" r="0" b="7620"/>
             <wp:docPr id="212867557" name="图片24" descr="菁优网：http://www.jyeoo.com"/>
             <wp:cNvGraphicFramePr>
@@ -4154,7 +3512,7 @@
               <a:graphicData uri="http://schemas.openxmlformats.org/drawingml/2006/picture">
                 <pic:pic xmlns:pic="http://schemas.openxmlformats.org/drawingml/2006/picture">
                   <pic:nvPicPr>
-                    <pic:cNvPr id="17" name="图片24" descr="菁优网：http://www.jyeoo.com"/>
+                    <pic:cNvPr id="212867557" name="图片24" descr="菁优网：http://www.jyeoo.com"/>
                     <pic:cNvPicPr>
                       <a:picLocks noChangeAspect="1"/>
                     </pic:cNvPicPr>
@@ -4183,19 +3541,13 @@
     </w:p>
     <w:p>
       <w:pPr>
-        <w:pStyle w:val="123"/>
-      </w:pPr>
-      <w:r>
-        <w:rPr>
-          <w:rFonts w:hint="eastAsia"/>
-        </w:rPr>
-        <w:t>A</w:t>
-      </w:r>
-      <w:r>
-        <w:rPr>
-          <w:rFonts w:hint="eastAsia"/>
-        </w:rPr>
-        <w:t>．如图甲中用一根无弹性的棉线与地图上的路线重合，测出重合的棉线长度，再根据比例尺换算得到实际线路长度</w:t>
+        <w:pStyle w:val="27"/>
+      </w:pPr>
+      <w:r>
+        <w:rPr>
+          <w:rFonts w:hint="eastAsia"/>
+        </w:rPr>
+        <w:t>A．如图甲中用一根无弹性的棉线与地图上的路线重合，测出重合的棉线长度，再根据比例尺换算得到实际线路长度</w:t>
       </w:r>
       <w:r>
         <w:tab/>
@@ -4203,58 +3555,17 @@
     </w:p>
     <w:p>
       <w:pPr>
-        <w:pStyle w:val="123"/>
-      </w:pPr>
-      <w:r>
-        <w:rPr>
-          <w:rFonts w:hint="eastAsia"/>
-        </w:rPr>
-        <w:t>B</w:t>
-      </w:r>
-      <w:r>
-        <w:rPr>
-          <w:rFonts w:hint="eastAsia"/>
-        </w:rPr>
-        <w:t>．如图乙中把长为</w:t>
-      </w:r>
-      <w:r>
-        <w:rPr>
-          <w:rFonts w:hint="eastAsia"/>
-        </w:rPr>
-        <w:t>S</w:t>
-      </w:r>
-      <w:r>
-        <w:rPr>
-          <w:rFonts w:hint="eastAsia"/>
-        </w:rPr>
-        <w:t>的金属丝密绕</w:t>
-      </w:r>
-      <w:r>
-        <w:rPr>
-          <w:rFonts w:hint="eastAsia"/>
-        </w:rPr>
-        <w:t>N</w:t>
-      </w:r>
-      <w:r>
-        <w:rPr>
-          <w:rFonts w:hint="eastAsia"/>
-        </w:rPr>
-        <w:t>圈在铅笔上，测出密绕的线圈长度</w:t>
-      </w:r>
-      <w:r>
-        <w:rPr>
-          <w:rFonts w:hint="eastAsia"/>
-        </w:rPr>
-        <w:t>L</w:t>
-      </w:r>
-      <w:r>
-        <w:rPr>
-          <w:rFonts w:hint="eastAsia"/>
-        </w:rPr>
-        <w:t>，则金属丝直径</w:t>
+        <w:pStyle w:val="27"/>
+      </w:pPr>
+      <w:r>
+        <w:rPr>
+          <w:rFonts w:hint="eastAsia"/>
+        </w:rPr>
+        <w:t>B．如图乙中把长为S的金属丝密绕N圈在铅笔上，测出密绕的线圈长度L，则金属丝直径</w:t>
       </w:r>
       <m:oMath>
         <m:r>
+          <m:rPr/>
           <w:rPr>
             <w:rFonts w:ascii="Cambria Math" w:hAnsi="Cambria Math"/>
           </w:rPr>
@@ -4272,6 +3583,7 @@
           </m:fPr>
           <m:num>
             <m:r>
+              <m:rPr/>
               <w:rPr>
                 <w:rFonts w:ascii="Cambria Math" w:hAnsi="Cambria Math"/>
                 <w:sz w:val="28"/>
@@ -4279,9 +3591,17 @@
               </w:rPr>
               <m:t>S</m:t>
             </m:r>
+            <m:ctrlPr>
+              <w:rPr>
+                <w:rFonts w:ascii="Cambria Math" w:hAnsi="Cambria Math"/>
+                <w:sz w:val="28"/>
+                <w:szCs w:val="28"/>
+              </w:rPr>
+            </m:ctrlPr>
           </m:num>
           <m:den>
             <m:r>
+              <m:rPr/>
               <w:rPr>
                 <w:rFonts w:ascii="Cambria Math" w:hAnsi="Cambria Math"/>
                 <w:sz w:val="28"/>
@@ -4289,6 +3609,13 @@
               </w:rPr>
               <m:t>N</m:t>
             </m:r>
+            <m:ctrlPr>
+              <w:rPr>
+                <w:rFonts w:ascii="Cambria Math" w:hAnsi="Cambria Math"/>
+                <w:sz w:val="28"/>
+                <w:szCs w:val="28"/>
+              </w:rPr>
+            </m:ctrlPr>
           </m:den>
         </m:f>
       </m:oMath>
@@ -4298,25 +3625,13 @@
     </w:p>
     <w:p>
       <w:pPr>
-        <w:pStyle w:val="123"/>
-      </w:pPr>
-      <w:r>
-        <w:rPr>
-          <w:rFonts w:hint="eastAsia"/>
-        </w:rPr>
-        <w:t>C</w:t>
-      </w:r>
-      <w:r>
-        <w:rPr>
-          <w:rFonts w:hint="eastAsia"/>
-        </w:rPr>
-        <w:t>．如图丙中使用三角板和刻度尺，测出纪念币的直径为</w:t>
-      </w:r>
-      <w:r>
-        <w:rPr>
-          <w:rFonts w:hint="eastAsia"/>
-        </w:rPr>
-        <w:t>2.00cm</w:t>
+        <w:pStyle w:val="27"/>
+      </w:pPr>
+      <w:r>
+        <w:rPr>
+          <w:rFonts w:hint="eastAsia"/>
+        </w:rPr>
+        <w:t>C．如图丙中使用三角板和刻度尺，测出纪念币的直径为2.00cm</w:t>
       </w:r>
       <w:r>
         <w:tab/>
@@ -4324,78 +3639,47 @@
     </w:p>
     <w:p>
       <w:pPr>
-        <w:pStyle w:val="123"/>
-      </w:pPr>
-      <w:r>
-        <w:rPr>
-          <w:rFonts w:hint="eastAsia"/>
-        </w:rPr>
-        <w:t>D</w:t>
-      </w:r>
-      <w:r>
-        <w:rPr>
-          <w:rFonts w:hint="eastAsia"/>
-        </w:rPr>
-        <w:t>．如图丁中测自行车通过的路程，可先记下车轮转过的圈数</w:t>
-      </w:r>
-      <w:r>
-        <w:rPr>
-          <w:rFonts w:hint="eastAsia"/>
-        </w:rPr>
-        <w:t>N</w:t>
-      </w:r>
-      <w:r>
-        <w:rPr>
-          <w:rFonts w:hint="eastAsia"/>
-        </w:rPr>
-        <w:t>，再乘以车轮的周长</w:t>
-      </w:r>
-      <w:r>
-        <w:rPr>
-          <w:rFonts w:hint="eastAsia"/>
-        </w:rPr>
-        <w:t>L</w:t>
-      </w:r>
-    </w:p>
-    <w:p>
-      <w:pPr>
-        <w:pStyle w:val="1230"/>
+        <w:pStyle w:val="27"/>
+      </w:pPr>
+      <w:r>
+        <w:rPr>
+          <w:rFonts w:hint="eastAsia"/>
+        </w:rPr>
+        <w:t>D．如图丁中测自行车通过的路程，可先记下车轮转过的圈数N，再乘以车轮的周长L</w:t>
+      </w:r>
+    </w:p>
+    <w:p>
+      <w:pPr>
+        <w:pStyle w:val="33"/>
         <w:ind w:left="588"/>
       </w:pPr>
       <w:r>
         <w:rPr>
           <w:rFonts w:hint="eastAsia"/>
         </w:rPr>
-        <w:t>【答案】</w:t>
-      </w:r>
-      <w:r>
-        <w:rPr>
-          <w:rFonts w:hint="eastAsia"/>
-        </w:rPr>
-        <w:t>B</w:t>
-      </w:r>
-    </w:p>
-    <w:p>
-      <w:pPr>
-        <w:pStyle w:val="af0"/>
+        <w:t>【答案】B</w:t>
+      </w:r>
+    </w:p>
+    <w:p>
+      <w:pPr>
+        <w:pStyle w:val="26"/>
         <w:ind w:left="672" w:hanging="672"/>
       </w:pPr>
     </w:p>
     <w:p>
       <w:pPr>
-        <w:pStyle w:val="af0"/>
+        <w:pStyle w:val="26"/>
         <w:ind w:left="672" w:hanging="672"/>
       </w:pPr>
       <w:r>
         <w:rPr>
           <w:rFonts w:cstheme="minorBidi"/>
-          <w:noProof/>
           <w:szCs w:val="22"/>
         </w:rPr>
         <mc:AlternateContent>
           <mc:Choice Requires="wps">
             <w:drawing>
-              <wp:inline distT="0" distB="0" distL="0" distR="0" wp14:anchorId="2F6896C8" wp14:editId="5A6D36B8">
+              <wp:inline distT="0" distB="0" distL="0" distR="0">
                 <wp:extent cx="352425" cy="172720"/>
                 <wp:effectExtent l="0" t="0" r="9525" b="0"/>
                 <wp:docPr id="31" name="矩形 31"/>
@@ -4442,30 +3726,23 @@
                               <w:spacing w:line="240" w:lineRule="exact"/>
                               <w:jc w:val="center"/>
                               <w:rPr>
-                                <w:rFonts w:ascii="黑体" w:eastAsia="黑体" w:hAnsi="黑体" w:hint="eastAsia"/>
+                                <w:rFonts w:hint="eastAsia" w:ascii="黑体" w:hAnsi="黑体" w:eastAsia="黑体"/>
                                 <w:szCs w:val="21"/>
                               </w:rPr>
                             </w:pPr>
                             <w:r>
                               <w:rPr>
-                                <w:rFonts w:ascii="黑体" w:eastAsia="黑体" w:hAnsi="黑体" w:hint="eastAsia"/>
+                                <w:rFonts w:hint="eastAsia" w:ascii="黑体" w:hAnsi="黑体" w:eastAsia="黑体"/>
                                 <w:szCs w:val="21"/>
                               </w:rPr>
                               <w:t>练</w:t>
                             </w:r>
                             <w:r>
                               <w:rPr>
-                                <w:rFonts w:ascii="黑体" w:eastAsia="黑体" w:hAnsi="黑体"/>
-                                <w:szCs w:val="21"/>
-                              </w:rPr>
-                              <w:t>1</w:t>
-                            </w:r>
-                            <w:r>
-                              <w:rPr>
-                                <w:rFonts w:ascii="黑体" w:eastAsia="黑体" w:hAnsi="黑体"/>
-                                <w:szCs w:val="21"/>
-                              </w:rPr>
-                              <w:t>2</w:t>
+                                <w:rFonts w:ascii="黑体" w:hAnsi="黑体" w:eastAsia="黑体"/>
+                                <w:szCs w:val="21"/>
+                              </w:rPr>
+                              <w:t>12</w:t>
                             </w:r>
                           </w:p>
                           <w:p>
@@ -4473,7 +3750,7 @@
                               <w:spacing w:line="240" w:lineRule="exact"/>
                               <w:jc w:val="left"/>
                               <w:rPr>
-                                <w:rFonts w:ascii="黑体" w:eastAsia="黑体" w:hAnsi="黑体" w:hint="eastAsia"/>
+                                <w:rFonts w:hint="eastAsia" w:ascii="黑体" w:hAnsi="黑体" w:eastAsia="黑体"/>
                                 <w:szCs w:val="21"/>
                               </w:rPr>
                             </w:pPr>
@@ -4483,7 +3760,7 @@
                               <w:spacing w:line="240" w:lineRule="exact"/>
                               <w:jc w:val="left"/>
                               <w:rPr>
-                                <w:rFonts w:ascii="黑体" w:eastAsia="黑体" w:hAnsi="黑体" w:hint="eastAsia"/>
+                                <w:rFonts w:hint="eastAsia" w:ascii="黑体" w:hAnsi="黑体" w:eastAsia="黑体"/>
                                 <w:szCs w:val="21"/>
                               </w:rPr>
                             </w:pPr>
@@ -4501,38 +3778,35 @@
           </mc:Choice>
           <mc:Fallback>
             <w:pict>
-              <v:rect w14:anchorId="2F6896C8" id="矩形 31" o:spid="_x0000_s1043" style="width:27.75pt;height:13.6pt;visibility:visible;mso-wrap-style:square;mso-left-percent:-10001;mso-top-percent:-10001;mso-position-horizontal:absolute;mso-position-horizontal-relative:char;mso-position-vertical:absolute;mso-position-vertical-relative:line;mso-left-percent:-10001;mso-top-percent:-10001;v-text-anchor:middle" o:gfxdata="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" fillcolor="#5aa13b [3205]" stroked="f" strokeweight="2pt">
-                <v:textbox inset="0,0,0,0">
+              <v:rect id="_x0000_s1026" o:spid="_x0000_s1026" o:spt="1" style="height:13.6pt;width:27.75pt;v-text-anchor:middle;" fillcolor="#5AA13B [3205]" filled="t" stroked="f" coordsize="21600,21600" o:gfxdata="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">
+                <v:fill on="t" focussize="0,0"/>
+                <v:stroke on="f" weight="2pt"/>
+                <v:imagedata o:title=""/>
+                <o:lock v:ext="edit" aspectratio="f"/>
+                <v:textbox inset="0mm,0mm,0mm,0mm">
                   <w:txbxContent>
                     <w:p>
                       <w:pPr>
                         <w:spacing w:line="240" w:lineRule="exact"/>
                         <w:jc w:val="center"/>
                         <w:rPr>
-                          <w:rFonts w:ascii="黑体" w:eastAsia="黑体" w:hAnsi="黑体" w:hint="eastAsia"/>
+                          <w:rFonts w:hint="eastAsia" w:ascii="黑体" w:hAnsi="黑体" w:eastAsia="黑体"/>
                           <w:szCs w:val="21"/>
                         </w:rPr>
                       </w:pPr>
                       <w:r>
                         <w:rPr>
-                          <w:rFonts w:ascii="黑体" w:eastAsia="黑体" w:hAnsi="黑体" w:hint="eastAsia"/>
+                          <w:rFonts w:hint="eastAsia" w:ascii="黑体" w:hAnsi="黑体" w:eastAsia="黑体"/>
                           <w:szCs w:val="21"/>
                         </w:rPr>
                         <w:t>练</w:t>
                       </w:r>
                       <w:r>
                         <w:rPr>
-                          <w:rFonts w:ascii="黑体" w:eastAsia="黑体" w:hAnsi="黑体"/>
-                          <w:szCs w:val="21"/>
-                        </w:rPr>
-                        <w:t>1</w:t>
-                      </w:r>
-                      <w:r>
-                        <w:rPr>
-                          <w:rFonts w:ascii="黑体" w:eastAsia="黑体" w:hAnsi="黑体"/>
-                          <w:szCs w:val="21"/>
-                        </w:rPr>
-                        <w:t>2</w:t>
+                          <w:rFonts w:ascii="黑体" w:hAnsi="黑体" w:eastAsia="黑体"/>
+                          <w:szCs w:val="21"/>
+                        </w:rPr>
+                        <w:t>12</w:t>
                       </w:r>
                     </w:p>
                     <w:p>
@@ -4540,7 +3814,7 @@
                         <w:spacing w:line="240" w:lineRule="exact"/>
                         <w:jc w:val="left"/>
                         <w:rPr>
-                          <w:rFonts w:ascii="黑体" w:eastAsia="黑体" w:hAnsi="黑体" w:hint="eastAsia"/>
+                          <w:rFonts w:hint="eastAsia" w:ascii="黑体" w:hAnsi="黑体" w:eastAsia="黑体"/>
                           <w:szCs w:val="21"/>
                         </w:rPr>
                       </w:pPr>
@@ -4550,13 +3824,14 @@
                         <w:spacing w:line="240" w:lineRule="exact"/>
                         <w:jc w:val="left"/>
                         <w:rPr>
-                          <w:rFonts w:ascii="黑体" w:eastAsia="黑体" w:hAnsi="黑体" w:hint="eastAsia"/>
+                          <w:rFonts w:hint="eastAsia" w:ascii="黑体" w:hAnsi="黑体" w:eastAsia="黑体"/>
                           <w:szCs w:val="21"/>
                         </w:rPr>
                       </w:pPr>
                     </w:p>
                   </w:txbxContent>
                 </v:textbox>
+                <w10:wrap type="none"/>
                 <w10:anchorlock/>
               </v:rect>
             </w:pict>
@@ -4565,102 +3840,75 @@
       </w:r>
       <w:r>
         <w:rPr>
-          <w:rFonts w:hint="eastAsia"/>
-        </w:rPr>
-        <w:t>如图所示，用刻度尺测量</w:t>
-      </w:r>
-      <w:proofErr w:type="gramStart"/>
-      <w:r>
-        <w:rPr>
-          <w:rFonts w:hint="eastAsia"/>
-        </w:rPr>
-        <w:t>一</w:t>
-      </w:r>
-      <w:proofErr w:type="gramEnd"/>
-      <w:r>
-        <w:rPr>
-          <w:rFonts w:hint="eastAsia"/>
-        </w:rPr>
-        <w:t>木块的长度，该尺的分度值是</w:t>
+          <w:rFonts w:hint="eastAsia" w:cstheme="minorBidi"/>
+          <w:color w:val="0000FF"/>
+          <w:szCs w:val="22"/>
+          <w:lang w:eastAsia="zh-CN"/>
+        </w:rPr>
+        <w:t>【</w:t>
+      </w:r>
+      <w:r>
+        <w:rPr>
+          <w:rFonts w:hint="eastAsia" w:cstheme="minorBidi"/>
+          <w:color w:val="0000FF"/>
+          <w:szCs w:val="22"/>
+          <w:lang w:val="en-US" w:eastAsia="zh-CN"/>
+        </w:rPr>
+        <w:t>分度值不是1毫米的</w:t>
+      </w:r>
+      <w:r>
+        <w:rPr>
+          <w:rFonts w:hint="eastAsia" w:cstheme="minorBidi"/>
+          <w:color w:val="0000FF"/>
+          <w:szCs w:val="22"/>
+          <w:lang w:eastAsia="zh-CN"/>
+        </w:rPr>
+        <w:t>】</w:t>
+      </w:r>
+      <w:r>
+        <w:rPr>
+          <w:rFonts w:hint="eastAsia"/>
+        </w:rPr>
+        <w:t>如图所示，用刻度尺测量一木块的长度，该尺的分度值是</w:t>
       </w:r>
       <w:r>
         <w:rPr>
           <w:rFonts w:hint="eastAsia"/>
           <w:u w:val="single"/>
         </w:rPr>
-        <w:t xml:space="preserve">　</w:t>
+        <w:t>　1mm　</w:t>
+      </w:r>
+      <w:r>
+        <w:rPr>
+          <w:rFonts w:hint="eastAsia"/>
+        </w:rPr>
+        <w:t xml:space="preserve"> ，测得木块的长度是</w:t>
       </w:r>
       <w:r>
         <w:rPr>
           <w:rFonts w:hint="eastAsia"/>
           <w:u w:val="single"/>
         </w:rPr>
-        <w:t>1mm</w:t>
-      </w:r>
-      <w:r>
-        <w:rPr>
-          <w:rFonts w:hint="eastAsia"/>
-          <w:u w:val="single"/>
-        </w:rPr>
-        <w:t xml:space="preserve">　</w:t>
-      </w:r>
-      <w:r>
-        <w:rPr>
-          <w:rFonts w:hint="eastAsia"/>
-        </w:rPr>
-        <w:t xml:space="preserve"> </w:t>
-      </w:r>
-      <w:r>
-        <w:rPr>
-          <w:rFonts w:hint="eastAsia"/>
-        </w:rPr>
-        <w:t>，测得木块的长度是</w:t>
-      </w:r>
-      <w:r>
-        <w:rPr>
-          <w:rFonts w:hint="eastAsia"/>
-          <w:u w:val="single"/>
-        </w:rPr>
-        <w:t xml:space="preserve">　</w:t>
-      </w:r>
-      <w:r>
-        <w:rPr>
-          <w:rFonts w:hint="eastAsia"/>
-          <w:u w:val="single"/>
-        </w:rPr>
-        <w:t>1.70</w:t>
-      </w:r>
-      <w:r>
-        <w:rPr>
-          <w:rFonts w:hint="eastAsia"/>
-          <w:u w:val="single"/>
-        </w:rPr>
-        <w:t xml:space="preserve">　</w:t>
-      </w:r>
-      <w:r>
-        <w:rPr>
-          <w:rFonts w:hint="eastAsia"/>
-        </w:rPr>
-        <w:t xml:space="preserve"> cm</w:t>
-      </w:r>
-      <w:r>
-        <w:rPr>
-          <w:rFonts w:hint="eastAsia"/>
-        </w:rPr>
-        <w:t>。</w:t>
-      </w:r>
-    </w:p>
-    <w:p>
-      <w:pPr>
-        <w:pStyle w:val="123"/>
+        <w:t>　1.70　</w:t>
+      </w:r>
+      <w:r>
+        <w:rPr>
+          <w:rFonts w:hint="eastAsia"/>
+        </w:rPr>
+        <w:t xml:space="preserve"> cm。</w:t>
+      </w:r>
+    </w:p>
+    <w:p>
+      <w:pPr>
+        <w:pStyle w:val="27"/>
       </w:pPr>
       <w:r>
         <w:rPr>
           <w:rFonts w:hint="eastAsia"/>
         </w:rPr>
         <w:drawing>
-          <wp:inline distT="0" distB="0" distL="0" distR="0" wp14:anchorId="02D57644" wp14:editId="526AF071">
-            <wp:extent cx="1114425" cy="745743"/>
+          <wp:inline distT="0" distB="0" distL="0" distR="0">
+            <wp:extent cx="1114425" cy="745490"/>
             <wp:effectExtent l="0" t="0" r="0" b="0"/>
             <wp:docPr id="1041060802" name="图片24" descr="菁优网：http://www.jyeoo.com"/>
             <wp:cNvGraphicFramePr>
@@ -4670,7 +3918,7 @@
               <a:graphicData uri="http://schemas.openxmlformats.org/drawingml/2006/picture">
                 <pic:pic xmlns:pic="http://schemas.openxmlformats.org/drawingml/2006/picture">
                   <pic:nvPicPr>
-                    <pic:cNvPr id="18" name="图片24" descr="菁优网：http://www.jyeoo.com"/>
+                    <pic:cNvPr id="1041060802" name="图片24" descr="菁优网：http://www.jyeoo.com"/>
                     <pic:cNvPicPr>
                       <a:picLocks noChangeAspect="1"/>
                     </pic:cNvPicPr>
@@ -4699,7 +3947,7 @@
     </w:p>
     <w:p>
       <w:pPr>
-        <w:pStyle w:val="1230"/>
+        <w:pStyle w:val="33"/>
         <w:ind w:left="588"/>
       </w:pPr>
       <w:r>
@@ -4713,37 +3961,23 @@
         <w:rPr>
           <w:rFonts w:hint="eastAsia"/>
         </w:rPr>
-        <w:t>1mm</w:t>
-      </w:r>
-      <w:r>
-        <w:rPr>
-          <w:rFonts w:hint="eastAsia"/>
-        </w:rPr>
-        <w:t>；</w:t>
-      </w:r>
-      <w:r>
-        <w:rPr>
-          <w:rFonts w:hint="eastAsia"/>
-        </w:rPr>
-        <w:t>1.70</w:t>
-      </w:r>
-    </w:p>
-    <w:p>
-      <w:pPr>
-        <w:pStyle w:val="af0"/>
+        <w:t>1mm；1.70</w:t>
+      </w:r>
+    </w:p>
+    <w:p>
+      <w:pPr>
+        <w:pStyle w:val="26"/>
         <w:ind w:left="672" w:hanging="672"/>
       </w:pPr>
       <w:r>
         <w:rPr>
           <w:rFonts w:cstheme="minorBidi"/>
-          <w:noProof/>
           <w:szCs w:val="22"/>
         </w:rPr>
-        <w:lastRenderedPageBreak/>
         <mc:AlternateContent>
           <mc:Choice Requires="wps">
             <w:drawing>
-              <wp:inline distT="0" distB="0" distL="0" distR="0" wp14:anchorId="0B0BA394" wp14:editId="588F111F">
+              <wp:inline distT="0" distB="0" distL="0" distR="0">
                 <wp:extent cx="352425" cy="172720"/>
                 <wp:effectExtent l="0" t="0" r="9525" b="0"/>
                 <wp:docPr id="227" name="矩形 227"/>
@@ -4790,20 +4024,20 @@
                               <w:spacing w:line="240" w:lineRule="exact"/>
                               <w:jc w:val="center"/>
                               <w:rPr>
-                                <w:rFonts w:ascii="黑体" w:eastAsia="黑体" w:hAnsi="黑体" w:hint="eastAsia"/>
+                                <w:rFonts w:hint="eastAsia" w:ascii="黑体" w:hAnsi="黑体" w:eastAsia="黑体"/>
                                 <w:szCs w:val="21"/>
                               </w:rPr>
                             </w:pPr>
                             <w:r>
                               <w:rPr>
-                                <w:rFonts w:ascii="黑体" w:eastAsia="黑体" w:hAnsi="黑体" w:hint="eastAsia"/>
+                                <w:rFonts w:hint="eastAsia" w:ascii="黑体" w:hAnsi="黑体" w:eastAsia="黑体"/>
                                 <w:szCs w:val="21"/>
                               </w:rPr>
                               <w:t>练</w:t>
                             </w:r>
                             <w:r>
                               <w:rPr>
-                                <w:rFonts w:ascii="黑体" w:eastAsia="黑体" w:hAnsi="黑体"/>
+                                <w:rFonts w:ascii="黑体" w:hAnsi="黑体" w:eastAsia="黑体"/>
                                 <w:szCs w:val="21"/>
                               </w:rPr>
                               <w:t>13</w:t>
@@ -4814,7 +4048,7 @@
                               <w:spacing w:line="240" w:lineRule="exact"/>
                               <w:jc w:val="left"/>
                               <w:rPr>
-                                <w:rFonts w:ascii="黑体" w:eastAsia="黑体" w:hAnsi="黑体" w:hint="eastAsia"/>
+                                <w:rFonts w:hint="eastAsia" w:ascii="黑体" w:hAnsi="黑体" w:eastAsia="黑体"/>
                                 <w:szCs w:val="21"/>
                               </w:rPr>
                             </w:pPr>
@@ -4824,7 +4058,7 @@
                               <w:spacing w:line="240" w:lineRule="exact"/>
                               <w:jc w:val="left"/>
                               <w:rPr>
-                                <w:rFonts w:ascii="黑体" w:eastAsia="黑体" w:hAnsi="黑体" w:hint="eastAsia"/>
+                                <w:rFonts w:hint="eastAsia" w:ascii="黑体" w:hAnsi="黑体" w:eastAsia="黑体"/>
                                 <w:szCs w:val="21"/>
                               </w:rPr>
                             </w:pPr>
@@ -4842,28 +4076,32 @@
           </mc:Choice>
           <mc:Fallback>
             <w:pict>
-              <v:rect w14:anchorId="0B0BA394" id="矩形 227" o:spid="_x0000_s1044" style="width:27.75pt;height:13.6pt;visibility:visible;mso-wrap-style:square;mso-left-percent:-10001;mso-top-percent:-10001;mso-position-horizontal:absolute;mso-position-horizontal-relative:char;mso-position-vertical:absolute;mso-position-vertical-relative:line;mso-left-percent:-10001;mso-top-percent:-10001;v-text-anchor:middle" o:gfxdata="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" fillcolor="#5aa13b [3205]" stroked="f" strokeweight="2pt">
-                <v:textbox inset="0,0,0,0">
+              <v:rect id="_x0000_s1026" o:spid="_x0000_s1026" o:spt="1" style="height:13.6pt;width:27.75pt;v-text-anchor:middle;" fillcolor="#5AA13B [3205]" filled="t" stroked="f" coordsize="21600,21600" o:gfxdata="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">
+                <v:fill on="t" focussize="0,0"/>
+                <v:stroke on="f" weight="2pt"/>
+                <v:imagedata o:title=""/>
+                <o:lock v:ext="edit" aspectratio="f"/>
+                <v:textbox inset="0mm,0mm,0mm,0mm">
                   <w:txbxContent>
                     <w:p>
                       <w:pPr>
                         <w:spacing w:line="240" w:lineRule="exact"/>
                         <w:jc w:val="center"/>
                         <w:rPr>
-                          <w:rFonts w:ascii="黑体" w:eastAsia="黑体" w:hAnsi="黑体" w:hint="eastAsia"/>
+                          <w:rFonts w:hint="eastAsia" w:ascii="黑体" w:hAnsi="黑体" w:eastAsia="黑体"/>
                           <w:szCs w:val="21"/>
                         </w:rPr>
                       </w:pPr>
                       <w:r>
                         <w:rPr>
-                          <w:rFonts w:ascii="黑体" w:eastAsia="黑体" w:hAnsi="黑体" w:hint="eastAsia"/>
+                          <w:rFonts w:hint="eastAsia" w:ascii="黑体" w:hAnsi="黑体" w:eastAsia="黑体"/>
                           <w:szCs w:val="21"/>
                         </w:rPr>
                         <w:t>练</w:t>
                       </w:r>
                       <w:r>
                         <w:rPr>
-                          <w:rFonts w:ascii="黑体" w:eastAsia="黑体" w:hAnsi="黑体"/>
+                          <w:rFonts w:ascii="黑体" w:hAnsi="黑体" w:eastAsia="黑体"/>
                           <w:szCs w:val="21"/>
                         </w:rPr>
                         <w:t>13</w:t>
@@ -4874,7 +4112,7 @@
                         <w:spacing w:line="240" w:lineRule="exact"/>
                         <w:jc w:val="left"/>
                         <w:rPr>
-                          <w:rFonts w:ascii="黑体" w:eastAsia="黑体" w:hAnsi="黑体" w:hint="eastAsia"/>
+                          <w:rFonts w:hint="eastAsia" w:ascii="黑体" w:hAnsi="黑体" w:eastAsia="黑体"/>
                           <w:szCs w:val="21"/>
                         </w:rPr>
                       </w:pPr>
@@ -4884,13 +4122,14 @@
                         <w:spacing w:line="240" w:lineRule="exact"/>
                         <w:jc w:val="left"/>
                         <w:rPr>
-                          <w:rFonts w:ascii="黑体" w:eastAsia="黑体" w:hAnsi="黑体" w:hint="eastAsia"/>
+                          <w:rFonts w:hint="eastAsia" w:ascii="黑体" w:hAnsi="黑体" w:eastAsia="黑体"/>
                           <w:szCs w:val="21"/>
                         </w:rPr>
                       </w:pPr>
                     </w:p>
                   </w:txbxContent>
                 </v:textbox>
+                <w10:wrap type="none"/>
                 <w10:anchorlock/>
               </v:rect>
             </w:pict>
@@ -4906,60 +4145,58 @@
       <w:r>
         <w:rPr>
           <w:rFonts w:hint="eastAsia"/>
-        </w:rPr>
-        <w:t>图中停表的读数为</w:t>
-      </w:r>
-      <w:r>
-        <w:rPr>
-          <w:rFonts w:hint="eastAsia"/>
-        </w:rPr>
-        <w:t xml:space="preserve"> </w:t>
+          <w:color w:val="0000FF"/>
+          <w:lang w:eastAsia="zh-CN"/>
+        </w:rPr>
+        <w:t>【</w:t>
+      </w:r>
+      <w:r>
+        <w:rPr>
+          <w:rFonts w:hint="eastAsia"/>
+          <w:color w:val="0000FF"/>
+          <w:lang w:val="en-US" w:eastAsia="zh-CN"/>
+        </w:rPr>
+        <w:t>接近满分钟，小圈接近满 增加多几种场景</w:t>
+      </w:r>
+      <w:r>
+        <w:rPr>
+          <w:rFonts w:hint="eastAsia"/>
+          <w:color w:val="0000FF"/>
+          <w:lang w:eastAsia="zh-CN"/>
+        </w:rPr>
+        <w:t>】</w:t>
+      </w:r>
+      <w:r>
+        <w:rPr>
+          <w:rFonts w:hint="eastAsia"/>
+        </w:rPr>
+        <w:t xml:space="preserve">图中停表的读数为 </w:t>
       </w:r>
       <w:r>
         <w:rPr>
           <w:rFonts w:hint="eastAsia"/>
           <w:u w:val="single"/>
         </w:rPr>
-        <w:t xml:space="preserve">　</w:t>
-      </w:r>
-      <w:r>
-        <w:rPr>
-          <w:rFonts w:hint="eastAsia"/>
-          <w:u w:val="single"/>
-        </w:rPr>
-        <w:t>337.5</w:t>
-      </w:r>
-      <w:r>
-        <w:rPr>
-          <w:rFonts w:hint="eastAsia"/>
-          <w:u w:val="single"/>
-        </w:rPr>
-        <w:t xml:space="preserve">　</w:t>
-      </w:r>
-      <w:r>
-        <w:rPr>
-          <w:rFonts w:hint="eastAsia"/>
-        </w:rPr>
-        <w:t xml:space="preserve"> s</w:t>
-      </w:r>
-      <w:r>
-        <w:rPr>
-          <w:rFonts w:hint="eastAsia"/>
-        </w:rPr>
-        <w:t>。</w:t>
-      </w:r>
-    </w:p>
-    <w:p>
-      <w:pPr>
-        <w:pStyle w:val="123"/>
+        <w:t>　337.5　</w:t>
+      </w:r>
+      <w:r>
+        <w:rPr>
+          <w:rFonts w:hint="eastAsia"/>
+        </w:rPr>
+        <w:t xml:space="preserve"> s。</w:t>
+      </w:r>
+    </w:p>
+    <w:p>
+      <w:pPr>
+        <w:pStyle w:val="27"/>
       </w:pPr>
       <w:r>
         <w:rPr>
           <w:rFonts w:hint="eastAsia"/>
         </w:rPr>
         <w:drawing>
-          <wp:inline distT="0" distB="0" distL="0" distR="0" wp14:anchorId="1A5229A8" wp14:editId="151FF85F">
-            <wp:extent cx="1543050" cy="1179979"/>
+          <wp:inline distT="0" distB="0" distL="0" distR="0">
+            <wp:extent cx="1543050" cy="1179830"/>
             <wp:effectExtent l="0" t="0" r="0" b="1270"/>
             <wp:docPr id="19" name="图片24" descr="菁优网：http://www.jyeoo.com"/>
             <wp:cNvGraphicFramePr>
@@ -4998,7 +4235,7 @@
     </w:p>
     <w:p>
       <w:pPr>
-        <w:pStyle w:val="1230"/>
+        <w:pStyle w:val="33"/>
         <w:ind w:left="588"/>
       </w:pPr>
       <w:r>
@@ -5017,25 +4254,24 @@
     </w:p>
     <w:p>
       <w:pPr>
-        <w:pStyle w:val="af0"/>
+        <w:pStyle w:val="26"/>
         <w:ind w:left="672" w:hanging="672"/>
       </w:pPr>
     </w:p>
     <w:p>
       <w:pPr>
-        <w:pStyle w:val="af0"/>
+        <w:pStyle w:val="26"/>
         <w:ind w:left="672" w:hanging="672"/>
       </w:pPr>
       <w:r>
         <w:rPr>
           <w:rFonts w:cstheme="minorBidi"/>
-          <w:noProof/>
           <w:szCs w:val="22"/>
         </w:rPr>
         <mc:AlternateContent>
           <mc:Choice Requires="wps">
             <w:drawing>
-              <wp:inline distT="0" distB="0" distL="0" distR="0" wp14:anchorId="29E8AFC5" wp14:editId="5EABE36B">
+              <wp:inline distT="0" distB="0" distL="0" distR="0">
                 <wp:extent cx="352425" cy="172720"/>
                 <wp:effectExtent l="0" t="0" r="9525" b="0"/>
                 <wp:docPr id="236" name="矩形 236"/>
@@ -5082,20 +4318,20 @@
                               <w:spacing w:line="240" w:lineRule="exact"/>
                               <w:jc w:val="center"/>
                               <w:rPr>
-                                <w:rFonts w:ascii="黑体" w:eastAsia="黑体" w:hAnsi="黑体" w:hint="eastAsia"/>
+                                <w:rFonts w:hint="eastAsia" w:ascii="黑体" w:hAnsi="黑体" w:eastAsia="黑体"/>
                                 <w:szCs w:val="21"/>
                               </w:rPr>
                             </w:pPr>
                             <w:r>
                               <w:rPr>
-                                <w:rFonts w:ascii="黑体" w:eastAsia="黑体" w:hAnsi="黑体" w:hint="eastAsia"/>
+                                <w:rFonts w:hint="eastAsia" w:ascii="黑体" w:hAnsi="黑体" w:eastAsia="黑体"/>
                                 <w:szCs w:val="21"/>
                               </w:rPr>
                               <w:t>练</w:t>
                             </w:r>
                             <w:r>
                               <w:rPr>
-                                <w:rFonts w:ascii="黑体" w:eastAsia="黑体" w:hAnsi="黑体"/>
+                                <w:rFonts w:ascii="黑体" w:hAnsi="黑体" w:eastAsia="黑体"/>
                                 <w:szCs w:val="21"/>
                               </w:rPr>
                               <w:t>14</w:t>
@@ -5106,7 +4342,7 @@
                               <w:spacing w:line="240" w:lineRule="exact"/>
                               <w:jc w:val="left"/>
                               <w:rPr>
-                                <w:rFonts w:ascii="黑体" w:eastAsia="黑体" w:hAnsi="黑体" w:hint="eastAsia"/>
+                                <w:rFonts w:hint="eastAsia" w:ascii="黑体" w:hAnsi="黑体" w:eastAsia="黑体"/>
                                 <w:szCs w:val="21"/>
                               </w:rPr>
                             </w:pPr>
@@ -5116,7 +4352,7 @@
                               <w:spacing w:line="240" w:lineRule="exact"/>
                               <w:jc w:val="left"/>
                               <w:rPr>
-                                <w:rFonts w:ascii="黑体" w:eastAsia="黑体" w:hAnsi="黑体" w:hint="eastAsia"/>
+                                <w:rFonts w:hint="eastAsia" w:ascii="黑体" w:hAnsi="黑体" w:eastAsia="黑体"/>
                                 <w:szCs w:val="21"/>
                               </w:rPr>
                             </w:pPr>
@@ -5134,28 +4370,32 @@
           </mc:Choice>
           <mc:Fallback>
             <w:pict>
-              <v:rect w14:anchorId="29E8AFC5" id="矩形 236" o:spid="_x0000_s1045" style="width:27.75pt;height:13.6pt;visibility:visible;mso-wrap-style:square;mso-left-percent:-10001;mso-top-percent:-10001;mso-position-horizontal:absolute;mso-position-horizontal-relative:char;mso-position-vertical:absolute;mso-position-vertical-relative:line;mso-left-percent:-10001;mso-top-percent:-10001;v-text-anchor:middle" o:gfxdata="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" fillcolor="#5aa13b [3205]" stroked="f" strokeweight="2pt">
-                <v:textbox inset="0,0,0,0">
+              <v:rect id="_x0000_s1026" o:spid="_x0000_s1026" o:spt="1" style="height:13.6pt;width:27.75pt;v-text-anchor:middle;" fillcolor="#5AA13B [3205]" filled="t" stroked="f" coordsize="21600,21600" o:gfxdata="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">
+                <v:fill on="t" focussize="0,0"/>
+                <v:stroke on="f" weight="2pt"/>
+                <v:imagedata o:title=""/>
+                <o:lock v:ext="edit" aspectratio="f"/>
+                <v:textbox inset="0mm,0mm,0mm,0mm">
                   <w:txbxContent>
                     <w:p>
                       <w:pPr>
                         <w:spacing w:line="240" w:lineRule="exact"/>
                         <w:jc w:val="center"/>
                         <w:rPr>
-                          <w:rFonts w:ascii="黑体" w:eastAsia="黑体" w:hAnsi="黑体" w:hint="eastAsia"/>
+                          <w:rFonts w:hint="eastAsia" w:ascii="黑体" w:hAnsi="黑体" w:eastAsia="黑体"/>
                           <w:szCs w:val="21"/>
                         </w:rPr>
                       </w:pPr>
                       <w:r>
                         <w:rPr>
-                          <w:rFonts w:ascii="黑体" w:eastAsia="黑体" w:hAnsi="黑体" w:hint="eastAsia"/>
+                          <w:rFonts w:hint="eastAsia" w:ascii="黑体" w:hAnsi="黑体" w:eastAsia="黑体"/>
                           <w:szCs w:val="21"/>
                         </w:rPr>
                         <w:t>练</w:t>
                       </w:r>
                       <w:r>
                         <w:rPr>
-                          <w:rFonts w:ascii="黑体" w:eastAsia="黑体" w:hAnsi="黑体"/>
+                          <w:rFonts w:ascii="黑体" w:hAnsi="黑体" w:eastAsia="黑体"/>
                           <w:szCs w:val="21"/>
                         </w:rPr>
                         <w:t>14</w:t>
@@ -5166,7 +4406,7 @@
                         <w:spacing w:line="240" w:lineRule="exact"/>
                         <w:jc w:val="left"/>
                         <w:rPr>
-                          <w:rFonts w:ascii="黑体" w:eastAsia="黑体" w:hAnsi="黑体" w:hint="eastAsia"/>
+                          <w:rFonts w:hint="eastAsia" w:ascii="黑体" w:hAnsi="黑体" w:eastAsia="黑体"/>
                           <w:szCs w:val="21"/>
                         </w:rPr>
                       </w:pPr>
@@ -5176,13 +4416,14 @@
                         <w:spacing w:line="240" w:lineRule="exact"/>
                         <w:jc w:val="left"/>
                         <w:rPr>
-                          <w:rFonts w:ascii="黑体" w:eastAsia="黑体" w:hAnsi="黑体" w:hint="eastAsia"/>
+                          <w:rFonts w:hint="eastAsia" w:ascii="黑体" w:hAnsi="黑体" w:eastAsia="黑体"/>
                           <w:szCs w:val="21"/>
                         </w:rPr>
                       </w:pPr>
                     </w:p>
                   </w:txbxContent>
                 </v:textbox>
+                <w10:wrap type="none"/>
                 <w10:anchorlock/>
               </v:rect>
             </w:pict>
@@ -5193,87 +4434,51 @@
         <w:rPr>
           <w:rFonts w:hint="eastAsia"/>
         </w:rPr>
-        <w:t>“神舟九号”飞船与“天宫一号”目标飞行器成功实现对接，对接时两者在空中飞行的速度大小和方向相同，此时，以“神舟九号”为参照物，“天宫一号”是</w:t>
-      </w:r>
-      <w:r>
-        <w:rPr>
-          <w:rFonts w:hint="eastAsia"/>
-        </w:rPr>
-        <w:t xml:space="preserve"> </w:t>
+        <w:t xml:space="preserve">“神舟九号”飞船与“天宫一号”目标飞行器成功实现对接，对接时两者在空中飞行的速度大小和方向相同，此时，以“神舟九号”为参照物，“天宫一号”是 </w:t>
       </w:r>
       <w:r>
         <w:rPr>
           <w:rFonts w:hint="eastAsia"/>
           <w:u w:val="single"/>
         </w:rPr>
-        <w:t xml:space="preserve">　静止　</w:t>
-      </w:r>
-      <w:r>
-        <w:rPr>
-          <w:rFonts w:hint="eastAsia"/>
-        </w:rPr>
-        <w:t xml:space="preserve"> </w:t>
-      </w:r>
-      <w:r>
-        <w:rPr>
-          <w:rFonts w:hint="eastAsia"/>
-        </w:rPr>
-        <w:t>（选填“运动”或“静止”）的，以地球为参照物，“天宫一号”是</w:t>
-      </w:r>
-      <w:r>
-        <w:rPr>
-          <w:rFonts w:hint="eastAsia"/>
-        </w:rPr>
-        <w:t xml:space="preserve"> </w:t>
+        <w:t>　静止　</w:t>
+      </w:r>
+      <w:r>
+        <w:rPr>
+          <w:rFonts w:hint="eastAsia"/>
+        </w:rPr>
+        <w:t xml:space="preserve"> （选填“运动”或“静止”）的，以地球为参照物，“天宫一号”是 </w:t>
       </w:r>
       <w:r>
         <w:rPr>
           <w:rFonts w:hint="eastAsia"/>
           <w:u w:val="single"/>
         </w:rPr>
-        <w:t xml:space="preserve">　运动　</w:t>
-      </w:r>
-      <w:r>
-        <w:rPr>
-          <w:rFonts w:hint="eastAsia"/>
-        </w:rPr>
-        <w:t xml:space="preserve"> </w:t>
-      </w:r>
-      <w:r>
-        <w:rPr>
-          <w:rFonts w:hint="eastAsia"/>
-        </w:rPr>
-        <w:t>（选填“运动”或“静止”）的，这说明运动和静止是</w:t>
-      </w:r>
-      <w:r>
-        <w:rPr>
-          <w:rFonts w:hint="eastAsia"/>
-        </w:rPr>
-        <w:t xml:space="preserve"> </w:t>
+        <w:t>　运动　</w:t>
+      </w:r>
+      <w:r>
+        <w:rPr>
+          <w:rFonts w:hint="eastAsia"/>
+        </w:rPr>
+        <w:t xml:space="preserve"> （选填“运动”或“静止”）的，这说明运动和静止是 </w:t>
       </w:r>
       <w:r>
         <w:rPr>
           <w:rFonts w:hint="eastAsia"/>
           <w:u w:val="single"/>
         </w:rPr>
-        <w:t xml:space="preserve">　相对的　</w:t>
-      </w:r>
-      <w:r>
-        <w:rPr>
-          <w:rFonts w:hint="eastAsia"/>
-        </w:rPr>
-        <w:t xml:space="preserve"> </w:t>
-      </w:r>
-      <w:r>
-        <w:rPr>
-          <w:rFonts w:hint="eastAsia"/>
-        </w:rPr>
-        <w:t>。</w:t>
-      </w:r>
-    </w:p>
-    <w:p>
-      <w:pPr>
-        <w:pStyle w:val="1230"/>
+        <w:t>　相对的　</w:t>
+      </w:r>
+      <w:r>
+        <w:rPr>
+          <w:rFonts w:hint="eastAsia"/>
+        </w:rPr>
+        <w:t xml:space="preserve"> 。</w:t>
+      </w:r>
+    </w:p>
+    <w:p>
+      <w:pPr>
+        <w:pStyle w:val="33"/>
         <w:ind w:left="588"/>
       </w:pPr>
       <w:r>
@@ -5292,7 +4497,7 @@
     </w:p>
     <w:p>
       <w:pPr>
-        <w:pStyle w:val="af0"/>
+        <w:pStyle w:val="26"/>
         <w:ind w:left="672" w:hanging="672"/>
         <w:rPr>
           <w:rFonts w:eastAsiaTheme="majorEastAsia"/>
@@ -5301,13 +4506,12 @@
       <w:r>
         <w:rPr>
           <w:rFonts w:eastAsiaTheme="majorEastAsia"/>
-          <w:noProof/>
         </w:rPr>
         <mc:AlternateContent>
           <mc:Choice Requires="wpg">
             <w:drawing>
-              <wp:inline distT="0" distB="0" distL="0" distR="0" wp14:anchorId="66CDF24B" wp14:editId="05D511F3">
-                <wp:extent cx="1820329" cy="645459"/>
+              <wp:inline distT="0" distB="0" distL="0" distR="0">
+                <wp:extent cx="1819910" cy="645160"/>
                 <wp:effectExtent l="0" t="0" r="8890" b="0"/>
                 <wp:docPr id="7" name="组合 7"/>
                 <wp:cNvGraphicFramePr/>
@@ -5350,20 +4554,30 @@
                                 <w:spacing w:line="370" w:lineRule="exact"/>
                                 <w:jc w:val="center"/>
                                 <w:rPr>
-                                  <w:rFonts w:ascii="黑体" w:eastAsia="黑体" w:hAnsi="黑体" w:hint="eastAsia"/>
+                                  <w:rFonts w:hint="eastAsia" w:ascii="黑体" w:hAnsi="黑体" w:eastAsia="黑体"/>
                                   <w:b/>
                                   <w:color w:val="5AA13B" w:themeColor="accent2"/>
                                   <w:sz w:val="30"/>
                                   <w:szCs w:val="30"/>
+                                  <w14:textFill>
+                                    <w14:solidFill>
+                                      <w14:schemeClr w14:val="accent2"/>
+                                    </w14:solidFill>
+                                  </w14:textFill>
                                 </w:rPr>
                               </w:pPr>
                               <w:r>
                                 <w:rPr>
-                                  <w:rFonts w:ascii="黑体" w:eastAsia="黑体" w:hAnsi="黑体" w:hint="eastAsia"/>
+                                  <w:rFonts w:hint="eastAsia" w:ascii="黑体" w:hAnsi="黑体" w:eastAsia="黑体"/>
                                   <w:b/>
                                   <w:color w:val="5AA13B" w:themeColor="accent2"/>
                                   <w:sz w:val="30"/>
                                   <w:szCs w:val="30"/>
+                                  <w14:textFill>
+                                    <w14:solidFill>
+                                      <w14:schemeClr w14:val="accent2"/>
+                                    </w14:solidFill>
+                                  </w14:textFill>
                                 </w:rPr>
                                 <w:t>登高望远</w:t>
                               </w:r>
@@ -5371,9 +4585,6 @@
                           </w:txbxContent>
                         </wps:txbx>
                         <wps:bodyPr rot="0" spcFirstLastPara="0" vertOverflow="overflow" horzOverflow="overflow" vert="horz" wrap="square" lIns="0" tIns="0" rIns="0" bIns="0" numCol="1" spcCol="0" rtlCol="0" fromWordArt="0" anchor="ctr" anchorCtr="0" forceAA="0" upright="1" compatLnSpc="1">
-                          <a:prstTxWarp prst="textNoShape">
-                            <a:avLst/>
-                          </a:prstTxWarp>
                           <a:noAutofit/>
                         </wps:bodyPr>
                       </wps:wsp>
@@ -5385,7 +4596,7 @@
                           </pic:cNvPicPr>
                         </pic:nvPicPr>
                         <pic:blipFill>
-                          <a:blip r:embed="rId10" cstate="print">
+                          <a:blip r:embed="rId11" cstate="print">
                             <a:extLst>
                               <a:ext uri="{28A0092B-C50C-407E-A947-70E740481C1C}">
                                 <a14:useLocalDpi xmlns:a14="http://schemas.microsoft.com/office/drawing/2010/main" val="0"/>
@@ -5396,7 +4607,7 @@
                             <a:fillRect/>
                           </a:stretch>
                         </pic:blipFill>
-                        <pic:spPr bwMode="auto">
+                        <pic:spPr>
                           <a:xfrm>
                             <a:off x="0" y="0"/>
                             <a:ext cx="645459" cy="645459"/>
@@ -5418,29 +4629,44 @@
           </mc:Choice>
           <mc:Fallback>
             <w:pict>
-              <v:group w14:anchorId="66CDF24B" id="组合 7" o:spid="_x0000_s1046" style="width:143.35pt;height:50.8pt;mso-position-horizontal-relative:char;mso-position-vertical-relative:line" coordsize="18203,6454" o:gfxdata="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">
-                <v:roundrect id="圆角矩形 32" o:spid="_x0000_s1047" style="position:absolute;left:6157;top:1398;width:12046;height:3759;visibility:visible;mso-wrap-style:square;v-text-anchor:middle" arcsize=".5" o:gfxdata="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" fillcolor="#d3e8cd [3204]" stroked="f">
-                  <v:textbox inset="0,0,0,0">
+              <v:group id="_x0000_s1026" o:spid="_x0000_s1026" o:spt="203" style="height:50.8pt;width:143.3pt;" coordsize="1820329,645459" o:gfxdata="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">
+                <o:lock v:ext="edit" aspectratio="f"/>
+                <v:roundrect id="圆角矩形 32" o:spid="_x0000_s1026" o:spt="2" style="position:absolute;left:615734;top:139849;height:375920;width:1204595;v-text-anchor:middle;" fillcolor="#D3E8CD [3204]" filled="t" stroked="f" coordsize="21600,21600" arcsize="0.5" o:gfxdata="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">
+                  <v:fill on="t" focussize="0,0"/>
+                  <v:stroke on="f"/>
+                  <v:imagedata o:title=""/>
+                  <o:lock v:ext="edit" aspectratio="f"/>
+                  <v:textbox inset="0mm,0mm,0mm,0mm">
                     <w:txbxContent>
                       <w:p>
                         <w:pPr>
                           <w:spacing w:line="370" w:lineRule="exact"/>
                           <w:jc w:val="center"/>
                           <w:rPr>
-                            <w:rFonts w:ascii="黑体" w:eastAsia="黑体" w:hAnsi="黑体" w:hint="eastAsia"/>
+                            <w:rFonts w:hint="eastAsia" w:ascii="黑体" w:hAnsi="黑体" w:eastAsia="黑体"/>
                             <w:b/>
                             <w:color w:val="5AA13B" w:themeColor="accent2"/>
                             <w:sz w:val="30"/>
                             <w:szCs w:val="30"/>
+                            <w14:textFill>
+                              <w14:solidFill>
+                                <w14:schemeClr w14:val="accent2"/>
+                              </w14:solidFill>
+                            </w14:textFill>
                           </w:rPr>
                         </w:pPr>
                         <w:r>
                           <w:rPr>
-                            <w:rFonts w:ascii="黑体" w:eastAsia="黑体" w:hAnsi="黑体" w:hint="eastAsia"/>
+                            <w:rFonts w:hint="eastAsia" w:ascii="黑体" w:hAnsi="黑体" w:eastAsia="黑体"/>
                             <w:b/>
                             <w:color w:val="5AA13B" w:themeColor="accent2"/>
                             <w:sz w:val="30"/>
                             <w:szCs w:val="30"/>
+                            <w14:textFill>
+                              <w14:solidFill>
+                                <w14:schemeClr w14:val="accent2"/>
+                              </w14:solidFill>
+                            </w14:textFill>
                           </w:rPr>
                           <w:t>登高望远</w:t>
                         </w:r>
@@ -5448,9 +4674,13 @@
                     </w:txbxContent>
                   </v:textbox>
                 </v:roundrect>
-                <v:shape id="图片 11" o:spid="_x0000_s1048" type="#_x0000_t75" style="position:absolute;width:6454;height:6454;visibility:visible;mso-wrap-style:square" o:gfxdata="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">
+                <v:shape id="_x0000_s1026" o:spid="_x0000_s1026" o:spt="75" type="#_x0000_t75" style="position:absolute;left:0;top:0;height:645459;width:645459;" filled="f" o:preferrelative="t" stroked="f" coordsize="21600,21600" o:gfxdata="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">
+                  <v:fill on="f" focussize="0,0"/>
+                  <v:stroke on="f"/>
                   <v:imagedata r:id="rId11" o:title=""/>
+                  <o:lock v:ext="edit" aspectratio="t"/>
                 </v:shape>
+                <w10:wrap type="none"/>
                 <w10:anchorlock/>
               </v:group>
             </w:pict>
@@ -5461,16 +4691,13 @@
     <w:p>
       <w:pPr>
         <w:spacing w:line="360" w:lineRule="auto"/>
-        <w:ind w:left="273" w:hangingChars="130" w:hanging="273"/>
-      </w:pPr>
-      <w:r>
-        <w:rPr>
-          <w:noProof/>
-        </w:rPr>
+        <w:ind w:left="273" w:hanging="273" w:hangingChars="130"/>
+      </w:pPr>
+      <w:r>
         <mc:AlternateContent>
           <mc:Choice Requires="wps">
             <w:drawing>
-              <wp:inline distT="0" distB="0" distL="0" distR="0" wp14:anchorId="5A1E3D90" wp14:editId="552CB68C">
+              <wp:inline distT="0" distB="0" distL="0" distR="0">
                 <wp:extent cx="352425" cy="172720"/>
                 <wp:effectExtent l="0" t="0" r="9525" b="0"/>
                 <wp:docPr id="229" name="矩形 229"/>
@@ -5517,20 +4744,20 @@
                               <w:spacing w:line="240" w:lineRule="exact"/>
                               <w:jc w:val="center"/>
                               <w:rPr>
-                                <w:rFonts w:ascii="黑体" w:eastAsia="黑体" w:hAnsi="黑体" w:hint="eastAsia"/>
+                                <w:rFonts w:hint="eastAsia" w:ascii="黑体" w:hAnsi="黑体" w:eastAsia="黑体"/>
                                 <w:szCs w:val="21"/>
                               </w:rPr>
                             </w:pPr>
                             <w:r>
                               <w:rPr>
-                                <w:rFonts w:ascii="黑体" w:eastAsia="黑体" w:hAnsi="黑体" w:hint="eastAsia"/>
+                                <w:rFonts w:hint="eastAsia" w:ascii="黑体" w:hAnsi="黑体" w:eastAsia="黑体"/>
                                 <w:szCs w:val="21"/>
                               </w:rPr>
                               <w:t>练</w:t>
                             </w:r>
                             <w:r>
                               <w:rPr>
-                                <w:rFonts w:ascii="黑体" w:eastAsia="黑体" w:hAnsi="黑体"/>
+                                <w:rFonts w:ascii="黑体" w:hAnsi="黑体" w:eastAsia="黑体"/>
                                 <w:szCs w:val="21"/>
                               </w:rPr>
                               <w:t>15</w:t>
@@ -5541,7 +4768,7 @@
                               <w:spacing w:line="240" w:lineRule="exact"/>
                               <w:jc w:val="left"/>
                               <w:rPr>
-                                <w:rFonts w:ascii="黑体" w:eastAsia="黑体" w:hAnsi="黑体" w:hint="eastAsia"/>
+                                <w:rFonts w:hint="eastAsia" w:ascii="黑体" w:hAnsi="黑体" w:eastAsia="黑体"/>
                                 <w:szCs w:val="21"/>
                               </w:rPr>
                             </w:pPr>
@@ -5551,7 +4778,7 @@
                               <w:spacing w:line="240" w:lineRule="exact"/>
                               <w:jc w:val="left"/>
                               <w:rPr>
-                                <w:rFonts w:ascii="黑体" w:eastAsia="黑体" w:hAnsi="黑体" w:hint="eastAsia"/>
+                                <w:rFonts w:hint="eastAsia" w:ascii="黑体" w:hAnsi="黑体" w:eastAsia="黑体"/>
                                 <w:szCs w:val="21"/>
                               </w:rPr>
                             </w:pPr>
@@ -5569,28 +4796,32 @@
           </mc:Choice>
           <mc:Fallback>
             <w:pict>
-              <v:rect w14:anchorId="5A1E3D90" id="矩形 229" o:spid="_x0000_s1049" style="width:27.75pt;height:13.6pt;visibility:visible;mso-wrap-style:square;mso-left-percent:-10001;mso-top-percent:-10001;mso-position-horizontal:absolute;mso-position-horizontal-relative:char;mso-position-vertical:absolute;mso-position-vertical-relative:line;mso-left-percent:-10001;mso-top-percent:-10001;v-text-anchor:middle" o:gfxdata="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" fillcolor="#5aa13b [3205]" stroked="f" strokeweight="2pt">
-                <v:textbox inset="0,0,0,0">
+              <v:rect id="_x0000_s1026" o:spid="_x0000_s1026" o:spt="1" style="height:13.6pt;width:27.75pt;v-text-anchor:middle;" fillcolor="#5AA13B [3205]" filled="t" stroked="f" coordsize="21600,21600" o:gfxdata="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">
+                <v:fill on="t" focussize="0,0"/>
+                <v:stroke on="f" weight="2pt"/>
+                <v:imagedata o:title=""/>
+                <o:lock v:ext="edit" aspectratio="f"/>
+                <v:textbox inset="0mm,0mm,0mm,0mm">
                   <w:txbxContent>
                     <w:p>
                       <w:pPr>
                         <w:spacing w:line="240" w:lineRule="exact"/>
                         <w:jc w:val="center"/>
                         <w:rPr>
-                          <w:rFonts w:ascii="黑体" w:eastAsia="黑体" w:hAnsi="黑体" w:hint="eastAsia"/>
+                          <w:rFonts w:hint="eastAsia" w:ascii="黑体" w:hAnsi="黑体" w:eastAsia="黑体"/>
                           <w:szCs w:val="21"/>
                         </w:rPr>
                       </w:pPr>
                       <w:r>
                         <w:rPr>
-                          <w:rFonts w:ascii="黑体" w:eastAsia="黑体" w:hAnsi="黑体" w:hint="eastAsia"/>
+                          <w:rFonts w:hint="eastAsia" w:ascii="黑体" w:hAnsi="黑体" w:eastAsia="黑体"/>
                           <w:szCs w:val="21"/>
                         </w:rPr>
                         <w:t>练</w:t>
                       </w:r>
                       <w:r>
                         <w:rPr>
-                          <w:rFonts w:ascii="黑体" w:eastAsia="黑体" w:hAnsi="黑体"/>
+                          <w:rFonts w:ascii="黑体" w:hAnsi="黑体" w:eastAsia="黑体"/>
                           <w:szCs w:val="21"/>
                         </w:rPr>
                         <w:t>15</w:t>
@@ -5601,7 +4832,7 @@
                         <w:spacing w:line="240" w:lineRule="exact"/>
                         <w:jc w:val="left"/>
                         <w:rPr>
-                          <w:rFonts w:ascii="黑体" w:eastAsia="黑体" w:hAnsi="黑体" w:hint="eastAsia"/>
+                          <w:rFonts w:hint="eastAsia" w:ascii="黑体" w:hAnsi="黑体" w:eastAsia="黑体"/>
                           <w:szCs w:val="21"/>
                         </w:rPr>
                       </w:pPr>
@@ -5611,13 +4842,14 @@
                         <w:spacing w:line="240" w:lineRule="exact"/>
                         <w:jc w:val="left"/>
                         <w:rPr>
-                          <w:rFonts w:ascii="黑体" w:eastAsia="黑体" w:hAnsi="黑体" w:hint="eastAsia"/>
+                          <w:rFonts w:hint="eastAsia" w:ascii="黑体" w:hAnsi="黑体" w:eastAsia="黑体"/>
                           <w:szCs w:val="21"/>
                         </w:rPr>
                       </w:pPr>
                     </w:p>
                   </w:txbxContent>
                 </v:textbox>
+                <w10:wrap type="none"/>
                 <w10:anchorlock/>
               </v:rect>
             </w:pict>
@@ -5626,77 +4858,58 @@
       </w:r>
       <w:r>
         <w:rPr>
-          <w:rStyle w:val="af1"/>
+          <w:rStyle w:val="35"/>
           <w:lang w:val="zh-CN"/>
         </w:rPr>
         <w:t xml:space="preserve"> </w:t>
       </w:r>
-      <w:r>
-        <w:rPr>
-          <w:rStyle w:val="af1"/>
-        </w:rPr>
-        <w:t>一条粗细均匀、直径很小的金属丝长为</w:t>
-      </w:r>
-      <w:r>
-        <w:rPr>
-          <w:rStyle w:val="af1"/>
-        </w:rPr>
-        <w:t>L1</w:t>
-      </w:r>
-      <w:r>
-        <w:rPr>
-          <w:rStyle w:val="af1"/>
-        </w:rPr>
-        <w:t>，将它在均匀圆杆上紧密绕了</w:t>
-      </w:r>
-      <w:r>
-        <w:rPr>
-          <w:rStyle w:val="af1"/>
-        </w:rPr>
-        <w:t>n</w:t>
-      </w:r>
-      <w:r>
-        <w:rPr>
-          <w:rStyle w:val="af1"/>
-        </w:rPr>
-        <w:t>圈（如图甲所示），再用图乙的刻度尺测量一段长度</w:t>
-      </w:r>
-      <w:r>
-        <w:rPr>
-          <w:rStyle w:val="af1"/>
-        </w:rPr>
-        <w:t>L2</w:t>
-      </w:r>
-      <w:r>
-        <w:rPr>
-          <w:rStyle w:val="af1"/>
-        </w:rPr>
-        <w:t>（图中未画出）。利用上述其中的两个数据，能较精确地得出金属丝的直径</w:t>
-      </w:r>
-      <w:r>
-        <w:rPr>
-          <w:rStyle w:val="af1"/>
-        </w:rPr>
-        <w:t>d</w:t>
-      </w:r>
-      <w:r>
-        <w:rPr>
-          <w:rStyle w:val="af1"/>
-        </w:rPr>
-        <w:t>。</w:t>
-      </w:r>
-    </w:p>
-    <w:p>
-      <w:pPr>
-        <w:pStyle w:val="123"/>
+      <w:bookmarkStart w:id="0" w:name="_GoBack"/>
+      <w:r>
+        <w:rPr>
+          <w:rStyle w:val="35"/>
+          <w:rFonts w:hint="eastAsia"/>
+          <w:color w:val="0000FF"/>
+          <w:lang w:val="zh-CN"/>
+        </w:rPr>
+        <w:t>【</w:t>
+      </w:r>
+      <w:r>
+        <w:rPr>
+          <w:rStyle w:val="35"/>
+          <w:rFonts w:hint="eastAsia"/>
+          <w:color w:val="0000FF"/>
+          <w:lang w:val="en-US" w:eastAsia="zh-CN"/>
+        </w:rPr>
+        <w:t>特殊测量加1题</w:t>
+      </w:r>
+      <w:r>
+        <w:rPr>
+          <w:rStyle w:val="35"/>
+          <w:rFonts w:hint="eastAsia"/>
+          <w:color w:val="0000FF"/>
+          <w:lang w:val="zh-CN"/>
+        </w:rPr>
+        <w:t>】</w:t>
+      </w:r>
+      <w:bookmarkEnd w:id="0"/>
+      <w:r>
+        <w:rPr>
+          <w:rStyle w:val="35"/>
+        </w:rPr>
+        <w:t>一条粗细均匀、直径很小的金属丝长为L1，将它在均匀圆杆上紧密绕了n圈（如图甲所示），再用图乙的刻度尺测量一段长度L2（图中未画出）。利用上述其中的两个数据，能较精确地得出金属丝的直径d。</w:t>
+      </w:r>
+    </w:p>
+    <w:p>
+      <w:pPr>
+        <w:pStyle w:val="27"/>
       </w:pPr>
       <w:r>
         <w:rPr>
           <w:rFonts w:hint="eastAsia"/>
         </w:rPr>
         <w:drawing>
-          <wp:inline distT="0" distB="0" distL="0" distR="0" wp14:anchorId="589ECEE1" wp14:editId="729DBF80">
-            <wp:extent cx="3600450" cy="573730"/>
+          <wp:inline distT="0" distB="0" distL="0" distR="0">
+            <wp:extent cx="3600450" cy="573405"/>
             <wp:effectExtent l="0" t="0" r="0" b="0"/>
             <wp:docPr id="124726264" name="图片24" descr="菁优网：http://www.jyeoo.com"/>
             <wp:cNvGraphicFramePr>
@@ -5706,7 +4919,7 @@
               <a:graphicData uri="http://schemas.openxmlformats.org/drawingml/2006/picture">
                 <pic:pic xmlns:pic="http://schemas.openxmlformats.org/drawingml/2006/picture">
                   <pic:nvPicPr>
-                    <pic:cNvPr id="20" name="图片24" descr="菁优网：http://www.jyeoo.com"/>
+                    <pic:cNvPr id="124726264" name="图片24" descr="菁优网：http://www.jyeoo.com"/>
                     <pic:cNvPicPr>
                       <a:picLocks noChangeAspect="1"/>
                     </pic:cNvPicPr>
@@ -5735,31 +4948,13 @@
     </w:p>
     <w:p>
       <w:pPr>
-        <w:pStyle w:val="123"/>
-      </w:pPr>
-      <w:r>
-        <w:rPr>
-          <w:rFonts w:hint="eastAsia"/>
-        </w:rPr>
-        <w:t>（</w:t>
-      </w:r>
-      <w:r>
-        <w:rPr>
-          <w:rFonts w:hint="eastAsia"/>
-        </w:rPr>
-        <w:t>1</w:t>
-      </w:r>
-      <w:r>
-        <w:rPr>
-          <w:rFonts w:hint="eastAsia"/>
-        </w:rPr>
-        <w:t>）在图甲中用“←→”，画出要测量的长度</w:t>
-      </w:r>
-      <w:r>
-        <w:rPr>
-          <w:rFonts w:hint="eastAsia"/>
-        </w:rPr>
-        <w:t>L</w:t>
+        <w:pStyle w:val="27"/>
+      </w:pPr>
+      <w:r>
+        <w:rPr>
+          <w:rFonts w:hint="eastAsia"/>
+        </w:rPr>
+        <w:t>（1）在图甲中用“←→”，画出要测量的长度L</w:t>
       </w:r>
       <w:r>
         <w:rPr>
@@ -5779,44 +4974,20 @@
     </w:p>
     <w:p>
       <w:pPr>
-        <w:pStyle w:val="123"/>
-      </w:pPr>
-      <w:r>
-        <w:rPr>
-          <w:rFonts w:hint="eastAsia"/>
-        </w:rPr>
-        <w:t>（</w:t>
-      </w:r>
-      <w:r>
-        <w:rPr>
-          <w:rFonts w:hint="eastAsia"/>
-        </w:rPr>
-        <w:t>2</w:t>
-      </w:r>
-      <w:r>
-        <w:rPr>
-          <w:rFonts w:hint="eastAsia"/>
-        </w:rPr>
-        <w:t>）金属丝的直径</w:t>
-      </w:r>
-      <w:r>
-        <w:rPr>
-          <w:rFonts w:hint="eastAsia"/>
-        </w:rPr>
-        <w:t>d</w:t>
-      </w:r>
-      <w:r>
-        <w:rPr>
-          <w:rFonts w:hint="eastAsia"/>
-        </w:rPr>
-        <w:t>＝</w:t>
+        <w:pStyle w:val="27"/>
+      </w:pPr>
+      <w:r>
+        <w:rPr>
+          <w:rFonts w:hint="eastAsia"/>
+        </w:rPr>
+        <w:t>（2）金属丝的直径d＝</w:t>
       </w:r>
       <w:r>
         <w:rPr>
           <w:rFonts w:hint="eastAsia"/>
           <w:u w:val="single"/>
         </w:rPr>
-        <w:t xml:space="preserve">　</w:t>
+        <w:t>　</w:t>
       </w:r>
       <m:oMath>
         <m:f>
@@ -5840,6 +5011,7 @@
               </m:sSubPr>
               <m:e>
                 <m:r>
+                  <m:rPr/>
                   <w:rPr>
                     <w:rFonts w:ascii="Cambria Math" w:hAnsi="Cambria Math"/>
                     <w:sz w:val="28"/>
@@ -5847,9 +5019,15 @@
                   </w:rPr>
                   <m:t>L</m:t>
                 </m:r>
+                <m:ctrlPr>
+                  <w:rPr>
+                    <w:rFonts w:ascii="Cambria Math" w:hAnsi="Cambria Math"/>
+                  </w:rPr>
+                </m:ctrlPr>
               </m:e>
               <m:sub>
                 <m:r>
+                  <m:rPr/>
                   <w:rPr>
                     <w:rFonts w:ascii="Cambria Math" w:hAnsi="Cambria Math"/>
                     <w:sz w:val="28"/>
@@ -5857,11 +5035,24 @@
                   </w:rPr>
                   <m:t>2</m:t>
                 </m:r>
+                <m:ctrlPr>
+                  <w:rPr>
+                    <w:rFonts w:ascii="Cambria Math" w:hAnsi="Cambria Math"/>
+                  </w:rPr>
+                </m:ctrlPr>
               </m:sub>
             </m:sSub>
+            <m:ctrlPr>
+              <w:rPr>
+                <w:rFonts w:ascii="Cambria Math" w:hAnsi="Cambria Math"/>
+                <w:sz w:val="28"/>
+                <w:szCs w:val="28"/>
+              </w:rPr>
+            </m:ctrlPr>
           </m:num>
           <m:den>
             <m:r>
+              <m:rPr/>
               <w:rPr>
                 <w:rFonts w:ascii="Cambria Math" w:hAnsi="Cambria Math"/>
                 <w:sz w:val="28"/>
@@ -5869,6 +5060,13 @@
               </w:rPr>
               <m:t>n</m:t>
             </m:r>
+            <m:ctrlPr>
+              <w:rPr>
+                <w:rFonts w:ascii="Cambria Math" w:hAnsi="Cambria Math"/>
+                <w:sz w:val="28"/>
+                <w:szCs w:val="28"/>
+              </w:rPr>
+            </m:ctrlPr>
           </m:den>
         </m:f>
       </m:oMath>
@@ -5877,83 +5075,53 @@
           <w:rFonts w:hint="eastAsia"/>
           <w:u w:val="single"/>
         </w:rPr>
-        <w:t xml:space="preserve">　</w:t>
-      </w:r>
-      <w:r>
-        <w:rPr>
-          <w:rFonts w:hint="eastAsia"/>
-        </w:rPr>
-        <w:t xml:space="preserve"> </w:t>
-      </w:r>
-      <w:r>
-        <w:rPr>
-          <w:rFonts w:hint="eastAsia"/>
-        </w:rPr>
-        <w:t>（用题目所给符号写出表达式）。</w:t>
-      </w:r>
-    </w:p>
-    <w:p>
-      <w:pPr>
-        <w:pStyle w:val="123"/>
-      </w:pPr>
-      <w:r>
-        <w:rPr>
-          <w:rFonts w:hint="eastAsia"/>
-        </w:rPr>
-        <w:t>（</w:t>
-      </w:r>
-      <w:r>
-        <w:rPr>
-          <w:rFonts w:hint="eastAsia"/>
-        </w:rPr>
-        <w:t>3</w:t>
-      </w:r>
-      <w:r>
-        <w:rPr>
-          <w:rFonts w:hint="eastAsia"/>
-        </w:rPr>
-        <w:t>）改进实验，能更精确地测量金属丝直径。</w:t>
-      </w:r>
-    </w:p>
-    <w:p>
-      <w:pPr>
-        <w:pStyle w:val="123"/>
-      </w:pPr>
-      <w:r>
-        <w:rPr>
-          <w:rFonts w:hint="eastAsia"/>
-        </w:rPr>
-        <w:t>方法一：选用一把分度值更</w:t>
-      </w:r>
-      <w:r>
-        <w:rPr>
-          <w:rFonts w:hint="eastAsia"/>
-        </w:rPr>
-        <w:t xml:space="preserve"> </w:t>
+        <w:t>　</w:t>
+      </w:r>
+      <w:r>
+        <w:rPr>
+          <w:rFonts w:hint="eastAsia"/>
+        </w:rPr>
+        <w:t xml:space="preserve"> （用题目所给符号写出表达式）。</w:t>
+      </w:r>
+    </w:p>
+    <w:p>
+      <w:pPr>
+        <w:pStyle w:val="27"/>
+      </w:pPr>
+      <w:r>
+        <w:rPr>
+          <w:rFonts w:hint="eastAsia"/>
+        </w:rPr>
+        <w:t>（3）改进实验，能更精确地测量金属丝直径。</w:t>
+      </w:r>
+    </w:p>
+    <w:p>
+      <w:pPr>
+        <w:pStyle w:val="27"/>
+      </w:pPr>
+      <w:r>
+        <w:rPr>
+          <w:rFonts w:hint="eastAsia"/>
+        </w:rPr>
+        <w:t xml:space="preserve">方法一：选用一把分度值更 </w:t>
       </w:r>
       <w:r>
         <w:rPr>
           <w:rFonts w:hint="eastAsia"/>
           <w:u w:val="single"/>
         </w:rPr>
-        <w:t xml:space="preserve">　小　</w:t>
-      </w:r>
-      <w:r>
-        <w:rPr>
-          <w:rFonts w:hint="eastAsia"/>
-        </w:rPr>
-        <w:t xml:space="preserve"> </w:t>
-      </w:r>
-      <w:r>
-        <w:rPr>
-          <w:rFonts w:hint="eastAsia"/>
-        </w:rPr>
-        <w:t>（选填“大”、“小”）的刻度尺测长度。</w:t>
-      </w:r>
-    </w:p>
-    <w:p>
-      <w:pPr>
-        <w:pStyle w:val="123"/>
+        <w:t>　小　</w:t>
+      </w:r>
+      <w:r>
+        <w:rPr>
+          <w:rFonts w:hint="eastAsia"/>
+        </w:rPr>
+        <w:t xml:space="preserve"> （选填“大”、“小”）的刻度尺测长度。</w:t>
+      </w:r>
+    </w:p>
+    <w:p>
+      <w:pPr>
+        <w:pStyle w:val="27"/>
       </w:pPr>
       <w:r>
         <w:rPr>
@@ -5966,25 +5134,22 @@
           <w:rFonts w:hint="eastAsia"/>
           <w:u w:val="single"/>
         </w:rPr>
-        <w:t xml:space="preserve">　多次测量求平均值　</w:t>
-      </w:r>
-      <w:r>
-        <w:rPr>
-          <w:rFonts w:hint="eastAsia"/>
-        </w:rPr>
-        <w:t xml:space="preserve"> </w:t>
-      </w:r>
-      <w:r>
-        <w:rPr>
-          <w:rFonts w:hint="eastAsia"/>
-        </w:rPr>
-        <w:t>。</w:t>
-      </w:r>
-    </w:p>
-    <w:p>
-      <w:pPr>
-        <w:pStyle w:val="1230"/>
+        <w:t>　多次测量求平均值　</w:t>
+      </w:r>
+      <w:r>
+        <w:rPr>
+          <w:rFonts w:hint="eastAsia"/>
+        </w:rPr>
+        <w:t xml:space="preserve"> 。</w:t>
+      </w:r>
+    </w:p>
+    <w:p>
+      <w:pPr>
+        <w:pStyle w:val="33"/>
         <w:ind w:left="588"/>
+        <w:rPr>
+          <w:rFonts w:hint="eastAsia"/>
+        </w:rPr>
       </w:pPr>
       <w:r>
         <w:rPr>
@@ -5997,27 +5162,15 @@
         <w:rPr>
           <w:rFonts w:hint="eastAsia"/>
         </w:rPr>
-        <w:t>（</w:t>
-      </w:r>
-      <w:r>
-        <w:rPr>
-          <w:rFonts w:hint="eastAsia"/>
-        </w:rPr>
-        <w:t>1</w:t>
-      </w:r>
-      <w:r>
-        <w:rPr>
-          <w:rFonts w:hint="eastAsia"/>
-        </w:rPr>
-        <w:t>）如图：</w:t>
+        <w:t>（1）如图：</w:t>
       </w:r>
       <w:r>
         <w:rPr>
           <w:rFonts w:hint="eastAsia"/>
         </w:rPr>
         <w:drawing>
-          <wp:inline distT="0" distB="0" distL="0" distR="0" wp14:anchorId="6CEB814F" wp14:editId="014452B9">
-            <wp:extent cx="1316387" cy="581025"/>
+          <wp:inline distT="0" distB="0" distL="0" distR="0">
+            <wp:extent cx="1316355" cy="581025"/>
             <wp:effectExtent l="0" t="0" r="0" b="0"/>
             <wp:docPr id="21" name="图片24" descr="菁优网：http://www.jyeoo.com"/>
             <wp:cNvGraphicFramePr>
@@ -6057,22 +5210,11 @@
         <w:rPr>
           <w:rFonts w:hint="eastAsia"/>
         </w:rPr>
-        <w:t>；（</w:t>
-      </w:r>
-      <w:r>
-        <w:rPr>
-          <w:rFonts w:hint="eastAsia"/>
-        </w:rPr>
-        <w:t>2</w:t>
-      </w:r>
-      <w:r>
-        <w:rPr>
-          <w:rFonts w:hint="eastAsia"/>
-        </w:rPr>
-        <w:t>）</w:t>
+        <w:t>；（2）</w:t>
       </w:r>
       <m:oMath>
         <m:r>
+          <m:rPr/>
           <w:rPr>
             <w:rFonts w:ascii="Cambria Math" w:hAnsi="Cambria Math"/>
           </w:rPr>
@@ -6099,6 +5241,7 @@
               </m:sSubPr>
               <m:e>
                 <m:r>
+                  <m:rPr/>
                   <w:rPr>
                     <w:rFonts w:ascii="Cambria Math" w:hAnsi="Cambria Math"/>
                     <w:sz w:val="28"/>
@@ -6106,9 +5249,15 @@
                   </w:rPr>
                   <m:t>L</m:t>
                 </m:r>
+                <m:ctrlPr>
+                  <w:rPr>
+                    <w:rFonts w:ascii="Cambria Math" w:hAnsi="Cambria Math"/>
+                  </w:rPr>
+                </m:ctrlPr>
               </m:e>
               <m:sub>
                 <m:r>
+                  <m:rPr/>
                   <w:rPr>
                     <w:rFonts w:ascii="Cambria Math" w:hAnsi="Cambria Math"/>
                     <w:sz w:val="28"/>
@@ -6116,11 +5265,24 @@
                   </w:rPr>
                   <m:t>2</m:t>
                 </m:r>
+                <m:ctrlPr>
+                  <w:rPr>
+                    <w:rFonts w:ascii="Cambria Math" w:hAnsi="Cambria Math"/>
+                  </w:rPr>
+                </m:ctrlPr>
               </m:sub>
             </m:sSub>
+            <m:ctrlPr>
+              <w:rPr>
+                <w:rFonts w:ascii="Cambria Math" w:hAnsi="Cambria Math"/>
+                <w:sz w:val="28"/>
+                <w:szCs w:val="28"/>
+              </w:rPr>
+            </m:ctrlPr>
           </m:num>
           <m:den>
             <m:r>
+              <m:rPr/>
               <w:rPr>
                 <w:rFonts w:ascii="Cambria Math" w:hAnsi="Cambria Math"/>
                 <w:sz w:val="28"/>
@@ -6128,6 +5290,13 @@
               </w:rPr>
               <m:t>n</m:t>
             </m:r>
+            <m:ctrlPr>
+              <w:rPr>
+                <w:rFonts w:ascii="Cambria Math" w:hAnsi="Cambria Math"/>
+                <w:sz w:val="28"/>
+                <w:szCs w:val="28"/>
+              </w:rPr>
+            </m:ctrlPr>
           </m:den>
         </m:f>
       </m:oMath>
@@ -6135,101 +5304,61 @@
         <w:rPr>
           <w:rFonts w:hint="eastAsia"/>
         </w:rPr>
-        <w:t>；（</w:t>
-      </w:r>
-      <w:r>
-        <w:rPr>
-          <w:rFonts w:hint="eastAsia"/>
-        </w:rPr>
-        <w:t>3</w:t>
-      </w:r>
-      <w:r>
-        <w:rPr>
-          <w:rFonts w:hint="eastAsia"/>
-        </w:rPr>
-        <w:t>）小；多次测量求平均值</w:t>
-      </w:r>
-    </w:p>
-    <w:p>
-      <w:pPr>
-        <w:pStyle w:val="af0"/>
-        <w:ind w:left="672" w:hanging="672"/>
-      </w:pPr>
-    </w:p>
-    <w:p>
-      <w:pPr>
-        <w:pStyle w:val="af0"/>
-        <w:ind w:left="319" w:hangingChars="152" w:hanging="319"/>
-        <w:rPr>
-          <w:rFonts w:hint="eastAsia"/>
-        </w:rPr>
-      </w:pPr>
+        <w:t>；（3）小；多次测量求平均值</w:t>
+      </w:r>
     </w:p>
     <w:sectPr>
-      <w:headerReference w:type="even" r:id="rId23"/>
-      <w:headerReference w:type="default" r:id="rId24"/>
-      <w:footerReference w:type="even" r:id="rId25"/>
-      <w:footerReference w:type="default" r:id="rId26"/>
-      <w:headerReference w:type="first" r:id="rId27"/>
-      <w:footerReference w:type="first" r:id="rId28"/>
-      <w:pgSz w:w="10319" w:h="14515" w:code="9"/>
+      <w:headerReference r:id="rId5" w:type="first"/>
+      <w:footerReference r:id="rId8" w:type="first"/>
+      <w:headerReference r:id="rId3" w:type="default"/>
+      <w:footerReference r:id="rId6" w:type="default"/>
+      <w:headerReference r:id="rId4" w:type="even"/>
+      <w:footerReference r:id="rId7" w:type="even"/>
+      <w:pgSz w:w="10319" w:h="14515"/>
       <w:pgMar w:top="1134" w:right="1021" w:bottom="851" w:left="1021" w:header="737" w:footer="567" w:gutter="0"/>
       <w:pgNumType w:start="1"/>
-      <w:cols w:space="425"/>
-      <w:docGrid w:type="lines" w:linePitch="312"/>
+      <w:cols w:space="425" w:num="1"/>
+      <w:docGrid w:type="lines" w:linePitch="312" w:charSpace="0"/>
     </w:sectPr>
   </w:body>
 </w:document>
 </file>
 
-<file path=word/endnotes.xml><?xml version="1.0" encoding="utf-8"?>
-<w:endnotes xmlns:wpc="http://schemas.microsoft.com/office/word/2010/wordprocessingCanvas" xmlns:cx="http://schemas.microsoft.com/office/drawing/2014/chartex" xmlns:cx1="http://schemas.microsoft.com/office/drawing/2015/9/8/chartex" xmlns:cx2="http://schemas.microsoft.com/office/drawing/2015/10/21/chartex" xmlns:cx3="http://schemas.microsoft.com/office/drawing/2016/5/9/chartex" xmlns:cx4="http://schemas.microsoft.com/office/drawing/2016/5/10/chartex" xmlns:cx5="http://schemas.microsoft.com/office/drawing/2016/5/11/chartex" xmlns:cx6="http://schemas.microsoft.com/office/drawing/2016/5/12/chartex" xmlns:cx7="http://schemas.microsoft.com/office/drawing/2016/5/13/chartex" xmlns:cx8="http://schemas.microsoft.com/office/drawing/2016/5/14/chartex" xmlns:mc="http://schemas.openxmlformats.org/markup-compatibility/2006" xmlns:aink="http://schemas.microsoft.com/office/drawing/2016/ink" xmlns:am3d="http://schemas.microsoft.com/office/drawing/2017/model3d" xmlns:o="urn:schemas-microsoft-com:office:office" xmlns:oel="http://schemas.microsoft.com/office/2019/extlst" xmlns:r="http://schemas.openxmlformats.org/officeDocument/2006/relationships" xmlns:m="http://schemas.openxmlformats.org/officeDocument/2006/math" xmlns:v="urn:schemas-microsoft-com:vml" xmlns:wp14="http://schemas.microsoft.com/office/word/2010/wordprocessingDrawing" xmlns:wp="http://schemas.openxmlformats.org/drawingml/2006/wordprocessingDrawing" xmlns:w10="urn:schemas-microsoft-com:office:word" xmlns:w="http://schemas.openxmlformats.org/wordprocessingml/2006/main" xmlns:w14="http://schemas.microsoft.com/office/word/2010/wordml" xmlns:w15="http://schemas.microsoft.com/office/word/2012/wordml" xmlns:w16cex="http://schemas.microsoft.com/office/word/2018/wordml/cex" xmlns:w16cid="http://schemas.microsoft.com/office/word/2016/wordml/cid" xmlns:w16="http://schemas.microsoft.com/office/word/2018/wordml" xmlns:w16du="http://schemas.microsoft.com/office/word/2023/wordml/word16du" xmlns:w16sdtdh="http://schemas.microsoft.com/office/word/2020/wordml/sdtdatahash" xmlns:w16sdtfl="http://schemas.microsoft.com/office/word/2024/wordml/sdtformatlock" xmlns:w16se="http://schemas.microsoft.com/office/word/2015/wordml/symex" xmlns:wpg="http://schemas.microsoft.com/office/word/2010/wordprocessingGroup" xmlns:wpi="http://schemas.microsoft.com/office/word/2010/wordprocessingInk" xmlns:wne="http://schemas.microsoft.com/office/word/2006/wordml" xmlns:wps="http://schemas.microsoft.com/office/word/2010/wordprocessingShape" mc:Ignorable="w14 w15 w16se w16cid w16 w16cex w16sdtdh w16sdtfl w16du wp14">
-  <w:endnote w:type="separator" w:id="-1">
-    <w:p>
-      <w:r>
-        <w:separator/>
-      </w:r>
-    </w:p>
-  </w:endnote>
-  <w:endnote w:type="continuationSeparator" w:id="0">
-    <w:p>
-      <w:r>
-        <w:continuationSeparator/>
-      </w:r>
-    </w:p>
-  </w:endnote>
-</w:endnotes>
-</file>
-
 <file path=word/footer1.xml><?xml version="1.0" encoding="utf-8"?>
-<w:ftr xmlns:wpc="http://schemas.microsoft.com/office/word/2010/wordprocessingCanvas" xmlns:cx="http://schemas.microsoft.com/office/drawing/2014/chartex" xmlns:cx1="http://schemas.microsoft.com/office/drawing/2015/9/8/chartex" xmlns:cx2="http://schemas.microsoft.com/office/drawing/2015/10/21/chartex" xmlns:cx3="http://schemas.microsoft.com/office/drawing/2016/5/9/chartex" xmlns:cx4="http://schemas.microsoft.com/office/drawing/2016/5/10/chartex" xmlns:cx5="http://schemas.microsoft.com/office/drawing/2016/5/11/chartex" xmlns:cx6="http://schemas.microsoft.com/office/drawing/2016/5/12/chartex" xmlns:cx7="http://schemas.microsoft.com/office/drawing/2016/5/13/chartex" xmlns:cx8="http://schemas.microsoft.com/office/drawing/2016/5/14/chartex" xmlns:mc="http://schemas.openxmlformats.org/markup-compatibility/2006" xmlns:aink="http://schemas.microsoft.com/office/drawing/2016/ink" xmlns:am3d="http://schemas.microsoft.com/office/drawing/2017/model3d" xmlns:o="urn:schemas-microsoft-com:office:office" xmlns:oel="http://schemas.microsoft.com/office/2019/extlst" xmlns:r="http://schemas.openxmlformats.org/officeDocument/2006/relationships" xmlns:m="http://schemas.openxmlformats.org/officeDocument/2006/math" xmlns:v="urn:schemas-microsoft-com:vml" xmlns:wp14="http://schemas.microsoft.com/office/word/2010/wordprocessingDrawing" xmlns:wp="http://schemas.openxmlformats.org/drawingml/2006/wordprocessingDrawing" xmlns:w10="urn:schemas-microsoft-com:office:word" xmlns:w="http://schemas.openxmlformats.org/wordprocessingml/2006/main" xmlns:w14="http://schemas.microsoft.com/office/word/2010/wordml" xmlns:w15="http://schemas.microsoft.com/office/word/2012/wordml" xmlns:w16cex="http://schemas.microsoft.com/office/word/2018/wordml/cex" xmlns:w16cid="http://schemas.microsoft.com/office/word/2016/wordml/cid" xmlns:w16="http://schemas.microsoft.com/office/word/2018/wordml" xmlns:w16du="http://schemas.microsoft.com/office/word/2023/wordml/word16du" xmlns:w16sdtdh="http://schemas.microsoft.com/office/word/2020/wordml/sdtdatahash" xmlns:w16sdtfl="http://schemas.microsoft.com/office/word/2024/wordml/sdtformatlock" xmlns:w16se="http://schemas.microsoft.com/office/word/2015/wordml/symex" xmlns:wpg="http://schemas.microsoft.com/office/word/2010/wordprocessingGroup" xmlns:wpi="http://schemas.microsoft.com/office/word/2010/wordprocessingInk" xmlns:wne="http://schemas.microsoft.com/office/word/2006/wordml" xmlns:wps="http://schemas.microsoft.com/office/word/2010/wordprocessingShape" mc:Ignorable="w14 w15 w16se w16cid w16 w16cex w16sdtdh w16sdtfl w16du wp14">
+<w:ftr xmlns:wpc="http://schemas.microsoft.com/office/word/2010/wordprocessingCanvas" xmlns:mc="http://schemas.openxmlformats.org/markup-compatibility/2006" xmlns:o="urn:schemas-microsoft-com:office:office" xmlns:r="http://schemas.openxmlformats.org/officeDocument/2006/relationships" xmlns:m="http://schemas.openxmlformats.org/officeDocument/2006/math" xmlns:v="urn:schemas-microsoft-com:vml" xmlns:wp14="http://schemas.microsoft.com/office/word/2010/wordprocessingDrawing" xmlns:wp="http://schemas.openxmlformats.org/drawingml/2006/wordprocessingDrawing" xmlns:w10="urn:schemas-microsoft-com:office:word" xmlns:w="http://schemas.openxmlformats.org/wordprocessingml/2006/main" xmlns:w14="http://schemas.microsoft.com/office/word/2010/wordml" xmlns:w15="http://schemas.microsoft.com/office/word/2012/wordml" xmlns:wpg="http://schemas.microsoft.com/office/word/2010/wordprocessingGroup" xmlns:wpi="http://schemas.microsoft.com/office/word/2010/wordprocessingInk" xmlns:wne="http://schemas.microsoft.com/office/word/2006/wordml" xmlns:wps="http://schemas.microsoft.com/office/word/2010/wordprocessingShape" xmlns:wpsCustomData="http://www.wps.cn/officeDocument/2013/wpsCustomData" mc:Ignorable="w14 w15 wp14">
   <w:sdt>
     <w:sdtPr>
       <w:rPr>
-        <w:rFonts w:ascii="黑体" w:eastAsia="黑体" w:hAnsi="黑体"/>
+        <w:rFonts w:ascii="黑体" w:hAnsi="黑体" w:eastAsia="黑体"/>
         <w:sz w:val="20"/>
         <w:szCs w:val="20"/>
       </w:rPr>
-      <w:id w:val="784468864"/>
+      <w:id w:val="-714268737"/>
       <w:docPartObj>
-        <w:docPartGallery w:val="Page Numbers (Bottom of Page)"/>
-        <w:docPartUnique/>
+        <w:docPartGallery w:val="autotext"/>
       </w:docPartObj>
     </w:sdtPr>
+    <w:sdtEndPr>
+      <w:rPr>
+        <w:rFonts w:ascii="黑体" w:hAnsi="黑体" w:eastAsia="黑体"/>
+        <w:sz w:val="20"/>
+        <w:szCs w:val="20"/>
+      </w:rPr>
+    </w:sdtEndPr>
     <w:sdtContent>
       <w:p>
         <w:pPr>
-          <w:pStyle w:val="a7"/>
+          <w:pStyle w:val="3"/>
           <w:jc w:val="center"/>
           <w:rPr>
-            <w:rFonts w:ascii="黑体" w:eastAsia="黑体" w:hAnsi="黑体" w:hint="eastAsia"/>
+            <w:rFonts w:hint="eastAsia" w:ascii="黑体" w:hAnsi="黑体" w:eastAsia="黑体"/>
             <w:sz w:val="20"/>
             <w:szCs w:val="20"/>
           </w:rPr>
         </w:pPr>
         <w:r>
           <w:rPr>
-            <w:rFonts w:ascii="黑体" w:eastAsia="黑体" w:hAnsi="黑体"/>
+            <w:rFonts w:ascii="黑体" w:hAnsi="黑体" w:eastAsia="黑体"/>
             <w:sz w:val="20"/>
             <w:szCs w:val="20"/>
           </w:rPr>
@@ -6237,15 +5366,15 @@
         </w:r>
         <w:r>
           <w:rPr>
-            <w:rFonts w:ascii="黑体" w:eastAsia="黑体" w:hAnsi="黑体"/>
+            <w:rFonts w:ascii="黑体" w:hAnsi="黑体" w:eastAsia="黑体"/>
             <w:sz w:val="20"/>
             <w:szCs w:val="20"/>
           </w:rPr>
-          <w:instrText>PAGE   \* MERGEFORMAT</w:instrText>
+          <w:instrText xml:space="preserve">PAGE   \* MERGEFORMAT</w:instrText>
         </w:r>
         <w:r>
           <w:rPr>
-            <w:rFonts w:ascii="黑体" w:eastAsia="黑体" w:hAnsi="黑体"/>
+            <w:rFonts w:ascii="黑体" w:hAnsi="黑体" w:eastAsia="黑体"/>
             <w:sz w:val="20"/>
             <w:szCs w:val="20"/>
           </w:rPr>
@@ -6253,17 +5382,16 @@
         </w:r>
         <w:r>
           <w:rPr>
-            <w:rFonts w:ascii="黑体" w:eastAsia="黑体" w:hAnsi="黑体"/>
-            <w:noProof/>
+            <w:rFonts w:ascii="黑体" w:hAnsi="黑体" w:eastAsia="黑体"/>
             <w:sz w:val="20"/>
             <w:szCs w:val="20"/>
             <w:lang w:val="zh-CN"/>
           </w:rPr>
-          <w:t>2</w:t>
+          <w:t>1</w:t>
         </w:r>
         <w:r>
           <w:rPr>
-            <w:rFonts w:ascii="黑体" w:eastAsia="黑体" w:hAnsi="黑体"/>
+            <w:rFonts w:ascii="黑体" w:hAnsi="黑体" w:eastAsia="黑体"/>
             <w:sz w:val="20"/>
             <w:szCs w:val="20"/>
           </w:rPr>
@@ -6276,34 +5404,40 @@
 </file>
 
 <file path=word/footer2.xml><?xml version="1.0" encoding="utf-8"?>
-<w:ftr xmlns:wpc="http://schemas.microsoft.com/office/word/2010/wordprocessingCanvas" xmlns:cx="http://schemas.microsoft.com/office/drawing/2014/chartex" xmlns:cx1="http://schemas.microsoft.com/office/drawing/2015/9/8/chartex" xmlns:cx2="http://schemas.microsoft.com/office/drawing/2015/10/21/chartex" xmlns:cx3="http://schemas.microsoft.com/office/drawing/2016/5/9/chartex" xmlns:cx4="http://schemas.microsoft.com/office/drawing/2016/5/10/chartex" xmlns:cx5="http://schemas.microsoft.com/office/drawing/2016/5/11/chartex" xmlns:cx6="http://schemas.microsoft.com/office/drawing/2016/5/12/chartex" xmlns:cx7="http://schemas.microsoft.com/office/drawing/2016/5/13/chartex" xmlns:cx8="http://schemas.microsoft.com/office/drawing/2016/5/14/chartex" xmlns:mc="http://schemas.openxmlformats.org/markup-compatibility/2006" xmlns:aink="http://schemas.microsoft.com/office/drawing/2016/ink" xmlns:am3d="http://schemas.microsoft.com/office/drawing/2017/model3d" xmlns:o="urn:schemas-microsoft-com:office:office" xmlns:oel="http://schemas.microsoft.com/office/2019/extlst" xmlns:r="http://schemas.openxmlformats.org/officeDocument/2006/relationships" xmlns:m="http://schemas.openxmlformats.org/officeDocument/2006/math" xmlns:v="urn:schemas-microsoft-com:vml" xmlns:wp14="http://schemas.microsoft.com/office/word/2010/wordprocessingDrawing" xmlns:wp="http://schemas.openxmlformats.org/drawingml/2006/wordprocessingDrawing" xmlns:w10="urn:schemas-microsoft-com:office:word" xmlns:w="http://schemas.openxmlformats.org/wordprocessingml/2006/main" xmlns:w14="http://schemas.microsoft.com/office/word/2010/wordml" xmlns:w15="http://schemas.microsoft.com/office/word/2012/wordml" xmlns:w16cex="http://schemas.microsoft.com/office/word/2018/wordml/cex" xmlns:w16cid="http://schemas.microsoft.com/office/word/2016/wordml/cid" xmlns:w16="http://schemas.microsoft.com/office/word/2018/wordml" xmlns:w16du="http://schemas.microsoft.com/office/word/2023/wordml/word16du" xmlns:w16sdtdh="http://schemas.microsoft.com/office/word/2020/wordml/sdtdatahash" xmlns:w16sdtfl="http://schemas.microsoft.com/office/word/2024/wordml/sdtformatlock" xmlns:w16se="http://schemas.microsoft.com/office/word/2015/wordml/symex" xmlns:wpg="http://schemas.microsoft.com/office/word/2010/wordprocessingGroup" xmlns:wpi="http://schemas.microsoft.com/office/word/2010/wordprocessingInk" xmlns:wne="http://schemas.microsoft.com/office/word/2006/wordml" xmlns:wps="http://schemas.microsoft.com/office/word/2010/wordprocessingShape" mc:Ignorable="w14 w15 w16se w16cid w16 w16cex w16sdtdh w16sdtfl w16du wp14">
+<w:ftr xmlns:wpc="http://schemas.microsoft.com/office/word/2010/wordprocessingCanvas" xmlns:mc="http://schemas.openxmlformats.org/markup-compatibility/2006" xmlns:o="urn:schemas-microsoft-com:office:office" xmlns:r="http://schemas.openxmlformats.org/officeDocument/2006/relationships" xmlns:m="http://schemas.openxmlformats.org/officeDocument/2006/math" xmlns:v="urn:schemas-microsoft-com:vml" xmlns:wp14="http://schemas.microsoft.com/office/word/2010/wordprocessingDrawing" xmlns:wp="http://schemas.openxmlformats.org/drawingml/2006/wordprocessingDrawing" xmlns:w10="urn:schemas-microsoft-com:office:word" xmlns:w="http://schemas.openxmlformats.org/wordprocessingml/2006/main" xmlns:w14="http://schemas.microsoft.com/office/word/2010/wordml" xmlns:w15="http://schemas.microsoft.com/office/word/2012/wordml" xmlns:wpg="http://schemas.microsoft.com/office/word/2010/wordprocessingGroup" xmlns:wpi="http://schemas.microsoft.com/office/word/2010/wordprocessingInk" xmlns:wne="http://schemas.microsoft.com/office/word/2006/wordml" xmlns:wps="http://schemas.microsoft.com/office/word/2010/wordprocessingShape" xmlns:wpsCustomData="http://www.wps.cn/officeDocument/2013/wpsCustomData" mc:Ignorable="w14 w15 wp14">
   <w:sdt>
     <w:sdtPr>
       <w:rPr>
-        <w:rFonts w:ascii="黑体" w:eastAsia="黑体" w:hAnsi="黑体"/>
+        <w:rFonts w:ascii="黑体" w:hAnsi="黑体" w:eastAsia="黑体"/>
         <w:sz w:val="20"/>
         <w:szCs w:val="20"/>
       </w:rPr>
-      <w:id w:val="-714268737"/>
+      <w:id w:val="784468864"/>
       <w:docPartObj>
-        <w:docPartGallery w:val="Page Numbers (Bottom of Page)"/>
-        <w:docPartUnique/>
+        <w:docPartGallery w:val="autotext"/>
       </w:docPartObj>
     </w:sdtPr>
+    <w:sdtEndPr>
+      <w:rPr>
+        <w:rFonts w:ascii="黑体" w:hAnsi="黑体" w:eastAsia="黑体"/>
+        <w:sz w:val="20"/>
+        <w:szCs w:val="20"/>
+      </w:rPr>
+    </w:sdtEndPr>
     <w:sdtContent>
       <w:p>
         <w:pPr>
-          <w:pStyle w:val="a7"/>
+          <w:pStyle w:val="3"/>
           <w:jc w:val="center"/>
           <w:rPr>
-            <w:rFonts w:ascii="黑体" w:eastAsia="黑体" w:hAnsi="黑体" w:hint="eastAsia"/>
+            <w:rFonts w:hint="eastAsia" w:ascii="黑体" w:hAnsi="黑体" w:eastAsia="黑体"/>
             <w:sz w:val="20"/>
             <w:szCs w:val="20"/>
           </w:rPr>
         </w:pPr>
         <w:r>
           <w:rPr>
-            <w:rFonts w:ascii="黑体" w:eastAsia="黑体" w:hAnsi="黑体"/>
+            <w:rFonts w:ascii="黑体" w:hAnsi="黑体" w:eastAsia="黑体"/>
             <w:sz w:val="20"/>
             <w:szCs w:val="20"/>
           </w:rPr>
@@ -6311,15 +5445,15 @@
         </w:r>
         <w:r>
           <w:rPr>
-            <w:rFonts w:ascii="黑体" w:eastAsia="黑体" w:hAnsi="黑体"/>
+            <w:rFonts w:ascii="黑体" w:hAnsi="黑体" w:eastAsia="黑体"/>
             <w:sz w:val="20"/>
             <w:szCs w:val="20"/>
           </w:rPr>
-          <w:instrText>PAGE   \* MERGEFORMAT</w:instrText>
+          <w:instrText xml:space="preserve">PAGE   \* MERGEFORMAT</w:instrText>
         </w:r>
         <w:r>
           <w:rPr>
-            <w:rFonts w:ascii="黑体" w:eastAsia="黑体" w:hAnsi="黑体"/>
+            <w:rFonts w:ascii="黑体" w:hAnsi="黑体" w:eastAsia="黑体"/>
             <w:sz w:val="20"/>
             <w:szCs w:val="20"/>
           </w:rPr>
@@ -6327,17 +5461,16 @@
         </w:r>
         <w:r>
           <w:rPr>
-            <w:rFonts w:ascii="黑体" w:eastAsia="黑体" w:hAnsi="黑体"/>
-            <w:noProof/>
+            <w:rFonts w:ascii="黑体" w:hAnsi="黑体" w:eastAsia="黑体"/>
             <w:sz w:val="20"/>
             <w:szCs w:val="20"/>
             <w:lang w:val="zh-CN"/>
           </w:rPr>
-          <w:t>1</w:t>
+          <w:t>2</w:t>
         </w:r>
         <w:r>
           <w:rPr>
-            <w:rFonts w:ascii="黑体" w:eastAsia="黑体" w:hAnsi="黑体"/>
+            <w:rFonts w:ascii="黑体" w:hAnsi="黑体" w:eastAsia="黑体"/>
             <w:sz w:val="20"/>
             <w:szCs w:val="20"/>
           </w:rPr>
@@ -6350,41 +5483,22 @@
 </file>
 
 <file path=word/footer3.xml><?xml version="1.0" encoding="utf-8"?>
-<w:ftr xmlns:wpc="http://schemas.microsoft.com/office/word/2010/wordprocessingCanvas" xmlns:cx="http://schemas.microsoft.com/office/drawing/2014/chartex" xmlns:cx1="http://schemas.microsoft.com/office/drawing/2015/9/8/chartex" xmlns:cx2="http://schemas.microsoft.com/office/drawing/2015/10/21/chartex" xmlns:cx3="http://schemas.microsoft.com/office/drawing/2016/5/9/chartex" xmlns:cx4="http://schemas.microsoft.com/office/drawing/2016/5/10/chartex" xmlns:cx5="http://schemas.microsoft.com/office/drawing/2016/5/11/chartex" xmlns:cx6="http://schemas.microsoft.com/office/drawing/2016/5/12/chartex" xmlns:cx7="http://schemas.microsoft.com/office/drawing/2016/5/13/chartex" xmlns:cx8="http://schemas.microsoft.com/office/drawing/2016/5/14/chartex" xmlns:mc="http://schemas.openxmlformats.org/markup-compatibility/2006" xmlns:aink="http://schemas.microsoft.com/office/drawing/2016/ink" xmlns:am3d="http://schemas.microsoft.com/office/drawing/2017/model3d" xmlns:o="urn:schemas-microsoft-com:office:office" xmlns:oel="http://schemas.microsoft.com/office/2019/extlst" xmlns:r="http://schemas.openxmlformats.org/officeDocument/2006/relationships" xmlns:m="http://schemas.openxmlformats.org/officeDocument/2006/math" xmlns:v="urn:schemas-microsoft-com:vml" xmlns:wp14="http://schemas.microsoft.com/office/word/2010/wordprocessingDrawing" xmlns:wp="http://schemas.openxmlformats.org/drawingml/2006/wordprocessingDrawing" xmlns:w10="urn:schemas-microsoft-com:office:word" xmlns:w="http://schemas.openxmlformats.org/wordprocessingml/2006/main" xmlns:w14="http://schemas.microsoft.com/office/word/2010/wordml" xmlns:w15="http://schemas.microsoft.com/office/word/2012/wordml" xmlns:w16cex="http://schemas.microsoft.com/office/word/2018/wordml/cex" xmlns:w16cid="http://schemas.microsoft.com/office/word/2016/wordml/cid" xmlns:w16="http://schemas.microsoft.com/office/word/2018/wordml" xmlns:w16du="http://schemas.microsoft.com/office/word/2023/wordml/word16du" xmlns:w16sdtdh="http://schemas.microsoft.com/office/word/2020/wordml/sdtdatahash" xmlns:w16sdtfl="http://schemas.microsoft.com/office/word/2024/wordml/sdtformatlock" xmlns:w16se="http://schemas.microsoft.com/office/word/2015/wordml/symex" xmlns:wpg="http://schemas.microsoft.com/office/word/2010/wordprocessingGroup" xmlns:wpi="http://schemas.microsoft.com/office/word/2010/wordprocessingInk" xmlns:wne="http://schemas.microsoft.com/office/word/2006/wordml" xmlns:wps="http://schemas.microsoft.com/office/word/2010/wordprocessingShape" mc:Ignorable="w14 w15 w16se w16cid w16 w16cex w16sdtdh w16sdtfl w16du wp14">
+<w:ftr xmlns:wpc="http://schemas.microsoft.com/office/word/2010/wordprocessingCanvas" xmlns:mc="http://schemas.openxmlformats.org/markup-compatibility/2006" xmlns:o="urn:schemas-microsoft-com:office:office" xmlns:r="http://schemas.openxmlformats.org/officeDocument/2006/relationships" xmlns:m="http://schemas.openxmlformats.org/officeDocument/2006/math" xmlns:v="urn:schemas-microsoft-com:vml" xmlns:wp14="http://schemas.microsoft.com/office/word/2010/wordprocessingDrawing" xmlns:wp="http://schemas.openxmlformats.org/drawingml/2006/wordprocessingDrawing" xmlns:w10="urn:schemas-microsoft-com:office:word" xmlns:w="http://schemas.openxmlformats.org/wordprocessingml/2006/main" xmlns:w14="http://schemas.microsoft.com/office/word/2010/wordml" xmlns:w15="http://schemas.microsoft.com/office/word/2012/wordml" xmlns:wpg="http://schemas.microsoft.com/office/word/2010/wordprocessingGroup" xmlns:wpi="http://schemas.microsoft.com/office/word/2010/wordprocessingInk" xmlns:wne="http://schemas.microsoft.com/office/word/2006/wordml" xmlns:wps="http://schemas.microsoft.com/office/word/2010/wordprocessingShape" xmlns:wpsCustomData="http://www.wps.cn/officeDocument/2013/wpsCustomData" mc:Ignorable="w14 w15 wp14">
   <w:p>
     <w:pPr>
-      <w:pStyle w:val="a7"/>
+      <w:pStyle w:val="3"/>
     </w:pPr>
   </w:p>
 </w:ftr>
 </file>
 
-<file path=word/footnotes.xml><?xml version="1.0" encoding="utf-8"?>
-<w:footnotes xmlns:wpc="http://schemas.microsoft.com/office/word/2010/wordprocessingCanvas" xmlns:cx="http://schemas.microsoft.com/office/drawing/2014/chartex" xmlns:cx1="http://schemas.microsoft.com/office/drawing/2015/9/8/chartex" xmlns:cx2="http://schemas.microsoft.com/office/drawing/2015/10/21/chartex" xmlns:cx3="http://schemas.microsoft.com/office/drawing/2016/5/9/chartex" xmlns:cx4="http://schemas.microsoft.com/office/drawing/2016/5/10/chartex" xmlns:cx5="http://schemas.microsoft.com/office/drawing/2016/5/11/chartex" xmlns:cx6="http://schemas.microsoft.com/office/drawing/2016/5/12/chartex" xmlns:cx7="http://schemas.microsoft.com/office/drawing/2016/5/13/chartex" xmlns:cx8="http://schemas.microsoft.com/office/drawing/2016/5/14/chartex" xmlns:mc="http://schemas.openxmlformats.org/markup-compatibility/2006" xmlns:aink="http://schemas.microsoft.com/office/drawing/2016/ink" xmlns:am3d="http://schemas.microsoft.com/office/drawing/2017/model3d" xmlns:o="urn:schemas-microsoft-com:office:office" xmlns:oel="http://schemas.microsoft.com/office/2019/extlst" xmlns:r="http://schemas.openxmlformats.org/officeDocument/2006/relationships" xmlns:m="http://schemas.openxmlformats.org/officeDocument/2006/math" xmlns:v="urn:schemas-microsoft-com:vml" xmlns:wp14="http://schemas.microsoft.com/office/word/2010/wordprocessingDrawing" xmlns:wp="http://schemas.openxmlformats.org/drawingml/2006/wordprocessingDrawing" xmlns:w10="urn:schemas-microsoft-com:office:word" xmlns:w="http://schemas.openxmlformats.org/wordprocessingml/2006/main" xmlns:w14="http://schemas.microsoft.com/office/word/2010/wordml" xmlns:w15="http://schemas.microsoft.com/office/word/2012/wordml" xmlns:w16cex="http://schemas.microsoft.com/office/word/2018/wordml/cex" xmlns:w16cid="http://schemas.microsoft.com/office/word/2016/wordml/cid" xmlns:w16="http://schemas.microsoft.com/office/word/2018/wordml" xmlns:w16du="http://schemas.microsoft.com/office/word/2023/wordml/word16du" xmlns:w16sdtdh="http://schemas.microsoft.com/office/word/2020/wordml/sdtdatahash" xmlns:w16sdtfl="http://schemas.microsoft.com/office/word/2024/wordml/sdtformatlock" xmlns:w16se="http://schemas.microsoft.com/office/word/2015/wordml/symex" xmlns:wpg="http://schemas.microsoft.com/office/word/2010/wordprocessingGroup" xmlns:wpi="http://schemas.microsoft.com/office/word/2010/wordprocessingInk" xmlns:wne="http://schemas.microsoft.com/office/word/2006/wordml" xmlns:wps="http://schemas.microsoft.com/office/word/2010/wordprocessingShape" mc:Ignorable="w14 w15 w16se w16cid w16 w16cex w16sdtdh w16sdtfl w16du wp14">
-  <w:footnote w:type="separator" w:id="-1">
-    <w:p>
-      <w:r>
-        <w:separator/>
-      </w:r>
-    </w:p>
-  </w:footnote>
-  <w:footnote w:type="continuationSeparator" w:id="0">
-    <w:p>
-      <w:r>
-        <w:continuationSeparator/>
-      </w:r>
-    </w:p>
-  </w:footnote>
-</w:footnotes>
-</file>
-
 <file path=word/header1.xml><?xml version="1.0" encoding="utf-8"?>
-<w:hdr xmlns:wpc="http://schemas.microsoft.com/office/word/2010/wordprocessingCanvas" xmlns:cx="http://schemas.microsoft.com/office/drawing/2014/chartex" xmlns:cx1="http://schemas.microsoft.com/office/drawing/2015/9/8/chartex" xmlns:cx2="http://schemas.microsoft.com/office/drawing/2015/10/21/chartex" xmlns:cx3="http://schemas.microsoft.com/office/drawing/2016/5/9/chartex" xmlns:cx4="http://schemas.microsoft.com/office/drawing/2016/5/10/chartex" xmlns:cx5="http://schemas.microsoft.com/office/drawing/2016/5/11/chartex" xmlns:cx6="http://schemas.microsoft.com/office/drawing/2016/5/12/chartex" xmlns:cx7="http://schemas.microsoft.com/office/drawing/2016/5/13/chartex" xmlns:cx8="http://schemas.microsoft.com/office/drawing/2016/5/14/chartex" xmlns:mc="http://schemas.openxmlformats.org/markup-compatibility/2006" xmlns:aink="http://schemas.microsoft.com/office/drawing/2016/ink" xmlns:am3d="http://schemas.microsoft.com/office/drawing/2017/model3d" xmlns:o="urn:schemas-microsoft-com:office:office" xmlns:oel="http://schemas.microsoft.com/office/2019/extlst" xmlns:r="http://schemas.openxmlformats.org/officeDocument/2006/relationships" xmlns:m="http://schemas.openxmlformats.org/officeDocument/2006/math" xmlns:v="urn:schemas-microsoft-com:vml" xmlns:wp14="http://schemas.microsoft.com/office/word/2010/wordprocessingDrawing" xmlns:wp="http://schemas.openxmlformats.org/drawingml/2006/wordprocessingDrawing" xmlns:w10="urn:schemas-microsoft-com:office:word" xmlns:w="http://schemas.openxmlformats.org/wordprocessingml/2006/main" xmlns:w14="http://schemas.microsoft.com/office/word/2010/wordml" xmlns:w15="http://schemas.microsoft.com/office/word/2012/wordml" xmlns:w16cex="http://schemas.microsoft.com/office/word/2018/wordml/cex" xmlns:w16cid="http://schemas.microsoft.com/office/word/2016/wordml/cid" xmlns:w16="http://schemas.microsoft.com/office/word/2018/wordml" xmlns:w16du="http://schemas.microsoft.com/office/word/2023/wordml/word16du" xmlns:w16sdtdh="http://schemas.microsoft.com/office/word/2020/wordml/sdtdatahash" xmlns:w16sdtfl="http://schemas.microsoft.com/office/word/2024/wordml/sdtformatlock" xmlns:w16se="http://schemas.microsoft.com/office/word/2015/wordml/symex" xmlns:wpg="http://schemas.microsoft.com/office/word/2010/wordprocessingGroup" xmlns:wpi="http://schemas.microsoft.com/office/word/2010/wordprocessingInk" xmlns:wne="http://schemas.microsoft.com/office/word/2006/wordml" xmlns:wps="http://schemas.microsoft.com/office/word/2010/wordprocessingShape" mc:Ignorable="w14 w15 w16se w16cid w16 w16cex w16sdtdh w16sdtfl w16du wp14">
+<w:hdr xmlns:wpc="http://schemas.microsoft.com/office/word/2010/wordprocessingCanvas" xmlns:mc="http://schemas.openxmlformats.org/markup-compatibility/2006" xmlns:o="urn:schemas-microsoft-com:office:office" xmlns:r="http://schemas.openxmlformats.org/officeDocument/2006/relationships" xmlns:m="http://schemas.openxmlformats.org/officeDocument/2006/math" xmlns:v="urn:schemas-microsoft-com:vml" xmlns:wp14="http://schemas.microsoft.com/office/word/2010/wordprocessingDrawing" xmlns:wp="http://schemas.openxmlformats.org/drawingml/2006/wordprocessingDrawing" xmlns:w10="urn:schemas-microsoft-com:office:word" xmlns:w="http://schemas.openxmlformats.org/wordprocessingml/2006/main" xmlns:w14="http://schemas.microsoft.com/office/word/2010/wordml" xmlns:w15="http://schemas.microsoft.com/office/word/2012/wordml" xmlns:wpg="http://schemas.microsoft.com/office/word/2010/wordprocessingGroup" xmlns:wpi="http://schemas.microsoft.com/office/word/2010/wordprocessingInk" xmlns:wne="http://schemas.microsoft.com/office/word/2006/wordml" xmlns:wps="http://schemas.microsoft.com/office/word/2010/wordprocessingShape" xmlns:wpsCustomData="http://www.wps.cn/officeDocument/2013/wpsCustomData" mc:Ignorable="w14 w15 wp14">
   <w:p>
     <w:pPr>
-      <w:pStyle w:val="a5"/>
+      <w:pStyle w:val="4"/>
       <w:pBdr>
-        <w:bottom w:val="none" w:sz="0" w:space="0" w:color="auto"/>
+        <w:bottom w:val="none" w:color="auto" w:sz="0" w:space="0"/>
       </w:pBdr>
       <w:jc w:val="left"/>
     </w:pPr>
@@ -6393,12 +5507,12 @@
 </file>
 
 <file path=word/header2.xml><?xml version="1.0" encoding="utf-8"?>
-<w:hdr xmlns:wpc="http://schemas.microsoft.com/office/word/2010/wordprocessingCanvas" xmlns:cx="http://schemas.microsoft.com/office/drawing/2014/chartex" xmlns:cx1="http://schemas.microsoft.com/office/drawing/2015/9/8/chartex" xmlns:cx2="http://schemas.microsoft.com/office/drawing/2015/10/21/chartex" xmlns:cx3="http://schemas.microsoft.com/office/drawing/2016/5/9/chartex" xmlns:cx4="http://schemas.microsoft.com/office/drawing/2016/5/10/chartex" xmlns:cx5="http://schemas.microsoft.com/office/drawing/2016/5/11/chartex" xmlns:cx6="http://schemas.microsoft.com/office/drawing/2016/5/12/chartex" xmlns:cx7="http://schemas.microsoft.com/office/drawing/2016/5/13/chartex" xmlns:cx8="http://schemas.microsoft.com/office/drawing/2016/5/14/chartex" xmlns:mc="http://schemas.openxmlformats.org/markup-compatibility/2006" xmlns:aink="http://schemas.microsoft.com/office/drawing/2016/ink" xmlns:am3d="http://schemas.microsoft.com/office/drawing/2017/model3d" xmlns:o="urn:schemas-microsoft-com:office:office" xmlns:oel="http://schemas.microsoft.com/office/2019/extlst" xmlns:r="http://schemas.openxmlformats.org/officeDocument/2006/relationships" xmlns:m="http://schemas.openxmlformats.org/officeDocument/2006/math" xmlns:v="urn:schemas-microsoft-com:vml" xmlns:wp14="http://schemas.microsoft.com/office/word/2010/wordprocessingDrawing" xmlns:wp="http://schemas.openxmlformats.org/drawingml/2006/wordprocessingDrawing" xmlns:w10="urn:schemas-microsoft-com:office:word" xmlns:w="http://schemas.openxmlformats.org/wordprocessingml/2006/main" xmlns:w14="http://schemas.microsoft.com/office/word/2010/wordml" xmlns:w15="http://schemas.microsoft.com/office/word/2012/wordml" xmlns:w16cex="http://schemas.microsoft.com/office/word/2018/wordml/cex" xmlns:w16cid="http://schemas.microsoft.com/office/word/2016/wordml/cid" xmlns:w16="http://schemas.microsoft.com/office/word/2018/wordml" xmlns:w16du="http://schemas.microsoft.com/office/word/2023/wordml/word16du" xmlns:w16sdtdh="http://schemas.microsoft.com/office/word/2020/wordml/sdtdatahash" xmlns:w16sdtfl="http://schemas.microsoft.com/office/word/2024/wordml/sdtformatlock" xmlns:w16se="http://schemas.microsoft.com/office/word/2015/wordml/symex" xmlns:wpg="http://schemas.microsoft.com/office/word/2010/wordprocessingGroup" xmlns:wpi="http://schemas.microsoft.com/office/word/2010/wordprocessingInk" xmlns:wne="http://schemas.microsoft.com/office/word/2006/wordml" xmlns:wps="http://schemas.microsoft.com/office/word/2010/wordprocessingShape" mc:Ignorable="w14 w15 w16se w16cid w16 w16cex w16sdtdh w16sdtfl w16du wp14">
+<w:hdr xmlns:wpc="http://schemas.microsoft.com/office/word/2010/wordprocessingCanvas" xmlns:mc="http://schemas.openxmlformats.org/markup-compatibility/2006" xmlns:o="urn:schemas-microsoft-com:office:office" xmlns:r="http://schemas.openxmlformats.org/officeDocument/2006/relationships" xmlns:m="http://schemas.openxmlformats.org/officeDocument/2006/math" xmlns:v="urn:schemas-microsoft-com:vml" xmlns:wp14="http://schemas.microsoft.com/office/word/2010/wordprocessingDrawing" xmlns:wp="http://schemas.openxmlformats.org/drawingml/2006/wordprocessingDrawing" xmlns:w10="urn:schemas-microsoft-com:office:word" xmlns:w="http://schemas.openxmlformats.org/wordprocessingml/2006/main" xmlns:w14="http://schemas.microsoft.com/office/word/2010/wordml" xmlns:w15="http://schemas.microsoft.com/office/word/2012/wordml" xmlns:wpg="http://schemas.microsoft.com/office/word/2010/wordprocessingGroup" xmlns:wpi="http://schemas.microsoft.com/office/word/2010/wordprocessingInk" xmlns:wne="http://schemas.microsoft.com/office/word/2006/wordml" xmlns:wps="http://schemas.microsoft.com/office/word/2010/wordprocessingShape" xmlns:wpsCustomData="http://www.wps.cn/officeDocument/2013/wpsCustomData" mc:Ignorable="w14 w15 wp14">
   <w:p>
     <w:pPr>
-      <w:pStyle w:val="a5"/>
+      <w:pStyle w:val="4"/>
       <w:pBdr>
-        <w:bottom w:val="none" w:sz="0" w:space="0" w:color="auto"/>
+        <w:bottom w:val="none" w:color="auto" w:sz="0" w:space="0"/>
       </w:pBdr>
       <w:jc w:val="left"/>
     </w:pPr>
@@ -6407,585 +5521,35 @@
 </file>
 
 <file path=word/header3.xml><?xml version="1.0" encoding="utf-8"?>
-<w:hdr xmlns:wpc="http://schemas.microsoft.com/office/word/2010/wordprocessingCanvas" xmlns:cx="http://schemas.microsoft.com/office/drawing/2014/chartex" xmlns:cx1="http://schemas.microsoft.com/office/drawing/2015/9/8/chartex" xmlns:cx2="http://schemas.microsoft.com/office/drawing/2015/10/21/chartex" xmlns:cx3="http://schemas.microsoft.com/office/drawing/2016/5/9/chartex" xmlns:cx4="http://schemas.microsoft.com/office/drawing/2016/5/10/chartex" xmlns:cx5="http://schemas.microsoft.com/office/drawing/2016/5/11/chartex" xmlns:cx6="http://schemas.microsoft.com/office/drawing/2016/5/12/chartex" xmlns:cx7="http://schemas.microsoft.com/office/drawing/2016/5/13/chartex" xmlns:cx8="http://schemas.microsoft.com/office/drawing/2016/5/14/chartex" xmlns:mc="http://schemas.openxmlformats.org/markup-compatibility/2006" xmlns:aink="http://schemas.microsoft.com/office/drawing/2016/ink" xmlns:am3d="http://schemas.microsoft.com/office/drawing/2017/model3d" xmlns:o="urn:schemas-microsoft-com:office:office" xmlns:oel="http://schemas.microsoft.com/office/2019/extlst" xmlns:r="http://schemas.openxmlformats.org/officeDocument/2006/relationships" xmlns:m="http://schemas.openxmlformats.org/officeDocument/2006/math" xmlns:v="urn:schemas-microsoft-com:vml" xmlns:wp14="http://schemas.microsoft.com/office/word/2010/wordprocessingDrawing" xmlns:wp="http://schemas.openxmlformats.org/drawingml/2006/wordprocessingDrawing" xmlns:w10="urn:schemas-microsoft-com:office:word" xmlns:w="http://schemas.openxmlformats.org/wordprocessingml/2006/main" xmlns:w14="http://schemas.microsoft.com/office/word/2010/wordml" xmlns:w15="http://schemas.microsoft.com/office/word/2012/wordml" xmlns:w16cex="http://schemas.microsoft.com/office/word/2018/wordml/cex" xmlns:w16cid="http://schemas.microsoft.com/office/word/2016/wordml/cid" xmlns:w16="http://schemas.microsoft.com/office/word/2018/wordml" xmlns:w16du="http://schemas.microsoft.com/office/word/2023/wordml/word16du" xmlns:w16sdtdh="http://schemas.microsoft.com/office/word/2020/wordml/sdtdatahash" xmlns:w16sdtfl="http://schemas.microsoft.com/office/word/2024/wordml/sdtformatlock" xmlns:w16se="http://schemas.microsoft.com/office/word/2015/wordml/symex" xmlns:wpg="http://schemas.microsoft.com/office/word/2010/wordprocessingGroup" xmlns:wpi="http://schemas.microsoft.com/office/word/2010/wordprocessingInk" xmlns:wne="http://schemas.microsoft.com/office/word/2006/wordml" xmlns:wps="http://schemas.microsoft.com/office/word/2010/wordprocessingShape" mc:Ignorable="w14 w15 w16se w16cid w16 w16cex w16sdtdh w16sdtfl w16du wp14">
+<w:hdr xmlns:wpc="http://schemas.microsoft.com/office/word/2010/wordprocessingCanvas" xmlns:mc="http://schemas.openxmlformats.org/markup-compatibility/2006" xmlns:o="urn:schemas-microsoft-com:office:office" xmlns:r="http://schemas.openxmlformats.org/officeDocument/2006/relationships" xmlns:m="http://schemas.openxmlformats.org/officeDocument/2006/math" xmlns:v="urn:schemas-microsoft-com:vml" xmlns:wp14="http://schemas.microsoft.com/office/word/2010/wordprocessingDrawing" xmlns:wp="http://schemas.openxmlformats.org/drawingml/2006/wordprocessingDrawing" xmlns:w10="urn:schemas-microsoft-com:office:word" xmlns:w="http://schemas.openxmlformats.org/wordprocessingml/2006/main" xmlns:w14="http://schemas.microsoft.com/office/word/2010/wordml" xmlns:w15="http://schemas.microsoft.com/office/word/2012/wordml" xmlns:wpg="http://schemas.microsoft.com/office/word/2010/wordprocessingGroup" xmlns:wpi="http://schemas.microsoft.com/office/word/2010/wordprocessingInk" xmlns:wne="http://schemas.microsoft.com/office/word/2006/wordml" xmlns:wps="http://schemas.microsoft.com/office/word/2010/wordprocessingShape" xmlns:wpsCustomData="http://www.wps.cn/officeDocument/2013/wpsCustomData" mc:Ignorable="w14 w15 wp14">
   <w:p>
     <w:pPr>
-      <w:pStyle w:val="a5"/>
+      <w:pStyle w:val="4"/>
     </w:pPr>
   </w:p>
 </w:hdr>
 </file>
 
 <file path=word/numbering.xml><?xml version="1.0" encoding="utf-8"?>
-<w:numbering xmlns:wpc="http://schemas.microsoft.com/office/word/2010/wordprocessingCanvas" xmlns:cx="http://schemas.microsoft.com/office/drawing/2014/chartex" xmlns:cx1="http://schemas.microsoft.com/office/drawing/2015/9/8/chartex" xmlns:cx2="http://schemas.microsoft.com/office/drawing/2015/10/21/chartex" xmlns:cx3="http://schemas.microsoft.com/office/drawing/2016/5/9/chartex" xmlns:cx4="http://schemas.microsoft.com/office/drawing/2016/5/10/chartex" xmlns:cx5="http://schemas.microsoft.com/office/drawing/2016/5/11/chartex" xmlns:cx6="http://schemas.microsoft.com/office/drawing/2016/5/12/chartex" xmlns:cx7="http://schemas.microsoft.com/office/drawing/2016/5/13/chartex" xmlns:cx8="http://schemas.microsoft.com/office/drawing/2016/5/14/chartex" xmlns:mc="http://schemas.openxmlformats.org/markup-compatibility/2006" xmlns:aink="http://schemas.microsoft.com/office/drawing/2016/ink" xmlns:am3d="http://schemas.microsoft.com/office/drawing/2017/model3d" xmlns:o="urn:schemas-microsoft-com:office:office" xmlns:oel="http://schemas.microsoft.com/office/2019/extlst" xmlns:r="http://schemas.openxmlformats.org/officeDocument/2006/relationships" xmlns:m="http://schemas.openxmlformats.org/officeDocument/2006/math" xmlns:v="urn:schemas-microsoft-com:vml" xmlns:wp14="http://schemas.microsoft.com/office/word/2010/wordprocessingDrawing" xmlns:wp="http://schemas.openxmlformats.org/drawingml/2006/wordprocessingDrawing" xmlns:w10="urn:schemas-microsoft-com:office:word" xmlns:w="http://schemas.openxmlformats.org/wordprocessingml/2006/main" xmlns:w14="http://schemas.microsoft.com/office/word/2010/wordml" xmlns:w15="http://schemas.microsoft.com/office/word/2012/wordml" xmlns:w16cex="http://schemas.microsoft.com/office/word/2018/wordml/cex" xmlns:w16cid="http://schemas.microsoft.com/office/word/2016/wordml/cid" xmlns:w16="http://schemas.microsoft.com/office/word/2018/wordml" xmlns:w16du="http://schemas.microsoft.com/office/word/2023/wordml/word16du" xmlns:w16sdtdh="http://schemas.microsoft.com/office/word/2020/wordml/sdtdatahash" xmlns:w16sdtfl="http://schemas.microsoft.com/office/word/2024/wordml/sdtformatlock" xmlns:w16se="http://schemas.microsoft.com/office/word/2015/wordml/symex" xmlns:wpg="http://schemas.microsoft.com/office/word/2010/wordprocessingGroup" xmlns:wpi="http://schemas.microsoft.com/office/word/2010/wordprocessingInk" xmlns:wne="http://schemas.microsoft.com/office/word/2006/wordml" xmlns:wps="http://schemas.microsoft.com/office/word/2010/wordprocessingShape" mc:Ignorable="w14 w15 w16se w16cid w16 w16cex w16sdtdh w16sdtfl w16du wp14">
-  <w:abstractNum w:abstractNumId="0" w15:restartNumberingAfterBreak="0">
-    <w:nsid w:val="0C0002C0"/>
-    <w:multiLevelType w:val="hybridMultilevel"/>
-    <w:tmpl w:val="F1E2FC2C"/>
-    <w:lvl w:ilvl="0" w:tplc="E48C8BE4">
+<w:numbering xmlns:wpc="http://schemas.microsoft.com/office/word/2010/wordprocessingCanvas" xmlns:mc="http://schemas.openxmlformats.org/markup-compatibility/2006" xmlns:o="urn:schemas-microsoft-com:office:office" xmlns:r="http://schemas.openxmlformats.org/officeDocument/2006/relationships" xmlns:m="http://schemas.openxmlformats.org/officeDocument/2006/math" xmlns:v="urn:schemas-microsoft-com:vml" xmlns:wp14="http://schemas.microsoft.com/office/word/2010/wordprocessingDrawing" xmlns:wp="http://schemas.openxmlformats.org/drawingml/2006/wordprocessingDrawing" xmlns:w10="urn:schemas-microsoft-com:office:word" xmlns:w="http://schemas.openxmlformats.org/wordprocessingml/2006/main" xmlns:w14="http://schemas.microsoft.com/office/word/2010/wordml" xmlns:wpg="http://schemas.microsoft.com/office/word/2010/wordprocessingGroup" xmlns:wpi="http://schemas.microsoft.com/office/word/2010/wordprocessingInk" xmlns:wne="http://schemas.microsoft.com/office/word/2006/wordml" xmlns:wps="http://schemas.microsoft.com/office/word/2010/wordprocessingShape" xmlns:wpsCustomData="http://www.wps.cn/officeDocument/2013/wpsCustomData" mc:Ignorable="w14 wp14">
+  <w:abstractNum w:abstractNumId="0">
+    <w:nsid w:val="584A7210"/>
+    <w:multiLevelType w:val="singleLevel"/>
+    <w:tmpl w:val="584A7210"/>
+    <w:lvl w:ilvl="0" w:tentative="0">
       <w:start w:val="1"/>
       <w:numFmt w:val="decimal"/>
-      <w:suff w:val="nothing"/>
-      <w:lvlText w:val="【作%1】"/>
-      <w:lvlJc w:val="left"/>
-      <w:pPr>
-        <w:ind w:left="420" w:hanging="420"/>
-      </w:pPr>
-      <w:rPr>
-        <w:rFonts w:ascii="Times New Roman" w:eastAsia="黑体" w:hAnsi="Times New Roman" w:cs="Times New Roman" w:hint="default"/>
-        <w:b w:val="0"/>
-        <w:i w:val="0"/>
-        <w:color w:val="000000" w:themeColor="text1"/>
-        <w:sz w:val="21"/>
-        <w:szCs w:val="21"/>
-        <w:lang w:val="en-US"/>
-      </w:rPr>
-    </w:lvl>
-    <w:lvl w:ilvl="1" w:tplc="04090019" w:tentative="1">
-      <w:start w:val="1"/>
-      <w:numFmt w:val="lowerLetter"/>
-      <w:lvlText w:val="%2)"/>
-      <w:lvlJc w:val="left"/>
-      <w:pPr>
-        <w:ind w:left="840" w:hanging="420"/>
-      </w:pPr>
-    </w:lvl>
-    <w:lvl w:ilvl="2" w:tplc="0409001B" w:tentative="1">
-      <w:start w:val="1"/>
-      <w:numFmt w:val="lowerRoman"/>
-      <w:lvlText w:val="%3."/>
-      <w:lvlJc w:val="right"/>
-      <w:pPr>
-        <w:ind w:left="1260" w:hanging="420"/>
-      </w:pPr>
-    </w:lvl>
-    <w:lvl w:ilvl="3" w:tplc="0409000F" w:tentative="1">
-      <w:start w:val="1"/>
-      <w:numFmt w:val="decimal"/>
-      <w:lvlText w:val="%4."/>
-      <w:lvlJc w:val="left"/>
-      <w:pPr>
-        <w:ind w:left="1680" w:hanging="420"/>
-      </w:pPr>
-    </w:lvl>
-    <w:lvl w:ilvl="4" w:tplc="04090019" w:tentative="1">
-      <w:start w:val="1"/>
-      <w:numFmt w:val="lowerLetter"/>
-      <w:lvlText w:val="%5)"/>
-      <w:lvlJc w:val="left"/>
-      <w:pPr>
-        <w:ind w:left="2100" w:hanging="420"/>
-      </w:pPr>
-    </w:lvl>
-    <w:lvl w:ilvl="5" w:tplc="0409001B" w:tentative="1">
-      <w:start w:val="1"/>
-      <w:numFmt w:val="lowerRoman"/>
-      <w:lvlText w:val="%6."/>
-      <w:lvlJc w:val="right"/>
-      <w:pPr>
-        <w:ind w:left="2520" w:hanging="420"/>
-      </w:pPr>
-    </w:lvl>
-    <w:lvl w:ilvl="6" w:tplc="0409000F" w:tentative="1">
-      <w:start w:val="1"/>
-      <w:numFmt w:val="decimal"/>
-      <w:lvlText w:val="%7."/>
-      <w:lvlJc w:val="left"/>
-      <w:pPr>
-        <w:ind w:left="2940" w:hanging="420"/>
-      </w:pPr>
-    </w:lvl>
-    <w:lvl w:ilvl="7" w:tplc="04090019" w:tentative="1">
-      <w:start w:val="1"/>
-      <w:numFmt w:val="lowerLetter"/>
-      <w:lvlText w:val="%8)"/>
-      <w:lvlJc w:val="left"/>
-      <w:pPr>
-        <w:ind w:left="3360" w:hanging="420"/>
-      </w:pPr>
-    </w:lvl>
-    <w:lvl w:ilvl="8" w:tplc="0409001B" w:tentative="1">
-      <w:start w:val="1"/>
-      <w:numFmt w:val="lowerRoman"/>
-      <w:lvlText w:val="%9."/>
-      <w:lvlJc w:val="right"/>
-      <w:pPr>
-        <w:ind w:left="3780" w:hanging="420"/>
-      </w:pPr>
-    </w:lvl>
-  </w:abstractNum>
-  <w:abstractNum w:abstractNumId="1" w15:restartNumberingAfterBreak="0">
-    <w:nsid w:val="3B0E4CC6"/>
-    <w:multiLevelType w:val="hybridMultilevel"/>
-    <w:tmpl w:val="0122D50C"/>
-    <w:lvl w:ilvl="0" w:tplc="DA2420F6">
-      <w:start w:val="1"/>
-      <w:numFmt w:val="decimal"/>
-      <w:lvlText w:val="%1．"/>
-      <w:lvlJc w:val="left"/>
-      <w:pPr>
-        <w:ind w:left="780" w:hanging="360"/>
-      </w:pPr>
-      <w:rPr>
-        <w:rFonts w:hint="default"/>
-      </w:rPr>
-    </w:lvl>
-    <w:lvl w:ilvl="1" w:tplc="04090019" w:tentative="1">
-      <w:start w:val="1"/>
-      <w:numFmt w:val="lowerLetter"/>
-      <w:lvlText w:val="%2)"/>
-      <w:lvlJc w:val="left"/>
-      <w:pPr>
-        <w:ind w:left="1260" w:hanging="420"/>
-      </w:pPr>
-    </w:lvl>
-    <w:lvl w:ilvl="2" w:tplc="0409001B" w:tentative="1">
-      <w:start w:val="1"/>
-      <w:numFmt w:val="lowerRoman"/>
-      <w:lvlText w:val="%3."/>
-      <w:lvlJc w:val="right"/>
-      <w:pPr>
-        <w:ind w:left="1680" w:hanging="420"/>
-      </w:pPr>
-    </w:lvl>
-    <w:lvl w:ilvl="3" w:tplc="0409000F" w:tentative="1">
-      <w:start w:val="1"/>
-      <w:numFmt w:val="decimal"/>
-      <w:lvlText w:val="%4."/>
-      <w:lvlJc w:val="left"/>
-      <w:pPr>
-        <w:ind w:left="2100" w:hanging="420"/>
-      </w:pPr>
-    </w:lvl>
-    <w:lvl w:ilvl="4" w:tplc="04090019" w:tentative="1">
-      <w:start w:val="1"/>
-      <w:numFmt w:val="lowerLetter"/>
-      <w:lvlText w:val="%5)"/>
-      <w:lvlJc w:val="left"/>
-      <w:pPr>
-        <w:ind w:left="2520" w:hanging="420"/>
-      </w:pPr>
-    </w:lvl>
-    <w:lvl w:ilvl="5" w:tplc="0409001B" w:tentative="1">
-      <w:start w:val="1"/>
-      <w:numFmt w:val="lowerRoman"/>
-      <w:lvlText w:val="%6."/>
-      <w:lvlJc w:val="right"/>
-      <w:pPr>
-        <w:ind w:left="2940" w:hanging="420"/>
-      </w:pPr>
-    </w:lvl>
-    <w:lvl w:ilvl="6" w:tplc="0409000F" w:tentative="1">
-      <w:start w:val="1"/>
-      <w:numFmt w:val="decimal"/>
-      <w:lvlText w:val="%7."/>
-      <w:lvlJc w:val="left"/>
-      <w:pPr>
-        <w:ind w:left="3360" w:hanging="420"/>
-      </w:pPr>
-    </w:lvl>
-    <w:lvl w:ilvl="7" w:tplc="04090019" w:tentative="1">
-      <w:start w:val="1"/>
-      <w:numFmt w:val="lowerLetter"/>
-      <w:lvlText w:val="%8)"/>
-      <w:lvlJc w:val="left"/>
-      <w:pPr>
-        <w:ind w:left="3780" w:hanging="420"/>
-      </w:pPr>
-    </w:lvl>
-    <w:lvl w:ilvl="8" w:tplc="0409001B" w:tentative="1">
-      <w:start w:val="1"/>
-      <w:numFmt w:val="lowerRoman"/>
-      <w:lvlText w:val="%9."/>
-      <w:lvlJc w:val="right"/>
-      <w:pPr>
-        <w:ind w:left="4200" w:hanging="420"/>
-      </w:pPr>
-    </w:lvl>
-  </w:abstractNum>
-  <w:abstractNum w:abstractNumId="2" w15:restartNumberingAfterBreak="0">
-    <w:nsid w:val="486A6016"/>
-    <w:multiLevelType w:val="hybridMultilevel"/>
-    <w:tmpl w:val="764A6D46"/>
-    <w:lvl w:ilvl="0" w:tplc="0F7C64B8">
-      <w:start w:val="1"/>
-      <w:numFmt w:val="chineseCountingThousand"/>
-      <w:suff w:val="space"/>
-      <w:lvlText w:val="%1、"/>
-      <w:lvlJc w:val="left"/>
-      <w:pPr>
-        <w:ind w:left="0" w:firstLine="0"/>
-      </w:pPr>
-      <w:rPr>
-        <w:rFonts w:hint="eastAsia"/>
-      </w:rPr>
-    </w:lvl>
-    <w:lvl w:ilvl="1" w:tplc="04090019" w:tentative="1">
-      <w:start w:val="1"/>
-      <w:numFmt w:val="lowerLetter"/>
-      <w:lvlText w:val="%2)"/>
-      <w:lvlJc w:val="left"/>
-      <w:pPr>
-        <w:ind w:left="1093" w:hanging="420"/>
-      </w:pPr>
-    </w:lvl>
-    <w:lvl w:ilvl="2" w:tplc="0409001B" w:tentative="1">
-      <w:start w:val="1"/>
-      <w:numFmt w:val="lowerRoman"/>
-      <w:lvlText w:val="%3."/>
-      <w:lvlJc w:val="right"/>
-      <w:pPr>
-        <w:ind w:left="1513" w:hanging="420"/>
-      </w:pPr>
-    </w:lvl>
-    <w:lvl w:ilvl="3" w:tplc="0409000F" w:tentative="1">
-      <w:start w:val="1"/>
-      <w:numFmt w:val="decimal"/>
-      <w:lvlText w:val="%4."/>
-      <w:lvlJc w:val="left"/>
-      <w:pPr>
-        <w:ind w:left="1933" w:hanging="420"/>
-      </w:pPr>
-    </w:lvl>
-    <w:lvl w:ilvl="4" w:tplc="04090019" w:tentative="1">
-      <w:start w:val="1"/>
-      <w:numFmt w:val="lowerLetter"/>
-      <w:lvlText w:val="%5)"/>
-      <w:lvlJc w:val="left"/>
-      <w:pPr>
-        <w:ind w:left="2353" w:hanging="420"/>
-      </w:pPr>
-    </w:lvl>
-    <w:lvl w:ilvl="5" w:tplc="0409001B" w:tentative="1">
-      <w:start w:val="1"/>
-      <w:numFmt w:val="lowerRoman"/>
-      <w:lvlText w:val="%6."/>
-      <w:lvlJc w:val="right"/>
-      <w:pPr>
-        <w:ind w:left="2773" w:hanging="420"/>
-      </w:pPr>
-    </w:lvl>
-    <w:lvl w:ilvl="6" w:tplc="0409000F" w:tentative="1">
-      <w:start w:val="1"/>
-      <w:numFmt w:val="decimal"/>
-      <w:lvlText w:val="%7."/>
-      <w:lvlJc w:val="left"/>
-      <w:pPr>
-        <w:ind w:left="3193" w:hanging="420"/>
-      </w:pPr>
-    </w:lvl>
-    <w:lvl w:ilvl="7" w:tplc="04090019" w:tentative="1">
-      <w:start w:val="1"/>
-      <w:numFmt w:val="lowerLetter"/>
-      <w:lvlText w:val="%8)"/>
-      <w:lvlJc w:val="left"/>
-      <w:pPr>
-        <w:ind w:left="3613" w:hanging="420"/>
-      </w:pPr>
-    </w:lvl>
-    <w:lvl w:ilvl="8" w:tplc="0409001B" w:tentative="1">
-      <w:start w:val="1"/>
-      <w:numFmt w:val="lowerRoman"/>
-      <w:lvlText w:val="%9."/>
-      <w:lvlJc w:val="right"/>
-      <w:pPr>
-        <w:ind w:left="4033" w:hanging="420"/>
-      </w:pPr>
-    </w:lvl>
-  </w:abstractNum>
-  <w:abstractNum w:abstractNumId="3" w15:restartNumberingAfterBreak="0">
-    <w:nsid w:val="4E06768A"/>
-    <w:multiLevelType w:val="hybridMultilevel"/>
-    <w:tmpl w:val="1BE68DC4"/>
-    <w:lvl w:ilvl="0" w:tplc="26F842A8">
-      <w:start w:val="1"/>
-      <w:numFmt w:val="decimal"/>
-      <w:suff w:val="nothing"/>
+      <w:pStyle w:val="15"/>
       <w:lvlText w:val="【例%1】"/>
       <w:lvlJc w:val="left"/>
       <w:pPr>
-        <w:ind w:left="420" w:hanging="420"/>
-      </w:pPr>
-      <w:rPr>
-        <w:rFonts w:ascii="黑体" w:eastAsia="黑体" w:hAnsi="黑体" w:cs="Times New Roman" w:hint="default"/>
-        <w:b w:val="0"/>
-        <w:color w:val="000000" w:themeColor="text1"/>
-      </w:rPr>
-    </w:lvl>
-    <w:lvl w:ilvl="1" w:tplc="04090019" w:tentative="1">
-      <w:start w:val="1"/>
-      <w:numFmt w:val="lowerLetter"/>
-      <w:lvlText w:val="%2)"/>
-      <w:lvlJc w:val="left"/>
-      <w:pPr>
-        <w:ind w:left="840" w:hanging="420"/>
-      </w:pPr>
-    </w:lvl>
-    <w:lvl w:ilvl="2" w:tplc="0409001B" w:tentative="1">
-      <w:start w:val="1"/>
-      <w:numFmt w:val="lowerRoman"/>
-      <w:lvlText w:val="%3."/>
-      <w:lvlJc w:val="right"/>
-      <w:pPr>
-        <w:ind w:left="1260" w:hanging="420"/>
-      </w:pPr>
-    </w:lvl>
-    <w:lvl w:ilvl="3" w:tplc="0409000F" w:tentative="1">
-      <w:start w:val="1"/>
-      <w:numFmt w:val="decimal"/>
-      <w:lvlText w:val="%4."/>
-      <w:lvlJc w:val="left"/>
-      <w:pPr>
-        <w:ind w:left="1680" w:hanging="420"/>
-      </w:pPr>
-    </w:lvl>
-    <w:lvl w:ilvl="4" w:tplc="04090019" w:tentative="1">
-      <w:start w:val="1"/>
-      <w:numFmt w:val="lowerLetter"/>
-      <w:lvlText w:val="%5)"/>
-      <w:lvlJc w:val="left"/>
-      <w:pPr>
-        <w:ind w:left="2100" w:hanging="420"/>
-      </w:pPr>
-    </w:lvl>
-    <w:lvl w:ilvl="5" w:tplc="0409001B" w:tentative="1">
-      <w:start w:val="1"/>
-      <w:numFmt w:val="lowerRoman"/>
-      <w:lvlText w:val="%6."/>
-      <w:lvlJc w:val="right"/>
-      <w:pPr>
-        <w:ind w:left="2520" w:hanging="420"/>
-      </w:pPr>
-    </w:lvl>
-    <w:lvl w:ilvl="6" w:tplc="0409000F" w:tentative="1">
-      <w:start w:val="1"/>
-      <w:numFmt w:val="decimal"/>
-      <w:lvlText w:val="%7."/>
-      <w:lvlJc w:val="left"/>
-      <w:pPr>
-        <w:ind w:left="2940" w:hanging="420"/>
-      </w:pPr>
-    </w:lvl>
-    <w:lvl w:ilvl="7" w:tplc="04090019" w:tentative="1">
-      <w:start w:val="1"/>
-      <w:numFmt w:val="lowerLetter"/>
-      <w:lvlText w:val="%8)"/>
-      <w:lvlJc w:val="left"/>
-      <w:pPr>
-        <w:ind w:left="3360" w:hanging="420"/>
-      </w:pPr>
-    </w:lvl>
-    <w:lvl w:ilvl="8" w:tplc="0409001B" w:tentative="1">
-      <w:start w:val="1"/>
-      <w:numFmt w:val="lowerRoman"/>
-      <w:lvlText w:val="%9."/>
-      <w:lvlJc w:val="right"/>
-      <w:pPr>
-        <w:ind w:left="3780" w:hanging="420"/>
-      </w:pPr>
-    </w:lvl>
-  </w:abstractNum>
-  <w:abstractNum w:abstractNumId="4" w15:restartNumberingAfterBreak="0">
-    <w:nsid w:val="4EFB2EB1"/>
-    <w:multiLevelType w:val="hybridMultilevel"/>
-    <w:tmpl w:val="5C7A35A2"/>
-    <w:lvl w:ilvl="0" w:tplc="DC9C0E84">
-      <w:start w:val="2"/>
-      <w:numFmt w:val="decimalEnclosedCircle"/>
-      <w:lvlText w:val="%1"/>
-      <w:lvlJc w:val="left"/>
-      <w:pPr>
-        <w:ind w:left="1211" w:hanging="360"/>
-      </w:pPr>
-      <w:rPr>
-        <w:rFonts w:ascii="宋体" w:eastAsia="宋体" w:hAnsi="宋体" w:cs="宋体" w:hint="default"/>
-      </w:rPr>
-    </w:lvl>
-    <w:lvl w:ilvl="1" w:tplc="04090019" w:tentative="1">
-      <w:start w:val="1"/>
-      <w:numFmt w:val="lowerLetter"/>
-      <w:lvlText w:val="%2)"/>
-      <w:lvlJc w:val="left"/>
-      <w:pPr>
-        <w:ind w:left="1691" w:hanging="420"/>
-      </w:pPr>
-    </w:lvl>
-    <w:lvl w:ilvl="2" w:tplc="0409001B" w:tentative="1">
-      <w:start w:val="1"/>
-      <w:numFmt w:val="lowerRoman"/>
-      <w:lvlText w:val="%3."/>
-      <w:lvlJc w:val="right"/>
-      <w:pPr>
-        <w:ind w:left="2111" w:hanging="420"/>
-      </w:pPr>
-    </w:lvl>
-    <w:lvl w:ilvl="3" w:tplc="0409000F" w:tentative="1">
-      <w:start w:val="1"/>
-      <w:numFmt w:val="decimal"/>
-      <w:lvlText w:val="%4."/>
-      <w:lvlJc w:val="left"/>
-      <w:pPr>
-        <w:ind w:left="2531" w:hanging="420"/>
-      </w:pPr>
-    </w:lvl>
-    <w:lvl w:ilvl="4" w:tplc="04090019" w:tentative="1">
-      <w:start w:val="1"/>
-      <w:numFmt w:val="lowerLetter"/>
-      <w:lvlText w:val="%5)"/>
-      <w:lvlJc w:val="left"/>
-      <w:pPr>
-        <w:ind w:left="2951" w:hanging="420"/>
-      </w:pPr>
-    </w:lvl>
-    <w:lvl w:ilvl="5" w:tplc="0409001B" w:tentative="1">
-      <w:start w:val="1"/>
-      <w:numFmt w:val="lowerRoman"/>
-      <w:lvlText w:val="%6."/>
-      <w:lvlJc w:val="right"/>
-      <w:pPr>
-        <w:ind w:left="3371" w:hanging="420"/>
-      </w:pPr>
-    </w:lvl>
-    <w:lvl w:ilvl="6" w:tplc="0409000F" w:tentative="1">
-      <w:start w:val="1"/>
-      <w:numFmt w:val="decimal"/>
-      <w:lvlText w:val="%7."/>
-      <w:lvlJc w:val="left"/>
-      <w:pPr>
-        <w:ind w:left="3791" w:hanging="420"/>
-      </w:pPr>
-    </w:lvl>
-    <w:lvl w:ilvl="7" w:tplc="04090019" w:tentative="1">
-      <w:start w:val="1"/>
-      <w:numFmt w:val="lowerLetter"/>
-      <w:lvlText w:val="%8)"/>
-      <w:lvlJc w:val="left"/>
-      <w:pPr>
-        <w:ind w:left="4211" w:hanging="420"/>
-      </w:pPr>
-    </w:lvl>
-    <w:lvl w:ilvl="8" w:tplc="0409001B" w:tentative="1">
-      <w:start w:val="1"/>
-      <w:numFmt w:val="lowerRoman"/>
-      <w:lvlText w:val="%9."/>
-      <w:lvlJc w:val="right"/>
-      <w:pPr>
-        <w:ind w:left="4631" w:hanging="420"/>
-      </w:pPr>
-    </w:lvl>
-  </w:abstractNum>
-  <w:abstractNum w:abstractNumId="5" w15:restartNumberingAfterBreak="0">
-    <w:nsid w:val="54225E1E"/>
-    <w:multiLevelType w:val="hybridMultilevel"/>
-    <w:tmpl w:val="94E21C0A"/>
-    <w:lvl w:ilvl="0" w:tplc="C0CC09A4">
-      <w:start w:val="1"/>
-      <w:numFmt w:val="decimal"/>
-      <w:lvlText w:val="【例%1】"/>
-      <w:lvlJc w:val="left"/>
-      <w:pPr>
-        <w:ind w:left="420" w:hanging="420"/>
-      </w:pPr>
-      <w:rPr>
-        <w:rFonts w:ascii="Times New Roman" w:eastAsia="黑体" w:hAnsi="Times New Roman" w:cs="Times New Roman" w:hint="default"/>
-        <w:b w:val="0"/>
-        <w:i w:val="0"/>
-        <w:sz w:val="21"/>
-        <w:szCs w:val="21"/>
-        <w:lang w:val="en-US"/>
-      </w:rPr>
-    </w:lvl>
-    <w:lvl w:ilvl="1" w:tplc="04090019" w:tentative="1">
-      <w:start w:val="1"/>
-      <w:numFmt w:val="lowerLetter"/>
-      <w:lvlText w:val="%2)"/>
-      <w:lvlJc w:val="left"/>
-      <w:pPr>
-        <w:ind w:left="840" w:hanging="420"/>
-      </w:pPr>
-    </w:lvl>
-    <w:lvl w:ilvl="2" w:tplc="0409001B" w:tentative="1">
-      <w:start w:val="1"/>
-      <w:numFmt w:val="lowerRoman"/>
-      <w:lvlText w:val="%3."/>
-      <w:lvlJc w:val="right"/>
-      <w:pPr>
-        <w:ind w:left="1260" w:hanging="420"/>
-      </w:pPr>
-    </w:lvl>
-    <w:lvl w:ilvl="3" w:tplc="0409000F" w:tentative="1">
-      <w:start w:val="1"/>
-      <w:numFmt w:val="decimal"/>
-      <w:lvlText w:val="%4."/>
-      <w:lvlJc w:val="left"/>
-      <w:pPr>
-        <w:ind w:left="1680" w:hanging="420"/>
-      </w:pPr>
-    </w:lvl>
-    <w:lvl w:ilvl="4" w:tplc="04090019" w:tentative="1">
-      <w:start w:val="1"/>
-      <w:numFmt w:val="lowerLetter"/>
-      <w:lvlText w:val="%5)"/>
-      <w:lvlJc w:val="left"/>
-      <w:pPr>
-        <w:ind w:left="2100" w:hanging="420"/>
-      </w:pPr>
-    </w:lvl>
-    <w:lvl w:ilvl="5" w:tplc="0409001B" w:tentative="1">
-      <w:start w:val="1"/>
-      <w:numFmt w:val="lowerRoman"/>
-      <w:lvlText w:val="%6."/>
-      <w:lvlJc w:val="right"/>
-      <w:pPr>
-        <w:ind w:left="2520" w:hanging="420"/>
-      </w:pPr>
-    </w:lvl>
-    <w:lvl w:ilvl="6" w:tplc="0409000F" w:tentative="1">
-      <w:start w:val="1"/>
-      <w:numFmt w:val="decimal"/>
-      <w:lvlText w:val="%7."/>
-      <w:lvlJc w:val="left"/>
-      <w:pPr>
-        <w:ind w:left="2940" w:hanging="420"/>
-      </w:pPr>
-    </w:lvl>
-    <w:lvl w:ilvl="7" w:tplc="04090019" w:tentative="1">
-      <w:start w:val="1"/>
-      <w:numFmt w:val="lowerLetter"/>
-      <w:lvlText w:val="%8)"/>
-      <w:lvlJc w:val="left"/>
-      <w:pPr>
-        <w:ind w:left="3360" w:hanging="420"/>
-      </w:pPr>
-    </w:lvl>
-    <w:lvl w:ilvl="8" w:tplc="0409001B" w:tentative="1">
-      <w:start w:val="1"/>
-      <w:numFmt w:val="lowerRoman"/>
-      <w:lvlText w:val="%9."/>
-      <w:lvlJc w:val="right"/>
-      <w:pPr>
-        <w:ind w:left="3780" w:hanging="420"/>
-      </w:pPr>
-    </w:lvl>
-  </w:abstractNum>
-  <w:abstractNum w:abstractNumId="6" w15:restartNumberingAfterBreak="0">
-    <w:nsid w:val="584A7210"/>
-    <w:multiLevelType w:val="singleLevel"/>
-    <w:tmpl w:val="D7C43418"/>
-    <w:lvl w:ilvl="0">
-      <w:start w:val="1"/>
-      <w:numFmt w:val="decimal"/>
-      <w:pStyle w:val="MTDisplayEquation"/>
-      <w:lvlText w:val="【例%1】"/>
-      <w:lvlJc w:val="left"/>
-      <w:pPr>
         <w:tabs>
-          <w:tab w:val="num" w:pos="851"/>
+          <w:tab w:val="left" w:pos="851"/>
         </w:tabs>
         <w:ind w:left="851" w:hanging="851"/>
       </w:pPr>
       <w:rPr>
-        <w:rFonts w:ascii="Times New Roman" w:eastAsia="黑体" w:hAnsi="Times New Roman" w:cs="Times New Roman" w:hint="default"/>
+        <w:rFonts w:hint="default" w:ascii="Times New Roman" w:hAnsi="Times New Roman" w:eastAsia="黑体" w:cs="Times New Roman"/>
         <w:b w:val="0"/>
         <w:i w:val="0"/>
         <w:color w:val="auto"/>
@@ -6995,26 +5559,14 @@
       </w:rPr>
     </w:lvl>
   </w:abstractNum>
-  <w:abstractNum w:abstractNumId="7" w15:restartNumberingAfterBreak="0">
-    <w:nsid w:val="58579CE3"/>
+  <w:abstractNum w:abstractNumId="1">
+    <w:nsid w:val="586368D9"/>
     <w:multiLevelType w:val="singleLevel"/>
-    <w:tmpl w:val="58579CE3"/>
-    <w:lvl w:ilvl="0">
+    <w:tmpl w:val="586368D9"/>
+    <w:lvl w:ilvl="0" w:tentative="0">
       <w:start w:val="1"/>
       <w:numFmt w:val="decimal"/>
-      <w:suff w:val="nothing"/>
-      <w:lvlText w:val="%1．"/>
-      <w:lvlJc w:val="left"/>
-    </w:lvl>
-  </w:abstractNum>
-  <w:abstractNum w:abstractNumId="8" w15:restartNumberingAfterBreak="0">
-    <w:nsid w:val="586368D9"/>
-    <w:multiLevelType w:val="singleLevel"/>
-    <w:tmpl w:val="50D8DB42"/>
-    <w:lvl w:ilvl="0">
-      <w:start w:val="1"/>
-      <w:numFmt w:val="decimal"/>
-      <w:pStyle w:val="yoh"/>
+      <w:pStyle w:val="16"/>
       <w:suff w:val="nothing"/>
       <w:lvlText w:val="【例%1】"/>
       <w:lvlJc w:val="left"/>
@@ -7025,7 +5577,7 @@
         <w:ind w:left="0" w:firstLine="0"/>
       </w:pPr>
       <w:rPr>
-        <w:rFonts w:ascii="Times New Roman" w:eastAsia="黑体" w:hAnsi="Times New Roman" w:cs="Times New Roman" w:hint="default"/>
+        <w:rFonts w:hint="default" w:ascii="Times New Roman" w:hAnsi="Times New Roman" w:eastAsia="黑体" w:cs="Times New Roman"/>
         <w:b/>
         <w:color w:val="008B75"/>
         <w:sz w:val="21"/>
@@ -7034,748 +5586,305 @@
       </w:rPr>
     </w:lvl>
   </w:abstractNum>
-  <w:abstractNum w:abstractNumId="9" w15:restartNumberingAfterBreak="0">
-    <w:nsid w:val="58A96850"/>
-    <w:multiLevelType w:val="singleLevel"/>
-    <w:tmpl w:val="58A96850"/>
-    <w:lvl w:ilvl="0">
-      <w:start w:val="1"/>
-      <w:numFmt w:val="decimal"/>
-      <w:suff w:val="nothing"/>
-      <w:lvlText w:val="【作%1】"/>
-      <w:lvlJc w:val="left"/>
-      <w:pPr>
-        <w:tabs>
-          <w:tab w:val="left" w:pos="0"/>
-        </w:tabs>
-        <w:ind w:left="0" w:firstLine="0"/>
-      </w:pPr>
-      <w:rPr>
-        <w:rFonts w:ascii="Times New Roman" w:eastAsia="宋体" w:hAnsi="Times New Roman" w:cs="宋体" w:hint="default"/>
-        <w:color w:val="7030A0"/>
-      </w:rPr>
-    </w:lvl>
-  </w:abstractNum>
-  <w:abstractNum w:abstractNumId="10" w15:restartNumberingAfterBreak="0">
-    <w:nsid w:val="59083A3B"/>
-    <w:multiLevelType w:val="singleLevel"/>
-    <w:tmpl w:val="59083A3B"/>
-    <w:lvl w:ilvl="0">
-      <w:start w:val="1"/>
-      <w:numFmt w:val="decimal"/>
-      <w:suff w:val="nothing"/>
-      <w:lvlText w:val="%1．"/>
-      <w:lvlJc w:val="left"/>
-    </w:lvl>
-  </w:abstractNum>
-  <w:abstractNum w:abstractNumId="11" w15:restartNumberingAfterBreak="0">
-    <w:nsid w:val="59085328"/>
-    <w:multiLevelType w:val="singleLevel"/>
-    <w:tmpl w:val="59085328"/>
-    <w:lvl w:ilvl="0">
-      <w:start w:val="1"/>
-      <w:numFmt w:val="chineseCounting"/>
-      <w:suff w:val="nothing"/>
-      <w:lvlText w:val="%1、"/>
-      <w:lvlJc w:val="left"/>
-    </w:lvl>
-  </w:abstractNum>
-  <w:abstractNum w:abstractNumId="12" w15:restartNumberingAfterBreak="0">
-    <w:nsid w:val="5908541B"/>
-    <w:multiLevelType w:val="singleLevel"/>
-    <w:tmpl w:val="5908541B"/>
-    <w:lvl w:ilvl="0">
-      <w:start w:val="1"/>
-      <w:numFmt w:val="chineseCounting"/>
-      <w:suff w:val="nothing"/>
-      <w:lvlText w:val="%1、"/>
-      <w:lvlJc w:val="left"/>
-    </w:lvl>
-  </w:abstractNum>
-  <w:abstractNum w:abstractNumId="13" w15:restartNumberingAfterBreak="0">
-    <w:nsid w:val="59085439"/>
-    <w:multiLevelType w:val="singleLevel"/>
-    <w:tmpl w:val="59085439"/>
-    <w:lvl w:ilvl="0">
-      <w:start w:val="1"/>
-      <w:numFmt w:val="decimal"/>
-      <w:suff w:val="nothing"/>
-      <w:lvlText w:val="%1．"/>
-      <w:lvlJc w:val="left"/>
-    </w:lvl>
-  </w:abstractNum>
-  <w:abstractNum w:abstractNumId="14" w15:restartNumberingAfterBreak="0">
-    <w:nsid w:val="59085496"/>
-    <w:multiLevelType w:val="singleLevel"/>
-    <w:tmpl w:val="59085496"/>
-    <w:lvl w:ilvl="0">
-      <w:start w:val="1"/>
-      <w:numFmt w:val="decimal"/>
-      <w:suff w:val="nothing"/>
-      <w:lvlText w:val="%1．"/>
-      <w:lvlJc w:val="left"/>
-    </w:lvl>
-  </w:abstractNum>
-  <w:abstractNum w:abstractNumId="15" w15:restartNumberingAfterBreak="0">
-    <w:nsid w:val="590854F1"/>
-    <w:multiLevelType w:val="singleLevel"/>
-    <w:tmpl w:val="590854F1"/>
-    <w:lvl w:ilvl="0">
-      <w:start w:val="1"/>
-      <w:numFmt w:val="decimal"/>
-      <w:suff w:val="nothing"/>
-      <w:lvlText w:val="%1．"/>
-      <w:lvlJc w:val="left"/>
-    </w:lvl>
-  </w:abstractNum>
-  <w:abstractNum w:abstractNumId="16" w15:restartNumberingAfterBreak="0">
-    <w:nsid w:val="758D6994"/>
-    <w:multiLevelType w:val="hybridMultilevel"/>
-    <w:tmpl w:val="764A6D46"/>
-    <w:lvl w:ilvl="0" w:tplc="0F7C64B8">
-      <w:start w:val="1"/>
-      <w:numFmt w:val="chineseCountingThousand"/>
-      <w:suff w:val="space"/>
-      <w:lvlText w:val="%1、"/>
-      <w:lvlJc w:val="left"/>
-      <w:pPr>
-        <w:ind w:left="0" w:firstLine="0"/>
-      </w:pPr>
-      <w:rPr>
-        <w:rFonts w:hint="eastAsia"/>
-      </w:rPr>
-    </w:lvl>
-    <w:lvl w:ilvl="1" w:tplc="04090019" w:tentative="1">
-      <w:start w:val="1"/>
-      <w:numFmt w:val="lowerLetter"/>
-      <w:lvlText w:val="%2)"/>
-      <w:lvlJc w:val="left"/>
-      <w:pPr>
-        <w:ind w:left="1093" w:hanging="420"/>
-      </w:pPr>
-    </w:lvl>
-    <w:lvl w:ilvl="2" w:tplc="0409001B" w:tentative="1">
-      <w:start w:val="1"/>
-      <w:numFmt w:val="lowerRoman"/>
-      <w:lvlText w:val="%3."/>
-      <w:lvlJc w:val="right"/>
-      <w:pPr>
-        <w:ind w:left="1513" w:hanging="420"/>
-      </w:pPr>
-    </w:lvl>
-    <w:lvl w:ilvl="3" w:tplc="0409000F" w:tentative="1">
-      <w:start w:val="1"/>
-      <w:numFmt w:val="decimal"/>
-      <w:lvlText w:val="%4."/>
-      <w:lvlJc w:val="left"/>
-      <w:pPr>
-        <w:ind w:left="1933" w:hanging="420"/>
-      </w:pPr>
-    </w:lvl>
-    <w:lvl w:ilvl="4" w:tplc="04090019" w:tentative="1">
-      <w:start w:val="1"/>
-      <w:numFmt w:val="lowerLetter"/>
-      <w:lvlText w:val="%5)"/>
-      <w:lvlJc w:val="left"/>
-      <w:pPr>
-        <w:ind w:left="2353" w:hanging="420"/>
-      </w:pPr>
-    </w:lvl>
-    <w:lvl w:ilvl="5" w:tplc="0409001B" w:tentative="1">
-      <w:start w:val="1"/>
-      <w:numFmt w:val="lowerRoman"/>
-      <w:lvlText w:val="%6."/>
-      <w:lvlJc w:val="right"/>
-      <w:pPr>
-        <w:ind w:left="2773" w:hanging="420"/>
-      </w:pPr>
-    </w:lvl>
-    <w:lvl w:ilvl="6" w:tplc="0409000F" w:tentative="1">
-      <w:start w:val="1"/>
-      <w:numFmt w:val="decimal"/>
-      <w:lvlText w:val="%7."/>
-      <w:lvlJc w:val="left"/>
-      <w:pPr>
-        <w:ind w:left="3193" w:hanging="420"/>
-      </w:pPr>
-    </w:lvl>
-    <w:lvl w:ilvl="7" w:tplc="04090019" w:tentative="1">
-      <w:start w:val="1"/>
-      <w:numFmt w:val="lowerLetter"/>
-      <w:lvlText w:val="%8)"/>
-      <w:lvlJc w:val="left"/>
-      <w:pPr>
-        <w:ind w:left="3613" w:hanging="420"/>
-      </w:pPr>
-    </w:lvl>
-    <w:lvl w:ilvl="8" w:tplc="0409001B" w:tentative="1">
-      <w:start w:val="1"/>
-      <w:numFmt w:val="lowerRoman"/>
-      <w:lvlText w:val="%9."/>
-      <w:lvlJc w:val="right"/>
-      <w:pPr>
-        <w:ind w:left="4033" w:hanging="420"/>
-      </w:pPr>
-    </w:lvl>
-  </w:abstractNum>
-  <w:abstractNum w:abstractNumId="17" w15:restartNumberingAfterBreak="0">
-    <w:nsid w:val="7DEC14CB"/>
-    <w:multiLevelType w:val="hybridMultilevel"/>
-    <w:tmpl w:val="CBD65228"/>
-    <w:lvl w:ilvl="0" w:tplc="A5A88FA8">
-      <w:start w:val="1"/>
-      <w:numFmt w:val="decimalEnclosedCircle"/>
-      <w:lvlText w:val="%1"/>
-      <w:lvlJc w:val="left"/>
-      <w:pPr>
-        <w:ind w:left="1620" w:hanging="360"/>
-      </w:pPr>
-      <w:rPr>
-        <w:rFonts w:ascii="宋体" w:eastAsia="宋体" w:hAnsi="宋体" w:cs="宋体" w:hint="default"/>
-      </w:rPr>
-    </w:lvl>
-    <w:lvl w:ilvl="1" w:tplc="04090019" w:tentative="1">
-      <w:start w:val="1"/>
-      <w:numFmt w:val="lowerLetter"/>
-      <w:lvlText w:val="%2)"/>
-      <w:lvlJc w:val="left"/>
-      <w:pPr>
-        <w:ind w:left="2100" w:hanging="420"/>
-      </w:pPr>
-    </w:lvl>
-    <w:lvl w:ilvl="2" w:tplc="0409001B" w:tentative="1">
-      <w:start w:val="1"/>
-      <w:numFmt w:val="lowerRoman"/>
-      <w:lvlText w:val="%3."/>
-      <w:lvlJc w:val="right"/>
-      <w:pPr>
-        <w:ind w:left="2520" w:hanging="420"/>
-      </w:pPr>
-    </w:lvl>
-    <w:lvl w:ilvl="3" w:tplc="0409000F" w:tentative="1">
-      <w:start w:val="1"/>
-      <w:numFmt w:val="decimal"/>
-      <w:lvlText w:val="%4."/>
-      <w:lvlJc w:val="left"/>
-      <w:pPr>
-        <w:ind w:left="2940" w:hanging="420"/>
-      </w:pPr>
-    </w:lvl>
-    <w:lvl w:ilvl="4" w:tplc="04090019" w:tentative="1">
-      <w:start w:val="1"/>
-      <w:numFmt w:val="lowerLetter"/>
-      <w:lvlText w:val="%5)"/>
-      <w:lvlJc w:val="left"/>
-      <w:pPr>
-        <w:ind w:left="3360" w:hanging="420"/>
-      </w:pPr>
-    </w:lvl>
-    <w:lvl w:ilvl="5" w:tplc="0409001B" w:tentative="1">
-      <w:start w:val="1"/>
-      <w:numFmt w:val="lowerRoman"/>
-      <w:lvlText w:val="%6."/>
-      <w:lvlJc w:val="right"/>
-      <w:pPr>
-        <w:ind w:left="3780" w:hanging="420"/>
-      </w:pPr>
-    </w:lvl>
-    <w:lvl w:ilvl="6" w:tplc="0409000F" w:tentative="1">
-      <w:start w:val="1"/>
-      <w:numFmt w:val="decimal"/>
-      <w:lvlText w:val="%7."/>
-      <w:lvlJc w:val="left"/>
-      <w:pPr>
-        <w:ind w:left="4200" w:hanging="420"/>
-      </w:pPr>
-    </w:lvl>
-    <w:lvl w:ilvl="7" w:tplc="04090019" w:tentative="1">
-      <w:start w:val="1"/>
-      <w:numFmt w:val="lowerLetter"/>
-      <w:lvlText w:val="%8)"/>
-      <w:lvlJc w:val="left"/>
-      <w:pPr>
-        <w:ind w:left="4620" w:hanging="420"/>
-      </w:pPr>
-    </w:lvl>
-    <w:lvl w:ilvl="8" w:tplc="0409001B" w:tentative="1">
-      <w:start w:val="1"/>
-      <w:numFmt w:val="lowerRoman"/>
-      <w:lvlText w:val="%9."/>
-      <w:lvlJc w:val="right"/>
-      <w:pPr>
-        <w:ind w:left="5040" w:hanging="420"/>
-      </w:pPr>
-    </w:lvl>
-  </w:abstractNum>
-  <w:num w:numId="1" w16cid:durableId="2085756134">
-    <w:abstractNumId w:val="6"/>
-  </w:num>
-  <w:num w:numId="2" w16cid:durableId="746921337">
-    <w:abstractNumId w:val="4"/>
-  </w:num>
-  <w:num w:numId="3" w16cid:durableId="1267543450">
-    <w:abstractNumId w:val="5"/>
-  </w:num>
-  <w:num w:numId="4" w16cid:durableId="1951350122">
-    <w:abstractNumId w:val="17"/>
-  </w:num>
-  <w:num w:numId="5" w16cid:durableId="1235358520">
-    <w:abstractNumId w:val="7"/>
-  </w:num>
-  <w:num w:numId="6" w16cid:durableId="1688025515">
-    <w:abstractNumId w:val="8"/>
-  </w:num>
-  <w:num w:numId="7" w16cid:durableId="436491058">
-    <w:abstractNumId w:val="11"/>
-  </w:num>
-  <w:num w:numId="8" w16cid:durableId="430587134">
-    <w:abstractNumId w:val="10"/>
-  </w:num>
-  <w:num w:numId="9" w16cid:durableId="2057121771">
-    <w:abstractNumId w:val="1"/>
-  </w:num>
-  <w:num w:numId="10" w16cid:durableId="171342400">
-    <w:abstractNumId w:val="12"/>
-  </w:num>
-  <w:num w:numId="11" w16cid:durableId="1584804185">
-    <w:abstractNumId w:val="13"/>
-  </w:num>
-  <w:num w:numId="12" w16cid:durableId="1321419909">
-    <w:abstractNumId w:val="14"/>
-  </w:num>
-  <w:num w:numId="13" w16cid:durableId="988360483">
-    <w:abstractNumId w:val="15"/>
-  </w:num>
-  <w:num w:numId="14" w16cid:durableId="1194998831">
-    <w:abstractNumId w:val="9"/>
-  </w:num>
-  <w:num w:numId="15" w16cid:durableId="654646609">
-    <w:abstractNumId w:val="3"/>
-  </w:num>
-  <w:num w:numId="16" w16cid:durableId="349987560">
+  <w:num w:numId="1">
     <w:abstractNumId w:val="0"/>
   </w:num>
-  <w:num w:numId="17" w16cid:durableId="2022858356">
-    <w:abstractNumId w:val="16"/>
-  </w:num>
-  <w:num w:numId="18" w16cid:durableId="2019311100">
-    <w:abstractNumId w:val="2"/>
+  <w:num w:numId="2">
+    <w:abstractNumId w:val="1"/>
   </w:num>
 </w:numbering>
 </file>
 
 <file path=word/styles.xml><?xml version="1.0" encoding="utf-8"?>
-<w:styles xmlns:mc="http://schemas.openxmlformats.org/markup-compatibility/2006" xmlns:r="http://schemas.openxmlformats.org/officeDocument/2006/relationships" xmlns:w="http://schemas.openxmlformats.org/wordprocessingml/2006/main" xmlns:w14="http://schemas.microsoft.com/office/word/2010/wordml" xmlns:w15="http://schemas.microsoft.com/office/word/2012/wordml" xmlns:w16cex="http://schemas.microsoft.com/office/word/2018/wordml/cex" xmlns:w16cid="http://schemas.microsoft.com/office/word/2016/wordml/cid" xmlns:w16="http://schemas.microsoft.com/office/word/2018/wordml" xmlns:w16du="http://schemas.microsoft.com/office/word/2023/wordml/word16du" xmlns:w16sdtdh="http://schemas.microsoft.com/office/word/2020/wordml/sdtdatahash" xmlns:w16sdtfl="http://schemas.microsoft.com/office/word/2024/wordml/sdtformatlock" xmlns:w16se="http://schemas.microsoft.com/office/word/2015/wordml/symex" mc:Ignorable="w14 w15 w16se w16cid w16 w16cex w16sdtdh w16sdtfl w16du">
+<w:styles xmlns:mc="http://schemas.openxmlformats.org/markup-compatibility/2006" xmlns:o="urn:schemas-microsoft-com:office:office" xmlns:r="http://schemas.openxmlformats.org/officeDocument/2006/relationships" xmlns:m="http://schemas.openxmlformats.org/officeDocument/2006/math" xmlns:v="urn:schemas-microsoft-com:vml" xmlns:w="http://schemas.openxmlformats.org/wordprocessingml/2006/main" xmlns:w14="http://schemas.microsoft.com/office/word/2010/wordml" xmlns:w10="urn:schemas-microsoft-com:office:word" xmlns:sl="http://schemas.openxmlformats.org/schemaLibrary/2006/main" xmlns:wpsCustomData="http://www.wps.cn/officeDocument/2013/wpsCustomData" mc:Ignorable="w14">
   <w:docDefaults>
     <w:rPrDefault>
       <w:rPr>
-        <w:rFonts w:asciiTheme="minorHAnsi" w:eastAsiaTheme="minorEastAsia" w:hAnsiTheme="minorHAnsi" w:cstheme="minorBidi"/>
-        <w:kern w:val="2"/>
-        <w:sz w:val="21"/>
-        <w:szCs w:val="22"/>
-        <w:lang w:val="en-US" w:eastAsia="zh-CN" w:bidi="ar-SA"/>
+        <w:rFonts w:asciiTheme="minorHAnsi" w:hAnsiTheme="minorHAnsi" w:eastAsiaTheme="minorEastAsia" w:cstheme="minorBidi"/>
       </w:rPr>
     </w:rPrDefault>
     <w:pPrDefault/>
   </w:docDefaults>
-  <w:latentStyles w:defLockedState="0" w:defUIPriority="99" w:defSemiHidden="0" w:defUnhideWhenUsed="0" w:defQFormat="0" w:count="376">
-    <w:lsdException w:name="Normal" w:uiPriority="0"/>
-    <w:lsdException w:name="heading 1" w:uiPriority="9"/>
-    <w:lsdException w:name="heading 2" w:semiHidden="1" w:uiPriority="9" w:unhideWhenUsed="1"/>
-    <w:lsdException w:name="heading 3" w:semiHidden="1" w:uiPriority="9" w:unhideWhenUsed="1" w:qFormat="1"/>
-    <w:lsdException w:name="heading 4" w:semiHidden="1" w:uiPriority="9" w:unhideWhenUsed="1" w:qFormat="1"/>
-    <w:lsdException w:name="heading 5" w:semiHidden="1" w:uiPriority="9" w:unhideWhenUsed="1" w:qFormat="1"/>
-    <w:lsdException w:name="heading 6" w:semiHidden="1" w:uiPriority="9" w:unhideWhenUsed="1" w:qFormat="1"/>
-    <w:lsdException w:name="heading 7" w:semiHidden="1" w:uiPriority="9" w:unhideWhenUsed="1" w:qFormat="1"/>
-    <w:lsdException w:name="heading 8" w:semiHidden="1" w:uiPriority="9" w:unhideWhenUsed="1" w:qFormat="1"/>
-    <w:lsdException w:name="heading 9" w:semiHidden="1" w:uiPriority="9" w:unhideWhenUsed="1" w:qFormat="1"/>
-    <w:lsdException w:name="index 1" w:semiHidden="1" w:unhideWhenUsed="1"/>
-    <w:lsdException w:name="index 2" w:semiHidden="1" w:unhideWhenUsed="1"/>
-    <w:lsdException w:name="index 3" w:semiHidden="1" w:unhideWhenUsed="1"/>
-    <w:lsdException w:name="index 4" w:semiHidden="1" w:unhideWhenUsed="1"/>
-    <w:lsdException w:name="index 5" w:semiHidden="1" w:unhideWhenUsed="1"/>
-    <w:lsdException w:name="index 6" w:semiHidden="1" w:unhideWhenUsed="1"/>
-    <w:lsdException w:name="index 7" w:semiHidden="1" w:unhideWhenUsed="1"/>
-    <w:lsdException w:name="index 8" w:semiHidden="1" w:unhideWhenUsed="1"/>
-    <w:lsdException w:name="index 9" w:semiHidden="1" w:unhideWhenUsed="1"/>
-    <w:lsdException w:name="toc 1" w:semiHidden="1" w:uiPriority="39" w:unhideWhenUsed="1"/>
-    <w:lsdException w:name="toc 2" w:semiHidden="1" w:uiPriority="39" w:unhideWhenUsed="1"/>
-    <w:lsdException w:name="toc 3" w:semiHidden="1" w:uiPriority="39" w:unhideWhenUsed="1"/>
-    <w:lsdException w:name="toc 4" w:semiHidden="1" w:uiPriority="39" w:unhideWhenUsed="1"/>
-    <w:lsdException w:name="toc 5" w:semiHidden="1" w:uiPriority="39" w:unhideWhenUsed="1"/>
-    <w:lsdException w:name="toc 6" w:semiHidden="1" w:uiPriority="39" w:unhideWhenUsed="1"/>
-    <w:lsdException w:name="toc 7" w:semiHidden="1" w:uiPriority="39" w:unhideWhenUsed="1"/>
-    <w:lsdException w:name="toc 8" w:semiHidden="1" w:uiPriority="39" w:unhideWhenUsed="1"/>
-    <w:lsdException w:name="toc 9" w:semiHidden="1" w:uiPriority="39" w:unhideWhenUsed="1"/>
-    <w:lsdException w:name="Normal Indent" w:semiHidden="1" w:unhideWhenUsed="1"/>
-    <w:lsdException w:name="footnote text" w:semiHidden="1" w:unhideWhenUsed="1"/>
-    <w:lsdException w:name="annotation text" w:semiHidden="1" w:unhideWhenUsed="1"/>
-    <w:lsdException w:name="header" w:semiHidden="1" w:unhideWhenUsed="1"/>
-    <w:lsdException w:name="footer" w:semiHidden="1" w:unhideWhenUsed="1"/>
-    <w:lsdException w:name="index heading" w:semiHidden="1" w:unhideWhenUsed="1"/>
-    <w:lsdException w:name="caption" w:semiHidden="1" w:uiPriority="35" w:unhideWhenUsed="1" w:qFormat="1"/>
-    <w:lsdException w:name="table of figures" w:semiHidden="1" w:unhideWhenUsed="1"/>
-    <w:lsdException w:name="envelope address" w:semiHidden="1" w:unhideWhenUsed="1"/>
-    <w:lsdException w:name="envelope return" w:semiHidden="1" w:unhideWhenUsed="1"/>
-    <w:lsdException w:name="footnote reference" w:semiHidden="1" w:unhideWhenUsed="1"/>
-    <w:lsdException w:name="annotation reference" w:semiHidden="1" w:unhideWhenUsed="1"/>
-    <w:lsdException w:name="line number" w:semiHidden="1" w:unhideWhenUsed="1"/>
-    <w:lsdException w:name="page number" w:semiHidden="1" w:unhideWhenUsed="1"/>
-    <w:lsdException w:name="endnote reference" w:semiHidden="1" w:unhideWhenUsed="1"/>
-    <w:lsdException w:name="endnote text" w:semiHidden="1" w:unhideWhenUsed="1"/>
-    <w:lsdException w:name="table of authorities" w:semiHidden="1" w:unhideWhenUsed="1"/>
-    <w:lsdException w:name="macro" w:semiHidden="1" w:unhideWhenUsed="1"/>
-    <w:lsdException w:name="toa heading" w:semiHidden="1" w:unhideWhenUsed="1"/>
-    <w:lsdException w:name="List" w:semiHidden="1" w:unhideWhenUsed="1"/>
-    <w:lsdException w:name="List Bullet" w:semiHidden="1" w:unhideWhenUsed="1"/>
-    <w:lsdException w:name="List Number" w:semiHidden="1" w:unhideWhenUsed="1"/>
-    <w:lsdException w:name="List 2" w:semiHidden="1" w:unhideWhenUsed="1"/>
-    <w:lsdException w:name="List 3" w:semiHidden="1" w:unhideWhenUsed="1"/>
-    <w:lsdException w:name="List 4" w:semiHidden="1" w:unhideWhenUsed="1"/>
-    <w:lsdException w:name="List 5" w:semiHidden="1" w:unhideWhenUsed="1"/>
-    <w:lsdException w:name="List Bullet 2" w:semiHidden="1" w:unhideWhenUsed="1"/>
-    <w:lsdException w:name="List Bullet 3" w:semiHidden="1" w:unhideWhenUsed="1"/>
-    <w:lsdException w:name="List Bullet 4" w:semiHidden="1" w:unhideWhenUsed="1"/>
-    <w:lsdException w:name="List Bullet 5" w:semiHidden="1" w:unhideWhenUsed="1"/>
-    <w:lsdException w:name="List Number 2" w:semiHidden="1" w:unhideWhenUsed="1"/>
-    <w:lsdException w:name="List Number 3" w:semiHidden="1" w:unhideWhenUsed="1"/>
-    <w:lsdException w:name="List Number 4" w:semiHidden="1" w:unhideWhenUsed="1"/>
-    <w:lsdException w:name="List Number 5" w:semiHidden="1" w:unhideWhenUsed="1"/>
-    <w:lsdException w:name="Title" w:uiPriority="10"/>
-    <w:lsdException w:name="Closing" w:semiHidden="1" w:unhideWhenUsed="1"/>
-    <w:lsdException w:name="Signature" w:semiHidden="1" w:unhideWhenUsed="1"/>
-    <w:lsdException w:name="Default Paragraph Font" w:semiHidden="1" w:uiPriority="1" w:unhideWhenUsed="1"/>
-    <w:lsdException w:name="Body Text" w:semiHidden="1" w:unhideWhenUsed="1"/>
-    <w:lsdException w:name="Body Text Indent" w:semiHidden="1" w:unhideWhenUsed="1"/>
-    <w:lsdException w:name="List Continue" w:semiHidden="1" w:unhideWhenUsed="1"/>
-    <w:lsdException w:name="List Continue 2" w:semiHidden="1" w:unhideWhenUsed="1"/>
-    <w:lsdException w:name="List Continue 3" w:semiHidden="1" w:unhideWhenUsed="1"/>
-    <w:lsdException w:name="List Continue 4" w:semiHidden="1" w:unhideWhenUsed="1"/>
-    <w:lsdException w:name="List Continue 5" w:semiHidden="1" w:unhideWhenUsed="1"/>
-    <w:lsdException w:name="Message Header" w:semiHidden="1" w:unhideWhenUsed="1"/>
-    <w:lsdException w:name="Subtitle" w:uiPriority="11"/>
-    <w:lsdException w:name="Salutation" w:semiHidden="1" w:unhideWhenUsed="1"/>
-    <w:lsdException w:name="Date" w:semiHidden="1" w:unhideWhenUsed="1"/>
-    <w:lsdException w:name="Body Text First Indent" w:semiHidden="1" w:unhideWhenUsed="1"/>
-    <w:lsdException w:name="Body Text First Indent 2" w:semiHidden="1" w:unhideWhenUsed="1"/>
-    <w:lsdException w:name="Note Heading" w:semiHidden="1" w:unhideWhenUsed="1"/>
-    <w:lsdException w:name="Body Text 2" w:semiHidden="1" w:unhideWhenUsed="1"/>
-    <w:lsdException w:name="Body Text 3" w:semiHidden="1" w:unhideWhenUsed="1"/>
-    <w:lsdException w:name="Body Text Indent 2" w:semiHidden="1" w:unhideWhenUsed="1"/>
-    <w:lsdException w:name="Body Text Indent 3" w:semiHidden="1" w:unhideWhenUsed="1"/>
-    <w:lsdException w:name="Block Text" w:semiHidden="1" w:unhideWhenUsed="1"/>
-    <w:lsdException w:name="Hyperlink" w:semiHidden="1" w:unhideWhenUsed="1"/>
-    <w:lsdException w:name="FollowedHyperlink" w:semiHidden="1" w:unhideWhenUsed="1"/>
-    <w:lsdException w:name="Strong" w:uiPriority="22"/>
-    <w:lsdException w:name="Emphasis" w:uiPriority="20"/>
-    <w:lsdException w:name="Document Map" w:semiHidden="1" w:unhideWhenUsed="1"/>
-    <w:lsdException w:name="Plain Text" w:semiHidden="1" w:unhideWhenUsed="1"/>
-    <w:lsdException w:name="E-mail Signature" w:semiHidden="1" w:unhideWhenUsed="1"/>
-    <w:lsdException w:name="HTML Top of Form" w:semiHidden="1" w:unhideWhenUsed="1"/>
-    <w:lsdException w:name="HTML Bottom of Form" w:semiHidden="1" w:unhideWhenUsed="1"/>
-    <w:lsdException w:name="Normal (Web)" w:semiHidden="1" w:unhideWhenUsed="1"/>
-    <w:lsdException w:name="HTML Acronym" w:semiHidden="1" w:unhideWhenUsed="1"/>
-    <w:lsdException w:name="HTML Address" w:semiHidden="1" w:unhideWhenUsed="1"/>
-    <w:lsdException w:name="HTML Cite" w:semiHidden="1" w:unhideWhenUsed="1"/>
-    <w:lsdException w:name="HTML Code" w:semiHidden="1" w:unhideWhenUsed="1"/>
-    <w:lsdException w:name="HTML Definition" w:semiHidden="1" w:unhideWhenUsed="1"/>
-    <w:lsdException w:name="HTML Keyboard" w:semiHidden="1" w:unhideWhenUsed="1"/>
-    <w:lsdException w:name="HTML Preformatted" w:semiHidden="1" w:unhideWhenUsed="1"/>
-    <w:lsdException w:name="HTML Sample" w:semiHidden="1" w:unhideWhenUsed="1"/>
-    <w:lsdException w:name="HTML Typewriter" w:semiHidden="1" w:unhideWhenUsed="1"/>
-    <w:lsdException w:name="HTML Variable" w:semiHidden="1" w:unhideWhenUsed="1"/>
-    <w:lsdException w:name="Normal Table" w:semiHidden="1" w:unhideWhenUsed="1"/>
-    <w:lsdException w:name="annotation subject" w:semiHidden="1" w:unhideWhenUsed="1"/>
-    <w:lsdException w:name="No List" w:semiHidden="1" w:unhideWhenUsed="1"/>
-    <w:lsdException w:name="Outline List 1" w:semiHidden="1" w:unhideWhenUsed="1"/>
-    <w:lsdException w:name="Outline List 2" w:semiHidden="1" w:unhideWhenUsed="1"/>
-    <w:lsdException w:name="Outline List 3" w:semiHidden="1" w:unhideWhenUsed="1"/>
-    <w:lsdException w:name="Table Simple 1" w:semiHidden="1" w:unhideWhenUsed="1"/>
-    <w:lsdException w:name="Table Simple 2" w:semiHidden="1" w:unhideWhenUsed="1"/>
-    <w:lsdException w:name="Table Simple 3" w:semiHidden="1" w:unhideWhenUsed="1"/>
-    <w:lsdException w:name="Table Classic 1" w:semiHidden="1" w:unhideWhenUsed="1"/>
-    <w:lsdException w:name="Table Classic 2" w:semiHidden="1" w:unhideWhenUsed="1"/>
-    <w:lsdException w:name="Table Classic 3" w:semiHidden="1" w:unhideWhenUsed="1"/>
-    <w:lsdException w:name="Table Classic 4" w:semiHidden="1" w:unhideWhenUsed="1"/>
-    <w:lsdException w:name="Table Colorful 1" w:semiHidden="1" w:unhideWhenUsed="1"/>
-    <w:lsdException w:name="Table Colorful 2" w:semiHidden="1" w:unhideWhenUsed="1"/>
-    <w:lsdException w:name="Table Colorful 3" w:semiHidden="1" w:unhideWhenUsed="1"/>
-    <w:lsdException w:name="Table Columns 1" w:semiHidden="1" w:unhideWhenUsed="1"/>
-    <w:lsdException w:name="Table Columns 2" w:semiHidden="1" w:unhideWhenUsed="1"/>
-    <w:lsdException w:name="Table Columns 3" w:semiHidden="1" w:unhideWhenUsed="1"/>
-    <w:lsdException w:name="Table Columns 4" w:semiHidden="1" w:unhideWhenUsed="1"/>
-    <w:lsdException w:name="Table Columns 5" w:semiHidden="1" w:unhideWhenUsed="1"/>
-    <w:lsdException w:name="Table Grid 1" w:semiHidden="1" w:unhideWhenUsed="1"/>
-    <w:lsdException w:name="Table Grid 2" w:semiHidden="1" w:unhideWhenUsed="1"/>
-    <w:lsdException w:name="Table Grid 3" w:semiHidden="1" w:unhideWhenUsed="1"/>
-    <w:lsdException w:name="Table Grid 4" w:semiHidden="1" w:unhideWhenUsed="1"/>
-    <w:lsdException w:name="Table Grid 5" w:semiHidden="1" w:unhideWhenUsed="1"/>
-    <w:lsdException w:name="Table Grid 6" w:semiHidden="1" w:unhideWhenUsed="1"/>
-    <w:lsdException w:name="Table Grid 7" w:semiHidden="1" w:unhideWhenUsed="1"/>
-    <w:lsdException w:name="Table Grid 8" w:semiHidden="1" w:unhideWhenUsed="1"/>
-    <w:lsdException w:name="Table List 1" w:semiHidden="1" w:unhideWhenUsed="1"/>
-    <w:lsdException w:name="Table List 2" w:semiHidden="1" w:unhideWhenUsed="1"/>
-    <w:lsdException w:name="Table List 3" w:semiHidden="1" w:unhideWhenUsed="1"/>
-    <w:lsdException w:name="Table List 4" w:semiHidden="1" w:unhideWhenUsed="1"/>
-    <w:lsdException w:name="Table List 5" w:semiHidden="1" w:unhideWhenUsed="1"/>
-    <w:lsdException w:name="Table List 6" w:semiHidden="1" w:unhideWhenUsed="1"/>
-    <w:lsdException w:name="Table List 7" w:semiHidden="1" w:unhideWhenUsed="1"/>
-    <w:lsdException w:name="Table List 8" w:semiHidden="1" w:unhideWhenUsed="1"/>
-    <w:lsdException w:name="Table 3D effects 1" w:semiHidden="1" w:unhideWhenUsed="1"/>
-    <w:lsdException w:name="Table 3D effects 2" w:semiHidden="1" w:unhideWhenUsed="1"/>
-    <w:lsdException w:name="Table 3D effects 3" w:semiHidden="1" w:unhideWhenUsed="1"/>
-    <w:lsdException w:name="Table Contemporary" w:semiHidden="1" w:unhideWhenUsed="1"/>
-    <w:lsdException w:name="Table Elegant" w:semiHidden="1" w:unhideWhenUsed="1"/>
-    <w:lsdException w:name="Table Professional" w:semiHidden="1" w:unhideWhenUsed="1"/>
-    <w:lsdException w:name="Table Subtle 1" w:semiHidden="1" w:unhideWhenUsed="1"/>
-    <w:lsdException w:name="Table Subtle 2" w:semiHidden="1" w:unhideWhenUsed="1"/>
-    <w:lsdException w:name="Table Web 1" w:semiHidden="1" w:unhideWhenUsed="1"/>
-    <w:lsdException w:name="Table Web 2" w:semiHidden="1" w:unhideWhenUsed="1"/>
-    <w:lsdException w:name="Table Web 3" w:semiHidden="1" w:unhideWhenUsed="1"/>
-    <w:lsdException w:name="Balloon Text" w:semiHidden="1" w:unhideWhenUsed="1"/>
-    <w:lsdException w:name="Table Grid" w:uiPriority="59" w:qFormat="1"/>
-    <w:lsdException w:name="Table Theme" w:semiHidden="1" w:unhideWhenUsed="1"/>
-    <w:lsdException w:name="Placeholder Text" w:semiHidden="1"/>
-    <w:lsdException w:name="No Spacing" w:uiPriority="1"/>
-    <w:lsdException w:name="Light Shading" w:uiPriority="60"/>
-    <w:lsdException w:name="Light List" w:uiPriority="61"/>
-    <w:lsdException w:name="Light Grid" w:uiPriority="62"/>
-    <w:lsdException w:name="Medium Shading 1" w:uiPriority="63"/>
-    <w:lsdException w:name="Medium Shading 2" w:uiPriority="64"/>
-    <w:lsdException w:name="Medium List 1" w:uiPriority="65"/>
-    <w:lsdException w:name="Medium List 2" w:uiPriority="66"/>
-    <w:lsdException w:name="Medium Grid 1" w:uiPriority="67"/>
-    <w:lsdException w:name="Medium Grid 2" w:uiPriority="68"/>
-    <w:lsdException w:name="Medium Grid 3" w:uiPriority="69"/>
-    <w:lsdException w:name="Dark List" w:uiPriority="70"/>
-    <w:lsdException w:name="Colorful Shading" w:uiPriority="71"/>
-    <w:lsdException w:name="Colorful List" w:uiPriority="72"/>
-    <w:lsdException w:name="Colorful Grid" w:uiPriority="73"/>
-    <w:lsdException w:name="Light Shading Accent 1" w:uiPriority="60"/>
-    <w:lsdException w:name="Light List Accent 1" w:uiPriority="61"/>
-    <w:lsdException w:name="Light Grid Accent 1" w:uiPriority="62"/>
-    <w:lsdException w:name="Medium Shading 1 Accent 1" w:uiPriority="63"/>
-    <w:lsdException w:name="Medium Shading 2 Accent 1" w:uiPriority="64"/>
-    <w:lsdException w:name="Medium List 1 Accent 1" w:uiPriority="65"/>
-    <w:lsdException w:name="Revision" w:semiHidden="1"/>
-    <w:lsdException w:name="List Paragraph" w:uiPriority="34"/>
-    <w:lsdException w:name="Quote" w:uiPriority="29"/>
-    <w:lsdException w:name="Intense Quote" w:uiPriority="30"/>
-    <w:lsdException w:name="Medium List 2 Accent 1" w:uiPriority="66"/>
-    <w:lsdException w:name="Medium Grid 1 Accent 1" w:uiPriority="67"/>
-    <w:lsdException w:name="Medium Grid 2 Accent 1" w:uiPriority="68"/>
-    <w:lsdException w:name="Medium Grid 3 Accent 1" w:uiPriority="69"/>
-    <w:lsdException w:name="Dark List Accent 1" w:uiPriority="70"/>
-    <w:lsdException w:name="Colorful Shading Accent 1" w:uiPriority="71"/>
-    <w:lsdException w:name="Colorful List Accent 1" w:uiPriority="72"/>
-    <w:lsdException w:name="Colorful Grid Accent 1" w:uiPriority="73"/>
-    <w:lsdException w:name="Light Shading Accent 2" w:uiPriority="60"/>
-    <w:lsdException w:name="Light List Accent 2" w:uiPriority="61"/>
-    <w:lsdException w:name="Light Grid Accent 2" w:uiPriority="62"/>
-    <w:lsdException w:name="Medium Shading 1 Accent 2" w:uiPriority="63"/>
-    <w:lsdException w:name="Medium Shading 2 Accent 2" w:uiPriority="64"/>
-    <w:lsdException w:name="Medium List 1 Accent 2" w:uiPriority="65"/>
-    <w:lsdException w:name="Medium List 2 Accent 2" w:uiPriority="66"/>
-    <w:lsdException w:name="Medium Grid 1 Accent 2" w:uiPriority="67"/>
-    <w:lsdException w:name="Medium Grid 2 Accent 2" w:uiPriority="68"/>
-    <w:lsdException w:name="Medium Grid 3 Accent 2" w:uiPriority="69"/>
-    <w:lsdException w:name="Dark List Accent 2" w:uiPriority="70"/>
-    <w:lsdException w:name="Colorful Shading Accent 2" w:uiPriority="71"/>
-    <w:lsdException w:name="Colorful List Accent 2" w:uiPriority="72"/>
-    <w:lsdException w:name="Colorful Grid Accent 2" w:uiPriority="73"/>
-    <w:lsdException w:name="Light Shading Accent 3" w:uiPriority="60"/>
-    <w:lsdException w:name="Light List Accent 3" w:uiPriority="61"/>
-    <w:lsdException w:name="Light Grid Accent 3" w:uiPriority="62"/>
-    <w:lsdException w:name="Medium Shading 1 Accent 3" w:uiPriority="63"/>
-    <w:lsdException w:name="Medium Shading 2 Accent 3" w:uiPriority="64"/>
-    <w:lsdException w:name="Medium List 1 Accent 3" w:uiPriority="65"/>
-    <w:lsdException w:name="Medium List 2 Accent 3" w:uiPriority="66"/>
-    <w:lsdException w:name="Medium Grid 1 Accent 3" w:uiPriority="67"/>
-    <w:lsdException w:name="Medium Grid 2 Accent 3" w:uiPriority="68"/>
-    <w:lsdException w:name="Medium Grid 3 Accent 3" w:uiPriority="69"/>
-    <w:lsdException w:name="Dark List Accent 3" w:uiPriority="70"/>
-    <w:lsdException w:name="Colorful Shading Accent 3" w:uiPriority="71"/>
-    <w:lsdException w:name="Colorful List Accent 3" w:uiPriority="72"/>
-    <w:lsdException w:name="Colorful Grid Accent 3" w:uiPriority="73"/>
-    <w:lsdException w:name="Light Shading Accent 4" w:uiPriority="60"/>
-    <w:lsdException w:name="Light List Accent 4" w:uiPriority="61"/>
-    <w:lsdException w:name="Light Grid Accent 4" w:uiPriority="62"/>
-    <w:lsdException w:name="Medium Shading 1 Accent 4" w:uiPriority="63"/>
-    <w:lsdException w:name="Medium Shading 2 Accent 4" w:uiPriority="64"/>
-    <w:lsdException w:name="Medium List 1 Accent 4" w:uiPriority="65"/>
-    <w:lsdException w:name="Medium List 2 Accent 4" w:uiPriority="66"/>
-    <w:lsdException w:name="Medium Grid 1 Accent 4" w:uiPriority="67"/>
-    <w:lsdException w:name="Medium Grid 2 Accent 4" w:uiPriority="68"/>
-    <w:lsdException w:name="Medium Grid 3 Accent 4" w:uiPriority="69"/>
-    <w:lsdException w:name="Dark List Accent 4" w:uiPriority="70"/>
-    <w:lsdException w:name="Colorful Shading Accent 4" w:uiPriority="71"/>
-    <w:lsdException w:name="Colorful List Accent 4" w:uiPriority="72"/>
-    <w:lsdException w:name="Colorful Grid Accent 4" w:uiPriority="73"/>
-    <w:lsdException w:name="Light Shading Accent 5" w:uiPriority="60"/>
-    <w:lsdException w:name="Light List Accent 5" w:uiPriority="61"/>
-    <w:lsdException w:name="Light Grid Accent 5" w:uiPriority="62"/>
-    <w:lsdException w:name="Medium Shading 1 Accent 5" w:uiPriority="63"/>
-    <w:lsdException w:name="Medium Shading 2 Accent 5" w:uiPriority="64"/>
-    <w:lsdException w:name="Medium List 1 Accent 5" w:uiPriority="65"/>
-    <w:lsdException w:name="Medium List 2 Accent 5" w:uiPriority="66"/>
-    <w:lsdException w:name="Medium Grid 1 Accent 5" w:uiPriority="67"/>
-    <w:lsdException w:name="Medium Grid 2 Accent 5" w:uiPriority="68"/>
-    <w:lsdException w:name="Medium Grid 3 Accent 5" w:uiPriority="69"/>
-    <w:lsdException w:name="Dark List Accent 5" w:uiPriority="70"/>
-    <w:lsdException w:name="Colorful Shading Accent 5" w:uiPriority="71"/>
-    <w:lsdException w:name="Colorful List Accent 5" w:uiPriority="72"/>
-    <w:lsdException w:name="Colorful Grid Accent 5" w:uiPriority="73"/>
-    <w:lsdException w:name="Light Shading Accent 6" w:uiPriority="60"/>
-    <w:lsdException w:name="Light List Accent 6" w:uiPriority="61"/>
-    <w:lsdException w:name="Light Grid Accent 6" w:uiPriority="62"/>
-    <w:lsdException w:name="Medium Shading 1 Accent 6" w:uiPriority="63"/>
-    <w:lsdException w:name="Medium Shading 2 Accent 6" w:uiPriority="64"/>
-    <w:lsdException w:name="Medium List 1 Accent 6" w:uiPriority="65"/>
-    <w:lsdException w:name="Medium List 2 Accent 6" w:uiPriority="66"/>
-    <w:lsdException w:name="Medium Grid 1 Accent 6" w:uiPriority="67"/>
-    <w:lsdException w:name="Medium Grid 2 Accent 6" w:uiPriority="68"/>
-    <w:lsdException w:name="Medium Grid 3 Accent 6" w:uiPriority="69"/>
-    <w:lsdException w:name="Dark List Accent 6" w:uiPriority="70"/>
-    <w:lsdException w:name="Colorful Shading Accent 6" w:uiPriority="71"/>
-    <w:lsdException w:name="Colorful List Accent 6" w:uiPriority="72"/>
-    <w:lsdException w:name="Colorful Grid Accent 6" w:uiPriority="73"/>
-    <w:lsdException w:name="Subtle Emphasis" w:uiPriority="19"/>
-    <w:lsdException w:name="Intense Emphasis" w:uiPriority="21"/>
-    <w:lsdException w:name="Subtle Reference" w:uiPriority="31"/>
-    <w:lsdException w:name="Intense Reference" w:uiPriority="32"/>
-    <w:lsdException w:name="Book Title" w:uiPriority="33"/>
-    <w:lsdException w:name="Bibliography" w:semiHidden="1" w:uiPriority="37" w:unhideWhenUsed="1"/>
-    <w:lsdException w:name="TOC Heading" w:semiHidden="1" w:uiPriority="39" w:unhideWhenUsed="1" w:qFormat="1"/>
-    <w:lsdException w:name="Plain Table 1" w:uiPriority="41"/>
-    <w:lsdException w:name="Plain Table 2" w:uiPriority="42"/>
-    <w:lsdException w:name="Plain Table 3" w:uiPriority="43"/>
-    <w:lsdException w:name="Plain Table 4" w:uiPriority="44"/>
-    <w:lsdException w:name="Plain Table 5" w:uiPriority="45"/>
-    <w:lsdException w:name="Grid Table Light" w:uiPriority="40"/>
-    <w:lsdException w:name="Grid Table 1 Light" w:uiPriority="46"/>
-    <w:lsdException w:name="Grid Table 2" w:uiPriority="47"/>
-    <w:lsdException w:name="Grid Table 3" w:uiPriority="48"/>
-    <w:lsdException w:name="Grid Table 4" w:uiPriority="49"/>
-    <w:lsdException w:name="Grid Table 5 Dark" w:uiPriority="50"/>
-    <w:lsdException w:name="Grid Table 6 Colorful" w:uiPriority="51"/>
-    <w:lsdException w:name="Grid Table 7 Colorful" w:uiPriority="52"/>
-    <w:lsdException w:name="Grid Table 1 Light Accent 1" w:uiPriority="46"/>
-    <w:lsdException w:name="Grid Table 2 Accent 1" w:uiPriority="47"/>
-    <w:lsdException w:name="Grid Table 3 Accent 1" w:uiPriority="48"/>
-    <w:lsdException w:name="Grid Table 4 Accent 1" w:uiPriority="49"/>
-    <w:lsdException w:name="Grid Table 5 Dark Accent 1" w:uiPriority="50"/>
-    <w:lsdException w:name="Grid Table 6 Colorful Accent 1" w:uiPriority="51"/>
-    <w:lsdException w:name="Grid Table 7 Colorful Accent 1" w:uiPriority="52"/>
-    <w:lsdException w:name="Grid Table 1 Light Accent 2" w:uiPriority="46"/>
-    <w:lsdException w:name="Grid Table 2 Accent 2" w:uiPriority="47"/>
-    <w:lsdException w:name="Grid Table 3 Accent 2" w:uiPriority="48"/>
-    <w:lsdException w:name="Grid Table 4 Accent 2" w:uiPriority="49"/>
-    <w:lsdException w:name="Grid Table 5 Dark Accent 2" w:uiPriority="50"/>
-    <w:lsdException w:name="Grid Table 6 Colorful Accent 2" w:uiPriority="51"/>
-    <w:lsdException w:name="Grid Table 7 Colorful Accent 2" w:uiPriority="52"/>
-    <w:lsdException w:name="Grid Table 1 Light Accent 3" w:uiPriority="46"/>
-    <w:lsdException w:name="Grid Table 2 Accent 3" w:uiPriority="47"/>
-    <w:lsdException w:name="Grid Table 3 Accent 3" w:uiPriority="48"/>
-    <w:lsdException w:name="Grid Table 4 Accent 3" w:uiPriority="49"/>
-    <w:lsdException w:name="Grid Table 5 Dark Accent 3" w:uiPriority="50"/>
-    <w:lsdException w:name="Grid Table 6 Colorful Accent 3" w:uiPriority="51"/>
-    <w:lsdException w:name="Grid Table 7 Colorful Accent 3" w:uiPriority="52"/>
-    <w:lsdException w:name="Grid Table 1 Light Accent 4" w:uiPriority="46"/>
-    <w:lsdException w:name="Grid Table 2 Accent 4" w:uiPriority="47"/>
-    <w:lsdException w:name="Grid Table 3 Accent 4" w:uiPriority="48"/>
-    <w:lsdException w:name="Grid Table 4 Accent 4" w:uiPriority="49"/>
-    <w:lsdException w:name="Grid Table 5 Dark Accent 4" w:uiPriority="50"/>
-    <w:lsdException w:name="Grid Table 6 Colorful Accent 4" w:uiPriority="51"/>
-    <w:lsdException w:name="Grid Table 7 Colorful Accent 4" w:uiPriority="52"/>
-    <w:lsdException w:name="Grid Table 1 Light Accent 5" w:uiPriority="46"/>
-    <w:lsdException w:name="Grid Table 2 Accent 5" w:uiPriority="47"/>
-    <w:lsdException w:name="Grid Table 3 Accent 5" w:uiPriority="48"/>
-    <w:lsdException w:name="Grid Table 4 Accent 5" w:uiPriority="49"/>
-    <w:lsdException w:name="Grid Table 5 Dark Accent 5" w:uiPriority="50"/>
-    <w:lsdException w:name="Grid Table 6 Colorful Accent 5" w:uiPriority="51"/>
-    <w:lsdException w:name="Grid Table 7 Colorful Accent 5" w:uiPriority="52"/>
-    <w:lsdException w:name="Grid Table 1 Light Accent 6" w:uiPriority="46"/>
-    <w:lsdException w:name="Grid Table 2 Accent 6" w:uiPriority="47"/>
-    <w:lsdException w:name="Grid Table 3 Accent 6" w:uiPriority="48"/>
-    <w:lsdException w:name="Grid Table 4 Accent 6" w:uiPriority="49"/>
-    <w:lsdException w:name="Grid Table 5 Dark Accent 6" w:uiPriority="50"/>
-    <w:lsdException w:name="Grid Table 6 Colorful Accent 6" w:uiPriority="51"/>
-    <w:lsdException w:name="Grid Table 7 Colorful Accent 6" w:uiPriority="52"/>
-    <w:lsdException w:name="List Table 1 Light" w:uiPriority="46"/>
-    <w:lsdException w:name="List Table 2" w:uiPriority="47"/>
-    <w:lsdException w:name="List Table 3" w:uiPriority="48"/>
-    <w:lsdException w:name="List Table 4" w:uiPriority="49"/>
-    <w:lsdException w:name="List Table 5 Dark" w:uiPriority="50"/>
-    <w:lsdException w:name="List Table 6 Colorful" w:uiPriority="51"/>
-    <w:lsdException w:name="List Table 7 Colorful" w:uiPriority="52"/>
-    <w:lsdException w:name="List Table 1 Light Accent 1" w:uiPriority="46"/>
-    <w:lsdException w:name="List Table 2 Accent 1" w:uiPriority="47"/>
-    <w:lsdException w:name="List Table 3 Accent 1" w:uiPriority="48"/>
-    <w:lsdException w:name="List Table 4 Accent 1" w:uiPriority="49"/>
-    <w:lsdException w:name="List Table 5 Dark Accent 1" w:uiPriority="50"/>
-    <w:lsdException w:name="List Table 6 Colorful Accent 1" w:uiPriority="51"/>
-    <w:lsdException w:name="List Table 7 Colorful Accent 1" w:uiPriority="52"/>
-    <w:lsdException w:name="List Table 1 Light Accent 2" w:uiPriority="46"/>
-    <w:lsdException w:name="List Table 2 Accent 2" w:uiPriority="47"/>
-    <w:lsdException w:name="List Table 3 Accent 2" w:uiPriority="48"/>
-    <w:lsdException w:name="List Table 4 Accent 2" w:uiPriority="49"/>
-    <w:lsdException w:name="List Table 5 Dark Accent 2" w:uiPriority="50"/>
-    <w:lsdException w:name="List Table 6 Colorful Accent 2" w:uiPriority="51"/>
-    <w:lsdException w:name="List Table 7 Colorful Accent 2" w:uiPriority="52"/>
-    <w:lsdException w:name="List Table 1 Light Accent 3" w:uiPriority="46"/>
-    <w:lsdException w:name="List Table 2 Accent 3" w:uiPriority="47"/>
-    <w:lsdException w:name="List Table 3 Accent 3" w:uiPriority="48"/>
-    <w:lsdException w:name="List Table 4 Accent 3" w:uiPriority="49"/>
-    <w:lsdException w:name="List Table 5 Dark Accent 3" w:uiPriority="50"/>
-    <w:lsdException w:name="List Table 6 Colorful Accent 3" w:uiPriority="51"/>
-    <w:lsdException w:name="List Table 7 Colorful Accent 3" w:uiPriority="52"/>
-    <w:lsdException w:name="List Table 1 Light Accent 4" w:uiPriority="46"/>
-    <w:lsdException w:name="List Table 2 Accent 4" w:uiPriority="47"/>
-    <w:lsdException w:name="List Table 3 Accent 4" w:uiPriority="48"/>
-    <w:lsdException w:name="List Table 4 Accent 4" w:uiPriority="49"/>
-    <w:lsdException w:name="List Table 5 Dark Accent 4" w:uiPriority="50"/>
-    <w:lsdException w:name="List Table 6 Colorful Accent 4" w:uiPriority="51"/>
-    <w:lsdException w:name="List Table 7 Colorful Accent 4" w:uiPriority="52"/>
-    <w:lsdException w:name="List Table 1 Light Accent 5" w:uiPriority="46"/>
-    <w:lsdException w:name="List Table 2 Accent 5" w:uiPriority="47"/>
-    <w:lsdException w:name="List Table 3 Accent 5" w:uiPriority="48"/>
-    <w:lsdException w:name="List Table 4 Accent 5" w:uiPriority="49"/>
-    <w:lsdException w:name="List Table 5 Dark Accent 5" w:uiPriority="50"/>
-    <w:lsdException w:name="List Table 6 Colorful Accent 5" w:uiPriority="51"/>
-    <w:lsdException w:name="List Table 7 Colorful Accent 5" w:uiPriority="52"/>
-    <w:lsdException w:name="List Table 1 Light Accent 6" w:uiPriority="46"/>
-    <w:lsdException w:name="List Table 2 Accent 6" w:uiPriority="47"/>
-    <w:lsdException w:name="List Table 3 Accent 6" w:uiPriority="48"/>
-    <w:lsdException w:name="List Table 4 Accent 6" w:uiPriority="49"/>
-    <w:lsdException w:name="List Table 5 Dark Accent 6" w:uiPriority="50"/>
-    <w:lsdException w:name="List Table 6 Colorful Accent 6" w:uiPriority="51"/>
-    <w:lsdException w:name="List Table 7 Colorful Accent 6" w:uiPriority="52"/>
-    <w:lsdException w:name="Mention" w:semiHidden="1" w:unhideWhenUsed="1"/>
-    <w:lsdException w:name="Smart Hyperlink" w:semiHidden="1" w:unhideWhenUsed="1"/>
-    <w:lsdException w:name="Hashtag" w:semiHidden="1" w:unhideWhenUsed="1"/>
-    <w:lsdException w:name="Unresolved Mention" w:semiHidden="1" w:unhideWhenUsed="1"/>
-    <w:lsdException w:name="Smart Link" w:semiHidden="1" w:unhideWhenUsed="1"/>
+  <w:latentStyles w:count="260" w:defQFormat="0" w:defUnhideWhenUsed="1" w:defSemiHidden="1" w:defUIPriority="99" w:defLockedState="0">
+    <w:lsdException w:qFormat="1" w:unhideWhenUsed="0" w:uiPriority="0" w:semiHidden="0" w:name="Normal"/>
+    <w:lsdException w:unhideWhenUsed="0" w:uiPriority="9" w:semiHidden="0" w:name="heading 1"/>
+    <w:lsdException w:uiPriority="9" w:name="heading 2"/>
+    <w:lsdException w:qFormat="1" w:uiPriority="9" w:name="heading 3"/>
+    <w:lsdException w:qFormat="1" w:uiPriority="9" w:name="heading 4"/>
+    <w:lsdException w:qFormat="1" w:uiPriority="9" w:name="heading 5"/>
+    <w:lsdException w:qFormat="1" w:uiPriority="9" w:name="heading 6"/>
+    <w:lsdException w:qFormat="1" w:uiPriority="9" w:name="heading 7"/>
+    <w:lsdException w:qFormat="1" w:uiPriority="9" w:name="heading 8"/>
+    <w:lsdException w:qFormat="1" w:uiPriority="9" w:name="heading 9"/>
+    <w:lsdException w:uiPriority="99" w:name="index 1"/>
+    <w:lsdException w:uiPriority="99" w:name="index 2"/>
+    <w:lsdException w:uiPriority="99" w:name="index 3"/>
+    <w:lsdException w:uiPriority="99" w:name="index 4"/>
+    <w:lsdException w:uiPriority="99" w:name="index 5"/>
+    <w:lsdException w:uiPriority="99" w:name="index 6"/>
+    <w:lsdException w:uiPriority="99" w:name="index 7"/>
+    <w:lsdException w:uiPriority="99" w:name="index 8"/>
+    <w:lsdException w:uiPriority="99" w:name="index 9"/>
+    <w:lsdException w:uiPriority="39" w:name="toc 1"/>
+    <w:lsdException w:uiPriority="39" w:name="toc 2"/>
+    <w:lsdException w:uiPriority="39" w:name="toc 3"/>
+    <w:lsdException w:uiPriority="39" w:name="toc 4"/>
+    <w:lsdException w:uiPriority="39" w:name="toc 5"/>
+    <w:lsdException w:uiPriority="39" w:name="toc 6"/>
+    <w:lsdException w:uiPriority="39" w:name="toc 7"/>
+    <w:lsdException w:uiPriority="39" w:name="toc 8"/>
+    <w:lsdException w:uiPriority="39" w:name="toc 9"/>
+    <w:lsdException w:uiPriority="99" w:name="Normal Indent"/>
+    <w:lsdException w:uiPriority="99" w:name="footnote text"/>
+    <w:lsdException w:uiPriority="99" w:name="annotation text"/>
+    <w:lsdException w:qFormat="1" w:uiPriority="99" w:semiHidden="0" w:name="header"/>
+    <w:lsdException w:uiPriority="99" w:semiHidden="0" w:name="footer"/>
+    <w:lsdException w:uiPriority="99" w:name="index heading"/>
+    <w:lsdException w:qFormat="1" w:uiPriority="35" w:name="caption"/>
+    <w:lsdException w:uiPriority="99" w:name="table of figures"/>
+    <w:lsdException w:uiPriority="99" w:name="envelope address"/>
+    <w:lsdException w:uiPriority="99" w:name="envelope return"/>
+    <w:lsdException w:uiPriority="99" w:name="footnote reference"/>
+    <w:lsdException w:uiPriority="99" w:name="annotation reference"/>
+    <w:lsdException w:uiPriority="99" w:name="line number"/>
+    <w:lsdException w:uiPriority="99" w:name="page number"/>
+    <w:lsdException w:uiPriority="99" w:name="endnote reference"/>
+    <w:lsdException w:uiPriority="99" w:name="endnote text"/>
+    <w:lsdException w:uiPriority="99" w:name="table of authorities"/>
+    <w:lsdException w:uiPriority="99" w:name="macro"/>
+    <w:lsdException w:uiPriority="99" w:name="toa heading"/>
+    <w:lsdException w:uiPriority="99" w:name="List"/>
+    <w:lsdException w:uiPriority="99" w:name="List Bullet"/>
+    <w:lsdException w:uiPriority="99" w:name="List Number"/>
+    <w:lsdException w:uiPriority="99" w:name="List 2"/>
+    <w:lsdException w:uiPriority="99" w:name="List 3"/>
+    <w:lsdException w:uiPriority="99" w:name="List 4"/>
+    <w:lsdException w:uiPriority="99" w:name="List 5"/>
+    <w:lsdException w:uiPriority="99" w:name="List Bullet 2"/>
+    <w:lsdException w:uiPriority="99" w:name="List Bullet 3"/>
+    <w:lsdException w:uiPriority="99" w:name="List Bullet 4"/>
+    <w:lsdException w:uiPriority="99" w:name="List Bullet 5"/>
+    <w:lsdException w:uiPriority="99" w:name="List Number 2"/>
+    <w:lsdException w:uiPriority="99" w:name="List Number 3"/>
+    <w:lsdException w:uiPriority="99" w:name="List Number 4"/>
+    <w:lsdException w:uiPriority="99" w:name="List Number 5"/>
+    <w:lsdException w:unhideWhenUsed="0" w:uiPriority="10" w:semiHidden="0" w:name="Title"/>
+    <w:lsdException w:uiPriority="99" w:name="Closing"/>
+    <w:lsdException w:uiPriority="99" w:name="Signature"/>
+    <w:lsdException w:uiPriority="1" w:name="Default Paragraph Font"/>
+    <w:lsdException w:uiPriority="99" w:name="Body Text"/>
+    <w:lsdException w:uiPriority="99" w:name="Body Text Indent"/>
+    <w:lsdException w:uiPriority="99" w:name="List Continue"/>
+    <w:lsdException w:uiPriority="99" w:name="List Continue 2"/>
+    <w:lsdException w:uiPriority="99" w:name="List Continue 3"/>
+    <w:lsdException w:uiPriority="99" w:name="List Continue 4"/>
+    <w:lsdException w:uiPriority="99" w:name="List Continue 5"/>
+    <w:lsdException w:uiPriority="99" w:name="Message Header"/>
+    <w:lsdException w:unhideWhenUsed="0" w:uiPriority="11" w:semiHidden="0" w:name="Subtitle"/>
+    <w:lsdException w:uiPriority="99" w:name="Salutation"/>
+    <w:lsdException w:uiPriority="99" w:name="Date"/>
+    <w:lsdException w:uiPriority="99" w:name="Body Text First Indent"/>
+    <w:lsdException w:uiPriority="99" w:name="Body Text First Indent 2"/>
+    <w:lsdException w:uiPriority="99" w:name="Note Heading"/>
+    <w:lsdException w:uiPriority="99" w:name="Body Text 2"/>
+    <w:lsdException w:uiPriority="99" w:name="Body Text 3"/>
+    <w:lsdException w:uiPriority="99" w:name="Body Text Indent 2"/>
+    <w:lsdException w:uiPriority="99" w:name="Body Text Indent 3"/>
+    <w:lsdException w:uiPriority="99" w:name="Block Text"/>
+    <w:lsdException w:uiPriority="99" w:name="Hyperlink"/>
+    <w:lsdException w:uiPriority="99" w:name="FollowedHyperlink"/>
+    <w:lsdException w:unhideWhenUsed="0" w:uiPriority="22" w:semiHidden="0" w:name="Strong"/>
+    <w:lsdException w:unhideWhenUsed="0" w:uiPriority="20" w:semiHidden="0" w:name="Emphasis"/>
+    <w:lsdException w:uiPriority="99" w:name="Document Map"/>
+    <w:lsdException w:uiPriority="99" w:name="Plain Text"/>
+    <w:lsdException w:uiPriority="99" w:name="E-mail Signature"/>
+    <w:lsdException w:qFormat="1" w:uiPriority="99" w:name="Normal (Web)"/>
+    <w:lsdException w:uiPriority="99" w:name="HTML Acronym"/>
+    <w:lsdException w:uiPriority="99" w:name="HTML Address"/>
+    <w:lsdException w:uiPriority="99" w:name="HTML Cite"/>
+    <w:lsdException w:uiPriority="99" w:name="HTML Code"/>
+    <w:lsdException w:uiPriority="99" w:name="HTML Definition"/>
+    <w:lsdException w:uiPriority="99" w:name="HTML Keyboard"/>
+    <w:lsdException w:uiPriority="99" w:name="HTML Preformatted"/>
+    <w:lsdException w:uiPriority="99" w:name="HTML Sample"/>
+    <w:lsdException w:uiPriority="99" w:name="HTML Typewriter"/>
+    <w:lsdException w:uiPriority="99" w:name="HTML Variable"/>
+    <w:lsdException w:qFormat="1" w:uiPriority="99" w:name="Normal Table"/>
+    <w:lsdException w:uiPriority="99" w:name="annotation subject"/>
+    <w:lsdException w:uiPriority="99" w:name="Table Simple 1"/>
+    <w:lsdException w:uiPriority="99" w:name="Table Simple 2"/>
+    <w:lsdException w:uiPriority="99" w:name="Table Simple 3"/>
+    <w:lsdException w:uiPriority="99" w:name="Table Classic 1"/>
+    <w:lsdException w:uiPriority="99" w:name="Table Classic 2"/>
+    <w:lsdException w:uiPriority="99" w:name="Table Classic 3"/>
+    <w:lsdException w:uiPriority="99" w:name="Table Classic 4"/>
+    <w:lsdException w:uiPriority="99" w:name="Table Colorful 1"/>
+    <w:lsdException w:uiPriority="99" w:name="Table Colorful 2"/>
+    <w:lsdException w:uiPriority="99" w:name="Table Colorful 3"/>
+    <w:lsdException w:uiPriority="99" w:name="Table Columns 1"/>
+    <w:lsdException w:uiPriority="99" w:name="Table Columns 2"/>
+    <w:lsdException w:uiPriority="99" w:name="Table Columns 3"/>
+    <w:lsdException w:uiPriority="99" w:name="Table Columns 4"/>
+    <w:lsdException w:uiPriority="99" w:name="Table Columns 5"/>
+    <w:lsdException w:uiPriority="99" w:name="Table Grid 1"/>
+    <w:lsdException w:uiPriority="99" w:name="Table Grid 2"/>
+    <w:lsdException w:uiPriority="99" w:name="Table Grid 3"/>
+    <w:lsdException w:uiPriority="99" w:name="Table Grid 4"/>
+    <w:lsdException w:uiPriority="99" w:name="Table Grid 5"/>
+    <w:lsdException w:uiPriority="99" w:name="Table Grid 6"/>
+    <w:lsdException w:uiPriority="99" w:name="Table Grid 7"/>
+    <w:lsdException w:uiPriority="99" w:name="Table Grid 8"/>
+    <w:lsdException w:uiPriority="99" w:name="Table List 1"/>
+    <w:lsdException w:uiPriority="99" w:name="Table List 2"/>
+    <w:lsdException w:uiPriority="99" w:name="Table List 3"/>
+    <w:lsdException w:uiPriority="99" w:name="Table List 4"/>
+    <w:lsdException w:uiPriority="99" w:name="Table List 5"/>
+    <w:lsdException w:uiPriority="99" w:name="Table List 6"/>
+    <w:lsdException w:uiPriority="99" w:name="Table List 7"/>
+    <w:lsdException w:uiPriority="99" w:name="Table List 8"/>
+    <w:lsdException w:uiPriority="99" w:name="Table 3D effects 1"/>
+    <w:lsdException w:uiPriority="99" w:name="Table 3D effects 2"/>
+    <w:lsdException w:uiPriority="99" w:name="Table 3D effects 3"/>
+    <w:lsdException w:uiPriority="99" w:name="Table Contemporary"/>
+    <w:lsdException w:uiPriority="99" w:name="Table Elegant"/>
+    <w:lsdException w:uiPriority="99" w:name="Table Professional"/>
+    <w:lsdException w:uiPriority="99" w:name="Table Subtle 1"/>
+    <w:lsdException w:uiPriority="99" w:name="Table Subtle 2"/>
+    <w:lsdException w:uiPriority="99" w:name="Table Web 1"/>
+    <w:lsdException w:uiPriority="99" w:name="Table Web 2"/>
+    <w:lsdException w:uiPriority="99" w:name="Table Web 3"/>
+    <w:lsdException w:uiPriority="99" w:name="Balloon Text"/>
+    <w:lsdException w:qFormat="1" w:unhideWhenUsed="0" w:uiPriority="59" w:semiHidden="0" w:name="Table Grid"/>
+    <w:lsdException w:uiPriority="99" w:name="Table Theme"/>
+    <w:lsdException w:unhideWhenUsed="0" w:uiPriority="60" w:semiHidden="0" w:name="Light Shading"/>
+    <w:lsdException w:unhideWhenUsed="0" w:uiPriority="61" w:semiHidden="0" w:name="Light List"/>
+    <w:lsdException w:unhideWhenUsed="0" w:uiPriority="62" w:semiHidden="0" w:name="Light Grid"/>
+    <w:lsdException w:unhideWhenUsed="0" w:uiPriority="63" w:semiHidden="0" w:name="Medium Shading 1"/>
+    <w:lsdException w:unhideWhenUsed="0" w:uiPriority="64" w:semiHidden="0" w:name="Medium Shading 2"/>
+    <w:lsdException w:unhideWhenUsed="0" w:uiPriority="65" w:semiHidden="0" w:name="Medium List 1"/>
+    <w:lsdException w:unhideWhenUsed="0" w:uiPriority="66" w:semiHidden="0" w:name="Medium List 2"/>
+    <w:lsdException w:unhideWhenUsed="0" w:uiPriority="67" w:semiHidden="0" w:name="Medium Grid 1"/>
+    <w:lsdException w:unhideWhenUsed="0" w:uiPriority="68" w:semiHidden="0" w:name="Medium Grid 2"/>
+    <w:lsdException w:unhideWhenUsed="0" w:uiPriority="69" w:semiHidden="0" w:name="Medium Grid 3"/>
+    <w:lsdException w:unhideWhenUsed="0" w:uiPriority="70" w:semiHidden="0" w:name="Dark List"/>
+    <w:lsdException w:unhideWhenUsed="0" w:uiPriority="71" w:semiHidden="0" w:name="Colorful Shading"/>
+    <w:lsdException w:unhideWhenUsed="0" w:uiPriority="72" w:semiHidden="0" w:name="Colorful List"/>
+    <w:lsdException w:unhideWhenUsed="0" w:uiPriority="73" w:semiHidden="0" w:name="Colorful Grid"/>
+    <w:lsdException w:unhideWhenUsed="0" w:uiPriority="60" w:semiHidden="0" w:name="Light Shading Accent 1"/>
+    <w:lsdException w:unhideWhenUsed="0" w:uiPriority="61" w:semiHidden="0" w:name="Light List Accent 1"/>
+    <w:lsdException w:unhideWhenUsed="0" w:uiPriority="62" w:semiHidden="0" w:name="Light Grid Accent 1"/>
+    <w:lsdException w:unhideWhenUsed="0" w:uiPriority="63" w:semiHidden="0" w:name="Medium Shading 1 Accent 1"/>
+    <w:lsdException w:unhideWhenUsed="0" w:uiPriority="64" w:semiHidden="0" w:name="Medium Shading 2 Accent 1"/>
+    <w:lsdException w:unhideWhenUsed="0" w:uiPriority="65" w:semiHidden="0" w:name="Medium List 1 Accent 1"/>
+    <w:lsdException w:qFormat="1" w:unhideWhenUsed="0" w:uiPriority="34" w:semiHidden="0" w:name="List Paragraph"/>
+    <w:lsdException w:unhideWhenUsed="0" w:uiPriority="66" w:semiHidden="0" w:name="Medium List 2 Accent 1"/>
+    <w:lsdException w:unhideWhenUsed="0" w:uiPriority="67" w:semiHidden="0" w:name="Medium Grid 1 Accent 1"/>
+    <w:lsdException w:unhideWhenUsed="0" w:uiPriority="68" w:semiHidden="0" w:name="Medium Grid 2 Accent 1"/>
+    <w:lsdException w:unhideWhenUsed="0" w:uiPriority="69" w:semiHidden="0" w:name="Medium Grid 3 Accent 1"/>
+    <w:lsdException w:unhideWhenUsed="0" w:uiPriority="70" w:semiHidden="0" w:name="Dark List Accent 1"/>
+    <w:lsdException w:unhideWhenUsed="0" w:uiPriority="71" w:semiHidden="0" w:name="Colorful Shading Accent 1"/>
+    <w:lsdException w:unhideWhenUsed="0" w:uiPriority="72" w:semiHidden="0" w:name="Colorful List Accent 1"/>
+    <w:lsdException w:unhideWhenUsed="0" w:uiPriority="73" w:semiHidden="0" w:name="Colorful Grid Accent 1"/>
+    <w:lsdException w:unhideWhenUsed="0" w:uiPriority="60" w:semiHidden="0" w:name="Light Shading Accent 2"/>
+    <w:lsdException w:unhideWhenUsed="0" w:uiPriority="61" w:semiHidden="0" w:name="Light List Accent 2"/>
+    <w:lsdException w:unhideWhenUsed="0" w:uiPriority="62" w:semiHidden="0" w:name="Light Grid Accent 2"/>
+    <w:lsdException w:unhideWhenUsed="0" w:uiPriority="63" w:semiHidden="0" w:name="Medium Shading 1 Accent 2"/>
+    <w:lsdException w:unhideWhenUsed="0" w:uiPriority="64" w:semiHidden="0" w:name="Medium Shading 2 Accent 2"/>
+    <w:lsdException w:unhideWhenUsed="0" w:uiPriority="65" w:semiHidden="0" w:name="Medium List 1 Accent 2"/>
+    <w:lsdException w:unhideWhenUsed="0" w:uiPriority="66" w:semiHidden="0" w:name="Medium List 2 Accent 2"/>
+    <w:lsdException w:unhideWhenUsed="0" w:uiPriority="67" w:semiHidden="0" w:name="Medium Grid 1 Accent 2"/>
+    <w:lsdException w:unhideWhenUsed="0" w:uiPriority="68" w:semiHidden="0" w:name="Medium Grid 2 Accent 2"/>
+    <w:lsdException w:unhideWhenUsed="0" w:uiPriority="69" w:semiHidden="0" w:name="Medium Grid 3 Accent 2"/>
+    <w:lsdException w:unhideWhenUsed="0" w:uiPriority="70" w:semiHidden="0" w:name="Dark List Accent 2"/>
+    <w:lsdException w:unhideWhenUsed="0" w:uiPriority="71" w:semiHidden="0" w:name="Colorful Shading Accent 2"/>
+    <w:lsdException w:unhideWhenUsed="0" w:uiPriority="72" w:semiHidden="0" w:name="Colorful List Accent 2"/>
+    <w:lsdException w:unhideWhenUsed="0" w:uiPriority="73" w:semiHidden="0" w:name="Colorful Grid Accent 2"/>
+    <w:lsdException w:unhideWhenUsed="0" w:uiPriority="60" w:semiHidden="0" w:name="Light Shading Accent 3"/>
+    <w:lsdException w:unhideWhenUsed="0" w:uiPriority="61" w:semiHidden="0" w:name="Light List Accent 3"/>
+    <w:lsdException w:unhideWhenUsed="0" w:uiPriority="62" w:semiHidden="0" w:name="Light Grid Accent 3"/>
+    <w:lsdException w:unhideWhenUsed="0" w:uiPriority="63" w:semiHidden="0" w:name="Medium Shading 1 Accent 3"/>
+    <w:lsdException w:unhideWhenUsed="0" w:uiPriority="64" w:semiHidden="0" w:name="Medium Shading 2 Accent 3"/>
+    <w:lsdException w:unhideWhenUsed="0" w:uiPriority="65" w:semiHidden="0" w:name="Medium List 1 Accent 3"/>
+    <w:lsdException w:unhideWhenUsed="0" w:uiPriority="66" w:semiHidden="0" w:name="Medium List 2 Accent 3"/>
+    <w:lsdException w:unhideWhenUsed="0" w:uiPriority="67" w:semiHidden="0" w:name="Medium Grid 1 Accent 3"/>
+    <w:lsdException w:unhideWhenUsed="0" w:uiPriority="68" w:semiHidden="0" w:name="Medium Grid 2 Accent 3"/>
+    <w:lsdException w:unhideWhenUsed="0" w:uiPriority="69" w:semiHidden="0" w:name="Medium Grid 3 Accent 3"/>
+    <w:lsdException w:unhideWhenUsed="0" w:uiPriority="70" w:semiHidden="0" w:name="Dark List Accent 3"/>
+    <w:lsdException w:unhideWhenUsed="0" w:uiPriority="71" w:semiHidden="0" w:name="Colorful Shading Accent 3"/>
+    <w:lsdException w:unhideWhenUsed="0" w:uiPriority="72" w:semiHidden="0" w:name="Colorful List Accent 3"/>
+    <w:lsdException w:unhideWhenUsed="0" w:uiPriority="73" w:semiHidden="0" w:name="Colorful Grid Accent 3"/>
+    <w:lsdException w:unhideWhenUsed="0" w:uiPriority="60" w:semiHidden="0" w:name="Light Shading Accent 4"/>
+    <w:lsdException w:unhideWhenUsed="0" w:uiPriority="61" w:semiHidden="0" w:name="Light List Accent 4"/>
+    <w:lsdException w:unhideWhenUsed="0" w:uiPriority="62" w:semiHidden="0" w:name="Light Grid Accent 4"/>
+    <w:lsdException w:unhideWhenUsed="0" w:uiPriority="63" w:semiHidden="0" w:name="Medium Shading 1 Accent 4"/>
+    <w:lsdException w:unhideWhenUsed="0" w:uiPriority="64" w:semiHidden="0" w:name="Medium Shading 2 Accent 4"/>
+    <w:lsdException w:unhideWhenUsed="0" w:uiPriority="65" w:semiHidden="0" w:name="Medium List 1 Accent 4"/>
+    <w:lsdException w:unhideWhenUsed="0" w:uiPriority="66" w:semiHidden="0" w:name="Medium List 2 Accent 4"/>
+    <w:lsdException w:unhideWhenUsed="0" w:uiPriority="67" w:semiHidden="0" w:name="Medium Grid 1 Accent 4"/>
+    <w:lsdException w:unhideWhenUsed="0" w:uiPriority="68" w:semiHidden="0" w:name="Medium Grid 2 Accent 4"/>
+    <w:lsdException w:unhideWhenUsed="0" w:uiPriority="69" w:semiHidden="0" w:name="Medium Grid 3 Accent 4"/>
+    <w:lsdException w:unhideWhenUsed="0" w:uiPriority="70" w:semiHidden="0" w:name="Dark List Accent 4"/>
+    <w:lsdException w:unhideWhenUsed="0" w:uiPriority="71" w:semiHidden="0" w:name="Colorful Shading Accent 4"/>
+    <w:lsdException w:unhideWhenUsed="0" w:uiPriority="72" w:semiHidden="0" w:name="Colorful List Accent 4"/>
+    <w:lsdException w:unhideWhenUsed="0" w:uiPriority="73" w:semiHidden="0" w:name="Colorful Grid Accent 4"/>
+    <w:lsdException w:unhideWhenUsed="0" w:uiPriority="60" w:semiHidden="0" w:name="Light Shading Accent 5"/>
+    <w:lsdException w:unhideWhenUsed="0" w:uiPriority="61" w:semiHidden="0" w:name="Light List Accent 5"/>
+    <w:lsdException w:unhideWhenUsed="0" w:uiPriority="62" w:semiHidden="0" w:name="Light Grid Accent 5"/>
+    <w:lsdException w:unhideWhenUsed="0" w:uiPriority="63" w:semiHidden="0" w:name="Medium Shading 1 Accent 5"/>
+    <w:lsdException w:unhideWhenUsed="0" w:uiPriority="64" w:semiHidden="0" w:name="Medium Shading 2 Accent 5"/>
+    <w:lsdException w:unhideWhenUsed="0" w:uiPriority="65" w:semiHidden="0" w:name="Medium List 1 Accent 5"/>
+    <w:lsdException w:unhideWhenUsed="0" w:uiPriority="66" w:semiHidden="0" w:name="Medium List 2 Accent 5"/>
+    <w:lsdException w:unhideWhenUsed="0" w:uiPriority="67" w:semiHidden="0" w:name="Medium Grid 1 Accent 5"/>
+    <w:lsdException w:unhideWhenUsed="0" w:uiPriority="68" w:semiHidden="0" w:name="Medium Grid 2 Accent 5"/>
+    <w:lsdException w:unhideWhenUsed="0" w:uiPriority="69" w:semiHidden="0" w:name="Medium Grid 3 Accent 5"/>
+    <w:lsdException w:unhideWhenUsed="0" w:uiPriority="70" w:semiHidden="0" w:name="Dark List Accent 5"/>
+    <w:lsdException w:unhideWhenUsed="0" w:uiPriority="71" w:semiHidden="0" w:name="Colorful Shading Accent 5"/>
+    <w:lsdException w:unhideWhenUsed="0" w:uiPriority="72" w:semiHidden="0" w:name="Colorful List Accent 5"/>
+    <w:lsdException w:unhideWhenUsed="0" w:uiPriority="73" w:semiHidden="0" w:name="Colorful Grid Accent 5"/>
+    <w:lsdException w:unhideWhenUsed="0" w:uiPriority="60" w:semiHidden="0" w:name="Light Shading Accent 6"/>
+    <w:lsdException w:unhideWhenUsed="0" w:uiPriority="61" w:semiHidden="0" w:name="Light List Accent 6"/>
+    <w:lsdException w:unhideWhenUsed="0" w:uiPriority="62" w:semiHidden="0" w:name="Light Grid Accent 6"/>
+    <w:lsdException w:unhideWhenUsed="0" w:uiPriority="63" w:semiHidden="0" w:name="Medium Shading 1 Accent 6"/>
+    <w:lsdException w:unhideWhenUsed="0" w:uiPriority="64" w:semiHidden="0" w:name="Medium Shading 2 Accent 6"/>
+    <w:lsdException w:unhideWhenUsed="0" w:uiPriority="65" w:semiHidden="0" w:name="Medium List 1 Accent 6"/>
+    <w:lsdException w:unhideWhenUsed="0" w:uiPriority="66" w:semiHidden="0" w:name="Medium List 2 Accent 6"/>
+    <w:lsdException w:unhideWhenUsed="0" w:uiPriority="67" w:semiHidden="0" w:name="Medium Grid 1 Accent 6"/>
+    <w:lsdException w:unhideWhenUsed="0" w:uiPriority="68" w:semiHidden="0" w:name="Medium Grid 2 Accent 6"/>
+    <w:lsdException w:unhideWhenUsed="0" w:uiPriority="69" w:semiHidden="0" w:name="Medium Grid 3 Accent 6"/>
+    <w:lsdException w:unhideWhenUsed="0" w:uiPriority="70" w:semiHidden="0" w:name="Dark List Accent 6"/>
+    <w:lsdException w:unhideWhenUsed="0" w:uiPriority="71" w:semiHidden="0" w:name="Colorful Shading Accent 6"/>
+    <w:lsdException w:unhideWhenUsed="0" w:uiPriority="72" w:semiHidden="0" w:name="Colorful List Accent 6"/>
+    <w:lsdException w:unhideWhenUsed="0" w:uiPriority="73" w:semiHidden="0" w:name="Colorful Grid Accent 6"/>
   </w:latentStyles>
-  <w:style w:type="paragraph" w:default="1" w:styleId="a">
+  <w:style w:type="paragraph" w:default="1" w:styleId="1">
     <w:name w:val="Normal"/>
+    <w:qFormat/>
+    <w:uiPriority w:val="0"/>
     <w:pPr>
       <w:widowControl w:val="0"/>
       <w:jc w:val="both"/>
     </w:pPr>
+    <w:rPr>
+      <w:rFonts w:asciiTheme="minorHAnsi" w:hAnsiTheme="minorHAnsi" w:eastAsiaTheme="minorEastAsia" w:cstheme="minorBidi"/>
+      <w:kern w:val="2"/>
+      <w:sz w:val="21"/>
+      <w:szCs w:val="22"/>
+      <w:lang w:val="en-US" w:eastAsia="zh-CN" w:bidi="ar-SA"/>
+    </w:rPr>
   </w:style>
-  <w:style w:type="character" w:default="1" w:styleId="a0">
+  <w:style w:type="character" w:default="1" w:styleId="8">
     <w:name w:val="Default Paragraph Font"/>
-    <w:uiPriority w:val="1"/>
     <w:semiHidden/>
     <w:unhideWhenUsed/>
+    <w:uiPriority w:val="1"/>
   </w:style>
-  <w:style w:type="table" w:default="1" w:styleId="a1">
+  <w:style w:type="table" w:default="1" w:styleId="6">
     <w:name w:val="Normal Table"/>
-    <w:uiPriority w:val="99"/>
     <w:semiHidden/>
     <w:unhideWhenUsed/>
+    <w:qFormat/>
+    <w:uiPriority w:val="99"/>
     <w:tblPr>
-      <w:tblInd w:w="0" w:type="dxa"/>
       <w:tblCellMar>
         <w:top w:w="0" w:type="dxa"/>
         <w:left w:w="108" w:type="dxa"/>
@@ -7784,47 +5893,47 @@
       </w:tblCellMar>
     </w:tblPr>
   </w:style>
-  <w:style w:type="numbering" w:default="1" w:styleId="a2">
-    <w:name w:val="No List"/>
-    <w:uiPriority w:val="99"/>
+  <w:style w:type="paragraph" w:styleId="2">
+    <w:name w:val="Balloon Text"/>
+    <w:basedOn w:val="1"/>
+    <w:link w:val="9"/>
     <w:semiHidden/>
     <w:unhideWhenUsed/>
-  </w:style>
-  <w:style w:type="paragraph" w:styleId="a3">
-    <w:name w:val="Balloon Text"/>
-    <w:basedOn w:val="a"/>
-    <w:link w:val="a4"/>
     <w:uiPriority w:val="99"/>
-    <w:semiHidden/>
-    <w:unhideWhenUsed/>
-    <w:rsid w:val="005303B2"/>
     <w:rPr>
       <w:sz w:val="18"/>
       <w:szCs w:val="18"/>
     </w:rPr>
   </w:style>
-  <w:style w:type="character" w:customStyle="1" w:styleId="a4">
-    <w:name w:val="批注框文本 字符"/>
-    <w:basedOn w:val="a0"/>
-    <w:link w:val="a3"/>
+  <w:style w:type="paragraph" w:styleId="3">
+    <w:name w:val="footer"/>
+    <w:basedOn w:val="1"/>
+    <w:link w:val="11"/>
+    <w:unhideWhenUsed/>
     <w:uiPriority w:val="99"/>
-    <w:semiHidden/>
-    <w:rsid w:val="005303B2"/>
+    <w:pPr>
+      <w:tabs>
+        <w:tab w:val="center" w:pos="4153"/>
+        <w:tab w:val="right" w:pos="8306"/>
+      </w:tabs>
+      <w:snapToGrid w:val="0"/>
+      <w:jc w:val="left"/>
+    </w:pPr>
     <w:rPr>
       <w:sz w:val="18"/>
       <w:szCs w:val="18"/>
     </w:rPr>
   </w:style>
-  <w:style w:type="paragraph" w:styleId="a5">
+  <w:style w:type="paragraph" w:styleId="4">
     <w:name w:val="header"/>
-    <w:basedOn w:val="a"/>
-    <w:link w:val="a6"/>
+    <w:basedOn w:val="1"/>
+    <w:link w:val="10"/>
+    <w:unhideWhenUsed/>
+    <w:qFormat/>
     <w:uiPriority w:val="99"/>
-    <w:unhideWhenUsed/>
-    <w:rsid w:val="005303B2"/>
     <w:pPr>
       <w:pBdr>
-        <w:bottom w:val="single" w:sz="6" w:space="1" w:color="auto"/>
+        <w:bottom w:val="single" w:color="auto" w:sz="6" w:space="1"/>
       </w:pBdr>
       <w:tabs>
         <w:tab w:val="center" w:pos="4153"/>
@@ -7838,144 +5947,141 @@
       <w:szCs w:val="18"/>
     </w:rPr>
   </w:style>
-  <w:style w:type="character" w:customStyle="1" w:styleId="a6">
-    <w:name w:val="页眉 字符"/>
-    <w:basedOn w:val="a0"/>
-    <w:link w:val="a5"/>
+  <w:style w:type="paragraph" w:styleId="5">
+    <w:name w:val="Normal (Web)"/>
+    <w:basedOn w:val="1"/>
+    <w:semiHidden/>
+    <w:unhideWhenUsed/>
+    <w:qFormat/>
     <w:uiPriority w:val="99"/>
-    <w:rsid w:val="005303B2"/>
     <w:rPr>
-      <w:sz w:val="18"/>
-      <w:szCs w:val="18"/>
+      <w:rFonts w:ascii="Times New Roman" w:hAnsi="Times New Roman" w:cs="Times New Roman"/>
+      <w:sz w:val="24"/>
+      <w:szCs w:val="24"/>
     </w:rPr>
   </w:style>
-  <w:style w:type="paragraph" w:styleId="a7">
-    <w:name w:val="footer"/>
-    <w:basedOn w:val="a"/>
-    <w:link w:val="a8"/>
-    <w:uiPriority w:val="99"/>
-    <w:unhideWhenUsed/>
-    <w:rsid w:val="005303B2"/>
-    <w:pPr>
-      <w:tabs>
-        <w:tab w:val="center" w:pos="4153"/>
-        <w:tab w:val="right" w:pos="8306"/>
-      </w:tabs>
-      <w:snapToGrid w:val="0"/>
-      <w:jc w:val="left"/>
-    </w:pPr>
-    <w:rPr>
-      <w:sz w:val="18"/>
-      <w:szCs w:val="18"/>
-    </w:rPr>
-  </w:style>
-  <w:style w:type="character" w:customStyle="1" w:styleId="a8">
-    <w:name w:val="页脚 字符"/>
-    <w:basedOn w:val="a0"/>
-    <w:link w:val="a7"/>
-    <w:uiPriority w:val="99"/>
-    <w:rsid w:val="005303B2"/>
-    <w:rPr>
-      <w:sz w:val="18"/>
-      <w:szCs w:val="18"/>
-    </w:rPr>
-  </w:style>
-  <w:style w:type="table" w:styleId="a9">
+  <w:style w:type="table" w:styleId="7">
     <w:name w:val="Table Grid"/>
-    <w:basedOn w:val="a1"/>
+    <w:basedOn w:val="6"/>
+    <w:qFormat/>
     <w:uiPriority w:val="59"/>
-    <w:qFormat/>
-    <w:rsid w:val="002E7668"/>
     <w:pPr>
       <w:widowControl w:val="0"/>
       <w:jc w:val="both"/>
     </w:pPr>
     <w:rPr>
-      <w:rFonts w:ascii="Times New Roman" w:eastAsia="宋体" w:hAnsi="Times New Roman" w:cs="Times New Roman"/>
+      <w:rFonts w:ascii="Times New Roman" w:hAnsi="Times New Roman" w:eastAsia="宋体" w:cs="Times New Roman"/>
       <w:kern w:val="0"/>
       <w:sz w:val="20"/>
       <w:szCs w:val="20"/>
     </w:rPr>
     <w:tblPr>
       <w:tblBorders>
-        <w:top w:val="single" w:sz="4" w:space="0" w:color="auto"/>
-        <w:left w:val="single" w:sz="4" w:space="0" w:color="auto"/>
-        <w:bottom w:val="single" w:sz="4" w:space="0" w:color="auto"/>
-        <w:right w:val="single" w:sz="4" w:space="0" w:color="auto"/>
-        <w:insideH w:val="single" w:sz="4" w:space="0" w:color="auto"/>
-        <w:insideV w:val="single" w:sz="4" w:space="0" w:color="auto"/>
+        <w:top w:val="single" w:color="auto" w:sz="4" w:space="0"/>
+        <w:left w:val="single" w:color="auto" w:sz="4" w:space="0"/>
+        <w:bottom w:val="single" w:color="auto" w:sz="4" w:space="0"/>
+        <w:right w:val="single" w:color="auto" w:sz="4" w:space="0"/>
+        <w:insideH w:val="single" w:color="auto" w:sz="4" w:space="0"/>
+        <w:insideV w:val="single" w:color="auto" w:sz="4" w:space="0"/>
       </w:tblBorders>
     </w:tblPr>
   </w:style>
-  <w:style w:type="paragraph" w:styleId="aa">
+  <w:style w:type="character" w:customStyle="1" w:styleId="9">
+    <w:name w:val="批注框文本 字符"/>
+    <w:basedOn w:val="8"/>
+    <w:link w:val="2"/>
+    <w:semiHidden/>
+    <w:uiPriority w:val="99"/>
+    <w:rPr>
+      <w:sz w:val="18"/>
+      <w:szCs w:val="18"/>
+    </w:rPr>
+  </w:style>
+  <w:style w:type="character" w:customStyle="1" w:styleId="10">
+    <w:name w:val="页眉 字符"/>
+    <w:basedOn w:val="8"/>
+    <w:link w:val="4"/>
+    <w:uiPriority w:val="99"/>
+    <w:rPr>
+      <w:sz w:val="18"/>
+      <w:szCs w:val="18"/>
+    </w:rPr>
+  </w:style>
+  <w:style w:type="character" w:customStyle="1" w:styleId="11">
+    <w:name w:val="页脚 字符"/>
+    <w:basedOn w:val="8"/>
+    <w:link w:val="3"/>
+    <w:uiPriority w:val="99"/>
+    <w:rPr>
+      <w:sz w:val="18"/>
+      <w:szCs w:val="18"/>
+    </w:rPr>
+  </w:style>
+  <w:style w:type="paragraph" w:styleId="12">
     <w:name w:val="List Paragraph"/>
-    <w:basedOn w:val="a"/>
-    <w:link w:val="ab"/>
+    <w:basedOn w:val="1"/>
+    <w:link w:val="13"/>
+    <w:qFormat/>
     <w:uiPriority w:val="34"/>
-    <w:rsid w:val="002E7668"/>
     <w:pPr>
-      <w:ind w:firstLineChars="200" w:firstLine="420"/>
+      <w:ind w:firstLine="420" w:firstLineChars="200"/>
     </w:pPr>
   </w:style>
-  <w:style w:type="character" w:customStyle="1" w:styleId="ab">
+  <w:style w:type="character" w:customStyle="1" w:styleId="13">
     <w:name w:val="列表段落 字符"/>
-    <w:basedOn w:val="a0"/>
-    <w:link w:val="aa"/>
+    <w:basedOn w:val="8"/>
+    <w:link w:val="12"/>
+    <w:qFormat/>
     <w:uiPriority w:val="34"/>
-    <w:rsid w:val="002E7668"/>
   </w:style>
-  <w:style w:type="paragraph" w:customStyle="1" w:styleId="DefaultParagraph">
+  <w:style w:type="paragraph" w:customStyle="1" w:styleId="14">
     <w:name w:val="DefaultParagraph"/>
-    <w:link w:val="DefaultParagraphChar"/>
-    <w:rsid w:val="002E7668"/>
+    <w:link w:val="17"/>
+    <w:qFormat/>
+    <w:uiPriority w:val="0"/>
     <w:rPr>
-      <w:rFonts w:ascii="Times New Roman" w:eastAsia="宋体" w:hAnsi="Calibri" w:cs="Times New Roman"/>
+      <w:rFonts w:ascii="Times New Roman" w:hAnsi="Calibri" w:eastAsia="宋体" w:cs="Times New Roman"/>
+      <w:kern w:val="2"/>
+      <w:sz w:val="21"/>
+      <w:szCs w:val="22"/>
+      <w:lang w:val="en-US" w:eastAsia="zh-CN" w:bidi="ar-SA"/>
     </w:rPr>
   </w:style>
-  <w:style w:type="paragraph" w:customStyle="1" w:styleId="MTDisplayEquation">
+  <w:style w:type="paragraph" w:customStyle="1" w:styleId="15">
     <w:name w:val="MTDisplayEquation"/>
-    <w:basedOn w:val="aa"/>
-    <w:next w:val="a"/>
-    <w:rsid w:val="002E7668"/>
+    <w:basedOn w:val="12"/>
+    <w:next w:val="1"/>
+    <w:qFormat/>
+    <w:uiPriority w:val="0"/>
     <w:pPr>
       <w:numPr>
+        <w:ilvl w:val="0"/>
         <w:numId w:val="1"/>
       </w:numPr>
       <w:tabs>
-        <w:tab w:val="clear" w:pos="851"/>
-        <w:tab w:val="num" w:pos="360"/>
+        <w:tab w:val="left" w:pos="360"/>
         <w:tab w:val="center" w:pos="4160"/>
         <w:tab w:val="right" w:pos="8300"/>
+        <w:tab w:val="clear" w:pos="851"/>
       </w:tabs>
       <w:adjustRightInd w:val="0"/>
       <w:snapToGrid w:val="0"/>
-      <w:ind w:left="0" w:firstLineChars="0" w:firstLine="0"/>
+      <w:ind w:left="0" w:firstLine="0" w:firstLineChars="0"/>
     </w:pPr>
     <w:rPr>
       <w:rFonts w:ascii="Times New Roman" w:hAnsi="Times New Roman" w:cs="Times New Roman"/>
       <w:szCs w:val="21"/>
     </w:rPr>
   </w:style>
-  <w:style w:type="paragraph" w:styleId="ac">
-    <w:name w:val="Normal (Web)"/>
-    <w:basedOn w:val="a"/>
-    <w:uiPriority w:val="99"/>
-    <w:semiHidden/>
-    <w:unhideWhenUsed/>
-    <w:rsid w:val="002E7668"/>
-    <w:rPr>
-      <w:rFonts w:ascii="Times New Roman" w:hAnsi="Times New Roman" w:cs="Times New Roman"/>
-      <w:sz w:val="24"/>
-      <w:szCs w:val="24"/>
-    </w:rPr>
-  </w:style>
-  <w:style w:type="paragraph" w:customStyle="1" w:styleId="yoh">
+  <w:style w:type="paragraph" w:customStyle="1" w:styleId="16">
     <w:name w:val="例题样式yoh"/>
-    <w:basedOn w:val="DefaultParagraph"/>
-    <w:rsid w:val="00780BAC"/>
+    <w:basedOn w:val="14"/>
+    <w:qFormat/>
+    <w:uiPriority w:val="0"/>
     <w:pPr>
       <w:numPr>
-        <w:numId w:val="6"/>
+        <w:ilvl w:val="0"/>
+        <w:numId w:val="2"/>
       </w:numPr>
       <w:adjustRightInd w:val="0"/>
       <w:snapToGrid w:val="0"/>
@@ -7985,94 +6091,104 @@
       <w:szCs w:val="21"/>
     </w:rPr>
   </w:style>
-  <w:style w:type="character" w:customStyle="1" w:styleId="DefaultParagraphChar">
+  <w:style w:type="character" w:customStyle="1" w:styleId="17">
     <w:name w:val="DefaultParagraph Char"/>
-    <w:basedOn w:val="a0"/>
-    <w:link w:val="DefaultParagraph"/>
+    <w:basedOn w:val="8"/>
+    <w:link w:val="14"/>
     <w:qFormat/>
-    <w:rsid w:val="00780BAC"/>
+    <w:uiPriority w:val="0"/>
     <w:rPr>
-      <w:rFonts w:ascii="Times New Roman" w:eastAsia="宋体" w:hAnsi="Calibri" w:cs="Times New Roman"/>
+      <w:rFonts w:ascii="Times New Roman" w:hAnsi="Calibri" w:eastAsia="宋体" w:cs="Times New Roman"/>
     </w:rPr>
   </w:style>
-  <w:style w:type="paragraph" w:customStyle="1" w:styleId="3">
+  <w:style w:type="paragraph" w:customStyle="1" w:styleId="18">
     <w:name w:val="列出段落3"/>
-    <w:basedOn w:val="a"/>
+    <w:basedOn w:val="1"/>
+    <w:unhideWhenUsed/>
+    <w:qFormat/>
     <w:uiPriority w:val="34"/>
-    <w:unhideWhenUsed/>
-    <w:rsid w:val="008B54F5"/>
     <w:pPr>
-      <w:ind w:firstLineChars="200" w:firstLine="420"/>
+      <w:ind w:firstLine="420" w:firstLineChars="200"/>
     </w:pPr>
     <w:rPr>
       <w:szCs w:val="24"/>
     </w:rPr>
   </w:style>
-  <w:style w:type="paragraph" w:customStyle="1" w:styleId="ad">
+  <w:style w:type="paragraph" w:customStyle="1" w:styleId="19">
     <w:name w:val="题干格式"/>
-    <w:basedOn w:val="a"/>
-    <w:rsid w:val="001E5290"/>
+    <w:basedOn w:val="1"/>
+    <w:qFormat/>
+    <w:uiPriority w:val="0"/>
     <w:pPr>
       <w:spacing w:before="100" w:beforeAutospacing="1" w:after="100" w:afterAutospacing="1" w:line="312" w:lineRule="auto"/>
-      <w:ind w:left="150" w:hangingChars="150" w:hanging="150"/>
+      <w:ind w:left="150" w:hanging="150" w:hangingChars="150"/>
       <w:textAlignment w:val="center"/>
     </w:pPr>
     <w:rPr>
-      <w:rFonts w:ascii="Times New Roman" w:eastAsia="宋体" w:hAnsi="Times New Roman" w:cs="Times New Roman"/>
+      <w:rFonts w:ascii="Times New Roman" w:hAnsi="Times New Roman" w:eastAsia="宋体" w:cs="Times New Roman"/>
       <w:szCs w:val="21"/>
     </w:rPr>
   </w:style>
-  <w:style w:type="paragraph" w:customStyle="1" w:styleId="ae">
+  <w:style w:type="paragraph" w:customStyle="1" w:styleId="20">
     <w:name w:val="答案格式"/>
-    <w:basedOn w:val="ad"/>
-    <w:rsid w:val="001E5290"/>
+    <w:basedOn w:val="19"/>
+    <w:qFormat/>
+    <w:uiPriority w:val="0"/>
     <w:pPr>
-      <w:ind w:leftChars="150" w:firstLineChars="0" w:firstLine="0"/>
+      <w:ind w:leftChars="150" w:firstLine="0" w:firstLineChars="0"/>
     </w:pPr>
   </w:style>
-  <w:style w:type="paragraph" w:customStyle="1" w:styleId="1">
+  <w:style w:type="paragraph" w:customStyle="1" w:styleId="21">
     <w:name w:val="列出段落1"/>
-    <w:basedOn w:val="a"/>
-    <w:rsid w:val="008057A1"/>
+    <w:basedOn w:val="1"/>
+    <w:qFormat/>
+    <w:uiPriority w:val="0"/>
     <w:pPr>
-      <w:ind w:firstLineChars="200" w:firstLine="420"/>
+      <w:ind w:firstLine="420" w:firstLineChars="200"/>
     </w:pPr>
     <w:rPr>
-      <w:rFonts w:ascii="Calibri" w:eastAsia="宋体" w:hAnsi="Calibri" w:cs="Times New Roman"/>
+      <w:rFonts w:ascii="Calibri" w:hAnsi="Calibri" w:eastAsia="宋体" w:cs="Times New Roman"/>
       <w:szCs w:val="21"/>
     </w:rPr>
   </w:style>
-  <w:style w:type="character" w:customStyle="1" w:styleId="apple-converted-space">
+  <w:style w:type="character" w:customStyle="1" w:styleId="22">
     <w:name w:val="apple-converted-space"/>
-    <w:basedOn w:val="a0"/>
-    <w:rsid w:val="00A05070"/>
+    <w:basedOn w:val="8"/>
+    <w:qFormat/>
+    <w:uiPriority w:val="0"/>
   </w:style>
-  <w:style w:type="paragraph" w:customStyle="1" w:styleId="n">
+  <w:style w:type="paragraph" w:customStyle="1" w:styleId="23">
     <w:name w:val="悬+n"/>
-    <w:basedOn w:val="a"/>
-    <w:link w:val="nChar"/>
+    <w:basedOn w:val="1"/>
+    <w:link w:val="25"/>
     <w:qFormat/>
-    <w:rsid w:val="00DA5903"/>
+    <w:uiPriority w:val="0"/>
     <w:pPr>
       <w:spacing w:line="288" w:lineRule="auto"/>
-      <w:ind w:leftChars="330" w:left="330" w:firstLineChars="200" w:firstLine="200"/>
+      <w:ind w:left="330" w:leftChars="330" w:firstLine="200" w:firstLineChars="200"/>
       <w:jc w:val="left"/>
       <w:textAlignment w:val="center"/>
     </w:pPr>
     <w:rPr>
-      <w:rFonts w:ascii="Times New Roman" w:eastAsia="宋体" w:hAnsi="Times New Roman" w:cs="Times New Roman"/>
+      <w:rFonts w:ascii="Times New Roman" w:hAnsi="Times New Roman" w:eastAsia="宋体" w:cs="Times New Roman"/>
       <w:color w:val="000000" w:themeColor="text1"/>
       <w:szCs w:val="21"/>
+      <w14:textFill>
+        <w14:solidFill>
+          <w14:schemeClr w14:val="tx1"/>
+        </w14:solidFill>
+      </w14:textFill>
     </w:rPr>
   </w:style>
-  <w:style w:type="paragraph" w:customStyle="1" w:styleId="af">
+  <w:style w:type="paragraph" w:customStyle="1" w:styleId="24">
     <w:name w:val="学习目标"/>
-    <w:basedOn w:val="a"/>
-    <w:rsid w:val="00BC3059"/>
+    <w:basedOn w:val="1"/>
+    <w:qFormat/>
+    <w:uiPriority w:val="0"/>
     <w:pPr>
       <w:widowControl/>
       <w:spacing w:line="288" w:lineRule="auto"/>
-      <w:ind w:leftChars="200" w:left="200"/>
+      <w:ind w:left="200" w:leftChars="200"/>
       <w:jc w:val="left"/>
       <w:textAlignment w:val="center"/>
     </w:pPr>
@@ -8080,42 +6196,58 @@
       <w:rFonts w:ascii="Times New Roman" w:hAnsi="Times New Roman" w:cs="Times New Roman"/>
       <w:color w:val="000000" w:themeColor="text1"/>
       <w:szCs w:val="21"/>
+      <w14:textFill>
+        <w14:solidFill>
+          <w14:schemeClr w14:val="tx1"/>
+        </w14:solidFill>
+      </w14:textFill>
     </w:rPr>
   </w:style>
-  <w:style w:type="character" w:customStyle="1" w:styleId="nChar">
+  <w:style w:type="character" w:customStyle="1" w:styleId="25">
     <w:name w:val="悬+n Char"/>
-    <w:basedOn w:val="a0"/>
-    <w:link w:val="n"/>
-    <w:rsid w:val="00DA5903"/>
+    <w:basedOn w:val="8"/>
+    <w:link w:val="23"/>
+    <w:qFormat/>
+    <w:uiPriority w:val="0"/>
     <w:rPr>
-      <w:rFonts w:ascii="Times New Roman" w:eastAsia="宋体" w:hAnsi="Times New Roman" w:cs="Times New Roman"/>
+      <w:rFonts w:ascii="Times New Roman" w:hAnsi="Times New Roman" w:eastAsia="宋体" w:cs="Times New Roman"/>
       <w:color w:val="000000" w:themeColor="text1"/>
       <w:szCs w:val="21"/>
+      <w14:textFill>
+        <w14:solidFill>
+          <w14:schemeClr w14:val="tx1"/>
+        </w14:solidFill>
+      </w14:textFill>
     </w:rPr>
   </w:style>
-  <w:style w:type="paragraph" w:customStyle="1" w:styleId="af0">
+  <w:style w:type="paragraph" w:customStyle="1" w:styleId="26">
     <w:name w:val="悬"/>
-    <w:basedOn w:val="a"/>
-    <w:link w:val="af1"/>
+    <w:basedOn w:val="1"/>
+    <w:link w:val="35"/>
     <w:qFormat/>
-    <w:rsid w:val="00BC61B5"/>
+    <w:uiPriority w:val="0"/>
     <w:pPr>
       <w:spacing w:line="288" w:lineRule="auto"/>
-      <w:ind w:left="320" w:hangingChars="320" w:hanging="320"/>
+      <w:ind w:left="320" w:hanging="320" w:hangingChars="320"/>
       <w:textAlignment w:val="center"/>
     </w:pPr>
     <w:rPr>
       <w:rFonts w:ascii="Times New Roman" w:hAnsi="Times New Roman" w:cs="Times New Roman"/>
       <w:color w:val="000000" w:themeColor="text1"/>
       <w:szCs w:val="21"/>
+      <w14:textFill>
+        <w14:solidFill>
+          <w14:schemeClr w14:val="tx1"/>
+        </w14:solidFill>
+      </w14:textFill>
     </w:rPr>
   </w:style>
-  <w:style w:type="paragraph" w:customStyle="1" w:styleId="123">
+  <w:style w:type="paragraph" w:customStyle="1" w:styleId="27">
     <w:name w:val="首123"/>
-    <w:basedOn w:val="a"/>
-    <w:link w:val="123Char"/>
+    <w:basedOn w:val="1"/>
+    <w:link w:val="28"/>
     <w:qFormat/>
-    <w:rsid w:val="00BC61B5"/>
+    <w:uiPriority w:val="0"/>
     <w:pPr>
       <w:tabs>
         <w:tab w:val="left" w:pos="2667"/>
@@ -8123,37 +6255,46 @@
         <w:tab w:val="left" w:pos="6521"/>
       </w:tabs>
       <w:spacing w:line="288" w:lineRule="auto"/>
-      <w:ind w:leftChars="350" w:left="735"/>
+      <w:ind w:left="735" w:leftChars="350"/>
       <w:textAlignment w:val="center"/>
     </w:pPr>
     <w:rPr>
-      <w:rFonts w:ascii="Times New Roman" w:eastAsia="楷体" w:hAnsi="Times New Roman" w:cs="Times New Roman"/>
-      <w:noProof/>
+      <w:rFonts w:ascii="Times New Roman" w:hAnsi="Times New Roman" w:eastAsia="楷体" w:cs="Times New Roman"/>
       <w:color w:val="000000" w:themeColor="text1"/>
       <w:szCs w:val="21"/>
+      <w14:textFill>
+        <w14:solidFill>
+          <w14:schemeClr w14:val="tx1"/>
+        </w14:solidFill>
+      </w14:textFill>
     </w:rPr>
   </w:style>
-  <w:style w:type="character" w:customStyle="1" w:styleId="123Char">
+  <w:style w:type="character" w:customStyle="1" w:styleId="28">
     <w:name w:val="首123 Char"/>
-    <w:basedOn w:val="a0"/>
-    <w:link w:val="123"/>
-    <w:rsid w:val="00BC61B5"/>
+    <w:basedOn w:val="8"/>
+    <w:link w:val="27"/>
+    <w:qFormat/>
+    <w:uiPriority w:val="0"/>
     <w:rPr>
-      <w:rFonts w:ascii="Times New Roman" w:eastAsia="楷体" w:hAnsi="Times New Roman" w:cs="Times New Roman"/>
-      <w:noProof/>
+      <w:rFonts w:ascii="Times New Roman" w:hAnsi="Times New Roman" w:eastAsia="楷体" w:cs="Times New Roman"/>
       <w:color w:val="000000" w:themeColor="text1"/>
       <w:szCs w:val="21"/>
+      <w14:textFill>
+        <w14:solidFill>
+          <w14:schemeClr w14:val="tx1"/>
+        </w14:solidFill>
+      </w14:textFill>
     </w:rPr>
   </w:style>
-  <w:style w:type="paragraph" w:customStyle="1" w:styleId="10">
+  <w:style w:type="paragraph" w:customStyle="1" w:styleId="29">
     <w:name w:val="悬+1"/>
-    <w:basedOn w:val="a"/>
-    <w:link w:val="11"/>
+    <w:basedOn w:val="1"/>
+    <w:link w:val="30"/>
     <w:qFormat/>
-    <w:rsid w:val="00BC61B5"/>
+    <w:uiPriority w:val="0"/>
     <w:pPr>
       <w:spacing w:line="288" w:lineRule="auto"/>
-      <w:ind w:left="520" w:hangingChars="520" w:hanging="520"/>
+      <w:ind w:left="520" w:hanging="520" w:hangingChars="520"/>
       <w:jc w:val="left"/>
       <w:textAlignment w:val="center"/>
     </w:pPr>
@@ -8161,94 +6302,112 @@
       <w:rFonts w:ascii="Times New Roman" w:hAnsi="Times New Roman" w:cs="Times New Roman"/>
       <w:color w:val="000000" w:themeColor="text1"/>
       <w:szCs w:val="21"/>
+      <w14:textFill>
+        <w14:solidFill>
+          <w14:schemeClr w14:val="tx1"/>
+        </w14:solidFill>
+      </w14:textFill>
     </w:rPr>
   </w:style>
-  <w:style w:type="character" w:customStyle="1" w:styleId="11">
+  <w:style w:type="character" w:customStyle="1" w:styleId="30">
     <w:name w:val="悬+1 字符"/>
-    <w:basedOn w:val="a0"/>
-    <w:link w:val="10"/>
-    <w:rsid w:val="00BC61B5"/>
+    <w:basedOn w:val="8"/>
+    <w:link w:val="29"/>
+    <w:qFormat/>
+    <w:uiPriority w:val="0"/>
     <w:rPr>
       <w:rFonts w:ascii="Times New Roman" w:hAnsi="Times New Roman" w:cs="Times New Roman"/>
       <w:color w:val="000000" w:themeColor="text1"/>
       <w:szCs w:val="21"/>
+      <w14:textFill>
+        <w14:solidFill>
+          <w14:schemeClr w14:val="tx1"/>
+        </w14:solidFill>
+      </w14:textFill>
     </w:rPr>
   </w:style>
-  <w:style w:type="paragraph" w:customStyle="1" w:styleId="12">
+  <w:style w:type="paragraph" w:customStyle="1" w:styleId="31">
     <w:name w:val="首+1"/>
-    <w:basedOn w:val="123"/>
-    <w:link w:val="13"/>
+    <w:basedOn w:val="27"/>
+    <w:link w:val="32"/>
     <w:qFormat/>
-    <w:rsid w:val="00BC61B5"/>
+    <w:uiPriority w:val="0"/>
     <w:pPr>
-      <w:ind w:leftChars="520" w:left="1092"/>
+      <w:ind w:left="1092" w:leftChars="520"/>
     </w:pPr>
   </w:style>
-  <w:style w:type="character" w:customStyle="1" w:styleId="13">
+  <w:style w:type="character" w:customStyle="1" w:styleId="32">
     <w:name w:val="首+1 字符"/>
-    <w:basedOn w:val="123Char"/>
-    <w:link w:val="12"/>
-    <w:rsid w:val="00BC61B5"/>
+    <w:basedOn w:val="28"/>
+    <w:link w:val="31"/>
+    <w:qFormat/>
+    <w:uiPriority w:val="0"/>
     <w:rPr>
-      <w:rFonts w:ascii="Times New Roman" w:eastAsia="楷体" w:hAnsi="Times New Roman" w:cs="Times New Roman"/>
-      <w:noProof/>
+      <w:rFonts w:ascii="Times New Roman" w:hAnsi="Times New Roman" w:eastAsia="楷体" w:cs="Times New Roman"/>
       <w:color w:val="000000" w:themeColor="text1"/>
       <w:szCs w:val="21"/>
+      <w14:textFill>
+        <w14:solidFill>
+          <w14:schemeClr w14:val="tx1"/>
+        </w14:solidFill>
+      </w14:textFill>
     </w:rPr>
   </w:style>
-  <w:style w:type="paragraph" w:customStyle="1" w:styleId="1230">
+  <w:style w:type="paragraph" w:customStyle="1" w:styleId="33">
     <w:name w:val="答案123"/>
-    <w:basedOn w:val="123"/>
-    <w:link w:val="123Char0"/>
+    <w:basedOn w:val="27"/>
+    <w:link w:val="34"/>
     <w:qFormat/>
-    <w:rsid w:val="00355753"/>
+    <w:uiPriority w:val="0"/>
     <w:pPr>
-      <w:ind w:leftChars="280" w:left="280"/>
+      <w:ind w:left="280" w:leftChars="280"/>
     </w:pPr>
     <w:rPr>
       <w:color w:val="C00000"/>
     </w:rPr>
   </w:style>
-  <w:style w:type="character" w:customStyle="1" w:styleId="123Char0">
+  <w:style w:type="character" w:customStyle="1" w:styleId="34">
     <w:name w:val="答案123 Char"/>
-    <w:basedOn w:val="123Char"/>
-    <w:link w:val="1230"/>
-    <w:rsid w:val="00355753"/>
+    <w:basedOn w:val="28"/>
+    <w:link w:val="33"/>
+    <w:qFormat/>
+    <w:uiPriority w:val="0"/>
     <w:rPr>
-      <w:rFonts w:ascii="Times New Roman" w:eastAsia="楷体" w:hAnsi="Times New Roman" w:cs="Times New Roman"/>
-      <w:noProof/>
+      <w:rFonts w:ascii="Times New Roman" w:hAnsi="Times New Roman" w:eastAsia="楷体" w:cs="Times New Roman"/>
       <w:color w:val="C00000"/>
       <w:szCs w:val="21"/>
     </w:rPr>
   </w:style>
-  <w:style w:type="character" w:customStyle="1" w:styleId="af1">
+  <w:style w:type="character" w:customStyle="1" w:styleId="35">
     <w:name w:val="悬 字符"/>
-    <w:basedOn w:val="a0"/>
-    <w:link w:val="af0"/>
+    <w:basedOn w:val="8"/>
+    <w:link w:val="26"/>
     <w:qFormat/>
-    <w:rsid w:val="00440D80"/>
+    <w:uiPriority w:val="0"/>
     <w:rPr>
       <w:rFonts w:ascii="Times New Roman" w:hAnsi="Times New Roman" w:cs="Times New Roman"/>
       <w:color w:val="000000" w:themeColor="text1"/>
       <w:szCs w:val="21"/>
+      <w14:textFill>
+        <w14:solidFill>
+          <w14:schemeClr w14:val="tx1"/>
+        </w14:solidFill>
+      </w14:textFill>
     </w:rPr>
   </w:style>
-  <w:style w:type="table" w:customStyle="1" w:styleId="5-11">
+  <w:style w:type="table" w:customStyle="1" w:styleId="36">
     <w:name w:val="网格表 5 深色 - 着色 11"/>
-    <w:basedOn w:val="a1"/>
-    <w:next w:val="5-1"/>
+    <w:basedOn w:val="6"/>
+    <w:qFormat/>
     <w:uiPriority w:val="50"/>
-    <w:rsid w:val="00997A9A"/>
     <w:tblPr>
-      <w:tblStyleRowBandSize w:val="1"/>
-      <w:tblStyleColBandSize w:val="1"/>
       <w:tblBorders>
-        <w:top w:val="single" w:sz="4" w:space="0" w:color="FFFFFF"/>
-        <w:left w:val="single" w:sz="4" w:space="0" w:color="FFFFFF"/>
-        <w:bottom w:val="single" w:sz="4" w:space="0" w:color="FFFFFF"/>
-        <w:right w:val="single" w:sz="4" w:space="0" w:color="FFFFFF"/>
-        <w:insideH w:val="single" w:sz="4" w:space="0" w:color="FFFFFF"/>
-        <w:insideV w:val="single" w:sz="4" w:space="0" w:color="FFFFFF"/>
+        <w:top w:val="single" w:color="FFFFFF" w:sz="4" w:space="0"/>
+        <w:left w:val="single" w:color="FFFFFF" w:sz="4" w:space="0"/>
+        <w:bottom w:val="single" w:color="FFFFFF" w:sz="4" w:space="0"/>
+        <w:right w:val="single" w:color="FFFFFF" w:sz="4" w:space="0"/>
+        <w:insideH w:val="single" w:color="FFFFFF" w:sz="4" w:space="0"/>
+        <w:insideV w:val="single" w:color="FFFFFF" w:sz="4" w:space="0"/>
       </w:tblBorders>
     </w:tblPr>
     <w:tcPr>
@@ -8260,12 +6419,11 @@
         <w:bCs/>
         <w:color w:val="FFFFFF"/>
       </w:rPr>
-      <w:tblPr/>
       <w:tcPr>
         <w:tcBorders>
-          <w:top w:val="single" w:sz="4" w:space="0" w:color="FFFFFF"/>
-          <w:left w:val="single" w:sz="4" w:space="0" w:color="FFFFFF"/>
-          <w:right w:val="single" w:sz="4" w:space="0" w:color="FFFFFF"/>
+          <w:top w:val="single" w:color="FFFFFF" w:sz="4" w:space="0"/>
+          <w:left w:val="single" w:color="FFFFFF" w:sz="4" w:space="0"/>
+          <w:right w:val="single" w:color="FFFFFF" w:sz="4" w:space="0"/>
           <w:insideH w:val="nil"/>
           <w:insideV w:val="nil"/>
         </w:tcBorders>
@@ -8278,12 +6436,11 @@
         <w:bCs/>
         <w:color w:val="FFFFFF"/>
       </w:rPr>
-      <w:tblPr/>
       <w:tcPr>
         <w:tcBorders>
-          <w:left w:val="single" w:sz="4" w:space="0" w:color="FFFFFF"/>
-          <w:bottom w:val="single" w:sz="4" w:space="0" w:color="FFFFFF"/>
-          <w:right w:val="single" w:sz="4" w:space="0" w:color="FFFFFF"/>
+          <w:left w:val="single" w:color="FFFFFF" w:sz="4" w:space="0"/>
+          <w:bottom w:val="single" w:color="FFFFFF" w:sz="4" w:space="0"/>
+          <w:right w:val="single" w:color="FFFFFF" w:sz="4" w:space="0"/>
           <w:insideH w:val="nil"/>
           <w:insideV w:val="nil"/>
         </w:tcBorders>
@@ -8296,12 +6453,11 @@
         <w:bCs/>
         <w:color w:val="FFFFFF"/>
       </w:rPr>
-      <w:tblPr/>
       <w:tcPr>
         <w:tcBorders>
-          <w:top w:val="single" w:sz="4" w:space="0" w:color="FFFFFF"/>
-          <w:left w:val="single" w:sz="4" w:space="0" w:color="FFFFFF"/>
-          <w:bottom w:val="single" w:sz="4" w:space="0" w:color="FFFFFF"/>
+          <w:top w:val="single" w:color="FFFFFF" w:sz="4" w:space="0"/>
+          <w:left w:val="single" w:color="FFFFFF" w:sz="4" w:space="0"/>
+          <w:bottom w:val="single" w:color="FFFFFF" w:sz="4" w:space="0"/>
           <w:insideV w:val="nil"/>
         </w:tcBorders>
         <w:shd w:val="clear" w:color="auto" w:fill="D3E8CD"/>
@@ -8313,45 +6469,39 @@
         <w:bCs/>
         <w:color w:val="FFFFFF"/>
       </w:rPr>
-      <w:tblPr/>
       <w:tcPr>
         <w:tcBorders>
-          <w:top w:val="single" w:sz="4" w:space="0" w:color="FFFFFF"/>
-          <w:bottom w:val="single" w:sz="4" w:space="0" w:color="FFFFFF"/>
-          <w:right w:val="single" w:sz="4" w:space="0" w:color="FFFFFF"/>
+          <w:top w:val="single" w:color="FFFFFF" w:sz="4" w:space="0"/>
+          <w:bottom w:val="single" w:color="FFFFFF" w:sz="4" w:space="0"/>
+          <w:right w:val="single" w:color="FFFFFF" w:sz="4" w:space="0"/>
           <w:insideV w:val="nil"/>
         </w:tcBorders>
         <w:shd w:val="clear" w:color="auto" w:fill="D3E8CD"/>
       </w:tcPr>
     </w:tblStylePr>
     <w:tblStylePr w:type="band1Vert">
-      <w:tblPr/>
       <w:tcPr>
         <w:shd w:val="clear" w:color="auto" w:fill="EDF5EA"/>
       </w:tcPr>
     </w:tblStylePr>
     <w:tblStylePr w:type="band1Horz">
-      <w:tblPr/>
       <w:tcPr>
         <w:shd w:val="clear" w:color="auto" w:fill="EDF5EA"/>
       </w:tcPr>
     </w:tblStylePr>
   </w:style>
-  <w:style w:type="table" w:styleId="5-1">
+  <w:style w:type="table" w:customStyle="1" w:styleId="37">
     <w:name w:val="Grid Table 5 Dark Accent 1"/>
-    <w:basedOn w:val="a1"/>
+    <w:basedOn w:val="6"/>
     <w:uiPriority w:val="50"/>
-    <w:rsid w:val="00997A9A"/>
     <w:tblPr>
-      <w:tblStyleRowBandSize w:val="1"/>
-      <w:tblStyleColBandSize w:val="1"/>
       <w:tblBorders>
-        <w:top w:val="single" w:sz="4" w:space="0" w:color="FFFFFF" w:themeColor="background1"/>
-        <w:left w:val="single" w:sz="4" w:space="0" w:color="FFFFFF" w:themeColor="background1"/>
-        <w:bottom w:val="single" w:sz="4" w:space="0" w:color="FFFFFF" w:themeColor="background1"/>
-        <w:right w:val="single" w:sz="4" w:space="0" w:color="FFFFFF" w:themeColor="background1"/>
-        <w:insideH w:val="single" w:sz="4" w:space="0" w:color="FFFFFF" w:themeColor="background1"/>
-        <w:insideV w:val="single" w:sz="4" w:space="0" w:color="FFFFFF" w:themeColor="background1"/>
+        <w:top w:val="single" w:color="FFFFFF" w:themeColor="background1" w:sz="4" w:space="0"/>
+        <w:left w:val="single" w:color="FFFFFF" w:themeColor="background1" w:sz="4" w:space="0"/>
+        <w:bottom w:val="single" w:color="FFFFFF" w:themeColor="background1" w:sz="4" w:space="0"/>
+        <w:right w:val="single" w:color="FFFFFF" w:themeColor="background1" w:sz="4" w:space="0"/>
+        <w:insideH w:val="single" w:color="FFFFFF" w:themeColor="background1" w:sz="4" w:space="0"/>
+        <w:insideV w:val="single" w:color="FFFFFF" w:themeColor="background1" w:sz="4" w:space="0"/>
       </w:tblBorders>
     </w:tblPr>
     <w:tcPr>
@@ -8362,13 +6512,17 @@
         <w:b/>
         <w:bCs/>
         <w:color w:val="FFFFFF" w:themeColor="background1"/>
+        <w14:textFill>
+          <w14:solidFill>
+            <w14:schemeClr w14:val="bg1"/>
+          </w14:solidFill>
+        </w14:textFill>
       </w:rPr>
-      <w:tblPr/>
       <w:tcPr>
         <w:tcBorders>
-          <w:top w:val="single" w:sz="4" w:space="0" w:color="FFFFFF" w:themeColor="background1"/>
-          <w:left w:val="single" w:sz="4" w:space="0" w:color="FFFFFF" w:themeColor="background1"/>
-          <w:right w:val="single" w:sz="4" w:space="0" w:color="FFFFFF" w:themeColor="background1"/>
+          <w:top w:val="single" w:color="FFFFFF" w:themeColor="background1" w:sz="4" w:space="0"/>
+          <w:left w:val="single" w:color="FFFFFF" w:themeColor="background1" w:sz="4" w:space="0"/>
+          <w:right w:val="single" w:color="FFFFFF" w:themeColor="background1" w:sz="4" w:space="0"/>
           <w:insideH w:val="nil"/>
           <w:insideV w:val="nil"/>
         </w:tcBorders>
@@ -8380,13 +6534,17 @@
         <w:b/>
         <w:bCs/>
         <w:color w:val="FFFFFF" w:themeColor="background1"/>
+        <w14:textFill>
+          <w14:solidFill>
+            <w14:schemeClr w14:val="bg1"/>
+          </w14:solidFill>
+        </w14:textFill>
       </w:rPr>
-      <w:tblPr/>
       <w:tcPr>
         <w:tcBorders>
-          <w:left w:val="single" w:sz="4" w:space="0" w:color="FFFFFF" w:themeColor="background1"/>
-          <w:bottom w:val="single" w:sz="4" w:space="0" w:color="FFFFFF" w:themeColor="background1"/>
-          <w:right w:val="single" w:sz="4" w:space="0" w:color="FFFFFF" w:themeColor="background1"/>
+          <w:left w:val="single" w:color="FFFFFF" w:themeColor="background1" w:sz="4" w:space="0"/>
+          <w:bottom w:val="single" w:color="FFFFFF" w:themeColor="background1" w:sz="4" w:space="0"/>
+          <w:right w:val="single" w:color="FFFFFF" w:themeColor="background1" w:sz="4" w:space="0"/>
           <w:insideH w:val="nil"/>
           <w:insideV w:val="nil"/>
         </w:tcBorders>
@@ -8398,13 +6556,17 @@
         <w:b/>
         <w:bCs/>
         <w:color w:val="FFFFFF" w:themeColor="background1"/>
+        <w14:textFill>
+          <w14:solidFill>
+            <w14:schemeClr w14:val="bg1"/>
+          </w14:solidFill>
+        </w14:textFill>
       </w:rPr>
-      <w:tblPr/>
       <w:tcPr>
         <w:tcBorders>
-          <w:top w:val="single" w:sz="4" w:space="0" w:color="FFFFFF" w:themeColor="background1"/>
-          <w:left w:val="single" w:sz="4" w:space="0" w:color="FFFFFF" w:themeColor="background1"/>
-          <w:bottom w:val="single" w:sz="4" w:space="0" w:color="FFFFFF" w:themeColor="background1"/>
+          <w:top w:val="single" w:color="FFFFFF" w:themeColor="background1" w:sz="4" w:space="0"/>
+          <w:left w:val="single" w:color="FFFFFF" w:themeColor="background1" w:sz="4" w:space="0"/>
+          <w:bottom w:val="single" w:color="FFFFFF" w:themeColor="background1" w:sz="4" w:space="0"/>
           <w:insideV w:val="nil"/>
         </w:tcBorders>
         <w:shd w:val="clear" w:color="auto" w:fill="D3E8CD" w:themeFill="accent1"/>
@@ -8415,56 +6577,58 @@
         <w:b/>
         <w:bCs/>
         <w:color w:val="FFFFFF" w:themeColor="background1"/>
+        <w14:textFill>
+          <w14:solidFill>
+            <w14:schemeClr w14:val="bg1"/>
+          </w14:solidFill>
+        </w14:textFill>
       </w:rPr>
-      <w:tblPr/>
       <w:tcPr>
         <w:tcBorders>
-          <w:top w:val="single" w:sz="4" w:space="0" w:color="FFFFFF" w:themeColor="background1"/>
-          <w:bottom w:val="single" w:sz="4" w:space="0" w:color="FFFFFF" w:themeColor="background1"/>
-          <w:right w:val="single" w:sz="4" w:space="0" w:color="FFFFFF" w:themeColor="background1"/>
+          <w:top w:val="single" w:color="FFFFFF" w:themeColor="background1" w:sz="4" w:space="0"/>
+          <w:bottom w:val="single" w:color="FFFFFF" w:themeColor="background1" w:sz="4" w:space="0"/>
+          <w:right w:val="single" w:color="FFFFFF" w:themeColor="background1" w:sz="4" w:space="0"/>
           <w:insideV w:val="nil"/>
         </w:tcBorders>
         <w:shd w:val="clear" w:color="auto" w:fill="D3E8CD" w:themeFill="accent1"/>
       </w:tcPr>
     </w:tblStylePr>
     <w:tblStylePr w:type="band1Vert">
-      <w:tblPr/>
       <w:tcPr>
         <w:shd w:val="clear" w:color="auto" w:fill="EDF5EA" w:themeFill="accent1" w:themeFillTint="66"/>
       </w:tcPr>
     </w:tblStylePr>
     <w:tblStylePr w:type="band1Horz">
-      <w:tblPr/>
       <w:tcPr>
         <w:shd w:val="clear" w:color="auto" w:fill="EDF5EA" w:themeFill="accent1" w:themeFillTint="66"/>
       </w:tcPr>
     </w:tblStylePr>
   </w:style>
-  <w:style w:type="paragraph" w:customStyle="1" w:styleId="af2">
+  <w:style w:type="paragraph" w:customStyle="1" w:styleId="38">
     <w:name w:val="首"/>
-    <w:basedOn w:val="a"/>
-    <w:link w:val="Char"/>
-    <w:rsid w:val="00F156C4"/>
+    <w:basedOn w:val="1"/>
+    <w:link w:val="39"/>
+    <w:qFormat/>
+    <w:uiPriority w:val="0"/>
     <w:pPr>
       <w:spacing w:line="288" w:lineRule="auto"/>
-      <w:ind w:firstLineChars="320" w:firstLine="320"/>
+      <w:ind w:firstLine="320" w:firstLineChars="320"/>
       <w:textAlignment w:val="center"/>
     </w:pPr>
     <w:rPr>
-      <w:rFonts w:ascii="Times New Roman" w:eastAsia="楷体" w:hAnsi="Times New Roman" w:cs="Times New Roman"/>
-      <w:noProof/>
+      <w:rFonts w:ascii="Times New Roman" w:hAnsi="Times New Roman" w:eastAsia="楷体" w:cs="Times New Roman"/>
       <w:color w:val="000000"/>
       <w:szCs w:val="21"/>
     </w:rPr>
   </w:style>
-  <w:style w:type="character" w:customStyle="1" w:styleId="Char">
+  <w:style w:type="character" w:customStyle="1" w:styleId="39">
     <w:name w:val="首 Char"/>
-    <w:basedOn w:val="a0"/>
-    <w:link w:val="af2"/>
-    <w:rsid w:val="00F156C4"/>
+    <w:basedOn w:val="8"/>
+    <w:link w:val="38"/>
+    <w:qFormat/>
+    <w:uiPriority w:val="0"/>
     <w:rPr>
-      <w:rFonts w:ascii="Times New Roman" w:eastAsia="楷体" w:hAnsi="Times New Roman" w:cs="Times New Roman"/>
-      <w:noProof/>
+      <w:rFonts w:ascii="Times New Roman" w:hAnsi="Times New Roman" w:eastAsia="楷体" w:cs="Times New Roman"/>
       <w:color w:val="000000"/>
       <w:szCs w:val="21"/>
     </w:rPr>
@@ -8701,18 +6865,6 @@
         <a:ln>
           <a:noFill/>
         </a:ln>
-        <a:extLst>
-          <a:ext uri="{91240B29-F687-4F45-9708-019B960494DF}">
-            <a14:hiddenLine xmlns:a14="http://schemas.microsoft.com/office/drawing/2010/main" w="9525">
-              <a:solidFill>
-                <a:srgbClr val="000000"/>
-              </a:solidFill>
-              <a:round/>
-              <a:headEnd/>
-              <a:tailEnd/>
-            </a14:hiddenLine>
-          </a:ext>
-        </a:extLst>
       </a:spPr>
       <a:bodyPr rot="0" vert="horz" wrap="square" lIns="0" tIns="0" rIns="0" bIns="0" anchor="t" anchorCtr="0" upright="1">
         <a:noAutofit/>
@@ -8720,18 +6872,32 @@
       <a:lstStyle/>
     </a:spDef>
   </a:objectDefaults>
-  <a:extraClrSchemeLst/>
 </a:theme>
 </file>
 
 <file path=customXml/item1.xml><?xml version="1.0" encoding="utf-8"?>
+<s:customData xmlns="http://www.wps.cn/officeDocument/2013/wpsCustomData" xmlns:s="http://www.wps.cn/officeDocument/2013/wpsCustomData">
+  <customSectProps/>
+  <customShpExts>
+    <customShpInfo spid="_x0000_s1026" textRotate="1"/>
+  </customShpExts>
+</s:customData>
+</file>
+
+<file path=customXml/item2.xml><?xml version="1.0" encoding="utf-8"?>
 <b:Sources xmlns:b="http://schemas.openxmlformats.org/officeDocument/2006/bibliography" xmlns="http://schemas.openxmlformats.org/officeDocument/2006/bibliography" SelectedStyle="\APA.XSL" StyleName="APA"/>
 </file>
 
 <file path=customXml/itemProps1.xml><?xml version="1.0" encoding="utf-8"?>
-<ds:datastoreItem xmlns:ds="http://schemas.openxmlformats.org/officeDocument/2006/customXml" ds:itemID="{0E798019-D9DA-4148-8768-905599865BAA}">
+<ds:datastoreItem xmlns:ds="http://schemas.openxmlformats.org/officeDocument/2006/customXml" ds:itemID="{B1977F7D-205B-4081-913C-38D41E755F92}">
   <ds:schemaRefs>
-    <ds:schemaRef ds:uri="http://schemas.openxmlformats.org/officeDocument/2006/bibliography"/>
+    <ds:schemaRef ds:uri="http://www.wps.cn/officeDocument/2013/wpsCustomData"/>
   </ds:schemaRefs>
 </ds:datastoreItem>
+</file>
+
+<file path=customXml/itemProps2.xml><?xml version="1.0" encoding="utf-8"?>
+<ds:datastoreItem xmlns:ds="http://schemas.openxmlformats.org/officeDocument/2006/customXml" ds:itemID="{0E798019-D9DA-4148-8768-905599865BAA}">
+  <ds:schemaRefs/>
+</ds:datastoreItem>
 </file>